--- a/docs/lesson/dokdo1905_lesson_plan.docx
+++ b/docs/lesson/dokdo1905_lesson_plan.docx
@@ -756,43 +756,43 @@
               <w:rPr>
                 <w:rFonts w:ascii="맑은 고딕" w:cs="맑은 고딕" w:eastAsia="맑은 고딕" w:hAnsi="맑은 고딕"/>
               </w:rPr>
-              <w:t xml:space="preserve">Ⅶ 지명의 변천: 돌섬(석도), 독섬(독도), ‘량코도’(일)</w:t>
-            </w:r>
-          </w:p>
-          <w:p>
-            <w:pPr>
-              <w:spacing w:after="40" w:before="0" w:line="300"/>
-              <w:jc w:val="left"/>
-            </w:pPr>
-            <w:r>
-              <w:rPr>
-                <w:rFonts w:ascii="맑은 고딕" w:cs="맑은 고딕" w:eastAsia="맑은 고딕" w:hAnsi="맑은 고딕"/>
-              </w:rPr>
-              <w:t xml:space="preserve">Ⅷ 독도 수호자료: 대한제국 칙령 제41호(1900), 심흥택·이명래 보고서와 참정대신 박제순 지령 3호(1906), 태정관지령과 기죽도약도(1877)</w:t>
-            </w:r>
-          </w:p>
-          <w:p>
-            <w:pPr>
-              <w:spacing w:after="40" w:before="0" w:line="300"/>
-              <w:jc w:val="left"/>
-            </w:pPr>
-            <w:r>
-              <w:rPr>
-                <w:rFonts w:ascii="맑은 고딕" w:cs="맑은 고딕" w:eastAsia="맑은 고딕" w:hAnsi="맑은 고딕"/>
-              </w:rPr>
-              <w:t xml:space="preserve">Ⅸ 독도를 지킨 인물들: 심흥택</w:t>
-            </w:r>
-          </w:p>
-          <w:p>
-            <w:pPr>
-              <w:spacing w:after="40" w:before="0" w:line="300"/>
-              <w:jc w:val="left"/>
-            </w:pPr>
-            <w:r>
-              <w:rPr>
-                <w:rFonts w:ascii="맑은 고딕" w:cs="맑은 고딕" w:eastAsia="맑은 고딕" w:hAnsi="맑은 고딕"/>
-              </w:rPr>
-              <w:t xml:space="preserve">Ⅹ 일본의 영유권 주장과 대응: ‘시마네현 고시 제40호’(1905)</w:t>
+              <w:t xml:space="preserve">· [지명의 변천] 돌섬(석도), 독섬(독도), ‘량코도’(일)</w:t>
+            </w:r>
+          </w:p>
+          <w:p>
+            <w:pPr>
+              <w:spacing w:after="40" w:before="0" w:line="300"/>
+              <w:jc w:val="left"/>
+            </w:pPr>
+            <w:r>
+              <w:rPr>
+                <w:rFonts w:ascii="맑은 고딕" w:cs="맑은 고딕" w:eastAsia="맑은 고딕" w:hAnsi="맑은 고딕"/>
+              </w:rPr>
+              <w:t xml:space="preserve">· [독도 수호자료] 대한제국 칙령 제41호(1900), 심흥택·이명래 보고서와 참정대신 박제순 지령 3호(1906), 태정관지령과 기죽도약도(1877)</w:t>
+            </w:r>
+          </w:p>
+          <w:p>
+            <w:pPr>
+              <w:spacing w:after="40" w:before="0" w:line="300"/>
+              <w:jc w:val="left"/>
+            </w:pPr>
+            <w:r>
+              <w:rPr>
+                <w:rFonts w:ascii="맑은 고딕" w:cs="맑은 고딕" w:eastAsia="맑은 고딕" w:hAnsi="맑은 고딕"/>
+              </w:rPr>
+              <w:t xml:space="preserve">· [독도를 지킨 인물들] 심흥택</w:t>
+            </w:r>
+          </w:p>
+          <w:p>
+            <w:pPr>
+              <w:spacing w:after="40" w:before="0" w:line="300"/>
+              <w:jc w:val="left"/>
+            </w:pPr>
+            <w:r>
+              <w:rPr>
+                <w:rFonts w:ascii="맑은 고딕" w:cs="맑은 고딕" w:eastAsia="맑은 고딕" w:hAnsi="맑은 고딕"/>
+              </w:rPr>
+              <w:t xml:space="preserve">· [일본의 영유권 주장과 대응] ‘시마네현 고시 제40호’(1905)</w:t>
             </w:r>
           </w:p>
         </w:tc>

--- a/docs/lesson/dokdo1905_lesson_plan.docx
+++ b/docs/lesson/dokdo1905_lesson_plan.docx
@@ -914,43 +914,43 @@
               <w:rPr>
                 <w:rFonts w:ascii="맑은 고딕" w:cs="맑은 고딕" w:eastAsia="맑은 고딕" w:hAnsi="맑은 고딕"/>
               </w:rPr>
-              <w:t xml:space="preserve">· 웹게임 「독도연구소: 1905 파일」 (https://gtmc-history.github.io/games/dokdo1905/)</w:t>
-            </w:r>
-          </w:p>
-          <w:p>
-            <w:pPr>
-              <w:spacing w:after="40" w:before="0" w:line="300"/>
-              <w:jc w:val="left"/>
-            </w:pPr>
-            <w:r>
-              <w:rPr>
-                <w:rFonts w:ascii="맑은 고딕" w:cs="맑은 고딕" w:eastAsia="맑은 고딕" w:hAnsi="맑은 고딕"/>
-              </w:rPr>
-              <w:t xml:space="preserve">· 국사편찬위원회 한국사데이터베이스 (대한제국 관보 제1716호, 『각관찰도안』)</w:t>
-            </w:r>
-          </w:p>
-          <w:p>
-            <w:pPr>
-              <w:spacing w:after="40" w:before="0" w:line="300"/>
-              <w:jc w:val="left"/>
-            </w:pPr>
-            <w:r>
-              <w:rPr>
-                <w:rFonts w:ascii="맑은 고딕" w:cs="맑은 고딕" w:eastAsia="맑은 고딕" w:hAnsi="맑은 고딕"/>
-              </w:rPr>
-              <w:t xml:space="preserve">· 독도종합정보시스템</w:t>
-            </w:r>
-          </w:p>
-          <w:p>
-            <w:pPr>
-              <w:spacing w:after="40" w:before="0" w:line="300"/>
-              <w:jc w:val="left"/>
-            </w:pPr>
-            <w:r>
-              <w:rPr>
-                <w:rFonts w:ascii="맑은 고딕" w:cs="맑은 고딕" w:eastAsia="맑은 고딕" w:hAnsi="맑은 고딕"/>
-              </w:rPr>
-              <w:t xml:space="preserve">· 동북아역사넷 (동북아역사재단 독도 아카이브)</w:t>
+              <w:t xml:space="preserve">· 웹게임 「독도연구소: 1905 파일」 https://gtmc-history.github.io/games/dokdo1905/</w:t>
+            </w:r>
+          </w:p>
+          <w:p>
+            <w:pPr>
+              <w:spacing w:after="40" w:before="0" w:line="300"/>
+              <w:jc w:val="left"/>
+            </w:pPr>
+            <w:r>
+              <w:rPr>
+                <w:rFonts w:ascii="맑은 고딕" w:cs="맑은 고딕" w:eastAsia="맑은 고딕" w:hAnsi="맑은 고딕"/>
+              </w:rPr>
+              <w:t xml:space="preserve">· 국사편찬위원회 한국사데이터베이스 (대한제국 관보 제1716호, 『각관찰도안』) https://db.history.go.kr</w:t>
+            </w:r>
+          </w:p>
+          <w:p>
+            <w:pPr>
+              <w:spacing w:after="40" w:before="0" w:line="300"/>
+              <w:jc w:val="left"/>
+            </w:pPr>
+            <w:r>
+              <w:rPr>
+                <w:rFonts w:ascii="맑은 고딕" w:cs="맑은 고딕" w:eastAsia="맑은 고딕" w:hAnsi="맑은 고딕"/>
+              </w:rPr>
+              <w:t xml:space="preserve">· 독도종합정보시스템 https://www.dokdo.re.kr</w:t>
+            </w:r>
+          </w:p>
+          <w:p>
+            <w:pPr>
+              <w:spacing w:after="40" w:before="0" w:line="300"/>
+              <w:jc w:val="left"/>
+            </w:pPr>
+            <w:r>
+              <w:rPr>
+                <w:rFonts w:ascii="맑은 고딕" w:cs="맑은 고딕" w:eastAsia="맑은 고딕" w:hAnsi="맑은 고딕"/>
+              </w:rPr>
+              <w:t xml:space="preserve">· 동북아역사넷 (동북아역사재단 독도 아카이브) https://contents.nahf.or.kr/dokdo/education/main.do</w:t>
             </w:r>
           </w:p>
         </w:tc>

--- a/docs/lesson/dokdo1905_lesson_plan.docx
+++ b/docs/lesson/dokdo1905_lesson_plan.docx
@@ -1172,7 +1172,7 @@
               <w:rPr>
                 <w:rFonts w:ascii="맑은 고딕" w:cs="맑은 고딕" w:eastAsia="맑은 고딕" w:hAnsi="맑은 고딕"/>
               </w:rPr>
-              <w:t xml:space="preserve">· 1905년 결정문의 “다른 나라가 점유한 형적이 없다”는 판단은 그 이전과 이후의 기록과 어떻게 만나는가?</w:t>
+              <w:t xml:space="preserve">· 1905년 결정문의 “다른 나라가 점유한 형적이 없다”는 판단을 이전·이후 기록과 비교하면 무엇이 일치하고 무엇이 충돌하는가?</w:t>
             </w:r>
           </w:p>
           <w:p>
@@ -1251,19 +1251,19 @@
               <w:rPr>
                 <w:rFonts w:ascii="맑은 고딕" w:cs="맑은 고딕" w:eastAsia="맑은 고딕" w:hAnsi="맑은 고딕"/>
               </w:rPr>
-              <w:t xml:space="preserve">· 석도 판단에는 정답이 없다. 1900년에 판단을 기록하고 1904·1906년 자료를 읽으며 갱신한다. 판단의 방향이 아니라 판단이 움직인 이유를 사료로 말하게 한다.</w:t>
-            </w:r>
-          </w:p>
-          <w:p>
-            <w:pPr>
-              <w:spacing w:after="40" w:before="0" w:line="300"/>
-              <w:jc w:val="left"/>
-            </w:pPr>
-            <w:r>
-              <w:rPr>
-                <w:rFonts w:ascii="맑은 고딕" w:cs="맑은 고딕" w:eastAsia="맑은 고딕" w:hAnsi="맑은 고딕"/>
-              </w:rPr>
-              <w:t xml:space="preserve">· 당대 문서와 오늘날 정부 설명, 일본 군함의 청취 기록과 대한제국 공식 문서, 지방 보고와 중앙 지령을 구분하도록 발문한다.</w:t>
+              <w:t xml:space="preserve">· 1900년에 석도 판단을 기록하고 1904·1906년 자료를 읽으며 갱신한다. 석도 판단의 방향 자체는 평가하지 않는다. 학생이 각 자료가 직접 말하는 내용과 자료의 한계를 구분하고, 새 자료를 읽은 뒤 자신의 판단을 어떤 근거로 유지하거나 수정했는지를 평가한다.</w:t>
+            </w:r>
+          </w:p>
+          <w:p>
+            <w:pPr>
+              <w:spacing w:after="40" w:before="0" w:line="300"/>
+              <w:jc w:val="left"/>
+            </w:pPr>
+            <w:r>
+              <w:rPr>
+                <w:rFonts w:ascii="맑은 고딕" w:cs="맑은 고딕" w:eastAsia="맑은 고딕" w:hAnsi="맑은 고딕"/>
+              </w:rPr>
+              <w:t xml:space="preserve">· 당대 문서와 오늘날 한국·일본 정부의 설명, 일본 군함의 청취 기록과 대한제국 공식 문서, 지방 보고와 중앙 지령을 구분하도록 발문한다.</w:t>
             </w:r>
           </w:p>
           <w:p>
@@ -1523,7 +1523,7 @@
                     <w:rPr>
                       <w:rFonts w:ascii="맑은 고딕" w:cs="맑은 고딕" w:eastAsia="맑은 고딕" w:hAnsi="맑은 고딕"/>
                     </w:rPr>
-                    <w:t xml:space="preserve">두 개 이상의 사료를 시간 순서와 성격(당대 문서·청취 기록·지방 보고·현재 정부 해설)에 맞게 제시하고, 사료가 직접 말하는 범위 안에서 1905년 편입 판단의 문제점을 논리적으로 설명할 수 있다.</w:t>
+                    <w:t xml:space="preserve">1905년 결정문을 기준으로 두 개 이상의 사료를 시간 순서와 자료의 성격(당대 문서·청취 기록·지방 보고·현재 정부 해설)에 맞게 제시하고, 각 사료가 직접 말하는 범위와 한계를 구분하여 1905년 결정문의 판단을 이전·이후의 기록과 비교해 논리적으로 검토할 수 있다.</w:t>
                   </w:r>
                 </w:p>
               </w:tc>
@@ -1582,7 +1582,7 @@
                     <w:rPr>
                       <w:rFonts w:ascii="맑은 고딕" w:cs="맑은 고딕" w:eastAsia="맑은 고딕" w:hAnsi="맑은 고딕"/>
                     </w:rPr>
-                    <w:t xml:space="preserve">두 개 이상의 사료를 활용해 1905년 편입 판단의 문제점을 설명할 수 있으나, 사료의 성격 구분이나 표현의 강도 조절이 일부 부족하다.</w:t>
+                    <w:t xml:space="preserve">1905년 결정문을 두 개 이상의 사료와 비교해 검토할 수 있으나, 사료의 성격 구분이나 한계 제시가 일부 부족하다.</w:t>
                   </w:r>
                 </w:p>
               </w:tc>
@@ -1656,7 +1656,19 @@
               <w:rPr>
                 <w:rFonts w:ascii="맑은 고딕" w:cs="맑은 고딕" w:eastAsia="맑은 고딕" w:hAnsi="맑은 고딕"/>
               </w:rPr>
-              <w:t xml:space="preserve">※ 석도 판단의 방향(낮다·어렵다·있다)은 평가하지 않는다.</w:t>
+              <w:t xml:space="preserve">※ 활동1의 판단 궤적과 활동2의 직접 진술·연결 해석·현재의 평가 구분은 형성평가 자료로 활용하고, 활동3의 설명 글에서 이를 종합적으로 확인한다.</w:t>
+            </w:r>
+          </w:p>
+          <w:p>
+            <w:pPr>
+              <w:spacing w:after="40" w:before="0" w:line="300"/>
+              <w:jc w:val="left"/>
+            </w:pPr>
+            <w:r>
+              <w:rPr>
+                <w:rFonts w:ascii="맑은 고딕" w:cs="맑은 고딕" w:eastAsia="맑은 고딕" w:hAnsi="맑은 고딕"/>
+              </w:rPr>
+              <w:t xml:space="preserve">※ 석도 판단의 방향 자체는 평가하지 않는다. 학생이 각 자료가 직접 말하는 내용과 자료의 한계를 구분하고, 새 자료를 읽은 뒤 자신의 판단을 어떤 근거로 유지하거나 수정했는지를 평가한다.</w:t>
             </w:r>
           </w:p>
         </w:tc>
@@ -2269,7 +2281,7 @@
               <w:rPr>
                 <w:rFonts w:ascii="맑은 고딕" w:cs="맑은 고딕" w:eastAsia="맑은 고딕" w:hAnsi="맑은 고딕"/>
               </w:rPr>
-              <w:t xml:space="preserve">○ 내 전시 패널에서 사실·해석·평가의 문장 찾기</w:t>
+              <w:t xml:space="preserve">○ 내 전시 패널에서 직접 진술·연결 해석·현재의 평가 문장 찾기</w:t>
             </w:r>
           </w:p>
           <w:p>
@@ -2313,7 +2325,7 @@
               <w:rPr>
                 <w:rFonts w:ascii="맑은 고딕" w:cs="맑은 고딕" w:eastAsia="맑은 고딕" w:hAnsi="맑은 고딕"/>
               </w:rPr>
-              <w:t xml:space="preserve">○ 보여 줄 자료 2~3개를 고르고 순서 정하기</w:t>
+              <w:t xml:space="preserve">○ 1905년 결정문을 기준 자료로 두고, 비교할 자료 2개 이상을 골라 순서 정하기</w:t>
             </w:r>
           </w:p>
           <w:p>
@@ -2373,7 +2385,7 @@
               <w:rPr>
                 <w:rFonts w:ascii="맑은 고딕" w:cs="맑은 고딕" w:eastAsia="맑은 고딕" w:hAnsi="맑은 고딕"/>
               </w:rPr>
-              <w:t xml:space="preserve">☞ 석도 판단에 정답이 없음을 다시 알린다. “석도는 독도”라는 결론을 이 단계에서 말하지 않는다.</w:t>
+              <w:t xml:space="preserve">☞ 석도 판단의 방향 자체는 평가하지 않음을 다시 알린다. “석도는 독도”라는 결론을 이 단계에서 말하지 않는다.</w:t>
             </w:r>
           </w:p>
           <w:p>
@@ -3436,30 +3448,6 @@
                 </w:p>
               </w:tc>
             </w:tr>
-            <w:tr>
-              <w:trPr>
-                <w:cantSplit/>
-                <w:trHeight w:val="420" w:hRule="atLeast"/>
-              </w:trPr>
-              <w:tc>
-                <w:tcPr>
-                  <w:tcW w:type="dxa" w:w="8600"/>
-                  <w:tcMar>
-                    <w:top w:type="dxa" w:w="40"/>
-                    <w:left w:type="dxa" w:w="100"/>
-                    <w:bottom w:type="dxa" w:w="40"/>
-                    <w:right w:type="dxa" w:w="100"/>
-                  </w:tcMar>
-                  <w:vAlign w:val="center"/>
-                </w:tcPr>
-                <w:p>
-                  <w:pPr>
-                    <w:spacing w:after="40" w:before="0" w:line="300"/>
-                    <w:jc w:val="left"/>
-                  </w:pPr>
-                </w:p>
-              </w:tc>
-            </w:tr>
           </w:tbl>
           <w:p>
             <w:pPr>
@@ -3539,30 +3527,6 @@
                 </w:p>
               </w:tc>
             </w:tr>
-            <w:tr>
-              <w:trPr>
-                <w:cantSplit/>
-                <w:trHeight w:val="420" w:hRule="atLeast"/>
-              </w:trPr>
-              <w:tc>
-                <w:tcPr>
-                  <w:tcW w:type="dxa" w:w="8600"/>
-                  <w:tcMar>
-                    <w:top w:type="dxa" w:w="40"/>
-                    <w:left w:type="dxa" w:w="100"/>
-                    <w:bottom w:type="dxa" w:w="40"/>
-                    <w:right w:type="dxa" w:w="100"/>
-                  </w:tcMar>
-                  <w:vAlign w:val="center"/>
-                </w:tcPr>
-                <w:p>
-                  <w:pPr>
-                    <w:spacing w:after="40" w:before="0" w:line="300"/>
-                    <w:jc w:val="left"/>
-                  </w:pPr>
-                </w:p>
-              </w:tc>
-            </w:tr>
           </w:tbl>
           <w:p>
             <w:pPr>
@@ -3575,7 +3539,7 @@
     </w:tbl>
     <w:p>
       <w:pPr>
-        <w:spacing w:after="200" w:before="0" w:line="300"/>
+        <w:spacing w:after="80" w:before="0" w:line="300"/>
         <w:jc w:val="left"/>
       </w:pPr>
     </w:p>
@@ -3704,7 +3668,7 @@
                 <w:b/>
                 <w:bCs/>
               </w:rPr>
-              <w:t xml:space="preserve">내 전시 패널에서 사실·해석·평가 찾기</w:t>
+              <w:t xml:space="preserve">내 전시 패널에서 직접 진술·연결 해석·현재의 평가 찾기</w:t>
             </w:r>
           </w:p>
           <w:p>
@@ -3878,7 +3842,7 @@
                     <w:rPr>
                       <w:rFonts w:ascii="맑은 고딕" w:cs="맑은 고딕" w:eastAsia="맑은 고딕" w:hAnsi="맑은 고딕"/>
                     </w:rPr>
-                    <w:t xml:space="preserve">① 사실</w:t>
+                    <w:t xml:space="preserve">① 직접 진술</w:t>
                   </w:r>
                 </w:p>
               </w:tc>
@@ -3968,7 +3932,7 @@
                     <w:rPr>
                       <w:rFonts w:ascii="맑은 고딕" w:cs="맑은 고딕" w:eastAsia="맑은 고딕" w:hAnsi="맑은 고딕"/>
                     </w:rPr>
-                    <w:t xml:space="preserve">② 해석</w:t>
+                    <w:t xml:space="preserve">② 연결 해석</w:t>
                   </w:r>
                 </w:p>
               </w:tc>
@@ -4058,7 +4022,7 @@
                     <w:rPr>
                       <w:rFonts w:ascii="맑은 고딕" w:cs="맑은 고딕" w:eastAsia="맑은 고딕" w:hAnsi="맑은 고딕"/>
                     </w:rPr>
-                    <w:t xml:space="preserve">③ 평가</w:t>
+                    <w:t xml:space="preserve">③ 현재의 평가</w:t>
                   </w:r>
                 </w:p>
               </w:tc>
@@ -4259,30 +4223,6 @@
                 </w:p>
               </w:tc>
             </w:tr>
-            <w:tr>
-              <w:trPr>
-                <w:cantSplit/>
-                <w:trHeight w:val="420" w:hRule="atLeast"/>
-              </w:trPr>
-              <w:tc>
-                <w:tcPr>
-                  <w:tcW w:type="dxa" w:w="8600"/>
-                  <w:tcMar>
-                    <w:top w:type="dxa" w:w="40"/>
-                    <w:left w:type="dxa" w:w="100"/>
-                    <w:bottom w:type="dxa" w:w="40"/>
-                    <w:right w:type="dxa" w:w="100"/>
-                  </w:tcMar>
-                  <w:vAlign w:val="center"/>
-                </w:tcPr>
-                <w:p>
-                  <w:pPr>
-                    <w:spacing w:after="40" w:before="0" w:line="300"/>
-                    <w:jc w:val="left"/>
-                  </w:pPr>
-                </w:p>
-              </w:tc>
-            </w:tr>
           </w:tbl>
           <w:p>
             <w:pPr>
@@ -4295,7 +4235,7 @@
     </w:tbl>
     <w:p>
       <w:pPr>
-        <w:spacing w:after="200" w:before="0" w:line="300"/>
+        <w:spacing w:after="80" w:before="0" w:line="300"/>
         <w:jc w:val="left"/>
       </w:pPr>
     </w:p>
@@ -4424,7 +4364,7 @@
                 <w:b/>
                 <w:bCs/>
               </w:rPr>
-              <w:t xml:space="preserve">보여 줄 자료와 순서 정하기</w:t>
+              <w:t xml:space="preserve">기준 자료와 비교 자료 정하기</w:t>
             </w:r>
           </w:p>
           <w:p>
@@ -4438,7 +4378,7 @@
                 <w:b/>
                 <w:bCs/>
               </w:rPr>
-              <w:t xml:space="preserve">① 이 섬을 두고 생각이 다른 이웃 나라 친구에게 어떤 자료를 어떤 순서로 보여 줄까요?</w:t>
+              <w:t xml:space="preserve">① 이 섬을 두고 생각이 다른 이웃 나라 친구에게 1905년 결정문을 먼저 보여 주고, 비교할 자료 2개 이상을 골라 순서대로 적어 보세요.</w:t>
             </w:r>
           </w:p>
           <w:tbl>
@@ -4455,10 +4395,10 @@
               </w:tblBorders>
             </w:tblPr>
             <w:tblGrid>
-              <w:gridCol w:w="700"/>
-              <w:gridCol w:w="2100"/>
-              <w:gridCol w:w="2900"/>
-              <w:gridCol w:w="2900"/>
+              <w:gridCol w:w="1100"/>
+              <w:gridCol w:w="2000"/>
+              <w:gridCol w:w="2750"/>
+              <w:gridCol w:w="2750"/>
             </w:tblGrid>
             <w:tr>
               <w:trPr>
@@ -4466,7 +4406,7 @@
               </w:trPr>
               <w:tc>
                 <w:tcPr>
-                  <w:tcW w:type="dxa" w:w="700"/>
+                  <w:tcW w:type="dxa" w:w="1100"/>
                   <w:shd w:fill="DCE4F5" w:color="auto" w:val="clear"/>
                   <w:tcMar>
                     <w:top w:type="dxa" w:w="60"/>
@@ -4493,7 +4433,7 @@
               </w:tc>
               <w:tc>
                 <w:tcPr>
-                  <w:tcW w:type="dxa" w:w="2100"/>
+                  <w:tcW w:type="dxa" w:w="2000"/>
                   <w:shd w:fill="DCE4F5" w:color="auto" w:val="clear"/>
                   <w:tcMar>
                     <w:top w:type="dxa" w:w="60"/>
@@ -4514,13 +4454,13 @@
                       <w:b/>
                       <w:bCs/>
                     </w:rPr>
-                    <w:t xml:space="preserve">보여 줄 자료</w:t>
-                  </w:r>
-                </w:p>
-              </w:tc>
-              <w:tc>
-                <w:tcPr>
-                  <w:tcW w:type="dxa" w:w="2900"/>
+                    <w:t xml:space="preserve">자료</w:t>
+                  </w:r>
+                </w:p>
+              </w:tc>
+              <w:tc>
+                <w:tcPr>
+                  <w:tcW w:type="dxa" w:w="2750"/>
                   <w:shd w:fill="DCE4F5" w:color="auto" w:val="clear"/>
                   <w:tcMar>
                     <w:top w:type="dxa" w:w="60"/>
@@ -4547,7 +4487,7 @@
               </w:tc>
               <w:tc>
                 <w:tcPr>
-                  <w:tcW w:type="dxa" w:w="2900"/>
+                  <w:tcW w:type="dxa" w:w="2750"/>
                   <w:shd w:fill="DCE4F5" w:color="auto" w:val="clear"/>
                   <w:tcMar>
                     <w:top w:type="dxa" w:w="60"/>
@@ -4580,67 +4520,73 @@
               </w:trPr>
               <w:tc>
                 <w:tcPr>
-                  <w:tcW w:type="dxa" w:w="700"/>
-                  <w:tcMar>
-                    <w:top w:type="dxa" w:w="60"/>
-                    <w:left w:type="dxa" w:w="100"/>
-                    <w:bottom w:type="dxa" w:w="60"/>
-                    <w:right w:type="dxa" w:w="100"/>
-                  </w:tcMar>
-                  <w:vAlign w:val="center"/>
-                </w:tcPr>
-                <w:p>
-                  <w:pPr>
-                    <w:spacing w:after="40" w:before="0" w:line="300"/>
-                    <w:jc w:val="left"/>
-                  </w:pPr>
-                  <w:r>
-                    <w:rPr>
-                      <w:rFonts w:ascii="맑은 고딕" w:cs="맑은 고딕" w:eastAsia="맑은 고딕" w:hAnsi="맑은 고딕"/>
-                    </w:rPr>
-                    <w:t xml:space="preserve">1</w:t>
-                  </w:r>
-                </w:p>
-              </w:tc>
-              <w:tc>
-                <w:tcPr>
-                  <w:tcW w:type="dxa" w:w="2100"/>
-                  <w:tcMar>
-                    <w:top w:type="dxa" w:w="60"/>
-                    <w:left w:type="dxa" w:w="100"/>
-                    <w:bottom w:type="dxa" w:w="60"/>
-                    <w:right w:type="dxa" w:w="100"/>
-                  </w:tcMar>
-                  <w:vAlign w:val="center"/>
-                </w:tcPr>
-                <w:p>
-                  <w:pPr>
-                    <w:spacing w:after="40" w:before="0" w:line="300"/>
-                    <w:jc w:val="left"/>
-                  </w:pPr>
-                </w:p>
-              </w:tc>
-              <w:tc>
-                <w:tcPr>
-                  <w:tcW w:type="dxa" w:w="2900"/>
-                  <w:tcMar>
-                    <w:top w:type="dxa" w:w="60"/>
-                    <w:left w:type="dxa" w:w="100"/>
-                    <w:bottom w:type="dxa" w:w="60"/>
-                    <w:right w:type="dxa" w:w="100"/>
-                  </w:tcMar>
-                  <w:vAlign w:val="center"/>
-                </w:tcPr>
-                <w:p>
-                  <w:pPr>
-                    <w:spacing w:after="40" w:before="0" w:line="300"/>
-                    <w:jc w:val="left"/>
-                  </w:pPr>
-                </w:p>
-              </w:tc>
-              <w:tc>
-                <w:tcPr>
-                  <w:tcW w:type="dxa" w:w="2900"/>
+                  <w:tcW w:type="dxa" w:w="1100"/>
+                  <w:tcMar>
+                    <w:top w:type="dxa" w:w="60"/>
+                    <w:left w:type="dxa" w:w="100"/>
+                    <w:bottom w:type="dxa" w:w="60"/>
+                    <w:right w:type="dxa" w:w="100"/>
+                  </w:tcMar>
+                  <w:vAlign w:val="center"/>
+                </w:tcPr>
+                <w:p>
+                  <w:pPr>
+                    <w:spacing w:after="40" w:before="0" w:line="300"/>
+                    <w:jc w:val="left"/>
+                  </w:pPr>
+                  <w:r>
+                    <w:rPr>
+                      <w:rFonts w:ascii="맑은 고딕" w:cs="맑은 고딕" w:eastAsia="맑은 고딕" w:hAnsi="맑은 고딕"/>
+                    </w:rPr>
+                    <w:t xml:space="preserve">기준</w:t>
+                  </w:r>
+                </w:p>
+              </w:tc>
+              <w:tc>
+                <w:tcPr>
+                  <w:tcW w:type="dxa" w:w="2000"/>
+                  <w:tcMar>
+                    <w:top w:type="dxa" w:w="60"/>
+                    <w:left w:type="dxa" w:w="100"/>
+                    <w:bottom w:type="dxa" w:w="60"/>
+                    <w:right w:type="dxa" w:w="100"/>
+                  </w:tcMar>
+                  <w:vAlign w:val="center"/>
+                </w:tcPr>
+                <w:p>
+                  <w:pPr>
+                    <w:spacing w:after="40" w:before="0" w:line="300"/>
+                    <w:jc w:val="left"/>
+                  </w:pPr>
+                  <w:r>
+                    <w:rPr>
+                      <w:rFonts w:ascii="맑은 고딕" w:cs="맑은 고딕" w:eastAsia="맑은 고딕" w:hAnsi="맑은 고딕"/>
+                    </w:rPr>
+                    <w:t xml:space="preserve">1905 일본 내각 결정</w:t>
+                  </w:r>
+                </w:p>
+              </w:tc>
+              <w:tc>
+                <w:tcPr>
+                  <w:tcW w:type="dxa" w:w="2750"/>
+                  <w:tcMar>
+                    <w:top w:type="dxa" w:w="60"/>
+                    <w:left w:type="dxa" w:w="100"/>
+                    <w:bottom w:type="dxa" w:w="60"/>
+                    <w:right w:type="dxa" w:w="100"/>
+                  </w:tcMar>
+                  <w:vAlign w:val="center"/>
+                </w:tcPr>
+                <w:p>
+                  <w:pPr>
+                    <w:spacing w:after="40" w:before="0" w:line="300"/>
+                    <w:jc w:val="left"/>
+                  </w:pPr>
+                </w:p>
+              </w:tc>
+              <w:tc>
+                <w:tcPr>
+                  <w:tcW w:type="dxa" w:w="2750"/>
                   <w:tcMar>
                     <w:top w:type="dxa" w:w="60"/>
                     <w:left w:type="dxa" w:w="100"/>
@@ -4664,67 +4610,67 @@
               </w:trPr>
               <w:tc>
                 <w:tcPr>
-                  <w:tcW w:type="dxa" w:w="700"/>
-                  <w:tcMar>
-                    <w:top w:type="dxa" w:w="60"/>
-                    <w:left w:type="dxa" w:w="100"/>
-                    <w:bottom w:type="dxa" w:w="60"/>
-                    <w:right w:type="dxa" w:w="100"/>
-                  </w:tcMar>
-                  <w:vAlign w:val="center"/>
-                </w:tcPr>
-                <w:p>
-                  <w:pPr>
-                    <w:spacing w:after="40" w:before="0" w:line="300"/>
-                    <w:jc w:val="left"/>
-                  </w:pPr>
-                  <w:r>
-                    <w:rPr>
-                      <w:rFonts w:ascii="맑은 고딕" w:cs="맑은 고딕" w:eastAsia="맑은 고딕" w:hAnsi="맑은 고딕"/>
-                    </w:rPr>
-                    <w:t xml:space="preserve">2</w:t>
-                  </w:r>
-                </w:p>
-              </w:tc>
-              <w:tc>
-                <w:tcPr>
-                  <w:tcW w:type="dxa" w:w="2100"/>
-                  <w:tcMar>
-                    <w:top w:type="dxa" w:w="60"/>
-                    <w:left w:type="dxa" w:w="100"/>
-                    <w:bottom w:type="dxa" w:w="60"/>
-                    <w:right w:type="dxa" w:w="100"/>
-                  </w:tcMar>
-                  <w:vAlign w:val="center"/>
-                </w:tcPr>
-                <w:p>
-                  <w:pPr>
-                    <w:spacing w:after="40" w:before="0" w:line="300"/>
-                    <w:jc w:val="left"/>
-                  </w:pPr>
-                </w:p>
-              </w:tc>
-              <w:tc>
-                <w:tcPr>
-                  <w:tcW w:type="dxa" w:w="2900"/>
-                  <w:tcMar>
-                    <w:top w:type="dxa" w:w="60"/>
-                    <w:left w:type="dxa" w:w="100"/>
-                    <w:bottom w:type="dxa" w:w="60"/>
-                    <w:right w:type="dxa" w:w="100"/>
-                  </w:tcMar>
-                  <w:vAlign w:val="center"/>
-                </w:tcPr>
-                <w:p>
-                  <w:pPr>
-                    <w:spacing w:after="40" w:before="0" w:line="300"/>
-                    <w:jc w:val="left"/>
-                  </w:pPr>
-                </w:p>
-              </w:tc>
-              <w:tc>
-                <w:tcPr>
-                  <w:tcW w:type="dxa" w:w="2900"/>
+                  <w:tcW w:type="dxa" w:w="1100"/>
+                  <w:tcMar>
+                    <w:top w:type="dxa" w:w="60"/>
+                    <w:left w:type="dxa" w:w="100"/>
+                    <w:bottom w:type="dxa" w:w="60"/>
+                    <w:right w:type="dxa" w:w="100"/>
+                  </w:tcMar>
+                  <w:vAlign w:val="center"/>
+                </w:tcPr>
+                <w:p>
+                  <w:pPr>
+                    <w:spacing w:after="40" w:before="0" w:line="300"/>
+                    <w:jc w:val="left"/>
+                  </w:pPr>
+                  <w:r>
+                    <w:rPr>
+                      <w:rFonts w:ascii="맑은 고딕" w:cs="맑은 고딕" w:eastAsia="맑은 고딕" w:hAnsi="맑은 고딕"/>
+                    </w:rPr>
+                    <w:t xml:space="preserve">비교 1</w:t>
+                  </w:r>
+                </w:p>
+              </w:tc>
+              <w:tc>
+                <w:tcPr>
+                  <w:tcW w:type="dxa" w:w="2000"/>
+                  <w:tcMar>
+                    <w:top w:type="dxa" w:w="60"/>
+                    <w:left w:type="dxa" w:w="100"/>
+                    <w:bottom w:type="dxa" w:w="60"/>
+                    <w:right w:type="dxa" w:w="100"/>
+                  </w:tcMar>
+                  <w:vAlign w:val="center"/>
+                </w:tcPr>
+                <w:p>
+                  <w:pPr>
+                    <w:spacing w:after="40" w:before="0" w:line="300"/>
+                    <w:jc w:val="left"/>
+                  </w:pPr>
+                </w:p>
+              </w:tc>
+              <w:tc>
+                <w:tcPr>
+                  <w:tcW w:type="dxa" w:w="2750"/>
+                  <w:tcMar>
+                    <w:top w:type="dxa" w:w="60"/>
+                    <w:left w:type="dxa" w:w="100"/>
+                    <w:bottom w:type="dxa" w:w="60"/>
+                    <w:right w:type="dxa" w:w="100"/>
+                  </w:tcMar>
+                  <w:vAlign w:val="center"/>
+                </w:tcPr>
+                <w:p>
+                  <w:pPr>
+                    <w:spacing w:after="40" w:before="0" w:line="300"/>
+                    <w:jc w:val="left"/>
+                  </w:pPr>
+                </w:p>
+              </w:tc>
+              <w:tc>
+                <w:tcPr>
+                  <w:tcW w:type="dxa" w:w="2750"/>
                   <w:tcMar>
                     <w:top w:type="dxa" w:w="60"/>
                     <w:left w:type="dxa" w:w="100"/>
@@ -4748,67 +4694,151 @@
               </w:trPr>
               <w:tc>
                 <w:tcPr>
-                  <w:tcW w:type="dxa" w:w="700"/>
-                  <w:tcMar>
-                    <w:top w:type="dxa" w:w="60"/>
-                    <w:left w:type="dxa" w:w="100"/>
-                    <w:bottom w:type="dxa" w:w="60"/>
-                    <w:right w:type="dxa" w:w="100"/>
-                  </w:tcMar>
-                  <w:vAlign w:val="center"/>
-                </w:tcPr>
-                <w:p>
-                  <w:pPr>
-                    <w:spacing w:after="40" w:before="0" w:line="300"/>
-                    <w:jc w:val="left"/>
-                  </w:pPr>
-                  <w:r>
-                    <w:rPr>
-                      <w:rFonts w:ascii="맑은 고딕" w:cs="맑은 고딕" w:eastAsia="맑은 고딕" w:hAnsi="맑은 고딕"/>
-                    </w:rPr>
-                    <w:t xml:space="preserve">3</w:t>
-                  </w:r>
-                </w:p>
-              </w:tc>
-              <w:tc>
-                <w:tcPr>
-                  <w:tcW w:type="dxa" w:w="2100"/>
-                  <w:tcMar>
-                    <w:top w:type="dxa" w:w="60"/>
-                    <w:left w:type="dxa" w:w="100"/>
-                    <w:bottom w:type="dxa" w:w="60"/>
-                    <w:right w:type="dxa" w:w="100"/>
-                  </w:tcMar>
-                  <w:vAlign w:val="center"/>
-                </w:tcPr>
-                <w:p>
-                  <w:pPr>
-                    <w:spacing w:after="40" w:before="0" w:line="300"/>
-                    <w:jc w:val="left"/>
-                  </w:pPr>
-                </w:p>
-              </w:tc>
-              <w:tc>
-                <w:tcPr>
-                  <w:tcW w:type="dxa" w:w="2900"/>
-                  <w:tcMar>
-                    <w:top w:type="dxa" w:w="60"/>
-                    <w:left w:type="dxa" w:w="100"/>
-                    <w:bottom w:type="dxa" w:w="60"/>
-                    <w:right w:type="dxa" w:w="100"/>
-                  </w:tcMar>
-                  <w:vAlign w:val="center"/>
-                </w:tcPr>
-                <w:p>
-                  <w:pPr>
-                    <w:spacing w:after="40" w:before="0" w:line="300"/>
-                    <w:jc w:val="left"/>
-                  </w:pPr>
-                </w:p>
-              </w:tc>
-              <w:tc>
-                <w:tcPr>
-                  <w:tcW w:type="dxa" w:w="2900"/>
+                  <w:tcW w:type="dxa" w:w="1100"/>
+                  <w:tcMar>
+                    <w:top w:type="dxa" w:w="60"/>
+                    <w:left w:type="dxa" w:w="100"/>
+                    <w:bottom w:type="dxa" w:w="60"/>
+                    <w:right w:type="dxa" w:w="100"/>
+                  </w:tcMar>
+                  <w:vAlign w:val="center"/>
+                </w:tcPr>
+                <w:p>
+                  <w:pPr>
+                    <w:spacing w:after="40" w:before="0" w:line="300"/>
+                    <w:jc w:val="left"/>
+                  </w:pPr>
+                  <w:r>
+                    <w:rPr>
+                      <w:rFonts w:ascii="맑은 고딕" w:cs="맑은 고딕" w:eastAsia="맑은 고딕" w:hAnsi="맑은 고딕"/>
+                    </w:rPr>
+                    <w:t xml:space="preserve">비교 2</w:t>
+                  </w:r>
+                </w:p>
+              </w:tc>
+              <w:tc>
+                <w:tcPr>
+                  <w:tcW w:type="dxa" w:w="2000"/>
+                  <w:tcMar>
+                    <w:top w:type="dxa" w:w="60"/>
+                    <w:left w:type="dxa" w:w="100"/>
+                    <w:bottom w:type="dxa" w:w="60"/>
+                    <w:right w:type="dxa" w:w="100"/>
+                  </w:tcMar>
+                  <w:vAlign w:val="center"/>
+                </w:tcPr>
+                <w:p>
+                  <w:pPr>
+                    <w:spacing w:after="40" w:before="0" w:line="300"/>
+                    <w:jc w:val="left"/>
+                  </w:pPr>
+                </w:p>
+              </w:tc>
+              <w:tc>
+                <w:tcPr>
+                  <w:tcW w:type="dxa" w:w="2750"/>
+                  <w:tcMar>
+                    <w:top w:type="dxa" w:w="60"/>
+                    <w:left w:type="dxa" w:w="100"/>
+                    <w:bottom w:type="dxa" w:w="60"/>
+                    <w:right w:type="dxa" w:w="100"/>
+                  </w:tcMar>
+                  <w:vAlign w:val="center"/>
+                </w:tcPr>
+                <w:p>
+                  <w:pPr>
+                    <w:spacing w:after="40" w:before="0" w:line="300"/>
+                    <w:jc w:val="left"/>
+                  </w:pPr>
+                </w:p>
+              </w:tc>
+              <w:tc>
+                <w:tcPr>
+                  <w:tcW w:type="dxa" w:w="2750"/>
+                  <w:tcMar>
+                    <w:top w:type="dxa" w:w="60"/>
+                    <w:left w:type="dxa" w:w="100"/>
+                    <w:bottom w:type="dxa" w:w="60"/>
+                    <w:right w:type="dxa" w:w="100"/>
+                  </w:tcMar>
+                  <w:vAlign w:val="center"/>
+                </w:tcPr>
+                <w:p>
+                  <w:pPr>
+                    <w:spacing w:after="40" w:before="0" w:line="300"/>
+                    <w:jc w:val="left"/>
+                  </w:pPr>
+                </w:p>
+              </w:tc>
+            </w:tr>
+            <w:tr>
+              <w:trPr>
+                <w:cantSplit/>
+                <w:trHeight w:val="520" w:hRule="atLeast"/>
+              </w:trPr>
+              <w:tc>
+                <w:tcPr>
+                  <w:tcW w:type="dxa" w:w="1100"/>
+                  <w:tcMar>
+                    <w:top w:type="dxa" w:w="60"/>
+                    <w:left w:type="dxa" w:w="100"/>
+                    <w:bottom w:type="dxa" w:w="60"/>
+                    <w:right w:type="dxa" w:w="100"/>
+                  </w:tcMar>
+                  <w:vAlign w:val="center"/>
+                </w:tcPr>
+                <w:p>
+                  <w:pPr>
+                    <w:spacing w:after="40" w:before="0" w:line="300"/>
+                    <w:jc w:val="left"/>
+                  </w:pPr>
+                  <w:r>
+                    <w:rPr>
+                      <w:rFonts w:ascii="맑은 고딕" w:cs="맑은 고딕" w:eastAsia="맑은 고딕" w:hAnsi="맑은 고딕"/>
+                    </w:rPr>
+                    <w:t xml:space="preserve">비교 3 (선택)</w:t>
+                  </w:r>
+                </w:p>
+              </w:tc>
+              <w:tc>
+                <w:tcPr>
+                  <w:tcW w:type="dxa" w:w="2000"/>
+                  <w:tcMar>
+                    <w:top w:type="dxa" w:w="60"/>
+                    <w:left w:type="dxa" w:w="100"/>
+                    <w:bottom w:type="dxa" w:w="60"/>
+                    <w:right w:type="dxa" w:w="100"/>
+                  </w:tcMar>
+                  <w:vAlign w:val="center"/>
+                </w:tcPr>
+                <w:p>
+                  <w:pPr>
+                    <w:spacing w:after="40" w:before="0" w:line="300"/>
+                    <w:jc w:val="left"/>
+                  </w:pPr>
+                </w:p>
+              </w:tc>
+              <w:tc>
+                <w:tcPr>
+                  <w:tcW w:type="dxa" w:w="2750"/>
+                  <w:tcMar>
+                    <w:top w:type="dxa" w:w="60"/>
+                    <w:left w:type="dxa" w:w="100"/>
+                    <w:bottom w:type="dxa" w:w="60"/>
+                    <w:right w:type="dxa" w:w="100"/>
+                  </w:tcMar>
+                  <w:vAlign w:val="center"/>
+                </w:tcPr>
+                <w:p>
+                  <w:pPr>
+                    <w:spacing w:after="40" w:before="0" w:line="300"/>
+                    <w:jc w:val="left"/>
+                  </w:pPr>
+                </w:p>
+              </w:tc>
+              <w:tc>
+                <w:tcPr>
+                  <w:tcW w:type="dxa" w:w="2750"/>
                   <w:tcMar>
                     <w:top w:type="dxa" w:w="60"/>
                     <w:left w:type="dxa" w:w="100"/>
@@ -4967,30 +4997,6 @@
                 </w:p>
               </w:tc>
             </w:tr>
-            <w:tr>
-              <w:trPr>
-                <w:cantSplit/>
-                <w:trHeight w:val="420" w:hRule="atLeast"/>
-              </w:trPr>
-              <w:tc>
-                <w:tcPr>
-                  <w:tcW w:type="dxa" w:w="8600"/>
-                  <w:tcMar>
-                    <w:top w:type="dxa" w:w="40"/>
-                    <w:left w:type="dxa" w:w="100"/>
-                    <w:bottom w:type="dxa" w:w="40"/>
-                    <w:right w:type="dxa" w:w="100"/>
-                  </w:tcMar>
-                  <w:vAlign w:val="center"/>
-                </w:tcPr>
-                <w:p>
-                  <w:pPr>
-                    <w:spacing w:after="40" w:before="0" w:line="300"/>
-                    <w:jc w:val="left"/>
-                  </w:pPr>
-                </w:p>
-              </w:tc>
-            </w:tr>
           </w:tbl>
           <w:p>
             <w:pPr>
@@ -5047,7 +5053,7 @@
                     <w:rPr>
                       <w:rFonts w:ascii="맑은 고딕" w:cs="맑은 고딕" w:eastAsia="맑은 고딕" w:hAnsi="맑은 고딕"/>
                     </w:rPr>
-                    <w:t xml:space="preserve">□ 자료를 2개 이상, 시간 순서나 이유 있는 순서로 제시했다.</w:t>
+                    <w:t xml:space="preserve">□ 1905년 결정문을 기준으로 비교 자료를 2개 이상, 시간 순서나 이유 있는 순서로 제시했다.</w:t>
                   </w:r>
                 </w:p>
               </w:tc>
@@ -5077,7 +5083,7 @@
                     <w:rPr>
                       <w:rFonts w:ascii="맑은 고딕" w:cs="맑은 고딕" w:eastAsia="맑은 고딕" w:hAnsi="맑은 고딕"/>
                     </w:rPr>
-                    <w:t xml:space="preserve">□ 당대 문서와 오늘날 정부 설명을 구분했다.</w:t>
+                    <w:t xml:space="preserve">□ 당대 문서와 오늘날 한국·일본 정부의 설명을 구분했다.</w:t>
                   </w:r>
                 </w:p>
               </w:tc>
@@ -5436,7 +5442,7 @@
                 <w:rFonts w:ascii="맑은 고딕" w:cs="맑은 고딕" w:eastAsia="맑은 고딕" w:hAnsi="맑은 고딕"/>
                 <w:color w:val="0000FF"/>
               </w:rPr>
-              <w:t xml:space="preserve">결과 화면의 ‘나의 판단 궤적’을 그대로 옮기게 한다. 궤적에는 정답이 없으며 판단의 방향은 평가하지 않는다. 아래는 한 가지 예시이다.</w:t>
+              <w:t xml:space="preserve">결과 화면의 ‘나의 판단 궤적’을 그대로 옮기게 한다. 판단의 방향 자체는 평가하지 않고, 각 판단의 이유를 자료로 댔는지를 본다. 아래는 한 가지 예시이다.</w:t>
             </w:r>
           </w:p>
           <w:tbl>
@@ -6072,30 +6078,6 @@
                 </w:p>
               </w:tc>
             </w:tr>
-            <w:tr>
-              <w:trPr>
-                <w:cantSplit/>
-                <w:trHeight w:val="420" w:hRule="atLeast"/>
-              </w:trPr>
-              <w:tc>
-                <w:tcPr>
-                  <w:tcW w:type="dxa" w:w="8600"/>
-                  <w:tcMar>
-                    <w:top w:type="dxa" w:w="40"/>
-                    <w:left w:type="dxa" w:w="100"/>
-                    <w:bottom w:type="dxa" w:w="40"/>
-                    <w:right w:type="dxa" w:w="100"/>
-                  </w:tcMar>
-                  <w:vAlign w:val="center"/>
-                </w:tcPr>
-                <w:p>
-                  <w:pPr>
-                    <w:spacing w:after="40" w:before="0" w:line="300"/>
-                    <w:jc w:val="left"/>
-                  </w:pPr>
-                </w:p>
-              </w:tc>
-            </w:tr>
           </w:tbl>
           <w:p>
             <w:pPr>
@@ -6182,30 +6164,6 @@
                 </w:p>
               </w:tc>
             </w:tr>
-            <w:tr>
-              <w:trPr>
-                <w:cantSplit/>
-                <w:trHeight w:val="420" w:hRule="atLeast"/>
-              </w:trPr>
-              <w:tc>
-                <w:tcPr>
-                  <w:tcW w:type="dxa" w:w="8600"/>
-                  <w:tcMar>
-                    <w:top w:type="dxa" w:w="40"/>
-                    <w:left w:type="dxa" w:w="100"/>
-                    <w:bottom w:type="dxa" w:w="40"/>
-                    <w:right w:type="dxa" w:w="100"/>
-                  </w:tcMar>
-                  <w:vAlign w:val="center"/>
-                </w:tcPr>
-                <w:p>
-                  <w:pPr>
-                    <w:spacing w:after="40" w:before="0" w:line="300"/>
-                    <w:jc w:val="left"/>
-                  </w:pPr>
-                </w:p>
-              </w:tc>
-            </w:tr>
           </w:tbl>
           <w:p>
             <w:pPr>
@@ -6218,7 +6176,7 @@
     </w:tbl>
     <w:p>
       <w:pPr>
-        <w:spacing w:after="200" w:before="0" w:line="300"/>
+        <w:spacing w:after="80" w:before="0" w:line="300"/>
         <w:jc w:val="left"/>
       </w:pPr>
     </w:p>
@@ -6347,7 +6305,7 @@
                 <w:b/>
                 <w:bCs/>
               </w:rPr>
-              <w:t xml:space="preserve">내 전시 패널에서 사실·해석·평가 찾기</w:t>
+              <w:t xml:space="preserve">내 전시 패널에서 직접 진술·연결 해석·현재의 평가 찾기</w:t>
             </w:r>
           </w:p>
           <w:p>
@@ -6521,7 +6479,7 @@
                     <w:rPr>
                       <w:rFonts w:ascii="맑은 고딕" w:cs="맑은 고딕" w:eastAsia="맑은 고딕" w:hAnsi="맑은 고딕"/>
                     </w:rPr>
-                    <w:t xml:space="preserve">① 사실</w:t>
+                    <w:t xml:space="preserve">① 직접 진술</w:t>
                   </w:r>
                 </w:p>
               </w:tc>
@@ -6625,7 +6583,7 @@
                     <w:rPr>
                       <w:rFonts w:ascii="맑은 고딕" w:cs="맑은 고딕" w:eastAsia="맑은 고딕" w:hAnsi="맑은 고딕"/>
                     </w:rPr>
-                    <w:t xml:space="preserve">② 해석</w:t>
+                    <w:t xml:space="preserve">② 연결 해석</w:t>
                   </w:r>
                 </w:p>
               </w:tc>
@@ -6729,7 +6687,7 @@
                     <w:rPr>
                       <w:rFonts w:ascii="맑은 고딕" w:cs="맑은 고딕" w:eastAsia="맑은 고딕" w:hAnsi="맑은 고딕"/>
                     </w:rPr>
-                    <w:t xml:space="preserve">③ 평가</w:t>
+                    <w:t xml:space="preserve">③ 현재의 평가</w:t>
                   </w:r>
                 </w:p>
               </w:tc>
@@ -6820,7 +6778,7 @@
                 <w:rFonts w:ascii="맑은 고딕" w:cs="맑은 고딕" w:eastAsia="맑은 고딕" w:hAnsi="맑은 고딕"/>
                 <w:color w:val="0000FF"/>
               </w:rPr>
-              <w:t xml:space="preserve">② 해석의 문장은 ‘석도=독도’를 다른 자료와 연결해 읽은 것이므로, 칙령 한 장만으로 말할 수 있는 ① 사실과 구분하도록 안내한다.</w:t>
+              <w:t xml:space="preserve">② 연결 해석의 문장은 ‘석도=독도’를 다른 자료와 연결해 읽은 것이므로, 칙령 한 장만으로 말할 수 있는 ① 직접 진술과 구분하도록 안내한다. 직접 진술도 그 자체로 역사적 사실이 되는 것은 아니며, 누가 어떤 목적으로 쓴 기록인지 함께 따져야 함을 덧붙인다.</w:t>
             </w:r>
           </w:p>
           <w:p>
@@ -6979,30 +6937,6 @@
                 </w:p>
               </w:tc>
             </w:tr>
-            <w:tr>
-              <w:trPr>
-                <w:cantSplit/>
-                <w:trHeight w:val="420" w:hRule="atLeast"/>
-              </w:trPr>
-              <w:tc>
-                <w:tcPr>
-                  <w:tcW w:type="dxa" w:w="8600"/>
-                  <w:tcMar>
-                    <w:top w:type="dxa" w:w="40"/>
-                    <w:left w:type="dxa" w:w="100"/>
-                    <w:bottom w:type="dxa" w:w="40"/>
-                    <w:right w:type="dxa" w:w="100"/>
-                  </w:tcMar>
-                  <w:vAlign w:val="center"/>
-                </w:tcPr>
-                <w:p>
-                  <w:pPr>
-                    <w:spacing w:after="40" w:before="0" w:line="300"/>
-                    <w:jc w:val="left"/>
-                  </w:pPr>
-                </w:p>
-              </w:tc>
-            </w:tr>
           </w:tbl>
           <w:p>
             <w:pPr>
@@ -7015,7 +6949,7 @@
     </w:tbl>
     <w:p>
       <w:pPr>
-        <w:spacing w:after="200" w:before="0" w:line="300"/>
+        <w:spacing w:after="80" w:before="0" w:line="300"/>
         <w:jc w:val="left"/>
       </w:pPr>
     </w:p>
@@ -7144,7 +7078,7 @@
                 <w:b/>
                 <w:bCs/>
               </w:rPr>
-              <w:t xml:space="preserve">보여 줄 자료와 순서 정하기</w:t>
+              <w:t xml:space="preserve">기준 자료와 비교 자료 정하기</w:t>
             </w:r>
           </w:p>
           <w:p>
@@ -7158,7 +7092,7 @@
                 <w:b/>
                 <w:bCs/>
               </w:rPr>
-              <w:t xml:space="preserve">① 이 섬을 두고 생각이 다른 이웃 나라 친구에게 어떤 자료를 어떤 순서로 보여 줄까요?</w:t>
+              <w:t xml:space="preserve">① 이 섬을 두고 생각이 다른 이웃 나라 친구에게 1905년 결정문을 먼저 보여 주고, 비교할 자료 2개 이상을 골라 순서대로 적어 보세요.</w:t>
             </w:r>
           </w:p>
           <w:tbl>
@@ -7175,10 +7109,10 @@
               </w:tblBorders>
             </w:tblPr>
             <w:tblGrid>
-              <w:gridCol w:w="700"/>
-              <w:gridCol w:w="2100"/>
-              <w:gridCol w:w="2900"/>
-              <w:gridCol w:w="2900"/>
+              <w:gridCol w:w="1100"/>
+              <w:gridCol w:w="2000"/>
+              <w:gridCol w:w="2750"/>
+              <w:gridCol w:w="2750"/>
             </w:tblGrid>
             <w:tr>
               <w:trPr>
@@ -7186,7 +7120,7 @@
               </w:trPr>
               <w:tc>
                 <w:tcPr>
-                  <w:tcW w:type="dxa" w:w="700"/>
+                  <w:tcW w:type="dxa" w:w="1100"/>
                   <w:shd w:fill="DCE4F5" w:color="auto" w:val="clear"/>
                   <w:tcMar>
                     <w:top w:type="dxa" w:w="60"/>
@@ -7213,7 +7147,7 @@
               </w:tc>
               <w:tc>
                 <w:tcPr>
-                  <w:tcW w:type="dxa" w:w="2100"/>
+                  <w:tcW w:type="dxa" w:w="2000"/>
                   <w:shd w:fill="DCE4F5" w:color="auto" w:val="clear"/>
                   <w:tcMar>
                     <w:top w:type="dxa" w:w="60"/>
@@ -7234,13 +7168,13 @@
                       <w:b/>
                       <w:bCs/>
                     </w:rPr>
-                    <w:t xml:space="preserve">보여 줄 자료</w:t>
-                  </w:r>
-                </w:p>
-              </w:tc>
-              <w:tc>
-                <w:tcPr>
-                  <w:tcW w:type="dxa" w:w="2900"/>
+                    <w:t xml:space="preserve">자료</w:t>
+                  </w:r>
+                </w:p>
+              </w:tc>
+              <w:tc>
+                <w:tcPr>
+                  <w:tcW w:type="dxa" w:w="2750"/>
                   <w:shd w:fill="DCE4F5" w:color="auto" w:val="clear"/>
                   <w:tcMar>
                     <w:top w:type="dxa" w:w="60"/>
@@ -7267,7 +7201,7 @@
               </w:tc>
               <w:tc>
                 <w:tcPr>
-                  <w:tcW w:type="dxa" w:w="2900"/>
+                  <w:tcW w:type="dxa" w:w="2750"/>
                   <w:shd w:fill="DCE4F5" w:color="auto" w:val="clear"/>
                   <w:tcMar>
                     <w:top w:type="dxa" w:w="60"/>
@@ -7300,31 +7234,55 @@
               </w:trPr>
               <w:tc>
                 <w:tcPr>
-                  <w:tcW w:type="dxa" w:w="700"/>
-                  <w:tcMar>
-                    <w:top w:type="dxa" w:w="60"/>
-                    <w:left w:type="dxa" w:w="100"/>
-                    <w:bottom w:type="dxa" w:w="60"/>
-                    <w:right w:type="dxa" w:w="100"/>
-                  </w:tcMar>
-                  <w:vAlign w:val="center"/>
-                </w:tcPr>
-                <w:p>
-                  <w:pPr>
-                    <w:spacing w:after="40" w:before="0" w:line="300"/>
-                    <w:jc w:val="left"/>
-                  </w:pPr>
-                  <w:r>
-                    <w:rPr>
-                      <w:rFonts w:ascii="맑은 고딕" w:cs="맑은 고딕" w:eastAsia="맑은 고딕" w:hAnsi="맑은 고딕"/>
-                    </w:rPr>
-                    <w:t xml:space="preserve">1</w:t>
-                  </w:r>
-                </w:p>
-              </w:tc>
-              <w:tc>
-                <w:tcPr>
-                  <w:tcW w:type="dxa" w:w="2100"/>
+                  <w:tcW w:type="dxa" w:w="1100"/>
+                  <w:tcMar>
+                    <w:top w:type="dxa" w:w="60"/>
+                    <w:left w:type="dxa" w:w="100"/>
+                    <w:bottom w:type="dxa" w:w="60"/>
+                    <w:right w:type="dxa" w:w="100"/>
+                  </w:tcMar>
+                  <w:vAlign w:val="center"/>
+                </w:tcPr>
+                <w:p>
+                  <w:pPr>
+                    <w:spacing w:after="40" w:before="0" w:line="300"/>
+                    <w:jc w:val="left"/>
+                  </w:pPr>
+                  <w:r>
+                    <w:rPr>
+                      <w:rFonts w:ascii="맑은 고딕" w:cs="맑은 고딕" w:eastAsia="맑은 고딕" w:hAnsi="맑은 고딕"/>
+                    </w:rPr>
+                    <w:t xml:space="preserve">기준</w:t>
+                  </w:r>
+                </w:p>
+              </w:tc>
+              <w:tc>
+                <w:tcPr>
+                  <w:tcW w:type="dxa" w:w="2000"/>
+                  <w:tcMar>
+                    <w:top w:type="dxa" w:w="60"/>
+                    <w:left w:type="dxa" w:w="100"/>
+                    <w:bottom w:type="dxa" w:w="60"/>
+                    <w:right w:type="dxa" w:w="100"/>
+                  </w:tcMar>
+                  <w:vAlign w:val="center"/>
+                </w:tcPr>
+                <w:p>
+                  <w:pPr>
+                    <w:spacing w:after="40" w:before="0" w:line="300"/>
+                    <w:jc w:val="left"/>
+                  </w:pPr>
+                  <w:r>
+                    <w:rPr>
+                      <w:rFonts w:ascii="맑은 고딕" w:cs="맑은 고딕" w:eastAsia="맑은 고딕" w:hAnsi="맑은 고딕"/>
+                    </w:rPr>
+                    <w:t xml:space="preserve">1905 일본 내각 결정</w:t>
+                  </w:r>
+                </w:p>
+              </w:tc>
+              <w:tc>
+                <w:tcPr>
+                  <w:tcW w:type="dxa" w:w="2750"/>
                   <w:tcMar>
                     <w:top w:type="dxa" w:w="60"/>
                     <w:left w:type="dxa" w:w="100"/>
@@ -7343,13 +7301,13 @@
                       <w:rFonts w:ascii="맑은 고딕" w:cs="맑은 고딕" w:eastAsia="맑은 고딕" w:hAnsi="맑은 고딕"/>
                       <w:color w:val="0000FF"/>
                     </w:rPr>
-                    <w:t xml:space="preserve">1877 태정관 지령</w:t>
-                  </w:r>
-                </w:p>
-              </w:tc>
-              <w:tc>
-                <w:tcPr>
-                  <w:tcW w:type="dxa" w:w="2900"/>
+                    <w:t xml:space="preserve">이 섬에 “다른 나라가 점유했다고 인정할 형적이 없다”고 적었다</w:t>
+                  </w:r>
+                </w:p>
+              </w:tc>
+              <w:tc>
+                <w:tcPr>
+                  <w:tcW w:type="dxa" w:w="2750"/>
                   <w:tcMar>
                     <w:top w:type="dxa" w:w="60"/>
                     <w:left w:type="dxa" w:w="100"/>
@@ -7368,32 +7326,7 @@
                       <w:rFonts w:ascii="맑은 고딕" w:cs="맑은 고딕" w:eastAsia="맑은 고딕" w:hAnsi="맑은 고딕"/>
                       <w:color w:val="0000FF"/>
                     </w:rPr>
-                    <w:t xml:space="preserve">“죽도 외 일도”는 일본과 관계없다</w:t>
-                  </w:r>
-                </w:p>
-              </w:tc>
-              <w:tc>
-                <w:tcPr>
-                  <w:tcW w:type="dxa" w:w="2900"/>
-                  <w:tcMar>
-                    <w:top w:type="dxa" w:w="60"/>
-                    <w:left w:type="dxa" w:w="100"/>
-                    <w:bottom w:type="dxa" w:w="60"/>
-                    <w:right w:type="dxa" w:w="100"/>
-                  </w:tcMar>
-                  <w:vAlign w:val="center"/>
-                </w:tcPr>
-                <w:p>
-                  <w:pPr>
-                    <w:spacing w:after="40" w:before="0" w:line="300"/>
-                    <w:jc w:val="left"/>
-                  </w:pPr>
-                  <w:r>
-                    <w:rPr>
-                      <w:rFonts w:ascii="맑은 고딕" w:cs="맑은 고딕" w:eastAsia="맑은 고딕" w:hAnsi="맑은 고딕"/>
-                      <w:color w:val="0000FF"/>
-                    </w:rPr>
-                    <w:t xml:space="preserve">“외 일도”의 이름은 본문에 없다(약도와 연결해 해석)</w:t>
+                    <w:t xml:space="preserve">이 결정이 대한제국에 알려졌는지</w:t>
                   </w:r>
                 </w:p>
               </w:tc>
@@ -7405,31 +7338,31 @@
               </w:trPr>
               <w:tc>
                 <w:tcPr>
-                  <w:tcW w:type="dxa" w:w="700"/>
-                  <w:tcMar>
-                    <w:top w:type="dxa" w:w="60"/>
-                    <w:left w:type="dxa" w:w="100"/>
-                    <w:bottom w:type="dxa" w:w="60"/>
-                    <w:right w:type="dxa" w:w="100"/>
-                  </w:tcMar>
-                  <w:vAlign w:val="center"/>
-                </w:tcPr>
-                <w:p>
-                  <w:pPr>
-                    <w:spacing w:after="40" w:before="0" w:line="300"/>
-                    <w:jc w:val="left"/>
-                  </w:pPr>
-                  <w:r>
-                    <w:rPr>
-                      <w:rFonts w:ascii="맑은 고딕" w:cs="맑은 고딕" w:eastAsia="맑은 고딕" w:hAnsi="맑은 고딕"/>
-                    </w:rPr>
-                    <w:t xml:space="preserve">2</w:t>
-                  </w:r>
-                </w:p>
-              </w:tc>
-              <w:tc>
-                <w:tcPr>
-                  <w:tcW w:type="dxa" w:w="2100"/>
+                  <w:tcW w:type="dxa" w:w="1100"/>
+                  <w:tcMar>
+                    <w:top w:type="dxa" w:w="60"/>
+                    <w:left w:type="dxa" w:w="100"/>
+                    <w:bottom w:type="dxa" w:w="60"/>
+                    <w:right w:type="dxa" w:w="100"/>
+                  </w:tcMar>
+                  <w:vAlign w:val="center"/>
+                </w:tcPr>
+                <w:p>
+                  <w:pPr>
+                    <w:spacing w:after="40" w:before="0" w:line="300"/>
+                    <w:jc w:val="left"/>
+                  </w:pPr>
+                  <w:r>
+                    <w:rPr>
+                      <w:rFonts w:ascii="맑은 고딕" w:cs="맑은 고딕" w:eastAsia="맑은 고딕" w:hAnsi="맑은 고딕"/>
+                    </w:rPr>
+                    <w:t xml:space="preserve">비교 1</w:t>
+                  </w:r>
+                </w:p>
+              </w:tc>
+              <w:tc>
+                <w:tcPr>
+                  <w:tcW w:type="dxa" w:w="2000"/>
                   <w:tcMar>
                     <w:top w:type="dxa" w:w="60"/>
                     <w:left w:type="dxa" w:w="100"/>
@@ -7454,7 +7387,7 @@
               </w:tc>
               <w:tc>
                 <w:tcPr>
-                  <w:tcW w:type="dxa" w:w="2900"/>
+                  <w:tcW w:type="dxa" w:w="2750"/>
                   <w:tcMar>
                     <w:top w:type="dxa" w:w="60"/>
                     <w:left w:type="dxa" w:w="100"/>
@@ -7479,7 +7412,7 @@
               </w:tc>
               <w:tc>
                 <w:tcPr>
-                  <w:tcW w:type="dxa" w:w="2900"/>
+                  <w:tcW w:type="dxa" w:w="2750"/>
                   <w:tcMar>
                     <w:top w:type="dxa" w:w="60"/>
                     <w:left w:type="dxa" w:w="100"/>
@@ -7510,31 +7443,31 @@
               </w:trPr>
               <w:tc>
                 <w:tcPr>
-                  <w:tcW w:type="dxa" w:w="700"/>
-                  <w:tcMar>
-                    <w:top w:type="dxa" w:w="60"/>
-                    <w:left w:type="dxa" w:w="100"/>
-                    <w:bottom w:type="dxa" w:w="60"/>
-                    <w:right w:type="dxa" w:w="100"/>
-                  </w:tcMar>
-                  <w:vAlign w:val="center"/>
-                </w:tcPr>
-                <w:p>
-                  <w:pPr>
-                    <w:spacing w:after="40" w:before="0" w:line="300"/>
-                    <w:jc w:val="left"/>
-                  </w:pPr>
-                  <w:r>
-                    <w:rPr>
-                      <w:rFonts w:ascii="맑은 고딕" w:cs="맑은 고딕" w:eastAsia="맑은 고딕" w:hAnsi="맑은 고딕"/>
-                    </w:rPr>
-                    <w:t xml:space="preserve">3</w:t>
-                  </w:r>
-                </w:p>
-              </w:tc>
-              <w:tc>
-                <w:tcPr>
-                  <w:tcW w:type="dxa" w:w="2100"/>
+                  <w:tcW w:type="dxa" w:w="1100"/>
+                  <w:tcMar>
+                    <w:top w:type="dxa" w:w="60"/>
+                    <w:left w:type="dxa" w:w="100"/>
+                    <w:bottom w:type="dxa" w:w="60"/>
+                    <w:right w:type="dxa" w:w="100"/>
+                  </w:tcMar>
+                  <w:vAlign w:val="center"/>
+                </w:tcPr>
+                <w:p>
+                  <w:pPr>
+                    <w:spacing w:after="40" w:before="0" w:line="300"/>
+                    <w:jc w:val="left"/>
+                  </w:pPr>
+                  <w:r>
+                    <w:rPr>
+                      <w:rFonts w:ascii="맑은 고딕" w:cs="맑은 고딕" w:eastAsia="맑은 고딕" w:hAnsi="맑은 고딕"/>
+                    </w:rPr>
+                    <w:t xml:space="preserve">비교 2</w:t>
+                  </w:r>
+                </w:p>
+              </w:tc>
+              <w:tc>
+                <w:tcPr>
+                  <w:tcW w:type="dxa" w:w="2000"/>
                   <w:tcMar>
                     <w:top w:type="dxa" w:w="60"/>
                     <w:left w:type="dxa" w:w="100"/>
@@ -7559,7 +7492,7 @@
               </w:tc>
               <w:tc>
                 <w:tcPr>
-                  <w:tcW w:type="dxa" w:w="2900"/>
+                  <w:tcW w:type="dxa" w:w="2750"/>
                   <w:tcMar>
                     <w:top w:type="dxa" w:w="60"/>
                     <w:left w:type="dxa" w:w="100"/>
@@ -7584,7 +7517,7 @@
               </w:tc>
               <w:tc>
                 <w:tcPr>
-                  <w:tcW w:type="dxa" w:w="2900"/>
+                  <w:tcW w:type="dxa" w:w="2750"/>
                   <w:tcMar>
                     <w:top w:type="dxa" w:w="60"/>
                     <w:left w:type="dxa" w:w="100"/>
@@ -7604,6 +7537,111 @@
                       <w:color w:val="0000FF"/>
                     </w:rPr>
                     <w:t xml:space="preserve">1900년 석도와 같은 섬인지, 대외 항의를 했는지</w:t>
+                  </w:r>
+                </w:p>
+              </w:tc>
+            </w:tr>
+            <w:tr>
+              <w:trPr>
+                <w:cantSplit/>
+                <w:trHeight w:val="520" w:hRule="atLeast"/>
+              </w:trPr>
+              <w:tc>
+                <w:tcPr>
+                  <w:tcW w:type="dxa" w:w="1100"/>
+                  <w:tcMar>
+                    <w:top w:type="dxa" w:w="60"/>
+                    <w:left w:type="dxa" w:w="100"/>
+                    <w:bottom w:type="dxa" w:w="60"/>
+                    <w:right w:type="dxa" w:w="100"/>
+                  </w:tcMar>
+                  <w:vAlign w:val="center"/>
+                </w:tcPr>
+                <w:p>
+                  <w:pPr>
+                    <w:spacing w:after="40" w:before="0" w:line="300"/>
+                    <w:jc w:val="left"/>
+                  </w:pPr>
+                  <w:r>
+                    <w:rPr>
+                      <w:rFonts w:ascii="맑은 고딕" w:cs="맑은 고딕" w:eastAsia="맑은 고딕" w:hAnsi="맑은 고딕"/>
+                    </w:rPr>
+                    <w:t xml:space="preserve">비교 3 (선택)</w:t>
+                  </w:r>
+                </w:p>
+              </w:tc>
+              <w:tc>
+                <w:tcPr>
+                  <w:tcW w:type="dxa" w:w="2000"/>
+                  <w:tcMar>
+                    <w:top w:type="dxa" w:w="60"/>
+                    <w:left w:type="dxa" w:w="100"/>
+                    <w:bottom w:type="dxa" w:w="60"/>
+                    <w:right w:type="dxa" w:w="100"/>
+                  </w:tcMar>
+                  <w:vAlign w:val="center"/>
+                </w:tcPr>
+                <w:p>
+                  <w:pPr>
+                    <w:spacing w:after="40" w:before="0" w:line="300"/>
+                    <w:jc w:val="left"/>
+                  </w:pPr>
+                  <w:r>
+                    <w:rPr>
+                      <w:rFonts w:ascii="맑은 고딕" w:cs="맑은 고딕" w:eastAsia="맑은 고딕" w:hAnsi="맑은 고딕"/>
+                      <w:color w:val="0000FF"/>
+                    </w:rPr>
+                    <w:t xml:space="preserve">1877 태정관 지령</w:t>
+                  </w:r>
+                </w:p>
+              </w:tc>
+              <w:tc>
+                <w:tcPr>
+                  <w:tcW w:type="dxa" w:w="2750"/>
+                  <w:tcMar>
+                    <w:top w:type="dxa" w:w="60"/>
+                    <w:left w:type="dxa" w:w="100"/>
+                    <w:bottom w:type="dxa" w:w="60"/>
+                    <w:right w:type="dxa" w:w="100"/>
+                  </w:tcMar>
+                  <w:vAlign w:val="center"/>
+                </w:tcPr>
+                <w:p>
+                  <w:pPr>
+                    <w:spacing w:after="40" w:before="0" w:line="300"/>
+                    <w:jc w:val="left"/>
+                  </w:pPr>
+                  <w:r>
+                    <w:rPr>
+                      <w:rFonts w:ascii="맑은 고딕" w:cs="맑은 고딕" w:eastAsia="맑은 고딕" w:hAnsi="맑은 고딕"/>
+                      <w:color w:val="0000FF"/>
+                    </w:rPr>
+                    <w:t xml:space="preserve">“죽도 외 일도”는 일본과 관계없다</w:t>
+                  </w:r>
+                </w:p>
+              </w:tc>
+              <w:tc>
+                <w:tcPr>
+                  <w:tcW w:type="dxa" w:w="2750"/>
+                  <w:tcMar>
+                    <w:top w:type="dxa" w:w="60"/>
+                    <w:left w:type="dxa" w:w="100"/>
+                    <w:bottom w:type="dxa" w:w="60"/>
+                    <w:right w:type="dxa" w:w="100"/>
+                  </w:tcMar>
+                  <w:vAlign w:val="center"/>
+                </w:tcPr>
+                <w:p>
+                  <w:pPr>
+                    <w:spacing w:after="40" w:before="0" w:line="300"/>
+                    <w:jc w:val="left"/>
+                  </w:pPr>
+                  <w:r>
+                    <w:rPr>
+                      <w:rFonts w:ascii="맑은 고딕" w:cs="맑은 고딕" w:eastAsia="맑은 고딕" w:hAnsi="맑은 고딕"/>
+                      <w:color w:val="0000FF"/>
+                    </w:rPr>
+                    <w:t xml:space="preserve">“외 일도”의 이름은 본문에 없다(약도와 연결해 해석)</w:t>
                   </w:r>
                 </w:p>
               </w:tc>
@@ -7680,32 +7718,8 @@
                       <w:rFonts w:ascii="맑은 고딕" w:cs="맑은 고딕" w:eastAsia="맑은 고딕" w:hAnsi="맑은 고딕"/>
                       <w:color w:val="0000FF"/>
                     </w:rPr>
-                    <w:t xml:space="preserve">예시) 1877년 일본 태정관은 “죽도 외 일도”가 일본과 관계없다고 지령했다. 1900년 대한제국은 칙령 제41호로 울도군이 “석도”를 관할한다고 정했다. 1904년 일본 군함 기록에는 한국인이 이 섬을 “獨島”라고 썼다고 적혀 있다. 1906년 울도군수는 “본군 소속 독도”라고 보고했고, 중앙정부는 일본 영지라는 말이 근거 없다며 다시 조사하라고 지시했다. 그래서 나는 1905년 결정문의 “다른 나라가 점유한 형적이 없다”는 판단을 이 기록들과 함께 다시 검토해야 한다고 생각한다.</w:t>
-                  </w:r>
-                </w:p>
-              </w:tc>
-            </w:tr>
-            <w:tr>
-              <w:trPr>
-                <w:cantSplit/>
-                <w:trHeight w:val="420" w:hRule="atLeast"/>
-              </w:trPr>
-              <w:tc>
-                <w:tcPr>
-                  <w:tcW w:type="dxa" w:w="8600"/>
-                  <w:tcMar>
-                    <w:top w:type="dxa" w:w="40"/>
-                    <w:left w:type="dxa" w:w="100"/>
-                    <w:bottom w:type="dxa" w:w="40"/>
-                    <w:right w:type="dxa" w:w="100"/>
-                  </w:tcMar>
-                  <w:vAlign w:val="center"/>
-                </w:tcPr>
-                <w:p>
-                  <w:pPr>
-                    <w:spacing w:after="40" w:before="0" w:line="300"/>
-                    <w:jc w:val="left"/>
-                  </w:pPr>
+                    <w:t xml:space="preserve">예시) 1905년 일본 내각 결정은 이 섬에 “다른 나라가 점유했다고 인정할 형적이 없다”고 적었다. 그런데 그보다 앞선 1900년, 대한제국은 칙령 제41호로 울도군이 “석도”를 관할한다고 정했다. 석도가 어느 섬인지는 이 칙령만으로 확정되지 않지만, 1904년 일본 군함 기록에는 한국인이 이 섬을 “獨島”라고 썼다고 적혀 있다. 1906년 울도군수는 “본군 소속 독도”라고 보고했고, 중앙정부는 일본 영지라는 말이 근거 없다며 다시 조사하라고 지시했다. 이 기록들과 비교하면 1905년 결정문의 판단은 그대로 받아들이기 어렵다고 생각한다.</w:t>
+                  </w:r>
                 </w:p>
               </w:tc>
             </w:tr>
@@ -7837,7 +7851,7 @@
                     <w:rPr>
                       <w:rFonts w:ascii="맑은 고딕" w:cs="맑은 고딕" w:eastAsia="맑은 고딕" w:hAnsi="맑은 고딕"/>
                     </w:rPr>
-                    <w:t xml:space="preserve">□ 자료를 2개 이상, 시간 순서나 이유 있는 순서로 제시했다.</w:t>
+                    <w:t xml:space="preserve">□ 1905년 결정문을 기준으로 비교 자료를 2개 이상, 시간 순서나 이유 있는 순서로 제시했다.</w:t>
                   </w:r>
                 </w:p>
               </w:tc>
@@ -7867,7 +7881,7 @@
                     <w:rPr>
                       <w:rFonts w:ascii="맑은 고딕" w:cs="맑은 고딕" w:eastAsia="맑은 고딕" w:hAnsi="맑은 고딕"/>
                     </w:rPr>
-                    <w:t xml:space="preserve">□ 당대 문서와 오늘날 정부 설명을 구분했다.</w:t>
+                    <w:t xml:space="preserve">□ 당대 문서와 오늘날 한국·일본 정부의 설명을 구분했다.</w:t>
                   </w:r>
                 </w:p>
               </w:tc>

--- a/docs/lesson/dokdo1905_lesson_plan.docx
+++ b/docs/lesson/dokdo1905_lesson_plan.docx
@@ -5083,7 +5083,7 @@
                     <w:rPr>
                       <w:rFonts w:ascii="맑은 고딕" w:cs="맑은 고딕" w:eastAsia="맑은 고딕" w:hAnsi="맑은 고딕"/>
                     </w:rPr>
-                    <w:t xml:space="preserve">□ 당대 문서와 오늘날 한국·일본 정부의 설명을 구분했다.</w:t>
+                    <w:t xml:space="preserve">□ 자료의 작성 시기와 작성 주체를 구분했다.</w:t>
                   </w:r>
                 </w:p>
               </w:tc>
@@ -7676,6 +7676,20 @@
               <w:t xml:space="preserve">② 상대를 비난하지 않고, 자료로 말하는 문장 3~5개로 설명해 보세요.</w:t>
             </w:r>
           </w:p>
+          <w:p>
+            <w:pPr>
+              <w:spacing w:after="40" w:before="0" w:line="300"/>
+              <w:ind w:left="200" w:hanging="0"/>
+              <w:jc w:val="left"/>
+            </w:pPr>
+            <w:r>
+              <w:rPr>
+                <w:rFonts w:ascii="맑은 고딕" w:cs="맑은 고딕" w:eastAsia="맑은 고딕" w:hAnsi="맑은 고딕"/>
+                <w:color w:val="0000FF"/>
+              </w:rPr>
+              <w:t xml:space="preserve">아래는 자료를 배열해 설명하는 한 가지 예시이며, 같은 결론을 요구하지 않는다. 자료가 직접 말하는 범위와 한계를 구분해 검토했는지를 본다.</w:t>
+            </w:r>
+          </w:p>
           <w:tbl>
             <w:tblPr>
               <w:tblW w:type="dxa" w:w="8600"/>
@@ -7881,7 +7895,7 @@
                     <w:rPr>
                       <w:rFonts w:ascii="맑은 고딕" w:cs="맑은 고딕" w:eastAsia="맑은 고딕" w:hAnsi="맑은 고딕"/>
                     </w:rPr>
-                    <w:t xml:space="preserve">□ 당대 문서와 오늘날 한국·일본 정부의 설명을 구분했다.</w:t>
+                    <w:t xml:space="preserve">□ 자료의 작성 시기와 작성 주체를 구분했다.</w:t>
                   </w:r>
                 </w:p>
               </w:tc>

--- a/docs/lesson/dokdo1905_lesson_plan.docx
+++ b/docs/lesson/dokdo1905_lesson_plan.docx
@@ -1191,7 +1191,7 @@
       </w:tr>
       <w:tr>
         <w:trPr>
-          <w:cantSplit/>
+          <w:cantSplit w:val="off"/>
         </w:trPr>
         <w:tc>
           <w:tcPr>
@@ -1294,7 +1294,7 @@
       </w:tr>
       <w:tr>
         <w:trPr>
-          <w:cantSplit/>
+          <w:cantSplit w:val="off"/>
         </w:trPr>
         <w:tc>
           <w:tcPr>
@@ -1675,13 +1675,9 @@
       </w:tr>
     </w:tbl>
     <w:p>
-      <w:r>
-        <w:br w:type="page"/>
-      </w:r>
-    </w:p>
-    <w:p>
       <w:pPr>
-        <w:spacing w:after="80" w:before="240"/>
+        <w:pageBreakBefore/>
+        <w:spacing w:after="80" w:before="0"/>
       </w:pPr>
       <w:r>
         <w:rPr>
@@ -2613,13 +2609,9 @@
       </w:tr>
     </w:tbl>
     <w:p>
-      <w:r>
-        <w:br w:type="page"/>
-      </w:r>
-    </w:p>
-    <w:p>
       <w:pPr>
-        <w:spacing w:after="80" w:before="240"/>
+        <w:pageBreakBefore/>
+        <w:spacing w:after="80" w:before="0"/>
       </w:pPr>
       <w:r>
         <w:rPr>
@@ -5159,13 +5151,9 @@
       </w:tr>
     </w:tbl>
     <w:p>
-      <w:r>
-        <w:br w:type="page"/>
-      </w:r>
-    </w:p>
-    <w:p>
       <w:pPr>
-        <w:spacing w:after="80" w:before="240"/>
+        <w:pageBreakBefore/>
+        <w:spacing w:after="80" w:before="0"/>
       </w:pPr>
       <w:r>
         <w:rPr>

--- a/docs/lesson/dokdo1905_lesson_plan.docx
+++ b/docs/lesson/dokdo1905_lesson_plan.docx
@@ -1172,7 +1172,7 @@
               <w:rPr>
                 <w:rFonts w:ascii="맑은 고딕" w:cs="맑은 고딕" w:eastAsia="맑은 고딕" w:hAnsi="맑은 고딕"/>
               </w:rPr>
-              <w:t xml:space="preserve">· 1905년 결정문의 “다른 나라가 점유한 형적이 없다”는 판단을 이전·이후 기록과 비교하면 무엇이 일치하고 무엇이 충돌하는가?</w:t>
+              <w:t xml:space="preserve">· 1905년 일본 내각 결정문의 “다른 나라가 점유한 형적이 없다”는 판단을 이전·이후 기록과 비교하면 무엇이 일치하고 무엇이 충돌하는가?</w:t>
             </w:r>
           </w:p>
           <w:p>
@@ -1239,6 +1239,18 @@
               <w:rPr>
                 <w:rFonts w:ascii="맑은 고딕" w:cs="맑은 고딕" w:eastAsia="맑은 고딕" w:hAnsi="맑은 고딕"/>
               </w:rPr>
+              <w:t xml:space="preserve">· 이 수업은 독도 영유권을 열린 쟁점으로 다루지 않는다. 학생의 판단에 맡기는 것은 개별 사료가 직접 말해 주는 범위(예: ‘石島’의 지시 대상, 전시 문장의 강도)이며, 이를 통해 1905년 일본의 편입이 ‘무주지’라는 전제 위에서 이루어졌음을 대한제국의 기록과 비교해 확인하게 한다.</w:t>
+            </w:r>
+          </w:p>
+          <w:p>
+            <w:pPr>
+              <w:spacing w:after="40" w:before="0" w:line="300"/>
+              <w:jc w:val="left"/>
+            </w:pPr>
+            <w:r>
+              <w:rPr>
+                <w:rFonts w:ascii="맑은 고딕" w:cs="맑은 고딕" w:eastAsia="맑은 고딕" w:hAnsi="맑은 고딕"/>
+              </w:rPr>
               <w:t xml:space="preserve">· 결론을 먼저 알려 주지 않는 사료 탐구 수업이다. 학생은 게임에서 사료를 찾고, 판단하고, 전시 패널에 배치하며 스스로 결론의 강도를 정한다. 교사는 조작이 막힐 때만 돕는다.</w:t>
             </w:r>
           </w:p>
@@ -1251,7 +1263,7 @@
               <w:rPr>
                 <w:rFonts w:ascii="맑은 고딕" w:cs="맑은 고딕" w:eastAsia="맑은 고딕" w:hAnsi="맑은 고딕"/>
               </w:rPr>
-              <w:t xml:space="preserve">· 1900년에 석도 판단을 기록하고 1904·1906년 자료를 읽으며 갱신한다. 석도 판단의 방향 자체는 평가하지 않는다. 학생이 각 자료가 직접 말하는 내용과 자료의 한계를 구분하고, 새 자료를 읽은 뒤 자신의 판단을 어떤 근거로 유지하거나 수정했는지를 평가한다.</w:t>
+              <w:t xml:space="preserve">· 1900년에 석도 판단을 기록하고 1904·1906년 자료를 읽으며 갱신한다. 판단의 방향이 아니라 근거와 수정 과정을 본다(평가 계획 ※ 참조).</w:t>
             </w:r>
           </w:p>
           <w:p>
@@ -1523,7 +1535,7 @@
                     <w:rPr>
                       <w:rFonts w:ascii="맑은 고딕" w:cs="맑은 고딕" w:eastAsia="맑은 고딕" w:hAnsi="맑은 고딕"/>
                     </w:rPr>
-                    <w:t xml:space="preserve">1905년 결정문을 기준으로 두 개 이상의 사료를 시간 순서와 자료의 성격(당대 문서·청취 기록·지방 보고·현재 정부 해설)에 맞게 제시하고, 각 사료가 직접 말하는 범위와 한계를 구분하여 1905년 결정문의 판단을 이전·이후의 기록과 비교해 논리적으로 검토할 수 있다.</w:t>
+                    <w:t xml:space="preserve">1905년 일본 내각 결정문을 검토 대상으로 삼아 두 개 이상의 사료를 시간 순서와 자료의 성격(당대 문서·청취 기록·지방 보고·현재 정부 해설)에 맞게 제시하고, 각 사료가 직접 말하는 범위와 한계를 구분하여 그 판단을 이전·이후의 기록과 비교해 논리적으로 검토할 수 있다.</w:t>
                   </w:r>
                 </w:p>
               </w:tc>
@@ -1582,7 +1594,7 @@
                     <w:rPr>
                       <w:rFonts w:ascii="맑은 고딕" w:cs="맑은 고딕" w:eastAsia="맑은 고딕" w:hAnsi="맑은 고딕"/>
                     </w:rPr>
-                    <w:t xml:space="preserve">1905년 결정문을 두 개 이상의 사료와 비교해 검토할 수 있으나, 사료의 성격 구분이나 한계 제시가 일부 부족하다.</w:t>
+                    <w:t xml:space="preserve">1905년 일본 내각 결정문을 두 개 이상의 사료와 비교해 검토할 수 있으나, 사료의 성격 구분이나 한계 제시가 일부 부족하다.</w:t>
                   </w:r>
                 </w:p>
               </w:tc>
@@ -1656,19 +1668,7 @@
               <w:rPr>
                 <w:rFonts w:ascii="맑은 고딕" w:cs="맑은 고딕" w:eastAsia="맑은 고딕" w:hAnsi="맑은 고딕"/>
               </w:rPr>
-              <w:t xml:space="preserve">※ 활동1의 판단 궤적과 활동2의 직접 진술·연결 해석·현재의 평가 구분은 형성평가 자료로 활용하고, 활동3의 설명 글에서 이를 종합적으로 확인한다.</w:t>
-            </w:r>
-          </w:p>
-          <w:p>
-            <w:pPr>
-              <w:spacing w:after="40" w:before="0" w:line="300"/>
-              <w:jc w:val="left"/>
-            </w:pPr>
-            <w:r>
-              <w:rPr>
-                <w:rFonts w:ascii="맑은 고딕" w:cs="맑은 고딕" w:eastAsia="맑은 고딕" w:hAnsi="맑은 고딕"/>
-              </w:rPr>
-              <w:t xml:space="preserve">※ 석도 판단의 방향 자체는 평가하지 않는다. 학생이 각 자료가 직접 말하는 내용과 자료의 한계를 구분하고, 새 자료를 읽은 뒤 자신의 판단을 어떤 근거로 유지하거나 수정했는지를 평가한다.</w:t>
+              <w:t xml:space="preserve">※ 석도 판단의 방향 자체는 평가하지 않는다. 학생이 각 자료가 직접 말하는 내용과 자료의 한계를 구분하고, 새 자료를 읽은 뒤 자신의 판단을 어떤 근거로 유지하거나 수정했는지를 평가한다. 활동1의 판단 궤적과 활동2의 층 구분은 형성평가 자료로 활용하고, 활동3의 설명 글에서 종합적으로 확인한다.</w:t>
             </w:r>
           </w:p>
         </w:tc>
@@ -2321,7 +2321,7 @@
               <w:rPr>
                 <w:rFonts w:ascii="맑은 고딕" w:cs="맑은 고딕" w:eastAsia="맑은 고딕" w:hAnsi="맑은 고딕"/>
               </w:rPr>
-              <w:t xml:space="preserve">○ 1905년 결정문을 기준 자료로 두고, 비교할 자료 2개 이상을 골라 순서 정하기</w:t>
+              <w:t xml:space="preserve">○ 1905년 일본 내각 결정문을 검토 대상으로 두고, 비교할 자료 2개 이상을 골라 순서 정하기</w:t>
             </w:r>
           </w:p>
           <w:p>
@@ -4356,7 +4356,7 @@
                 <w:b/>
                 <w:bCs/>
               </w:rPr>
-              <w:t xml:space="preserve">기준 자료와 비교 자료 정하기</w:t>
+              <w:t xml:space="preserve">검토 대상과 비교 자료 정하기</w:t>
             </w:r>
           </w:p>
           <w:p>
@@ -4370,7 +4370,7 @@
                 <w:b/>
                 <w:bCs/>
               </w:rPr>
-              <w:t xml:space="preserve">① 이 섬을 두고 생각이 다른 이웃 나라 친구에게 1905년 결정문을 먼저 보여 주고, 비교할 자료 2개 이상을 골라 순서대로 적어 보세요.</w:t>
+              <w:t xml:space="preserve">① 이 섬을 두고 생각이 다른 이웃 나라 친구에게 1905년 일본 내각 결정문을 먼저 보여 주고, 비교할 자료 2개 이상을 골라 순서대로 적어 보세요.</w:t>
             </w:r>
           </w:p>
           <w:tbl>
@@ -4530,7 +4530,7 @@
                     <w:rPr>
                       <w:rFonts w:ascii="맑은 고딕" w:cs="맑은 고딕" w:eastAsia="맑은 고딕" w:hAnsi="맑은 고딕"/>
                     </w:rPr>
-                    <w:t xml:space="preserve">기준</w:t>
+                    <w:t xml:space="preserve">검토 대상</w:t>
                   </w:r>
                 </w:p>
               </w:tc>
@@ -4554,7 +4554,7 @@
                     <w:rPr>
                       <w:rFonts w:ascii="맑은 고딕" w:cs="맑은 고딕" w:eastAsia="맑은 고딕" w:hAnsi="맑은 고딕"/>
                     </w:rPr>
-                    <w:t xml:space="preserve">1905 일본 내각 결정</w:t>
+                    <w:t xml:space="preserve">1905 일본 내각 결정문</w:t>
                   </w:r>
                 </w:p>
               </w:tc>
@@ -5045,7 +5045,7 @@
                     <w:rPr>
                       <w:rFonts w:ascii="맑은 고딕" w:cs="맑은 고딕" w:eastAsia="맑은 고딕" w:hAnsi="맑은 고딕"/>
                     </w:rPr>
-                    <w:t xml:space="preserve">□ 1905년 결정문을 기준으로 비교 자료를 2개 이상, 시간 순서나 이유 있는 순서로 제시했다.</w:t>
+                    <w:t xml:space="preserve">□ 1905년 일본 내각 결정문을 검토 대상으로 삼아 비교 자료를 2개 이상, 시간 순서나 이유 있는 순서로 제시했다.</w:t>
                   </w:r>
                 </w:p>
               </w:tc>
@@ -7066,7 +7066,7 @@
                 <w:b/>
                 <w:bCs/>
               </w:rPr>
-              <w:t xml:space="preserve">기준 자료와 비교 자료 정하기</w:t>
+              <w:t xml:space="preserve">검토 대상과 비교 자료 정하기</w:t>
             </w:r>
           </w:p>
           <w:p>
@@ -7080,7 +7080,7 @@
                 <w:b/>
                 <w:bCs/>
               </w:rPr>
-              <w:t xml:space="preserve">① 이 섬을 두고 생각이 다른 이웃 나라 친구에게 1905년 결정문을 먼저 보여 주고, 비교할 자료 2개 이상을 골라 순서대로 적어 보세요.</w:t>
+              <w:t xml:space="preserve">① 이 섬을 두고 생각이 다른 이웃 나라 친구에게 1905년 일본 내각 결정문을 먼저 보여 주고, 비교할 자료 2개 이상을 골라 순서대로 적어 보세요.</w:t>
             </w:r>
           </w:p>
           <w:tbl>
@@ -7240,7 +7240,7 @@
                     <w:rPr>
                       <w:rFonts w:ascii="맑은 고딕" w:cs="맑은 고딕" w:eastAsia="맑은 고딕" w:hAnsi="맑은 고딕"/>
                     </w:rPr>
-                    <w:t xml:space="preserve">기준</w:t>
+                    <w:t xml:space="preserve">검토 대상</w:t>
                   </w:r>
                 </w:p>
               </w:tc>
@@ -7264,7 +7264,7 @@
                     <w:rPr>
                       <w:rFonts w:ascii="맑은 고딕" w:cs="맑은 고딕" w:eastAsia="맑은 고딕" w:hAnsi="맑은 고딕"/>
                     </w:rPr>
-                    <w:t xml:space="preserve">1905 일본 내각 결정</w:t>
+                    <w:t xml:space="preserve">1905 일본 내각 결정문</w:t>
                   </w:r>
                 </w:p>
               </w:tc>
@@ -7720,7 +7720,7 @@
                       <w:rFonts w:ascii="맑은 고딕" w:cs="맑은 고딕" w:eastAsia="맑은 고딕" w:hAnsi="맑은 고딕"/>
                       <w:color w:val="0000FF"/>
                     </w:rPr>
-                    <w:t xml:space="preserve">예시) 1905년 일본 내각 결정은 이 섬에 “다른 나라가 점유했다고 인정할 형적이 없다”고 적었다. 그런데 그보다 앞선 1900년, 대한제국은 칙령 제41호로 울도군이 “석도”를 관할한다고 정했다. 석도가 어느 섬인지는 이 칙령만으로 확정되지 않지만, 1904년 일본 군함 기록에는 한국인이 이 섬을 “獨島”라고 썼다고 적혀 있다. 1906년 울도군수는 “본군 소속 독도”라고 보고했고, 중앙정부는 일본 영지라는 말이 근거 없다며 다시 조사하라고 지시했다. 이 기록들과 비교하면 1905년 결정문의 판단은 그대로 받아들이기 어렵다고 생각한다.</w:t>
+                    <w:t xml:space="preserve">예시) 1905년 일본 내각 결정은 이 섬에 “다른 나라가 점유했다고 인정할 형적이 없다”고 적었다. 그런데 그보다 앞선 1900년, 대한제국은 칙령 제41호로 울도군이 “석도”를 관할한다고 정했다. 석도가 어느 섬인지는 이 칙령만으로 확정되지 않지만, 1904년 일본 군함 기록에는 한국인이 이 섬을 “獨島”라고 썼다고 적혀 있다. 1906년 울도군수는 “본군 소속 독도”라고 보고했고, 중앙정부는 일본 영지라는 말이 근거 없다며 다시 조사하라고 지시했다. 이 기록들과 비교하면 1905년 일본 내각 결정문의 판단은 그대로 받아들이기 어렵다고 생각한다.</w:t>
                   </w:r>
                 </w:p>
               </w:tc>
@@ -7853,7 +7853,7 @@
                     <w:rPr>
                       <w:rFonts w:ascii="맑은 고딕" w:cs="맑은 고딕" w:eastAsia="맑은 고딕" w:hAnsi="맑은 고딕"/>
                     </w:rPr>
-                    <w:t xml:space="preserve">□ 1905년 결정문을 기준으로 비교 자료를 2개 이상, 시간 순서나 이유 있는 순서로 제시했다.</w:t>
+                    <w:t xml:space="preserve">□ 1905년 일본 내각 결정문을 검토 대상으로 삼아 비교 자료를 2개 이상, 시간 순서나 이유 있는 순서로 제시했다.</w:t>
                   </w:r>
                 </w:p>
               </w:tc>

--- a/docs/lesson/dokdo1905_lesson_plan.docx
+++ b/docs/lesson/dokdo1905_lesson_plan.docx
@@ -36,7 +36,7 @@
           </w:tcPr>
           <w:p>
             <w:pPr>
-              <w:spacing w:after="40" w:before="0" w:line="300"/>
+              <w:spacing w:after="30" w:before="0" w:line="276"/>
               <w:jc w:val="left"/>
             </w:pPr>
           </w:p>
@@ -60,7 +60,7 @@
           </w:tcPr>
           <w:p>
             <w:pPr>
-              <w:spacing w:after="40" w:before="0" w:line="300"/>
+              <w:spacing w:after="30" w:before="0" w:line="276"/>
               <w:jc w:val="center"/>
             </w:pPr>
             <w:r>
@@ -95,7 +95,7 @@
           </w:tcPr>
           <w:p>
             <w:pPr>
-              <w:spacing w:after="40" w:before="0" w:line="300"/>
+              <w:spacing w:after="30" w:before="0" w:line="276"/>
               <w:jc w:val="left"/>
             </w:pPr>
           </w:p>
@@ -104,7 +104,7 @@
     </w:tbl>
     <w:p>
       <w:pPr>
-        <w:spacing w:after="60" w:before="0" w:line="300"/>
+        <w:spacing w:after="60" w:before="0" w:line="276"/>
         <w:jc w:val="left"/>
       </w:pPr>
     </w:p>
@@ -159,7 +159,7 @@
           </w:tcPr>
           <w:p>
             <w:pPr>
-              <w:spacing w:after="40" w:before="0" w:line="300"/>
+              <w:spacing w:after="30" w:before="0" w:line="276"/>
               <w:jc w:val="center"/>
             </w:pPr>
             <w:r>
@@ -183,7 +183,7 @@
           </w:tcPr>
           <w:p>
             <w:pPr>
-              <w:spacing w:after="40" w:before="0" w:line="300"/>
+              <w:spacing w:after="30" w:before="0" w:line="276"/>
               <w:jc w:val="center"/>
             </w:pPr>
             <w:r>
@@ -208,7 +208,7 @@
           </w:tcPr>
           <w:p>
             <w:pPr>
-              <w:spacing w:after="40" w:before="0" w:line="300"/>
+              <w:spacing w:after="30" w:before="0" w:line="276"/>
               <w:jc w:val="center"/>
             </w:pPr>
             <w:r>
@@ -232,7 +232,7 @@
           </w:tcPr>
           <w:p>
             <w:pPr>
-              <w:spacing w:after="40" w:before="0" w:line="300"/>
+              <w:spacing w:after="30" w:before="0" w:line="276"/>
               <w:jc w:val="center"/>
             </w:pPr>
             <w:r>
@@ -262,7 +262,7 @@
           </w:tcPr>
           <w:p>
             <w:pPr>
-              <w:spacing w:after="40" w:before="0" w:line="300"/>
+              <w:spacing w:after="30" w:before="0" w:line="276"/>
               <w:jc w:val="center"/>
             </w:pPr>
             <w:r>
@@ -286,7 +286,7 @@
           </w:tcPr>
           <w:p>
             <w:pPr>
-              <w:spacing w:after="40" w:before="0" w:line="300"/>
+              <w:spacing w:after="30" w:before="0" w:line="276"/>
               <w:jc w:val="center"/>
             </w:pPr>
             <w:r>
@@ -311,7 +311,7 @@
           </w:tcPr>
           <w:p>
             <w:pPr>
-              <w:spacing w:after="40" w:before="0" w:line="300"/>
+              <w:spacing w:after="30" w:before="0" w:line="276"/>
               <w:jc w:val="center"/>
             </w:pPr>
             <w:r>
@@ -335,7 +335,7 @@
           </w:tcPr>
           <w:p>
             <w:pPr>
-              <w:spacing w:after="40" w:before="0" w:line="300"/>
+              <w:spacing w:after="30" w:before="0" w:line="276"/>
               <w:jc w:val="center"/>
             </w:pPr>
             <w:r>
@@ -365,7 +365,7 @@
           </w:tcPr>
           <w:p>
             <w:pPr>
-              <w:spacing w:after="40" w:before="0" w:line="300"/>
+              <w:spacing w:after="30" w:before="0" w:line="276"/>
               <w:jc w:val="center"/>
             </w:pPr>
             <w:r>
@@ -389,14 +389,14 @@
           </w:tcPr>
           <w:p>
             <w:pPr>
-              <w:spacing w:after="40" w:before="0" w:line="300"/>
+              <w:spacing w:after="30" w:before="0" w:line="276"/>
               <w:jc w:val="center"/>
             </w:pPr>
             <w:r>
               <w:rPr>
                 <w:rFonts w:ascii="맑은 고딕" w:cs="맑은 고딕" w:eastAsia="맑은 고딕" w:hAnsi="맑은 고딕"/>
               </w:rPr>
-              <w:t xml:space="preserve">기록으로 다시 읽는 1905년 독도 편입</w:t>
+              <w:t xml:space="preserve">기록으로 다시 읽는 1905년 일본의 독도 편입</w:t>
             </w:r>
           </w:p>
         </w:tc>
@@ -414,7 +414,7 @@
           </w:tcPr>
           <w:p>
             <w:pPr>
-              <w:spacing w:after="40" w:before="0" w:line="300"/>
+              <w:spacing w:after="30" w:before="0" w:line="276"/>
               <w:jc w:val="center"/>
             </w:pPr>
             <w:r>
@@ -438,7 +438,7 @@
           </w:tcPr>
           <w:p>
             <w:pPr>
-              <w:spacing w:after="40" w:before="0" w:line="300"/>
+              <w:spacing w:after="30" w:before="0" w:line="276"/>
               <w:jc w:val="center"/>
             </w:pPr>
             <w:r>
@@ -468,7 +468,7 @@
           </w:tcPr>
           <w:p>
             <w:pPr>
-              <w:spacing w:after="40" w:before="0" w:line="300"/>
+              <w:spacing w:after="30" w:before="0" w:line="276"/>
               <w:jc w:val="center"/>
             </w:pPr>
             <w:r>
@@ -493,7 +493,7 @@
           </w:tcPr>
           <w:p>
             <w:pPr>
-              <w:spacing w:after="40" w:before="0" w:line="300"/>
+              <w:spacing w:after="30" w:before="0" w:line="276"/>
               <w:jc w:val="left"/>
             </w:pPr>
             <w:r>
@@ -505,26 +505,26 @@
           </w:p>
           <w:p>
             <w:pPr>
-              <w:spacing w:after="40" w:before="0" w:line="300"/>
-              <w:jc w:val="left"/>
-            </w:pPr>
-            <w:r>
-              <w:rPr>
-                <w:rFonts w:ascii="맑은 고딕" w:cs="맑은 고딕" w:eastAsia="맑은 고딕" w:hAnsi="맑은 고딕"/>
-              </w:rPr>
-              <w:t xml:space="preserve">2. 러일전쟁 전후 동아시아 정세 속에서 1905년 독도 편입과 대한제국의 대응을 설명할 수 있다.</w:t>
-            </w:r>
-          </w:p>
-          <w:p>
-            <w:pPr>
-              <w:spacing w:after="40" w:before="0" w:line="300"/>
-              <w:jc w:val="left"/>
-            </w:pPr>
-            <w:r>
-              <w:rPr>
-                <w:rFonts w:ascii="맑은 고딕" w:cs="맑은 고딕" w:eastAsia="맑은 고딕" w:hAnsi="맑은 고딕"/>
-              </w:rPr>
-              <w:t xml:space="preserve">3. 새 자료를 읽고 이전 판단을 다시 검토하여, 근거가 감당하는 범위 안에서 독도 문제를 설명할 수 있다.</w:t>
+              <w:spacing w:after="30" w:before="0" w:line="276"/>
+              <w:jc w:val="left"/>
+            </w:pPr>
+            <w:r>
+              <w:rPr>
+                <w:rFonts w:ascii="맑은 고딕" w:cs="맑은 고딕" w:eastAsia="맑은 고딕" w:hAnsi="맑은 고딕"/>
+              </w:rPr>
+              <w:t xml:space="preserve">2. 러일전쟁 전후 동아시아 정세 속에서 1905년 일본의 독도 편입과 1906년 대한제국의 대응을 설명할 수 있다.</w:t>
+            </w:r>
+          </w:p>
+          <w:p>
+            <w:pPr>
+              <w:spacing w:after="30" w:before="0" w:line="276"/>
+              <w:jc w:val="left"/>
+            </w:pPr>
+            <w:r>
+              <w:rPr>
+                <w:rFonts w:ascii="맑은 고딕" w:cs="맑은 고딕" w:eastAsia="맑은 고딕" w:hAnsi="맑은 고딕"/>
+              </w:rPr>
+              <w:t xml:space="preserve">3. 새 자료를 읽고 이전 판단을 다시 검토하여, 근거가 감당하는 범위 안에서 1905년 일본의 독도 편입을 설명할 수 있다.</w:t>
             </w:r>
           </w:p>
         </w:tc>
@@ -547,7 +547,7 @@
           </w:tcPr>
           <w:p>
             <w:pPr>
-              <w:spacing w:after="40" w:before="0" w:line="300"/>
+              <w:spacing w:after="30" w:before="0" w:line="276"/>
               <w:jc w:val="center"/>
             </w:pPr>
             <w:r>
@@ -572,7 +572,7 @@
           </w:tcPr>
           <w:p>
             <w:pPr>
-              <w:spacing w:after="40" w:before="0" w:line="300"/>
+              <w:spacing w:after="30" w:before="0" w:line="276"/>
               <w:jc w:val="left"/>
             </w:pPr>
             <w:r>
@@ -602,7 +602,7 @@
           </w:tcPr>
           <w:p>
             <w:pPr>
-              <w:spacing w:after="40" w:before="0" w:line="300"/>
+              <w:spacing w:after="30" w:before="0" w:line="276"/>
               <w:jc w:val="center"/>
             </w:pPr>
             <w:r>
@@ -627,7 +627,7 @@
           </w:tcPr>
           <w:p>
             <w:pPr>
-              <w:spacing w:after="40" w:before="0" w:line="300"/>
+              <w:spacing w:after="30" w:before="0" w:line="276"/>
               <w:jc w:val="left"/>
             </w:pPr>
             <w:r>
@@ -639,7 +639,7 @@
           </w:p>
           <w:p>
             <w:pPr>
-              <w:spacing w:after="40" w:before="0" w:line="300"/>
+              <w:spacing w:after="30" w:before="0" w:line="276"/>
               <w:jc w:val="left"/>
             </w:pPr>
             <w:r>
@@ -669,7 +669,7 @@
           </w:tcPr>
           <w:p>
             <w:pPr>
-              <w:spacing w:after="40" w:before="0" w:line="300"/>
+              <w:spacing w:after="30" w:before="0" w:line="276"/>
               <w:jc w:val="center"/>
             </w:pPr>
             <w:r>
@@ -694,7 +694,7 @@
           </w:tcPr>
           <w:p>
             <w:pPr>
-              <w:spacing w:after="40" w:before="0" w:line="300"/>
+              <w:spacing w:after="30" w:before="0" w:line="276"/>
               <w:jc w:val="left"/>
             </w:pPr>
             <w:r>
@@ -724,7 +724,7 @@
           </w:tcPr>
           <w:p>
             <w:pPr>
-              <w:spacing w:after="40" w:before="0" w:line="300"/>
+              <w:spacing w:after="30" w:before="0" w:line="276"/>
               <w:jc w:val="center"/>
             </w:pPr>
             <w:r>
@@ -749,7 +749,7 @@
           </w:tcPr>
           <w:p>
             <w:pPr>
-              <w:spacing w:after="40" w:before="0" w:line="300"/>
+              <w:spacing w:after="30" w:before="0" w:line="276"/>
               <w:jc w:val="left"/>
             </w:pPr>
             <w:r>
@@ -761,7 +761,7 @@
           </w:p>
           <w:p>
             <w:pPr>
-              <w:spacing w:after="40" w:before="0" w:line="300"/>
+              <w:spacing w:after="30" w:before="0" w:line="276"/>
               <w:jc w:val="left"/>
             </w:pPr>
             <w:r>
@@ -773,7 +773,7 @@
           </w:p>
           <w:p>
             <w:pPr>
-              <w:spacing w:after="40" w:before="0" w:line="300"/>
+              <w:spacing w:after="30" w:before="0" w:line="276"/>
               <w:jc w:val="left"/>
             </w:pPr>
             <w:r>
@@ -785,7 +785,7 @@
           </w:p>
           <w:p>
             <w:pPr>
-              <w:spacing w:after="40" w:before="0" w:line="300"/>
+              <w:spacing w:after="30" w:before="0" w:line="276"/>
               <w:jc w:val="left"/>
             </w:pPr>
             <w:r>
@@ -815,7 +815,7 @@
           </w:tcPr>
           <w:p>
             <w:pPr>
-              <w:spacing w:after="40" w:before="0" w:line="300"/>
+              <w:spacing w:after="30" w:before="0" w:line="276"/>
               <w:jc w:val="center"/>
             </w:pPr>
             <w:r>
@@ -840,7 +840,7 @@
           </w:tcPr>
           <w:p>
             <w:pPr>
-              <w:spacing w:after="40" w:before="0" w:line="300"/>
+              <w:spacing w:after="30" w:before="0" w:line="276"/>
               <w:jc w:val="left"/>
             </w:pPr>
             <w:r>
@@ -852,7 +852,7 @@
           </w:p>
           <w:p>
             <w:pPr>
-              <w:spacing w:after="40" w:before="0" w:line="300"/>
+              <w:spacing w:after="30" w:before="0" w:line="276"/>
               <w:jc w:val="left"/>
             </w:pPr>
             <w:r>
@@ -882,7 +882,7 @@
           </w:tcPr>
           <w:p>
             <w:pPr>
-              <w:spacing w:after="40" w:before="0" w:line="300"/>
+              <w:spacing w:after="30" w:before="0" w:line="276"/>
               <w:jc w:val="center"/>
             </w:pPr>
             <w:r>
@@ -907,7 +907,7 @@
           </w:tcPr>
           <w:p>
             <w:pPr>
-              <w:spacing w:after="40" w:before="0" w:line="300"/>
+              <w:spacing w:after="30" w:before="0" w:line="276"/>
               <w:jc w:val="left"/>
             </w:pPr>
             <w:r>
@@ -919,7 +919,7 @@
           </w:p>
           <w:p>
             <w:pPr>
-              <w:spacing w:after="40" w:before="0" w:line="300"/>
+              <w:spacing w:after="30" w:before="0" w:line="276"/>
               <w:jc w:val="left"/>
             </w:pPr>
             <w:r>
@@ -931,7 +931,7 @@
           </w:p>
           <w:p>
             <w:pPr>
-              <w:spacing w:after="40" w:before="0" w:line="300"/>
+              <w:spacing w:after="30" w:before="0" w:line="276"/>
               <w:jc w:val="left"/>
             </w:pPr>
             <w:r>
@@ -943,7 +943,7 @@
           </w:p>
           <w:p>
             <w:pPr>
-              <w:spacing w:after="40" w:before="0" w:line="300"/>
+              <w:spacing w:after="30" w:before="0" w:line="276"/>
               <w:jc w:val="left"/>
             </w:pPr>
             <w:r>
@@ -973,7 +973,7 @@
           </w:tcPr>
           <w:p>
             <w:pPr>
-              <w:spacing w:after="40" w:before="0" w:line="300"/>
+              <w:spacing w:after="30" w:before="0" w:line="276"/>
               <w:jc w:val="center"/>
             </w:pPr>
             <w:r>
@@ -998,7 +998,7 @@
           </w:tcPr>
           <w:p>
             <w:pPr>
-              <w:spacing w:after="40" w:before="0" w:line="300"/>
+              <w:spacing w:after="30" w:before="0" w:line="276"/>
               <w:jc w:val="left"/>
             </w:pPr>
             <w:r>
@@ -1006,118 +1006,6 @@
                 <w:rFonts w:ascii="맑은 고딕" w:cs="맑은 고딕" w:eastAsia="맑은 고딕" w:hAnsi="맑은 고딕"/>
               </w:rPr>
               <w:t xml:space="preserve">웹게임 「독도연구소: 1905 파일」(크롬북·태블릿·PC·휴대폰 브라우저, 로그인 없음) / 결과 PDF 저장 / 접속용 QR코드</w:t>
-            </w:r>
-          </w:p>
-        </w:tc>
-      </w:tr>
-      <w:tr>
-        <w:trPr>
-          <w:cantSplit/>
-        </w:trPr>
-        <w:tc>
-          <w:tcPr>
-            <w:tcW w:type="dxa" w:w="3000"/>
-            <w:gridSpan w:val="2"/>
-            <w:shd w:fill="DCE4F5" w:color="auto" w:val="clear"/>
-            <w:tcMar>
-              <w:top w:type="dxa" w:w="60"/>
-              <w:left w:type="dxa" w:w="100"/>
-              <w:bottom w:type="dxa" w:w="60"/>
-              <w:right w:type="dxa" w:w="100"/>
-            </w:tcMar>
-            <w:vAlign w:val="center"/>
-          </w:tcPr>
-          <w:p>
-            <w:pPr>
-              <w:spacing w:after="40" w:before="0" w:line="300"/>
-              <w:jc w:val="center"/>
-            </w:pPr>
-            <w:r>
-              <w:rPr>
-                <w:rFonts w:ascii="맑은 고딕" w:cs="맑은 고딕" w:eastAsia="맑은 고딕" w:hAnsi="맑은 고딕"/>
-              </w:rPr>
-              <w:t xml:space="preserve">핵심 개념</w:t>
-            </w:r>
-          </w:p>
-        </w:tc>
-        <w:tc>
-          <w:tcPr>
-            <w:tcW w:type="dxa" w:w="6638"/>
-            <w:gridSpan w:val="2"/>
-            <w:shd w:fill="DCE4F5" w:color="auto" w:val="clear"/>
-            <w:tcMar>
-              <w:top w:type="dxa" w:w="60"/>
-              <w:left w:type="dxa" w:w="100"/>
-              <w:bottom w:type="dxa" w:w="60"/>
-              <w:right w:type="dxa" w:w="100"/>
-            </w:tcMar>
-            <w:vAlign w:val="center"/>
-          </w:tcPr>
-          <w:p>
-            <w:pPr>
-              <w:spacing w:after="40" w:before="0" w:line="300"/>
-              <w:jc w:val="center"/>
-            </w:pPr>
-            <w:r>
-              <w:rPr>
-                <w:rFonts w:ascii="맑은 고딕" w:cs="맑은 고딕" w:eastAsia="맑은 고딕" w:hAnsi="맑은 고딕"/>
-              </w:rPr>
-              <w:t xml:space="preserve">핵심 아이디어</w:t>
-            </w:r>
-          </w:p>
-        </w:tc>
-      </w:tr>
-      <w:tr>
-        <w:trPr>
-          <w:cantSplit/>
-        </w:trPr>
-        <w:tc>
-          <w:tcPr>
-            <w:tcW w:type="dxa" w:w="3000"/>
-            <w:gridSpan w:val="2"/>
-            <w:tcMar>
-              <w:top w:type="dxa" w:w="60"/>
-              <w:left w:type="dxa" w:w="100"/>
-              <w:bottom w:type="dxa" w:w="60"/>
-              <w:right w:type="dxa" w:w="100"/>
-            </w:tcMar>
-            <w:vAlign w:val="center"/>
-          </w:tcPr>
-          <w:p>
-            <w:pPr>
-              <w:spacing w:after="40" w:before="0" w:line="300"/>
-              <w:jc w:val="center"/>
-            </w:pPr>
-            <w:r>
-              <w:rPr>
-                <w:rFonts w:ascii="맑은 고딕" w:cs="맑은 고딕" w:eastAsia="맑은 고딕" w:hAnsi="맑은 고딕"/>
-              </w:rPr>
-              <w:t xml:space="preserve">사료와 해석, 침략과 저항</w:t>
-            </w:r>
-          </w:p>
-        </w:tc>
-        <w:tc>
-          <w:tcPr>
-            <w:tcW w:type="dxa" w:w="6638"/>
-            <w:gridSpan w:val="2"/>
-            <w:tcMar>
-              <w:top w:type="dxa" w:w="60"/>
-              <w:left w:type="dxa" w:w="100"/>
-              <w:bottom w:type="dxa" w:w="60"/>
-              <w:right w:type="dxa" w:w="100"/>
-            </w:tcMar>
-            <w:vAlign w:val="center"/>
-          </w:tcPr>
-          <w:p>
-            <w:pPr>
-              <w:spacing w:after="40" w:before="0" w:line="300"/>
-              <w:jc w:val="left"/>
-            </w:pPr>
-            <w:r>
-              <w:rPr>
-                <w:rFonts w:ascii="맑은 고딕" w:cs="맑은 고딕" w:eastAsia="맑은 고딕" w:hAnsi="맑은 고딕"/>
-              </w:rPr>
-              <w:t xml:space="preserve">1905년의 편입 조치는 그 이전의 기록(1877·1900·1904)과 이후의 기록(1906)을 함께 놓고 읽을 때 판단할 수 있으며, 각 사료가 말할 수 있는 범위는 서로 다르다.</w:t>
             </w:r>
           </w:p>
         </w:tc>
@@ -1140,14 +1028,14 @@
           </w:tcPr>
           <w:p>
             <w:pPr>
-              <w:spacing w:after="40" w:before="0" w:line="300"/>
+              <w:spacing w:after="30" w:before="0" w:line="276"/>
               <w:jc w:val="center"/>
             </w:pPr>
             <w:r>
               <w:rPr>
                 <w:rFonts w:ascii="맑은 고딕" w:cs="맑은 고딕" w:eastAsia="맑은 고딕" w:hAnsi="맑은 고딕"/>
               </w:rPr>
-              <w:t xml:space="preserve">핵심 질문</w:t>
+              <w:t xml:space="preserve">핵심 개념</w:t>
             </w:r>
           </w:p>
         </w:tc>
@@ -1165,7 +1053,117 @@
           </w:tcPr>
           <w:p>
             <w:pPr>
-              <w:spacing w:after="40" w:before="0" w:line="300"/>
+              <w:spacing w:after="30" w:before="0" w:line="276"/>
+              <w:jc w:val="left"/>
+            </w:pPr>
+            <w:r>
+              <w:rPr>
+                <w:rFonts w:ascii="맑은 고딕" w:cs="맑은 고딕" w:eastAsia="맑은 고딕" w:hAnsi="맑은 고딕"/>
+              </w:rPr>
+              <w:t xml:space="preserve">사료와 해석, 침략과 저항</w:t>
+            </w:r>
+          </w:p>
+        </w:tc>
+      </w:tr>
+      <w:tr>
+        <w:trPr>
+          <w:cantSplit/>
+        </w:trPr>
+        <w:tc>
+          <w:tcPr>
+            <w:tcW w:type="dxa" w:w="1300"/>
+            <w:shd w:fill="DCE4F5" w:color="auto" w:val="clear"/>
+            <w:tcMar>
+              <w:top w:type="dxa" w:w="60"/>
+              <w:left w:type="dxa" w:w="100"/>
+              <w:bottom w:type="dxa" w:w="60"/>
+              <w:right w:type="dxa" w:w="100"/>
+            </w:tcMar>
+            <w:vAlign w:val="center"/>
+          </w:tcPr>
+          <w:p>
+            <w:pPr>
+              <w:spacing w:after="30" w:before="0" w:line="276"/>
+              <w:jc w:val="center"/>
+            </w:pPr>
+            <w:r>
+              <w:rPr>
+                <w:rFonts w:ascii="맑은 고딕" w:cs="맑은 고딕" w:eastAsia="맑은 고딕" w:hAnsi="맑은 고딕"/>
+              </w:rPr>
+              <w:t xml:space="preserve">핵심 아이디어</w:t>
+            </w:r>
+          </w:p>
+        </w:tc>
+        <w:tc>
+          <w:tcPr>
+            <w:tcW w:type="dxa" w:w="8338"/>
+            <w:gridSpan w:val="3"/>
+            <w:tcMar>
+              <w:top w:type="dxa" w:w="60"/>
+              <w:left w:type="dxa" w:w="100"/>
+              <w:bottom w:type="dxa" w:w="60"/>
+              <w:right w:type="dxa" w:w="100"/>
+            </w:tcMar>
+            <w:vAlign w:val="center"/>
+          </w:tcPr>
+          <w:p>
+            <w:pPr>
+              <w:spacing w:after="30" w:before="0" w:line="276"/>
+              <w:jc w:val="left"/>
+            </w:pPr>
+            <w:r>
+              <w:rPr>
+                <w:rFonts w:ascii="맑은 고딕" w:cs="맑은 고딕" w:eastAsia="맑은 고딕" w:hAnsi="맑은 고딕"/>
+              </w:rPr>
+              <w:t xml:space="preserve">1905년 일본은 독도를 ‘다른 나라가 점유한 형적이 없는 섬(무주지)’으로 보고 편입하였다. 이 전제가 맞는지는 1905년 결정문 한 장으로는 알 수 없고, 그 이전(1877 태정관 지령, 1900 칙령 제41호, 1904 군함 기록)과 이후(1906 울도군수 보고·지령 제3호)의 기록을 함께 읽어야 검토할 수 있다. 이때 각 사료는 작성 시기·작성 주체·문서 성격이 달라 직접 말해 주는 범위가 서로 다르므로, 무엇이 기록에 적혀 있고 무엇이 여러 기록을 연결한 해석인지 구분해야 한다.</w:t>
+            </w:r>
+          </w:p>
+        </w:tc>
+      </w:tr>
+      <w:tr>
+        <w:trPr>
+          <w:cantSplit/>
+        </w:trPr>
+        <w:tc>
+          <w:tcPr>
+            <w:tcW w:type="dxa" w:w="1300"/>
+            <w:shd w:fill="DCE4F5" w:color="auto" w:val="clear"/>
+            <w:tcMar>
+              <w:top w:type="dxa" w:w="60"/>
+              <w:left w:type="dxa" w:w="100"/>
+              <w:bottom w:type="dxa" w:w="60"/>
+              <w:right w:type="dxa" w:w="100"/>
+            </w:tcMar>
+            <w:vAlign w:val="center"/>
+          </w:tcPr>
+          <w:p>
+            <w:pPr>
+              <w:spacing w:after="30" w:before="0" w:line="276"/>
+              <w:jc w:val="center"/>
+            </w:pPr>
+            <w:r>
+              <w:rPr>
+                <w:rFonts w:ascii="맑은 고딕" w:cs="맑은 고딕" w:eastAsia="맑은 고딕" w:hAnsi="맑은 고딕"/>
+              </w:rPr>
+              <w:t xml:space="preserve">핵심 질문</w:t>
+            </w:r>
+          </w:p>
+        </w:tc>
+        <w:tc>
+          <w:tcPr>
+            <w:tcW w:type="dxa" w:w="8338"/>
+            <w:gridSpan w:val="3"/>
+            <w:tcMar>
+              <w:top w:type="dxa" w:w="60"/>
+              <w:left w:type="dxa" w:w="100"/>
+              <w:bottom w:type="dxa" w:w="60"/>
+              <w:right w:type="dxa" w:w="100"/>
+            </w:tcMar>
+            <w:vAlign w:val="center"/>
+          </w:tcPr>
+          <w:p>
+            <w:pPr>
+              <w:spacing w:after="30" w:before="0" w:line="276"/>
               <w:jc w:val="left"/>
             </w:pPr>
             <w:r>
@@ -1177,7 +1175,7 @@
           </w:p>
           <w:p>
             <w:pPr>
-              <w:spacing w:after="40" w:before="0" w:line="300"/>
+              <w:spacing w:after="30" w:before="0" w:line="276"/>
               <w:jc w:val="left"/>
             </w:pPr>
             <w:r>
@@ -1207,7 +1205,7 @@
           </w:tcPr>
           <w:p>
             <w:pPr>
-              <w:spacing w:after="40" w:before="0" w:line="300"/>
+              <w:spacing w:after="30" w:before="0" w:line="276"/>
               <w:jc w:val="center"/>
             </w:pPr>
             <w:r>
@@ -1232,19 +1230,19 @@
           </w:tcPr>
           <w:p>
             <w:pPr>
-              <w:spacing w:after="40" w:before="0" w:line="300"/>
-              <w:jc w:val="left"/>
-            </w:pPr>
-            <w:r>
-              <w:rPr>
-                <w:rFonts w:ascii="맑은 고딕" w:cs="맑은 고딕" w:eastAsia="맑은 고딕" w:hAnsi="맑은 고딕"/>
-              </w:rPr>
-              <w:t xml:space="preserve">· 이 수업은 독도 영유권을 열린 쟁점으로 다루지 않는다. 학생의 판단에 맡기는 것은 개별 사료가 직접 말해 주는 범위(예: ‘石島’의 지시 대상, 전시 문장의 강도)이며, 이를 통해 1905년 일본의 편입이 ‘무주지’라는 전제 위에서 이루어졌음을 대한제국의 기록과 비교해 확인하게 한다.</w:t>
-            </w:r>
-          </w:p>
-          <w:p>
-            <w:pPr>
-              <w:spacing w:after="40" w:before="0" w:line="300"/>
+              <w:spacing w:after="30" w:before="0" w:line="276"/>
+              <w:jc w:val="left"/>
+            </w:pPr>
+            <w:r>
+              <w:rPr>
+                <w:rFonts w:ascii="맑은 고딕" w:cs="맑은 고딕" w:eastAsia="맑은 고딕" w:hAnsi="맑은 고딕"/>
+              </w:rPr>
+              <w:t xml:space="preserve">· 이 수업은 독도 영유권을 열린 쟁점으로 다루지 않으며, [12독도-07-01]이 말하는 일제의 독도 침탈 과정을 사료로 확인하는 수업이다. 학생의 판단에 맡기는 것은 개별 사료가 직접 말해 주는 범위(예: ‘石島’의 지시 대상, 전시 문장의 강도)이며, 이를 통해 1905년 일본의 편입이 ‘무주지’라는 전제 위에서 이루어졌음을 대한제국의 기록과 비교해 확인하게 한다.</w:t>
+            </w:r>
+          </w:p>
+          <w:p>
+            <w:pPr>
+              <w:spacing w:after="30" w:before="0" w:line="276"/>
               <w:jc w:val="left"/>
             </w:pPr>
             <w:r>
@@ -1256,7 +1254,7 @@
           </w:p>
           <w:p>
             <w:pPr>
-              <w:spacing w:after="40" w:before="0" w:line="300"/>
+              <w:spacing w:after="30" w:before="0" w:line="276"/>
               <w:jc w:val="left"/>
             </w:pPr>
             <w:r>
@@ -1268,7 +1266,7 @@
           </w:p>
           <w:p>
             <w:pPr>
-              <w:spacing w:after="40" w:before="0" w:line="300"/>
+              <w:spacing w:after="30" w:before="0" w:line="276"/>
               <w:jc w:val="left"/>
             </w:pPr>
             <w:r>
@@ -1280,7 +1278,7 @@
           </w:p>
           <w:p>
             <w:pPr>
-              <w:spacing w:after="40" w:before="0" w:line="300"/>
+              <w:spacing w:after="30" w:before="0" w:line="276"/>
               <w:jc w:val="left"/>
             </w:pPr>
             <w:r>
@@ -1292,7 +1290,7 @@
           </w:p>
           <w:p>
             <w:pPr>
-              <w:spacing w:after="40" w:before="0" w:line="300"/>
+              <w:spacing w:after="30" w:before="0" w:line="276"/>
               <w:jc w:val="left"/>
             </w:pPr>
             <w:r>
@@ -1322,7 +1320,7 @@
           </w:tcPr>
           <w:p>
             <w:pPr>
-              <w:spacing w:after="40" w:before="0" w:line="300"/>
+              <w:spacing w:after="30" w:before="0" w:line="276"/>
               <w:jc w:val="center"/>
             </w:pPr>
             <w:r>
@@ -1380,7 +1378,7 @@
                 </w:tcPr>
                 <w:p>
                   <w:pPr>
-                    <w:spacing w:after="40" w:before="0" w:line="300"/>
+                    <w:spacing w:after="30" w:before="0" w:line="276"/>
                     <w:jc w:val="center"/>
                   </w:pPr>
                   <w:r>
@@ -1407,7 +1405,7 @@
                 </w:tcPr>
                 <w:p>
                   <w:pPr>
-                    <w:spacing w:after="40" w:before="0" w:line="300"/>
+                    <w:spacing w:after="30" w:before="0" w:line="276"/>
                     <w:jc w:val="center"/>
                   </w:pPr>
                   <w:r>
@@ -1434,7 +1432,7 @@
                 </w:tcPr>
                 <w:p>
                   <w:pPr>
-                    <w:spacing w:after="40" w:before="0" w:line="300"/>
+                    <w:spacing w:after="30" w:before="0" w:line="276"/>
                     <w:jc w:val="center"/>
                   </w:pPr>
                   <w:r>
@@ -1466,7 +1464,7 @@
                 </w:tcPr>
                 <w:p>
                   <w:pPr>
-                    <w:spacing w:after="40" w:before="0" w:line="300"/>
+                    <w:spacing w:after="30" w:before="0" w:line="276"/>
                     <w:jc w:val="center"/>
                   </w:pPr>
                   <w:r>
@@ -1478,7 +1476,7 @@
                 </w:p>
                 <w:p>
                   <w:pPr>
-                    <w:spacing w:after="40" w:before="0" w:line="300"/>
+                    <w:spacing w:after="30" w:before="0" w:line="276"/>
                     <w:jc w:val="center"/>
                   </w:pPr>
                   <w:r>
@@ -1504,7 +1502,7 @@
                 </w:tcPr>
                 <w:p>
                   <w:pPr>
-                    <w:spacing w:after="40" w:before="0" w:line="300"/>
+                    <w:spacing w:after="30" w:before="0" w:line="276"/>
                     <w:jc w:val="center"/>
                   </w:pPr>
                   <w:r>
@@ -1528,7 +1526,7 @@
                 </w:tcPr>
                 <w:p>
                   <w:pPr>
-                    <w:spacing w:after="40" w:before="0" w:line="300"/>
+                    <w:spacing w:after="30" w:before="0" w:line="276"/>
                     <w:jc w:val="left"/>
                   </w:pPr>
                   <w:r>
@@ -1563,7 +1561,7 @@
                 </w:tcPr>
                 <w:p>
                   <w:pPr>
-                    <w:spacing w:after="40" w:before="0" w:line="300"/>
+                    <w:spacing w:after="30" w:before="0" w:line="276"/>
                     <w:jc w:val="center"/>
                   </w:pPr>
                   <w:r>
@@ -1587,7 +1585,7 @@
                 </w:tcPr>
                 <w:p>
                   <w:pPr>
-                    <w:spacing w:after="40" w:before="0" w:line="300"/>
+                    <w:spacing w:after="30" w:before="0" w:line="276"/>
                     <w:jc w:val="left"/>
                   </w:pPr>
                   <w:r>
@@ -1622,7 +1620,7 @@
                 </w:tcPr>
                 <w:p>
                   <w:pPr>
-                    <w:spacing w:after="40" w:before="0" w:line="300"/>
+                    <w:spacing w:after="30" w:before="0" w:line="276"/>
                     <w:jc w:val="center"/>
                   </w:pPr>
                   <w:r>
@@ -1646,14 +1644,14 @@
                 </w:tcPr>
                 <w:p>
                   <w:pPr>
-                    <w:spacing w:after="40" w:before="0" w:line="300"/>
-                    <w:jc w:val="left"/>
-                  </w:pPr>
-                  <w:r>
-                    <w:rPr>
-                      <w:rFonts w:ascii="맑은 고딕" w:cs="맑은 고딕" w:eastAsia="맑은 고딕" w:hAnsi="맑은 고딕"/>
-                    </w:rPr>
-                    <w:t xml:space="preserve">사료 하나를 들어 독도 문제를 설명하거나, 근거 없이 결론만 제시한다.</w:t>
+                    <w:spacing w:after="30" w:before="0" w:line="276"/>
+                    <w:jc w:val="left"/>
+                  </w:pPr>
+                  <w:r>
+                    <w:rPr>
+                      <w:rFonts w:ascii="맑은 고딕" w:cs="맑은 고딕" w:eastAsia="맑은 고딕" w:hAnsi="맑은 고딕"/>
+                    </w:rPr>
+                    <w:t xml:space="preserve">사료 하나만 들어 1905년 일본 내각 결정문을 검토하거나, 근거 없이 결론만 제시한다.</w:t>
                   </w:r>
                 </w:p>
               </w:tc>
@@ -1661,7 +1659,7 @@
           </w:tbl>
           <w:p>
             <w:pPr>
-              <w:spacing w:after="40" w:before="60" w:line="300"/>
+              <w:spacing w:after="30" w:before="60" w:line="276"/>
               <w:jc w:val="left"/>
             </w:pPr>
             <w:r>
@@ -1726,7 +1724,7 @@
           </w:tcPr>
           <w:p>
             <w:pPr>
-              <w:spacing w:after="40" w:before="0" w:line="300"/>
+              <w:spacing w:after="30" w:before="0" w:line="276"/>
               <w:jc w:val="center"/>
             </w:pPr>
             <w:r>
@@ -1740,7 +1738,7 @@
           </w:p>
           <w:p>
             <w:pPr>
-              <w:spacing w:after="40" w:before="0" w:line="300"/>
+              <w:spacing w:after="30" w:before="0" w:line="276"/>
               <w:jc w:val="center"/>
             </w:pPr>
             <w:r>
@@ -1767,7 +1765,7 @@
           </w:tcPr>
           <w:p>
             <w:pPr>
-              <w:spacing w:after="40" w:before="0" w:line="300"/>
+              <w:spacing w:after="30" w:before="0" w:line="276"/>
               <w:jc w:val="center"/>
             </w:pPr>
             <w:r>
@@ -1794,7 +1792,7 @@
           </w:tcPr>
           <w:p>
             <w:pPr>
-              <w:spacing w:after="40" w:before="0" w:line="300"/>
+              <w:spacing w:after="30" w:before="0" w:line="276"/>
               <w:jc w:val="center"/>
             </w:pPr>
             <w:r>
@@ -1808,7 +1806,7 @@
           </w:p>
           <w:p>
             <w:pPr>
-              <w:spacing w:after="40" w:before="0" w:line="300"/>
+              <w:spacing w:after="30" w:before="0" w:line="276"/>
               <w:jc w:val="center"/>
             </w:pPr>
             <w:r>
@@ -1839,7 +1837,7 @@
           </w:tcPr>
           <w:p>
             <w:pPr>
-              <w:spacing w:after="40" w:before="0" w:line="300"/>
+              <w:spacing w:after="30" w:before="0" w:line="276"/>
               <w:jc w:val="center"/>
             </w:pPr>
             <w:r>
@@ -1851,7 +1849,7 @@
           </w:p>
           <w:p>
             <w:pPr>
-              <w:spacing w:after="40" w:before="0" w:line="300"/>
+              <w:spacing w:after="30" w:before="0" w:line="276"/>
               <w:jc w:val="center"/>
             </w:pPr>
             <w:r>
@@ -1875,7 +1873,7 @@
           </w:tcPr>
           <w:p>
             <w:pPr>
-              <w:spacing w:after="40" w:before="0" w:line="300"/>
+              <w:spacing w:after="30" w:before="0" w:line="276"/>
               <w:jc w:val="left"/>
             </w:pPr>
             <w:r>
@@ -1901,7 +1899,7 @@
           </w:p>
           <w:p>
             <w:pPr>
-              <w:spacing w:after="40" w:before="0" w:line="300"/>
+              <w:spacing w:after="30" w:before="0" w:line="276"/>
               <w:jc w:val="left"/>
             </w:pPr>
             <w:r>
@@ -1913,7 +1911,7 @@
           </w:p>
           <w:p>
             <w:pPr>
-              <w:spacing w:after="40" w:before="0" w:line="300"/>
+              <w:spacing w:after="30" w:before="0" w:line="276"/>
               <w:jc w:val="left"/>
             </w:pPr>
             <w:r>
@@ -1925,7 +1923,7 @@
           </w:p>
           <w:p>
             <w:pPr>
-              <w:spacing w:after="40" w:before="0" w:line="300"/>
+              <w:spacing w:after="30" w:before="0" w:line="276"/>
               <w:jc w:val="left"/>
             </w:pPr>
             <w:r>
@@ -1937,7 +1935,7 @@
           </w:p>
           <w:p>
             <w:pPr>
-              <w:spacing w:after="40" w:before="0" w:line="300"/>
+              <w:spacing w:after="30" w:before="0" w:line="276"/>
               <w:jc w:val="left"/>
             </w:pPr>
             <w:r>
@@ -1980,14 +1978,14 @@
                 </w:tcPr>
                 <w:p>
                   <w:pPr>
-                    <w:spacing w:after="40" w:before="0" w:line="300"/>
-                    <w:jc w:val="left"/>
-                  </w:pPr>
-                  <w:r>
-                    <w:rPr>
-                      <w:rFonts w:ascii="맑은 고딕" w:cs="맑은 고딕" w:eastAsia="맑은 고딕" w:hAnsi="맑은 고딕"/>
-                    </w:rPr>
-                    <w:t xml:space="preserve">1905년 전후의 기록을 직접 읽고, 사료가 말하는 범위 안에서 1905년 독도 편입을 설명한다.</w:t>
+                    <w:spacing w:after="30" w:before="0" w:line="276"/>
+                    <w:jc w:val="left"/>
+                  </w:pPr>
+                  <w:r>
+                    <w:rPr>
+                      <w:rFonts w:ascii="맑은 고딕" w:cs="맑은 고딕" w:eastAsia="맑은 고딕" w:hAnsi="맑은 고딕"/>
+                    </w:rPr>
+                    <w:t xml:space="preserve">1905년 전후의 기록을 직접 읽고, 사료가 말하는 범위 안에서 1905년 일본의 독도 편입을 설명한다.</w:t>
                   </w:r>
                 </w:p>
               </w:tc>
@@ -2008,7 +2006,7 @@
           </w:tcPr>
           <w:p>
             <w:pPr>
-              <w:spacing w:after="40" w:before="0" w:line="300"/>
+              <w:spacing w:after="30" w:before="0" w:line="276"/>
               <w:jc w:val="left"/>
             </w:pPr>
             <w:r>
@@ -2020,7 +2018,7 @@
           </w:p>
           <w:p>
             <w:pPr>
-              <w:spacing w:after="40" w:before="0" w:line="300"/>
+              <w:spacing w:after="30" w:before="0" w:line="276"/>
               <w:jc w:val="left"/>
             </w:pPr>
             <w:r>
@@ -2032,7 +2030,7 @@
           </w:p>
           <w:p>
             <w:pPr>
-              <w:spacing w:after="40" w:before="0" w:line="300"/>
+              <w:spacing w:after="30" w:before="0" w:line="276"/>
               <w:jc w:val="left"/>
             </w:pPr>
             <w:r>
@@ -2061,7 +2059,7 @@
           </w:tcPr>
           <w:p>
             <w:pPr>
-              <w:spacing w:after="40" w:before="0" w:line="300"/>
+              <w:spacing w:after="30" w:before="0" w:line="276"/>
               <w:jc w:val="center"/>
             </w:pPr>
             <w:r>
@@ -2073,14 +2071,14 @@
           </w:p>
           <w:p>
             <w:pPr>
-              <w:spacing w:after="40" w:before="0" w:line="300"/>
+              <w:spacing w:after="30" w:before="0" w:line="276"/>
               <w:jc w:val="center"/>
             </w:pPr>
             <w:r>
               <w:rPr>
                 <w:rFonts w:ascii="맑은 고딕" w:cs="맑은 고딕" w:eastAsia="맑은 고딕" w:hAnsi="맑은 고딕"/>
               </w:rPr>
-              <w:t xml:space="preserve">(38´)</w:t>
+              <w:t xml:space="preserve">(36´)</w:t>
             </w:r>
           </w:p>
         </w:tc>
@@ -2097,7 +2095,7 @@
           </w:tcPr>
           <w:p>
             <w:pPr>
-              <w:spacing w:after="40" w:before="0" w:line="300"/>
+              <w:spacing w:after="30" w:before="0" w:line="276"/>
               <w:jc w:val="left"/>
             </w:pPr>
             <w:r>
@@ -2111,7 +2109,7 @@
           </w:p>
           <w:p>
             <w:pPr>
-              <w:spacing w:after="40" w:before="0" w:line="300"/>
+              <w:spacing w:after="30" w:before="0" w:line="276"/>
               <w:jc w:val="left"/>
             </w:pPr>
             <w:r>
@@ -2123,7 +2121,7 @@
           </w:p>
           <w:p>
             <w:pPr>
-              <w:spacing w:after="40" w:before="0" w:line="300"/>
+              <w:spacing w:after="30" w:before="0" w:line="276"/>
               <w:ind w:left="200" w:hanging="0"/>
               <w:jc w:val="left"/>
             </w:pPr>
@@ -2136,7 +2134,7 @@
           </w:p>
           <w:p>
             <w:pPr>
-              <w:spacing w:after="40" w:before="0" w:line="300"/>
+              <w:spacing w:after="30" w:before="0" w:line="276"/>
               <w:ind w:left="200" w:hanging="0"/>
               <w:jc w:val="left"/>
             </w:pPr>
@@ -2144,12 +2142,12 @@
               <w:rPr>
                 <w:rFonts w:ascii="맑은 고딕" w:cs="맑은 고딕" w:eastAsia="맑은 고딕" w:hAnsi="맑은 고딕"/>
               </w:rPr>
-              <w:t xml:space="preserve">- 1905 일본 내각 결정에서 “다른 나라가 점유했다고 인정할 형적이 없다” 찾기, 당대 결정문과 오늘날 외무성 설명 구분하기</w:t>
-            </w:r>
-          </w:p>
-          <w:p>
-            <w:pPr>
-              <w:spacing w:after="40" w:before="0" w:line="300"/>
+              <w:t xml:space="preserve">- 1905 일본 내각 결정에서 “다른 나라가 점유했다고 인정할 형적이 없다” 찾기, 당대 결정문과 오늘날 일본 외무성 설명 구분하기</w:t>
+            </w:r>
+          </w:p>
+          <w:p>
+            <w:pPr>
+              <w:spacing w:after="30" w:before="0" w:line="276"/>
               <w:ind w:left="200" w:hanging="0"/>
               <w:jc w:val="left"/>
             </w:pPr>
@@ -2162,7 +2160,7 @@
           </w:p>
           <w:p>
             <w:pPr>
-              <w:spacing w:after="40" w:before="0" w:line="300"/>
+              <w:spacing w:after="30" w:before="0" w:line="276"/>
               <w:jc w:val="left"/>
             </w:pPr>
             <w:r>
@@ -2174,7 +2172,7 @@
           </w:p>
           <w:p>
             <w:pPr>
-              <w:spacing w:after="40" w:before="0" w:line="300"/>
+              <w:spacing w:after="30" w:before="0" w:line="276"/>
               <w:ind w:left="200" w:hanging="0"/>
               <w:jc w:val="left"/>
             </w:pPr>
@@ -2187,7 +2185,7 @@
           </w:p>
           <w:p>
             <w:pPr>
-              <w:spacing w:after="40" w:before="0" w:line="300"/>
+              <w:spacing w:after="30" w:before="0" w:line="276"/>
               <w:ind w:left="200" w:hanging="0"/>
               <w:jc w:val="left"/>
             </w:pPr>
@@ -2200,7 +2198,7 @@
           </w:p>
           <w:p>
             <w:pPr>
-              <w:spacing w:after="40" w:before="0" w:line="300"/>
+              <w:spacing w:after="30" w:before="0" w:line="276"/>
               <w:ind w:left="200" w:hanging="0"/>
               <w:jc w:val="left"/>
             </w:pPr>
@@ -2213,7 +2211,7 @@
           </w:p>
           <w:p>
             <w:pPr>
-              <w:spacing w:after="40" w:before="0" w:line="300"/>
+              <w:spacing w:after="30" w:before="0" w:line="276"/>
               <w:jc w:val="left"/>
             </w:pPr>
             <w:r>
@@ -2225,7 +2223,7 @@
           </w:p>
           <w:p>
             <w:pPr>
-              <w:spacing w:after="40" w:before="0" w:line="300"/>
+              <w:spacing w:after="30" w:before="0" w:line="276"/>
               <w:ind w:left="200" w:hanging="0"/>
               <w:jc w:val="left"/>
             </w:pPr>
@@ -2238,13 +2236,13 @@
           </w:p>
           <w:p>
             <w:pPr>
-              <w:spacing w:after="40" w:before="120" w:line="300"/>
-              <w:jc w:val="left"/>
-            </w:pPr>
-          </w:p>
-          <w:p>
-            <w:pPr>
-              <w:spacing w:after="40" w:before="0" w:line="300"/>
+              <w:spacing w:after="30" w:before="120" w:line="276"/>
+              <w:jc w:val="left"/>
+            </w:pPr>
+          </w:p>
+          <w:p>
+            <w:pPr>
+              <w:spacing w:after="30" w:before="0" w:line="276"/>
               <w:jc w:val="left"/>
             </w:pPr>
             <w:r>
@@ -2258,7 +2256,7 @@
           </w:p>
           <w:p>
             <w:pPr>
-              <w:spacing w:after="40" w:before="0" w:line="300"/>
+              <w:spacing w:after="30" w:before="0" w:line="276"/>
               <w:jc w:val="left"/>
             </w:pPr>
             <w:r>
@@ -2270,7 +2268,7 @@
           </w:p>
           <w:p>
             <w:pPr>
-              <w:spacing w:after="40" w:before="0" w:line="300"/>
+              <w:spacing w:after="30" w:before="0" w:line="276"/>
               <w:jc w:val="left"/>
             </w:pPr>
             <w:r>
@@ -2282,7 +2280,7 @@
           </w:p>
           <w:p>
             <w:pPr>
-              <w:spacing w:after="40" w:before="0" w:line="300"/>
+              <w:spacing w:after="30" w:before="0" w:line="276"/>
               <w:jc w:val="left"/>
             </w:pPr>
             <w:r>
@@ -2294,13 +2292,13 @@
           </w:p>
           <w:p>
             <w:pPr>
-              <w:spacing w:after="40" w:before="120" w:line="300"/>
-              <w:jc w:val="left"/>
-            </w:pPr>
-          </w:p>
-          <w:p>
-            <w:pPr>
-              <w:spacing w:after="40" w:before="0" w:line="300"/>
+              <w:spacing w:after="30" w:before="120" w:line="276"/>
+              <w:jc w:val="left"/>
+            </w:pPr>
+          </w:p>
+          <w:p>
+            <w:pPr>
+              <w:spacing w:after="30" w:before="0" w:line="276"/>
               <w:jc w:val="left"/>
             </w:pPr>
             <w:r>
@@ -2314,7 +2312,7 @@
           </w:p>
           <w:p>
             <w:pPr>
-              <w:spacing w:after="40" w:before="0" w:line="300"/>
+              <w:spacing w:after="30" w:before="0" w:line="276"/>
               <w:jc w:val="left"/>
             </w:pPr>
             <w:r>
@@ -2326,7 +2324,7 @@
           </w:p>
           <w:p>
             <w:pPr>
-              <w:spacing w:after="40" w:before="0" w:line="300"/>
+              <w:spacing w:after="30" w:before="0" w:line="276"/>
               <w:jc w:val="left"/>
             </w:pPr>
             <w:r>
@@ -2350,7 +2348,7 @@
           </w:tcPr>
           <w:p>
             <w:pPr>
-              <w:spacing w:after="40" w:before="0" w:line="300"/>
+              <w:spacing w:after="30" w:before="0" w:line="276"/>
               <w:jc w:val="left"/>
             </w:pPr>
             <w:r>
@@ -2362,7 +2360,7 @@
           </w:p>
           <w:p>
             <w:pPr>
-              <w:spacing w:after="40" w:before="0" w:line="300"/>
+              <w:spacing w:after="30" w:before="0" w:line="276"/>
               <w:jc w:val="left"/>
             </w:pPr>
             <w:r>
@@ -2374,7 +2372,7 @@
           </w:p>
           <w:p>
             <w:pPr>
-              <w:spacing w:after="40" w:before="0" w:line="300"/>
+              <w:spacing w:after="30" w:before="0" w:line="276"/>
               <w:jc w:val="left"/>
             </w:pPr>
             <w:r>
@@ -2386,7 +2384,7 @@
           </w:p>
           <w:p>
             <w:pPr>
-              <w:spacing w:after="40" w:before="0" w:line="300"/>
+              <w:spacing w:after="30" w:before="0" w:line="276"/>
               <w:jc w:val="left"/>
             </w:pPr>
             <w:r>
@@ -2398,25 +2396,25 @@
           </w:p>
           <w:p>
             <w:pPr>
-              <w:spacing w:after="40" w:before="0" w:line="300"/>
-              <w:jc w:val="left"/>
-            </w:pPr>
-          </w:p>
-          <w:p>
-            <w:pPr>
-              <w:spacing w:after="40" w:before="0" w:line="300"/>
-              <w:jc w:val="left"/>
-            </w:pPr>
-            <w:r>
-              <w:rPr>
-                <w:rFonts w:ascii="맑은 고딕" w:cs="맑은 고딕" w:eastAsia="맑은 고딕" w:hAnsi="맑은 고딕"/>
-              </w:rPr>
-              <w:t xml:space="preserve">▸활동지 활동2 (약 7분)</w:t>
-            </w:r>
-          </w:p>
-          <w:p>
-            <w:pPr>
-              <w:spacing w:after="40" w:before="0" w:line="300"/>
+              <w:spacing w:after="30" w:before="0" w:line="276"/>
+              <w:jc w:val="left"/>
+            </w:pPr>
+          </w:p>
+          <w:p>
+            <w:pPr>
+              <w:spacing w:after="30" w:before="0" w:line="276"/>
+              <w:jc w:val="left"/>
+            </w:pPr>
+            <w:r>
+              <w:rPr>
+                <w:rFonts w:ascii="맑은 고딕" w:cs="맑은 고딕" w:eastAsia="맑은 고딕" w:hAnsi="맑은 고딕"/>
+              </w:rPr>
+              <w:t xml:space="preserve">▸활동지 활동2 (약 5분)</w:t>
+            </w:r>
+          </w:p>
+          <w:p>
+            <w:pPr>
+              <w:spacing w:after="30" w:before="0" w:line="276"/>
               <w:jc w:val="left"/>
             </w:pPr>
             <w:r>
@@ -2428,13 +2426,13 @@
           </w:p>
           <w:p>
             <w:pPr>
-              <w:spacing w:after="40" w:before="0" w:line="300"/>
-              <w:jc w:val="left"/>
-            </w:pPr>
-          </w:p>
-          <w:p>
-            <w:pPr>
-              <w:spacing w:after="40" w:before="0" w:line="300"/>
+              <w:spacing w:after="30" w:before="0" w:line="276"/>
+              <w:jc w:val="left"/>
+            </w:pPr>
+          </w:p>
+          <w:p>
+            <w:pPr>
+              <w:spacing w:after="30" w:before="0" w:line="276"/>
               <w:jc w:val="left"/>
             </w:pPr>
             <w:r>
@@ -2446,7 +2444,7 @@
           </w:p>
           <w:p>
             <w:pPr>
-              <w:spacing w:after="40" w:before="0" w:line="300"/>
+              <w:spacing w:after="30" w:before="0" w:line="276"/>
               <w:jc w:val="left"/>
             </w:pPr>
             <w:r>
@@ -2475,7 +2473,7 @@
           </w:tcPr>
           <w:p>
             <w:pPr>
-              <w:spacing w:after="40" w:before="0" w:line="300"/>
+              <w:spacing w:after="30" w:before="0" w:line="276"/>
               <w:jc w:val="center"/>
             </w:pPr>
             <w:r>
@@ -2487,14 +2485,14 @@
           </w:p>
           <w:p>
             <w:pPr>
-              <w:spacing w:after="40" w:before="0" w:line="300"/>
+              <w:spacing w:after="30" w:before="0" w:line="276"/>
               <w:jc w:val="center"/>
             </w:pPr>
             <w:r>
               <w:rPr>
                 <w:rFonts w:ascii="맑은 고딕" w:cs="맑은 고딕" w:eastAsia="맑은 고딕" w:hAnsi="맑은 고딕"/>
               </w:rPr>
-              <w:t xml:space="preserve">(7´)</w:t>
+              <w:t xml:space="preserve">(9´)</w:t>
             </w:r>
           </w:p>
         </w:tc>
@@ -2511,7 +2509,7 @@
           </w:tcPr>
           <w:p>
             <w:pPr>
-              <w:spacing w:after="40" w:before="0" w:line="300"/>
+              <w:spacing w:after="30" w:before="0" w:line="276"/>
               <w:jc w:val="left"/>
             </w:pPr>
             <w:r>
@@ -2523,7 +2521,7 @@
           </w:p>
           <w:p>
             <w:pPr>
-              <w:spacing w:after="40" w:before="0" w:line="300"/>
+              <w:spacing w:after="30" w:before="0" w:line="276"/>
               <w:jc w:val="left"/>
             </w:pPr>
             <w:r>
@@ -2535,7 +2533,31 @@
           </w:p>
           <w:p>
             <w:pPr>
-              <w:spacing w:after="40" w:before="0" w:line="300"/>
+              <w:spacing w:after="30" w:before="0" w:line="276"/>
+              <w:jc w:val="left"/>
+            </w:pPr>
+            <w:r>
+              <w:rPr>
+                <w:rFonts w:ascii="맑은 고딕" w:cs="맑은 고딕" w:eastAsia="맑은 고딕" w:hAnsi="맑은 고딕"/>
+              </w:rPr>
+              <w:t xml:space="preserve">○ 석도와 독도의 관계 정리하기</w:t>
+            </w:r>
+          </w:p>
+          <w:p>
+            <w:pPr>
+              <w:spacing w:after="30" w:before="0" w:line="276"/>
+              <w:jc w:val="left"/>
+            </w:pPr>
+            <w:r>
+              <w:rPr>
+                <w:rFonts w:ascii="맑은 고딕" w:cs="맑은 고딕" w:eastAsia="맑은 고딕" w:hAnsi="맑은 고딕"/>
+              </w:rPr>
+              <w:t xml:space="preserve">- 한국 정부와 학계는 ‘돌섬’을 뜻으로 옮기면 石島, 소리로 옮기면 獨島가 된다는 명칭 연구와 1904·1906년 기록을 근거로 칙령 제41호의 석도를 독도로 본다는 점을 소개하고, 학생의 판단 궤적과 비교하기</w:t>
+            </w:r>
+          </w:p>
+          <w:p>
+            <w:pPr>
+              <w:spacing w:after="30" w:before="0" w:line="276"/>
               <w:jc w:val="left"/>
             </w:pPr>
             <w:r>
@@ -2547,7 +2569,7 @@
           </w:p>
           <w:p>
             <w:pPr>
-              <w:spacing w:after="40" w:before="0" w:line="300"/>
+              <w:spacing w:after="30" w:before="0" w:line="276"/>
               <w:jc w:val="left"/>
             </w:pPr>
             <w:r>
@@ -2559,7 +2581,7 @@
           </w:p>
           <w:p>
             <w:pPr>
-              <w:spacing w:after="40" w:before="0" w:line="300"/>
+              <w:spacing w:after="30" w:before="0" w:line="276"/>
               <w:jc w:val="left"/>
             </w:pPr>
             <w:r>
@@ -2583,7 +2605,7 @@
           </w:tcPr>
           <w:p>
             <w:pPr>
-              <w:spacing w:after="40" w:before="0" w:line="300"/>
+              <w:spacing w:after="30" w:before="0" w:line="276"/>
               <w:jc w:val="left"/>
             </w:pPr>
             <w:r>
@@ -2595,7 +2617,7 @@
           </w:p>
           <w:p>
             <w:pPr>
-              <w:spacing w:after="40" w:before="0" w:line="300"/>
+              <w:spacing w:after="30" w:before="0" w:line="276"/>
               <w:jc w:val="left"/>
             </w:pPr>
             <w:r>
@@ -2658,7 +2680,7 @@
           </w:tcPr>
           <w:p>
             <w:pPr>
-              <w:spacing w:after="40" w:before="0" w:line="300"/>
+              <w:spacing w:after="30" w:before="0" w:line="276"/>
               <w:jc w:val="center"/>
             </w:pPr>
             <w:r>
@@ -2684,7 +2706,7 @@
           </w:tcPr>
           <w:p>
             <w:pPr>
-              <w:spacing w:after="40" w:before="0" w:line="300"/>
+              <w:spacing w:after="30" w:before="0" w:line="276"/>
               <w:jc w:val="left"/>
             </w:pPr>
             <w:r>
@@ -2693,7 +2715,7 @@
                 <w:b/>
                 <w:bCs/>
               </w:rPr>
-              <w:t xml:space="preserve">기록으로 다시 읽는 1905년 독도 편입</w:t>
+              <w:t xml:space="preserve">기록으로 다시 읽는 1905년 일본의 독도 편입</w:t>
             </w:r>
           </w:p>
         </w:tc>
@@ -2716,7 +2738,7 @@
           </w:tcPr>
           <w:p>
             <w:pPr>
-              <w:spacing w:after="40" w:before="0" w:line="300"/>
+              <w:spacing w:after="30" w:before="0" w:line="276"/>
               <w:jc w:val="right"/>
             </w:pPr>
             <w:r>
@@ -2731,7 +2753,7 @@
     </w:tbl>
     <w:p>
       <w:pPr>
-        <w:spacing w:after="120" w:before="0" w:line="300"/>
+        <w:spacing w:after="120" w:before="0" w:line="276"/>
         <w:jc w:val="left"/>
       </w:pPr>
     </w:p>
@@ -2799,7 +2821,7 @@
                 </w:tcPr>
                 <w:p>
                   <w:pPr>
-                    <w:spacing w:after="40" w:before="0" w:line="300"/>
+                    <w:spacing w:after="30" w:before="0" w:line="276"/>
                     <w:jc w:val="center"/>
                   </w:pPr>
                   <w:r>
@@ -2831,7 +2853,7 @@
                 </w:tcPr>
                 <w:p>
                   <w:pPr>
-                    <w:spacing w:after="40" w:before="0" w:line="300"/>
+                    <w:spacing w:after="30" w:before="0" w:line="276"/>
                     <w:jc w:val="center"/>
                   </w:pPr>
                   <w:r>
@@ -2850,7 +2872,7 @@
           </w:tbl>
           <w:p>
             <w:pPr>
-              <w:spacing w:after="60" w:before="160" w:line="300"/>
+              <w:spacing w:after="60" w:before="160" w:line="276"/>
               <w:ind w:left="300" w:hanging="0"/>
               <w:jc w:val="left"/>
             </w:pPr>
@@ -2865,7 +2887,7 @@
           </w:p>
           <w:p>
             <w:pPr>
-              <w:spacing w:after="60" w:before="120" w:line="300"/>
+              <w:spacing w:after="60" w:before="120" w:line="276"/>
               <w:jc w:val="left"/>
             </w:pPr>
             <w:r>
@@ -2915,7 +2937,7 @@
                 </w:tcPr>
                 <w:p>
                   <w:pPr>
-                    <w:spacing w:after="40" w:before="0" w:line="300"/>
+                    <w:spacing w:after="30" w:before="0" w:line="276"/>
                     <w:jc w:val="center"/>
                   </w:pPr>
                   <w:r>
@@ -2942,7 +2964,7 @@
                 </w:tcPr>
                 <w:p>
                   <w:pPr>
-                    <w:spacing w:after="40" w:before="0" w:line="300"/>
+                    <w:spacing w:after="30" w:before="0" w:line="276"/>
                     <w:jc w:val="center"/>
                   </w:pPr>
                   <w:r>
@@ -2969,7 +2991,7 @@
                 </w:tcPr>
                 <w:p>
                   <w:pPr>
-                    <w:spacing w:after="40" w:before="0" w:line="300"/>
+                    <w:spacing w:after="30" w:before="0" w:line="276"/>
                     <w:jc w:val="center"/>
                   </w:pPr>
                   <w:r>
@@ -2996,7 +3018,7 @@
                 </w:tcPr>
                 <w:p>
                   <w:pPr>
-                    <w:spacing w:after="40" w:before="0" w:line="300"/>
+                    <w:spacing w:after="30" w:before="0" w:line="276"/>
                     <w:jc w:val="center"/>
                   </w:pPr>
                   <w:r>
@@ -3023,7 +3045,7 @@
                 </w:tcPr>
                 <w:p>
                   <w:pPr>
-                    <w:spacing w:after="40" w:before="0" w:line="300"/>
+                    <w:spacing w:after="30" w:before="0" w:line="276"/>
                     <w:jc w:val="center"/>
                   </w:pPr>
                   <w:r>
@@ -3055,7 +3077,7 @@
                 </w:tcPr>
                 <w:p>
                   <w:pPr>
-                    <w:spacing w:after="40" w:before="0" w:line="300"/>
+                    <w:spacing w:after="30" w:before="0" w:line="276"/>
                     <w:jc w:val="left"/>
                   </w:pPr>
                   <w:r>
@@ -3079,7 +3101,7 @@
                 </w:tcPr>
                 <w:p>
                   <w:pPr>
-                    <w:spacing w:after="40" w:before="0" w:line="300"/>
+                    <w:spacing w:after="30" w:before="0" w:line="276"/>
                     <w:jc w:val="left"/>
                   </w:pPr>
                   <w:r>
@@ -3103,7 +3125,7 @@
                 </w:tcPr>
                 <w:p>
                   <w:pPr>
-                    <w:spacing w:after="40" w:before="0" w:line="300"/>
+                    <w:spacing w:after="30" w:before="0" w:line="276"/>
                     <w:jc w:val="left"/>
                   </w:pPr>
                 </w:p>
@@ -3121,7 +3143,7 @@
                 </w:tcPr>
                 <w:p>
                   <w:pPr>
-                    <w:spacing w:after="40" w:before="0" w:line="300"/>
+                    <w:spacing w:after="30" w:before="0" w:line="276"/>
                     <w:jc w:val="left"/>
                   </w:pPr>
                 </w:p>
@@ -3139,7 +3161,7 @@
                 </w:tcPr>
                 <w:p>
                   <w:pPr>
-                    <w:spacing w:after="40" w:before="0" w:line="300"/>
+                    <w:spacing w:after="30" w:before="0" w:line="276"/>
                     <w:jc w:val="left"/>
                   </w:pPr>
                 </w:p>
@@ -3163,7 +3185,7 @@
                 </w:tcPr>
                 <w:p>
                   <w:pPr>
-                    <w:spacing w:after="40" w:before="0" w:line="300"/>
+                    <w:spacing w:after="30" w:before="0" w:line="276"/>
                     <w:jc w:val="left"/>
                   </w:pPr>
                   <w:r>
@@ -3187,7 +3209,7 @@
                 </w:tcPr>
                 <w:p>
                   <w:pPr>
-                    <w:spacing w:after="40" w:before="0" w:line="300"/>
+                    <w:spacing w:after="30" w:before="0" w:line="276"/>
                     <w:jc w:val="left"/>
                   </w:pPr>
                   <w:r>
@@ -3211,7 +3233,7 @@
                 </w:tcPr>
                 <w:p>
                   <w:pPr>
-                    <w:spacing w:after="40" w:before="0" w:line="300"/>
+                    <w:spacing w:after="30" w:before="0" w:line="276"/>
                     <w:jc w:val="left"/>
                   </w:pPr>
                 </w:p>
@@ -3229,7 +3251,7 @@
                 </w:tcPr>
                 <w:p>
                   <w:pPr>
-                    <w:spacing w:after="40" w:before="0" w:line="300"/>
+                    <w:spacing w:after="30" w:before="0" w:line="276"/>
                     <w:jc w:val="left"/>
                   </w:pPr>
                 </w:p>
@@ -3247,7 +3269,7 @@
                 </w:tcPr>
                 <w:p>
                   <w:pPr>
-                    <w:spacing w:after="40" w:before="0" w:line="300"/>
+                    <w:spacing w:after="30" w:before="0" w:line="276"/>
                     <w:jc w:val="left"/>
                   </w:pPr>
                 </w:p>
@@ -3271,7 +3293,7 @@
                 </w:tcPr>
                 <w:p>
                   <w:pPr>
-                    <w:spacing w:after="40" w:before="0" w:line="300"/>
+                    <w:spacing w:after="30" w:before="0" w:line="276"/>
                     <w:jc w:val="left"/>
                   </w:pPr>
                   <w:r>
@@ -3295,7 +3317,7 @@
                 </w:tcPr>
                 <w:p>
                   <w:pPr>
-                    <w:spacing w:after="40" w:before="0" w:line="300"/>
+                    <w:spacing w:after="30" w:before="0" w:line="276"/>
                     <w:jc w:val="left"/>
                   </w:pPr>
                   <w:r>
@@ -3319,7 +3341,7 @@
                 </w:tcPr>
                 <w:p>
                   <w:pPr>
-                    <w:spacing w:after="40" w:before="0" w:line="300"/>
+                    <w:spacing w:after="30" w:before="0" w:line="276"/>
                     <w:jc w:val="left"/>
                   </w:pPr>
                 </w:p>
@@ -3337,7 +3359,7 @@
                 </w:tcPr>
                 <w:p>
                   <w:pPr>
-                    <w:spacing w:after="40" w:before="0" w:line="300"/>
+                    <w:spacing w:after="30" w:before="0" w:line="276"/>
                     <w:jc w:val="left"/>
                   </w:pPr>
                 </w:p>
@@ -3355,7 +3377,7 @@
                 </w:tcPr>
                 <w:p>
                   <w:pPr>
-                    <w:spacing w:after="40" w:before="0" w:line="300"/>
+                    <w:spacing w:after="30" w:before="0" w:line="276"/>
                     <w:jc w:val="left"/>
                   </w:pPr>
                 </w:p>
@@ -3364,7 +3386,7 @@
           </w:tbl>
           <w:p>
             <w:pPr>
-              <w:spacing w:after="60" w:before="120" w:line="300"/>
+              <w:spacing w:after="60" w:before="120" w:line="276"/>
               <w:jc w:val="left"/>
             </w:pPr>
             <w:r>
@@ -3410,7 +3432,7 @@
                 </w:tcPr>
                 <w:p>
                   <w:pPr>
-                    <w:spacing w:after="40" w:before="0" w:line="300"/>
+                    <w:spacing w:after="30" w:before="0" w:line="276"/>
                     <w:jc w:val="left"/>
                   </w:pPr>
                 </w:p>
@@ -3434,7 +3456,7 @@
                 </w:tcPr>
                 <w:p>
                   <w:pPr>
-                    <w:spacing w:after="40" w:before="0" w:line="300"/>
+                    <w:spacing w:after="30" w:before="0" w:line="276"/>
                     <w:jc w:val="left"/>
                   </w:pPr>
                 </w:p>
@@ -3443,7 +3465,7 @@
           </w:tbl>
           <w:p>
             <w:pPr>
-              <w:spacing w:after="60" w:before="120" w:line="300"/>
+              <w:spacing w:after="60" w:before="120" w:line="276"/>
               <w:jc w:val="left"/>
             </w:pPr>
             <w:r>
@@ -3489,7 +3511,7 @@
                 </w:tcPr>
                 <w:p>
                   <w:pPr>
-                    <w:spacing w:after="40" w:before="0" w:line="300"/>
+                    <w:spacing w:after="30" w:before="0" w:line="276"/>
                     <w:jc w:val="left"/>
                   </w:pPr>
                 </w:p>
@@ -3513,7 +3535,7 @@
                 </w:tcPr>
                 <w:p>
                   <w:pPr>
-                    <w:spacing w:after="40" w:before="0" w:line="300"/>
+                    <w:spacing w:after="30" w:before="0" w:line="276"/>
                     <w:jc w:val="left"/>
                   </w:pPr>
                 </w:p>
@@ -3522,7 +3544,7 @@
           </w:tbl>
           <w:p>
             <w:pPr>
-              <w:spacing w:after="120" w:before="0" w:line="300"/>
+              <w:spacing w:after="120" w:before="0" w:line="276"/>
               <w:jc w:val="left"/>
             </w:pPr>
           </w:p>
@@ -3531,7 +3553,7 @@
     </w:tbl>
     <w:p>
       <w:pPr>
-        <w:spacing w:after="80" w:before="0" w:line="300"/>
+        <w:spacing w:after="80" w:before="0" w:line="276"/>
         <w:jc w:val="left"/>
       </w:pPr>
     </w:p>
@@ -3599,7 +3621,7 @@
                 </w:tcPr>
                 <w:p>
                   <w:pPr>
-                    <w:spacing w:after="40" w:before="0" w:line="300"/>
+                    <w:spacing w:after="30" w:before="0" w:line="276"/>
                     <w:jc w:val="center"/>
                   </w:pPr>
                   <w:r>
@@ -3631,7 +3653,7 @@
                 </w:tcPr>
                 <w:p>
                   <w:pPr>
-                    <w:spacing w:after="40" w:before="0" w:line="300"/>
+                    <w:spacing w:after="30" w:before="0" w:line="276"/>
                     <w:jc w:val="center"/>
                   </w:pPr>
                   <w:r>
@@ -3650,7 +3672,7 @@
           </w:tbl>
           <w:p>
             <w:pPr>
-              <w:spacing w:after="60" w:before="160" w:line="300"/>
+              <w:spacing w:after="60" w:before="160" w:line="276"/>
               <w:ind w:left="300" w:hanging="0"/>
               <w:jc w:val="left"/>
             </w:pPr>
@@ -3665,7 +3687,7 @@
           </w:p>
           <w:p>
             <w:pPr>
-              <w:spacing w:after="60" w:before="120" w:line="300"/>
+              <w:spacing w:after="60" w:before="120" w:line="276"/>
               <w:jc w:val="left"/>
             </w:pPr>
             <w:r>
@@ -3714,7 +3736,7 @@
                 </w:tcPr>
                 <w:p>
                   <w:pPr>
-                    <w:spacing w:after="40" w:before="0" w:line="300"/>
+                    <w:spacing w:after="30" w:before="0" w:line="276"/>
                     <w:jc w:val="center"/>
                   </w:pPr>
                   <w:r>
@@ -3741,7 +3763,7 @@
                 </w:tcPr>
                 <w:p>
                   <w:pPr>
-                    <w:spacing w:after="40" w:before="0" w:line="300"/>
+                    <w:spacing w:after="30" w:before="0" w:line="276"/>
                     <w:jc w:val="center"/>
                   </w:pPr>
                   <w:r>
@@ -3768,7 +3790,7 @@
                 </w:tcPr>
                 <w:p>
                   <w:pPr>
-                    <w:spacing w:after="40" w:before="0" w:line="300"/>
+                    <w:spacing w:after="30" w:before="0" w:line="276"/>
                     <w:jc w:val="center"/>
                   </w:pPr>
                   <w:r>
@@ -3795,7 +3817,7 @@
                 </w:tcPr>
                 <w:p>
                   <w:pPr>
-                    <w:spacing w:after="40" w:before="0" w:line="300"/>
+                    <w:spacing w:after="30" w:before="0" w:line="276"/>
                     <w:jc w:val="center"/>
                   </w:pPr>
                   <w:r>
@@ -3827,7 +3849,7 @@
                 </w:tcPr>
                 <w:p>
                   <w:pPr>
-                    <w:spacing w:after="40" w:before="0" w:line="300"/>
+                    <w:spacing w:after="30" w:before="0" w:line="276"/>
                     <w:jc w:val="left"/>
                   </w:pPr>
                   <w:r>
@@ -3851,7 +3873,7 @@
                 </w:tcPr>
                 <w:p>
                   <w:pPr>
-                    <w:spacing w:after="40" w:before="0" w:line="300"/>
+                    <w:spacing w:after="30" w:before="0" w:line="276"/>
                     <w:jc w:val="left"/>
                   </w:pPr>
                   <w:r>
@@ -3875,7 +3897,7 @@
                 </w:tcPr>
                 <w:p>
                   <w:pPr>
-                    <w:spacing w:after="40" w:before="0" w:line="300"/>
+                    <w:spacing w:after="30" w:before="0" w:line="276"/>
                     <w:jc w:val="left"/>
                   </w:pPr>
                 </w:p>
@@ -3893,7 +3915,7 @@
                 </w:tcPr>
                 <w:p>
                   <w:pPr>
-                    <w:spacing w:after="40" w:before="0" w:line="300"/>
+                    <w:spacing w:after="30" w:before="0" w:line="276"/>
                     <w:jc w:val="left"/>
                   </w:pPr>
                 </w:p>
@@ -3917,7 +3939,7 @@
                 </w:tcPr>
                 <w:p>
                   <w:pPr>
-                    <w:spacing w:after="40" w:before="0" w:line="300"/>
+                    <w:spacing w:after="30" w:before="0" w:line="276"/>
                     <w:jc w:val="left"/>
                   </w:pPr>
                   <w:r>
@@ -3941,7 +3963,7 @@
                 </w:tcPr>
                 <w:p>
                   <w:pPr>
-                    <w:spacing w:after="40" w:before="0" w:line="300"/>
+                    <w:spacing w:after="30" w:before="0" w:line="276"/>
                     <w:jc w:val="left"/>
                   </w:pPr>
                   <w:r>
@@ -3965,7 +3987,7 @@
                 </w:tcPr>
                 <w:p>
                   <w:pPr>
-                    <w:spacing w:after="40" w:before="0" w:line="300"/>
+                    <w:spacing w:after="30" w:before="0" w:line="276"/>
                     <w:jc w:val="left"/>
                   </w:pPr>
                 </w:p>
@@ -3983,7 +4005,7 @@
                 </w:tcPr>
                 <w:p>
                   <w:pPr>
-                    <w:spacing w:after="40" w:before="0" w:line="300"/>
+                    <w:spacing w:after="30" w:before="0" w:line="276"/>
                     <w:jc w:val="left"/>
                   </w:pPr>
                 </w:p>
@@ -4007,7 +4029,7 @@
                 </w:tcPr>
                 <w:p>
                   <w:pPr>
-                    <w:spacing w:after="40" w:before="0" w:line="300"/>
+                    <w:spacing w:after="30" w:before="0" w:line="276"/>
                     <w:jc w:val="left"/>
                   </w:pPr>
                   <w:r>
@@ -4031,7 +4053,7 @@
                 </w:tcPr>
                 <w:p>
                   <w:pPr>
-                    <w:spacing w:after="40" w:before="0" w:line="300"/>
+                    <w:spacing w:after="30" w:before="0" w:line="276"/>
                     <w:jc w:val="left"/>
                   </w:pPr>
                   <w:r>
@@ -4055,7 +4077,7 @@
                 </w:tcPr>
                 <w:p>
                   <w:pPr>
-                    <w:spacing w:after="40" w:before="0" w:line="300"/>
+                    <w:spacing w:after="30" w:before="0" w:line="276"/>
                     <w:jc w:val="left"/>
                   </w:pPr>
                 </w:p>
@@ -4073,7 +4095,7 @@
                 </w:tcPr>
                 <w:p>
                   <w:pPr>
-                    <w:spacing w:after="40" w:before="0" w:line="300"/>
+                    <w:spacing w:after="30" w:before="0" w:line="276"/>
                     <w:jc w:val="left"/>
                   </w:pPr>
                 </w:p>
@@ -4082,7 +4104,7 @@
           </w:tbl>
           <w:p>
             <w:pPr>
-              <w:spacing w:after="60" w:before="160" w:line="300"/>
+              <w:spacing w:after="60" w:before="160" w:line="276"/>
               <w:ind w:left="300" w:hanging="0"/>
               <w:jc w:val="left"/>
             </w:pPr>
@@ -4097,7 +4119,7 @@
           </w:p>
           <w:p>
             <w:pPr>
-              <w:spacing w:after="60" w:before="120" w:line="300"/>
+              <w:spacing w:after="60" w:before="120" w:line="276"/>
               <w:jc w:val="left"/>
             </w:pPr>
             <w:r>
@@ -4143,7 +4165,7 @@
                 </w:tcPr>
                 <w:p>
                   <w:pPr>
-                    <w:spacing w:after="40" w:before="0" w:line="300"/>
+                    <w:spacing w:after="30" w:before="0" w:line="276"/>
                     <w:jc w:val="left"/>
                   </w:pPr>
                   <w:r>
@@ -4173,7 +4195,7 @@
                 </w:tcPr>
                 <w:p>
                   <w:pPr>
-                    <w:spacing w:after="40" w:before="0" w:line="300"/>
+                    <w:spacing w:after="30" w:before="0" w:line="276"/>
                     <w:jc w:val="left"/>
                   </w:pPr>
                   <w:r>
@@ -4203,7 +4225,7 @@
                 </w:tcPr>
                 <w:p>
                   <w:pPr>
-                    <w:spacing w:after="40" w:before="0" w:line="300"/>
+                    <w:spacing w:after="30" w:before="0" w:line="276"/>
                     <w:jc w:val="left"/>
                   </w:pPr>
                   <w:r>
@@ -4218,7 +4240,7 @@
           </w:tbl>
           <w:p>
             <w:pPr>
-              <w:spacing w:after="120" w:before="0" w:line="300"/>
+              <w:spacing w:after="120" w:before="0" w:line="276"/>
               <w:jc w:val="left"/>
             </w:pPr>
           </w:p>
@@ -4227,7 +4249,7 @@
     </w:tbl>
     <w:p>
       <w:pPr>
-        <w:spacing w:after="80" w:before="0" w:line="300"/>
+        <w:spacing w:after="80" w:before="0" w:line="276"/>
         <w:jc w:val="left"/>
       </w:pPr>
     </w:p>
@@ -4295,7 +4317,7 @@
                 </w:tcPr>
                 <w:p>
                   <w:pPr>
-                    <w:spacing w:after="40" w:before="0" w:line="300"/>
+                    <w:spacing w:after="30" w:before="0" w:line="276"/>
                     <w:jc w:val="center"/>
                   </w:pPr>
                   <w:r>
@@ -4327,7 +4349,7 @@
                 </w:tcPr>
                 <w:p>
                   <w:pPr>
-                    <w:spacing w:after="40" w:before="0" w:line="300"/>
+                    <w:spacing w:after="30" w:before="0" w:line="276"/>
                     <w:jc w:val="center"/>
                   </w:pPr>
                   <w:r>
@@ -4346,7 +4368,7 @@
           </w:tbl>
           <w:p>
             <w:pPr>
-              <w:spacing w:after="60" w:before="160" w:line="300"/>
+              <w:spacing w:after="60" w:before="160" w:line="276"/>
               <w:ind w:left="300" w:hanging="0"/>
               <w:jc w:val="left"/>
             </w:pPr>
@@ -4361,7 +4383,7 @@
           </w:p>
           <w:p>
             <w:pPr>
-              <w:spacing w:after="60" w:before="120" w:line="300"/>
+              <w:spacing w:after="60" w:before="120" w:line="276"/>
               <w:jc w:val="left"/>
             </w:pPr>
             <w:r>
@@ -4410,7 +4432,7 @@
                 </w:tcPr>
                 <w:p>
                   <w:pPr>
-                    <w:spacing w:after="40" w:before="0" w:line="300"/>
+                    <w:spacing w:after="30" w:before="0" w:line="276"/>
                     <w:jc w:val="center"/>
                   </w:pPr>
                   <w:r>
@@ -4437,7 +4459,7 @@
                 </w:tcPr>
                 <w:p>
                   <w:pPr>
-                    <w:spacing w:after="40" w:before="0" w:line="300"/>
+                    <w:spacing w:after="30" w:before="0" w:line="276"/>
                     <w:jc w:val="center"/>
                   </w:pPr>
                   <w:r>
@@ -4464,7 +4486,7 @@
                 </w:tcPr>
                 <w:p>
                   <w:pPr>
-                    <w:spacing w:after="40" w:before="0" w:line="300"/>
+                    <w:spacing w:after="30" w:before="0" w:line="276"/>
                     <w:jc w:val="center"/>
                   </w:pPr>
                   <w:r>
@@ -4491,7 +4513,7 @@
                 </w:tcPr>
                 <w:p>
                   <w:pPr>
-                    <w:spacing w:after="40" w:before="0" w:line="300"/>
+                    <w:spacing w:after="30" w:before="0" w:line="276"/>
                     <w:jc w:val="center"/>
                   </w:pPr>
                   <w:r>
@@ -4523,7 +4545,7 @@
                 </w:tcPr>
                 <w:p>
                   <w:pPr>
-                    <w:spacing w:after="40" w:before="0" w:line="300"/>
+                    <w:spacing w:after="30" w:before="0" w:line="276"/>
                     <w:jc w:val="left"/>
                   </w:pPr>
                   <w:r>
@@ -4547,7 +4569,7 @@
                 </w:tcPr>
                 <w:p>
                   <w:pPr>
-                    <w:spacing w:after="40" w:before="0" w:line="300"/>
+                    <w:spacing w:after="30" w:before="0" w:line="276"/>
                     <w:jc w:val="left"/>
                   </w:pPr>
                   <w:r>
@@ -4571,7 +4593,7 @@
                 </w:tcPr>
                 <w:p>
                   <w:pPr>
-                    <w:spacing w:after="40" w:before="0" w:line="300"/>
+                    <w:spacing w:after="30" w:before="0" w:line="276"/>
                     <w:jc w:val="left"/>
                   </w:pPr>
                 </w:p>
@@ -4589,7 +4611,7 @@
                 </w:tcPr>
                 <w:p>
                   <w:pPr>
-                    <w:spacing w:after="40" w:before="0" w:line="300"/>
+                    <w:spacing w:after="30" w:before="0" w:line="276"/>
                     <w:jc w:val="left"/>
                   </w:pPr>
                 </w:p>
@@ -4613,7 +4635,7 @@
                 </w:tcPr>
                 <w:p>
                   <w:pPr>
-                    <w:spacing w:after="40" w:before="0" w:line="300"/>
+                    <w:spacing w:after="30" w:before="0" w:line="276"/>
                     <w:jc w:val="left"/>
                   </w:pPr>
                   <w:r>
@@ -4637,7 +4659,7 @@
                 </w:tcPr>
                 <w:p>
                   <w:pPr>
-                    <w:spacing w:after="40" w:before="0" w:line="300"/>
+                    <w:spacing w:after="30" w:before="0" w:line="276"/>
                     <w:jc w:val="left"/>
                   </w:pPr>
                 </w:p>
@@ -4655,7 +4677,7 @@
                 </w:tcPr>
                 <w:p>
                   <w:pPr>
-                    <w:spacing w:after="40" w:before="0" w:line="300"/>
+                    <w:spacing w:after="30" w:before="0" w:line="276"/>
                     <w:jc w:val="left"/>
                   </w:pPr>
                 </w:p>
@@ -4673,7 +4695,7 @@
                 </w:tcPr>
                 <w:p>
                   <w:pPr>
-                    <w:spacing w:after="40" w:before="0" w:line="300"/>
+                    <w:spacing w:after="30" w:before="0" w:line="276"/>
                     <w:jc w:val="left"/>
                   </w:pPr>
                 </w:p>
@@ -4697,7 +4719,7 @@
                 </w:tcPr>
                 <w:p>
                   <w:pPr>
-                    <w:spacing w:after="40" w:before="0" w:line="300"/>
+                    <w:spacing w:after="30" w:before="0" w:line="276"/>
                     <w:jc w:val="left"/>
                   </w:pPr>
                   <w:r>
@@ -4721,7 +4743,7 @@
                 </w:tcPr>
                 <w:p>
                   <w:pPr>
-                    <w:spacing w:after="40" w:before="0" w:line="300"/>
+                    <w:spacing w:after="30" w:before="0" w:line="276"/>
                     <w:jc w:val="left"/>
                   </w:pPr>
                 </w:p>
@@ -4739,7 +4761,7 @@
                 </w:tcPr>
                 <w:p>
                   <w:pPr>
-                    <w:spacing w:after="40" w:before="0" w:line="300"/>
+                    <w:spacing w:after="30" w:before="0" w:line="276"/>
                     <w:jc w:val="left"/>
                   </w:pPr>
                 </w:p>
@@ -4757,7 +4779,7 @@
                 </w:tcPr>
                 <w:p>
                   <w:pPr>
-                    <w:spacing w:after="40" w:before="0" w:line="300"/>
+                    <w:spacing w:after="30" w:before="0" w:line="276"/>
                     <w:jc w:val="left"/>
                   </w:pPr>
                 </w:p>
@@ -4781,7 +4803,7 @@
                 </w:tcPr>
                 <w:p>
                   <w:pPr>
-                    <w:spacing w:after="40" w:before="0" w:line="300"/>
+                    <w:spacing w:after="30" w:before="0" w:line="276"/>
                     <w:jc w:val="left"/>
                   </w:pPr>
                   <w:r>
@@ -4805,7 +4827,7 @@
                 </w:tcPr>
                 <w:p>
                   <w:pPr>
-                    <w:spacing w:after="40" w:before="0" w:line="300"/>
+                    <w:spacing w:after="30" w:before="0" w:line="276"/>
                     <w:jc w:val="left"/>
                   </w:pPr>
                 </w:p>
@@ -4823,7 +4845,7 @@
                 </w:tcPr>
                 <w:p>
                   <w:pPr>
-                    <w:spacing w:after="40" w:before="0" w:line="300"/>
+                    <w:spacing w:after="30" w:before="0" w:line="276"/>
                     <w:jc w:val="left"/>
                   </w:pPr>
                 </w:p>
@@ -4841,7 +4863,7 @@
                 </w:tcPr>
                 <w:p>
                   <w:pPr>
-                    <w:spacing w:after="40" w:before="0" w:line="300"/>
+                    <w:spacing w:after="30" w:before="0" w:line="276"/>
                     <w:jc w:val="left"/>
                   </w:pPr>
                 </w:p>
@@ -4850,7 +4872,7 @@
           </w:tbl>
           <w:p>
             <w:pPr>
-              <w:spacing w:after="60" w:before="160" w:line="300"/>
+              <w:spacing w:after="60" w:before="160" w:line="276"/>
               <w:ind w:left="300" w:hanging="0"/>
               <w:jc w:val="left"/>
             </w:pPr>
@@ -4865,7 +4887,7 @@
           </w:p>
           <w:p>
             <w:pPr>
-              <w:spacing w:after="60" w:before="120" w:line="300"/>
+              <w:spacing w:after="60" w:before="120" w:line="276"/>
               <w:jc w:val="left"/>
             </w:pPr>
             <w:r>
@@ -4911,7 +4933,7 @@
                 </w:tcPr>
                 <w:p>
                   <w:pPr>
-                    <w:spacing w:after="40" w:before="0" w:line="300"/>
+                    <w:spacing w:after="30" w:before="0" w:line="276"/>
                     <w:jc w:val="left"/>
                   </w:pPr>
                 </w:p>
@@ -4935,7 +4957,7 @@
                 </w:tcPr>
                 <w:p>
                   <w:pPr>
-                    <w:spacing w:after="40" w:before="0" w:line="300"/>
+                    <w:spacing w:after="30" w:before="0" w:line="276"/>
                     <w:jc w:val="left"/>
                   </w:pPr>
                 </w:p>
@@ -4959,7 +4981,7 @@
                 </w:tcPr>
                 <w:p>
                   <w:pPr>
-                    <w:spacing w:after="40" w:before="0" w:line="300"/>
+                    <w:spacing w:after="30" w:before="0" w:line="276"/>
                     <w:jc w:val="left"/>
                   </w:pPr>
                 </w:p>
@@ -4983,7 +5005,7 @@
                 </w:tcPr>
                 <w:p>
                   <w:pPr>
-                    <w:spacing w:after="40" w:before="0" w:line="300"/>
+                    <w:spacing w:after="30" w:before="0" w:line="276"/>
                     <w:jc w:val="left"/>
                   </w:pPr>
                 </w:p>
@@ -4992,7 +5014,7 @@
           </w:tbl>
           <w:p>
             <w:pPr>
-              <w:spacing w:after="60" w:before="120" w:line="300"/>
+              <w:spacing w:after="60" w:before="120" w:line="276"/>
               <w:jc w:val="left"/>
             </w:pPr>
             <w:r>
@@ -5038,7 +5060,7 @@
                 </w:tcPr>
                 <w:p>
                   <w:pPr>
-                    <w:spacing w:after="40" w:before="0" w:line="300"/>
+                    <w:spacing w:after="30" w:before="0" w:line="276"/>
                     <w:jc w:val="left"/>
                   </w:pPr>
                   <w:r>
@@ -5068,7 +5090,7 @@
                 </w:tcPr>
                 <w:p>
                   <w:pPr>
-                    <w:spacing w:after="40" w:before="0" w:line="300"/>
+                    <w:spacing w:after="30" w:before="0" w:line="276"/>
                     <w:jc w:val="left"/>
                   </w:pPr>
                   <w:r>
@@ -5098,7 +5120,7 @@
                 </w:tcPr>
                 <w:p>
                   <w:pPr>
-                    <w:spacing w:after="40" w:before="0" w:line="300"/>
+                    <w:spacing w:after="30" w:before="0" w:line="276"/>
                     <w:jc w:val="left"/>
                   </w:pPr>
                   <w:r>
@@ -5128,7 +5150,7 @@
                 </w:tcPr>
                 <w:p>
                   <w:pPr>
-                    <w:spacing w:after="40" w:before="0" w:line="300"/>
+                    <w:spacing w:after="30" w:before="0" w:line="276"/>
                     <w:jc w:val="left"/>
                   </w:pPr>
                   <w:r>
@@ -5143,7 +5165,7 @@
           </w:tbl>
           <w:p>
             <w:pPr>
-              <w:spacing w:after="120" w:before="0" w:line="300"/>
+              <w:spacing w:after="120" w:before="0" w:line="276"/>
               <w:jc w:val="left"/>
             </w:pPr>
           </w:p>
@@ -5200,7 +5222,7 @@
           </w:tcPr>
           <w:p>
             <w:pPr>
-              <w:spacing w:after="40" w:before="0" w:line="300"/>
+              <w:spacing w:after="30" w:before="0" w:line="276"/>
               <w:jc w:val="center"/>
             </w:pPr>
             <w:r>
@@ -5226,7 +5248,7 @@
           </w:tcPr>
           <w:p>
             <w:pPr>
-              <w:spacing w:after="40" w:before="0" w:line="300"/>
+              <w:spacing w:after="30" w:before="0" w:line="276"/>
               <w:jc w:val="left"/>
             </w:pPr>
             <w:r>
@@ -5235,7 +5257,7 @@
                 <w:b/>
                 <w:bCs/>
               </w:rPr>
-              <w:t xml:space="preserve">기록으로 다시 읽는 1905년 독도 편입</w:t>
+              <w:t xml:space="preserve">기록으로 다시 읽는 1905년 일본의 독도 편입</w:t>
             </w:r>
           </w:p>
         </w:tc>
@@ -5258,7 +5280,7 @@
           </w:tcPr>
           <w:p>
             <w:pPr>
-              <w:spacing w:after="40" w:before="0" w:line="300"/>
+              <w:spacing w:after="30" w:before="0" w:line="276"/>
               <w:jc w:val="right"/>
             </w:pPr>
             <w:r>
@@ -5273,7 +5295,7 @@
     </w:tbl>
     <w:p>
       <w:pPr>
-        <w:spacing w:after="120" w:before="0" w:line="300"/>
+        <w:spacing w:after="120" w:before="0" w:line="276"/>
         <w:jc w:val="left"/>
       </w:pPr>
     </w:p>
@@ -5341,7 +5363,7 @@
                 </w:tcPr>
                 <w:p>
                   <w:pPr>
-                    <w:spacing w:after="40" w:before="0" w:line="300"/>
+                    <w:spacing w:after="30" w:before="0" w:line="276"/>
                     <w:jc w:val="center"/>
                   </w:pPr>
                   <w:r>
@@ -5373,7 +5395,7 @@
                 </w:tcPr>
                 <w:p>
                   <w:pPr>
-                    <w:spacing w:after="40" w:before="0" w:line="300"/>
+                    <w:spacing w:after="30" w:before="0" w:line="276"/>
                     <w:jc w:val="center"/>
                   </w:pPr>
                   <w:r>
@@ -5392,7 +5414,7 @@
           </w:tbl>
           <w:p>
             <w:pPr>
-              <w:spacing w:after="60" w:before="160" w:line="300"/>
+              <w:spacing w:after="60" w:before="160" w:line="276"/>
               <w:ind w:left="300" w:hanging="0"/>
               <w:jc w:val="left"/>
             </w:pPr>
@@ -5407,7 +5429,7 @@
           </w:p>
           <w:p>
             <w:pPr>
-              <w:spacing w:after="60" w:before="120" w:line="300"/>
+              <w:spacing w:after="60" w:before="120" w:line="276"/>
               <w:jc w:val="left"/>
             </w:pPr>
             <w:r>
@@ -5421,7 +5443,7 @@
           </w:p>
           <w:p>
             <w:pPr>
-              <w:spacing w:after="40" w:before="0" w:line="300"/>
+              <w:spacing w:after="30" w:before="0" w:line="276"/>
               <w:ind w:left="200" w:hanging="0"/>
               <w:jc w:val="left"/>
             </w:pPr>
@@ -5471,7 +5493,7 @@
                 </w:tcPr>
                 <w:p>
                   <w:pPr>
-                    <w:spacing w:after="40" w:before="0" w:line="300"/>
+                    <w:spacing w:after="30" w:before="0" w:line="276"/>
                     <w:jc w:val="center"/>
                   </w:pPr>
                   <w:r>
@@ -5498,7 +5520,7 @@
                 </w:tcPr>
                 <w:p>
                   <w:pPr>
-                    <w:spacing w:after="40" w:before="0" w:line="300"/>
+                    <w:spacing w:after="30" w:before="0" w:line="276"/>
                     <w:jc w:val="center"/>
                   </w:pPr>
                   <w:r>
@@ -5525,7 +5547,7 @@
                 </w:tcPr>
                 <w:p>
                   <w:pPr>
-                    <w:spacing w:after="40" w:before="0" w:line="300"/>
+                    <w:spacing w:after="30" w:before="0" w:line="276"/>
                     <w:jc w:val="center"/>
                   </w:pPr>
                   <w:r>
@@ -5552,7 +5574,7 @@
                 </w:tcPr>
                 <w:p>
                   <w:pPr>
-                    <w:spacing w:after="40" w:before="0" w:line="300"/>
+                    <w:spacing w:after="30" w:before="0" w:line="276"/>
                     <w:jc w:val="center"/>
                   </w:pPr>
                   <w:r>
@@ -5579,7 +5601,7 @@
                 </w:tcPr>
                 <w:p>
                   <w:pPr>
-                    <w:spacing w:after="40" w:before="0" w:line="300"/>
+                    <w:spacing w:after="30" w:before="0" w:line="276"/>
                     <w:jc w:val="center"/>
                   </w:pPr>
                   <w:r>
@@ -5611,7 +5633,7 @@
                 </w:tcPr>
                 <w:p>
                   <w:pPr>
-                    <w:spacing w:after="40" w:before="0" w:line="300"/>
+                    <w:spacing w:after="30" w:before="0" w:line="276"/>
                     <w:jc w:val="left"/>
                   </w:pPr>
                   <w:r>
@@ -5635,7 +5657,7 @@
                 </w:tcPr>
                 <w:p>
                   <w:pPr>
-                    <w:spacing w:after="40" w:before="0" w:line="300"/>
+                    <w:spacing w:after="30" w:before="0" w:line="276"/>
                     <w:jc w:val="left"/>
                   </w:pPr>
                   <w:r>
@@ -5659,7 +5681,7 @@
                 </w:tcPr>
                 <w:p>
                   <w:pPr>
-                    <w:spacing w:after="40" w:before="0" w:line="300"/>
+                    <w:spacing w:after="30" w:before="0" w:line="276"/>
                     <w:jc w:val="left"/>
                   </w:pPr>
                   <w:r>
@@ -5684,7 +5706,7 @@
                 </w:tcPr>
                 <w:p>
                   <w:pPr>
-                    <w:spacing w:after="40" w:before="0" w:line="300"/>
+                    <w:spacing w:after="30" w:before="0" w:line="276"/>
                     <w:jc w:val="left"/>
                   </w:pPr>
                   <w:r>
@@ -5709,7 +5731,7 @@
                 </w:tcPr>
                 <w:p>
                   <w:pPr>
-                    <w:spacing w:after="40" w:before="0" w:line="300"/>
+                    <w:spacing w:after="30" w:before="0" w:line="276"/>
                     <w:jc w:val="left"/>
                   </w:pPr>
                   <w:r>
@@ -5740,7 +5762,7 @@
                 </w:tcPr>
                 <w:p>
                   <w:pPr>
-                    <w:spacing w:after="40" w:before="0" w:line="300"/>
+                    <w:spacing w:after="30" w:before="0" w:line="276"/>
                     <w:jc w:val="left"/>
                   </w:pPr>
                   <w:r>
@@ -5764,7 +5786,7 @@
                 </w:tcPr>
                 <w:p>
                   <w:pPr>
-                    <w:spacing w:after="40" w:before="0" w:line="300"/>
+                    <w:spacing w:after="30" w:before="0" w:line="276"/>
                     <w:jc w:val="left"/>
                   </w:pPr>
                   <w:r>
@@ -5788,7 +5810,7 @@
                 </w:tcPr>
                 <w:p>
                   <w:pPr>
-                    <w:spacing w:after="40" w:before="0" w:line="300"/>
+                    <w:spacing w:after="30" w:before="0" w:line="276"/>
                     <w:jc w:val="left"/>
                   </w:pPr>
                   <w:r>
@@ -5813,7 +5835,7 @@
                 </w:tcPr>
                 <w:p>
                   <w:pPr>
-                    <w:spacing w:after="40" w:before="0" w:line="300"/>
+                    <w:spacing w:after="30" w:before="0" w:line="276"/>
                     <w:jc w:val="left"/>
                   </w:pPr>
                   <w:r>
@@ -5838,7 +5860,7 @@
                 </w:tcPr>
                 <w:p>
                   <w:pPr>
-                    <w:spacing w:after="40" w:before="0" w:line="300"/>
+                    <w:spacing w:after="30" w:before="0" w:line="276"/>
                     <w:jc w:val="left"/>
                   </w:pPr>
                   <w:r>
@@ -5869,7 +5891,7 @@
                 </w:tcPr>
                 <w:p>
                   <w:pPr>
-                    <w:spacing w:after="40" w:before="0" w:line="300"/>
+                    <w:spacing w:after="30" w:before="0" w:line="276"/>
                     <w:jc w:val="left"/>
                   </w:pPr>
                   <w:r>
@@ -5893,7 +5915,7 @@
                 </w:tcPr>
                 <w:p>
                   <w:pPr>
-                    <w:spacing w:after="40" w:before="0" w:line="300"/>
+                    <w:spacing w:after="30" w:before="0" w:line="276"/>
                     <w:jc w:val="left"/>
                   </w:pPr>
                   <w:r>
@@ -5917,7 +5939,7 @@
                 </w:tcPr>
                 <w:p>
                   <w:pPr>
-                    <w:spacing w:after="40" w:before="0" w:line="300"/>
+                    <w:spacing w:after="30" w:before="0" w:line="276"/>
                     <w:jc w:val="left"/>
                   </w:pPr>
                   <w:r>
@@ -5942,7 +5964,7 @@
                 </w:tcPr>
                 <w:p>
                   <w:pPr>
-                    <w:spacing w:after="40" w:before="0" w:line="300"/>
+                    <w:spacing w:after="30" w:before="0" w:line="276"/>
                     <w:jc w:val="left"/>
                   </w:pPr>
                   <w:r>
@@ -5967,7 +5989,7 @@
                 </w:tcPr>
                 <w:p>
                   <w:pPr>
-                    <w:spacing w:after="40" w:before="0" w:line="300"/>
+                    <w:spacing w:after="30" w:before="0" w:line="276"/>
                     <w:jc w:val="left"/>
                   </w:pPr>
                   <w:r>
@@ -5983,7 +6005,7 @@
           </w:tbl>
           <w:p>
             <w:pPr>
-              <w:spacing w:after="60" w:before="120" w:line="300"/>
+              <w:spacing w:after="60" w:before="120" w:line="276"/>
               <w:jc w:val="left"/>
             </w:pPr>
             <w:r>
@@ -6029,7 +6051,7 @@
                 </w:tcPr>
                 <w:p>
                   <w:pPr>
-                    <w:spacing w:after="40" w:before="0" w:line="300"/>
+                    <w:spacing w:after="30" w:before="0" w:line="276"/>
                     <w:jc w:val="left"/>
                   </w:pPr>
                   <w:r>
@@ -6060,7 +6082,7 @@
                 </w:tcPr>
                 <w:p>
                   <w:pPr>
-                    <w:spacing w:after="40" w:before="0" w:line="300"/>
+                    <w:spacing w:after="30" w:before="0" w:line="276"/>
                     <w:jc w:val="left"/>
                   </w:pPr>
                 </w:p>
@@ -6069,7 +6091,7 @@
           </w:tbl>
           <w:p>
             <w:pPr>
-              <w:spacing w:after="60" w:before="120" w:line="300"/>
+              <w:spacing w:after="60" w:before="120" w:line="276"/>
               <w:jc w:val="left"/>
             </w:pPr>
             <w:r>
@@ -6115,7 +6137,7 @@
                 </w:tcPr>
                 <w:p>
                   <w:pPr>
-                    <w:spacing w:after="40" w:before="0" w:line="300"/>
+                    <w:spacing w:after="30" w:before="0" w:line="276"/>
                     <w:jc w:val="left"/>
                   </w:pPr>
                   <w:r>
@@ -6146,7 +6168,7 @@
                 </w:tcPr>
                 <w:p>
                   <w:pPr>
-                    <w:spacing w:after="40" w:before="0" w:line="300"/>
+                    <w:spacing w:after="30" w:before="0" w:line="276"/>
                     <w:jc w:val="left"/>
                   </w:pPr>
                 </w:p>
@@ -6155,7 +6177,7 @@
           </w:tbl>
           <w:p>
             <w:pPr>
-              <w:spacing w:after="120" w:before="0" w:line="300"/>
+              <w:spacing w:after="120" w:before="0" w:line="276"/>
               <w:jc w:val="left"/>
             </w:pPr>
           </w:p>
@@ -6164,7 +6186,7 @@
     </w:tbl>
     <w:p>
       <w:pPr>
-        <w:spacing w:after="80" w:before="0" w:line="300"/>
+        <w:spacing w:after="80" w:before="0" w:line="276"/>
         <w:jc w:val="left"/>
       </w:pPr>
     </w:p>
@@ -6232,7 +6254,7 @@
                 </w:tcPr>
                 <w:p>
                   <w:pPr>
-                    <w:spacing w:after="40" w:before="0" w:line="300"/>
+                    <w:spacing w:after="30" w:before="0" w:line="276"/>
                     <w:jc w:val="center"/>
                   </w:pPr>
                   <w:r>
@@ -6264,7 +6286,7 @@
                 </w:tcPr>
                 <w:p>
                   <w:pPr>
-                    <w:spacing w:after="40" w:before="0" w:line="300"/>
+                    <w:spacing w:after="30" w:before="0" w:line="276"/>
                     <w:jc w:val="center"/>
                   </w:pPr>
                   <w:r>
@@ -6283,7 +6305,7 @@
           </w:tbl>
           <w:p>
             <w:pPr>
-              <w:spacing w:after="60" w:before="160" w:line="300"/>
+              <w:spacing w:after="60" w:before="160" w:line="276"/>
               <w:ind w:left="300" w:hanging="0"/>
               <w:jc w:val="left"/>
             </w:pPr>
@@ -6298,7 +6320,7 @@
           </w:p>
           <w:p>
             <w:pPr>
-              <w:spacing w:after="60" w:before="120" w:line="300"/>
+              <w:spacing w:after="60" w:before="120" w:line="276"/>
               <w:jc w:val="left"/>
             </w:pPr>
             <w:r>
@@ -6347,7 +6369,7 @@
                 </w:tcPr>
                 <w:p>
                   <w:pPr>
-                    <w:spacing w:after="40" w:before="0" w:line="300"/>
+                    <w:spacing w:after="30" w:before="0" w:line="276"/>
                     <w:jc w:val="center"/>
                   </w:pPr>
                   <w:r>
@@ -6374,7 +6396,7 @@
                 </w:tcPr>
                 <w:p>
                   <w:pPr>
-                    <w:spacing w:after="40" w:before="0" w:line="300"/>
+                    <w:spacing w:after="30" w:before="0" w:line="276"/>
                     <w:jc w:val="center"/>
                   </w:pPr>
                   <w:r>
@@ -6401,7 +6423,7 @@
                 </w:tcPr>
                 <w:p>
                   <w:pPr>
-                    <w:spacing w:after="40" w:before="0" w:line="300"/>
+                    <w:spacing w:after="30" w:before="0" w:line="276"/>
                     <w:jc w:val="center"/>
                   </w:pPr>
                   <w:r>
@@ -6428,7 +6450,7 @@
                 </w:tcPr>
                 <w:p>
                   <w:pPr>
-                    <w:spacing w:after="40" w:before="0" w:line="300"/>
+                    <w:spacing w:after="30" w:before="0" w:line="276"/>
                     <w:jc w:val="center"/>
                   </w:pPr>
                   <w:r>
@@ -6460,7 +6482,7 @@
                 </w:tcPr>
                 <w:p>
                   <w:pPr>
-                    <w:spacing w:after="40" w:before="0" w:line="300"/>
+                    <w:spacing w:after="30" w:before="0" w:line="276"/>
                     <w:jc w:val="left"/>
                   </w:pPr>
                   <w:r>
@@ -6484,7 +6506,7 @@
                 </w:tcPr>
                 <w:p>
                   <w:pPr>
-                    <w:spacing w:after="40" w:before="0" w:line="300"/>
+                    <w:spacing w:after="30" w:before="0" w:line="276"/>
                     <w:jc w:val="left"/>
                   </w:pPr>
                   <w:r>
@@ -6508,7 +6530,7 @@
                 </w:tcPr>
                 <w:p>
                   <w:pPr>
-                    <w:spacing w:after="40" w:before="0" w:line="300"/>
+                    <w:spacing w:after="30" w:before="0" w:line="276"/>
                     <w:jc w:val="left"/>
                   </w:pPr>
                   <w:r>
@@ -6533,7 +6555,7 @@
                 </w:tcPr>
                 <w:p>
                   <w:pPr>
-                    <w:spacing w:after="40" w:before="0" w:line="300"/>
+                    <w:spacing w:after="30" w:before="0" w:line="276"/>
                     <w:jc w:val="left"/>
                   </w:pPr>
                   <w:r>
@@ -6564,7 +6586,7 @@
                 </w:tcPr>
                 <w:p>
                   <w:pPr>
-                    <w:spacing w:after="40" w:before="0" w:line="300"/>
+                    <w:spacing w:after="30" w:before="0" w:line="276"/>
                     <w:jc w:val="left"/>
                   </w:pPr>
                   <w:r>
@@ -6588,7 +6610,7 @@
                 </w:tcPr>
                 <w:p>
                   <w:pPr>
-                    <w:spacing w:after="40" w:before="0" w:line="300"/>
+                    <w:spacing w:after="30" w:before="0" w:line="276"/>
                     <w:jc w:val="left"/>
                   </w:pPr>
                   <w:r>
@@ -6612,7 +6634,7 @@
                 </w:tcPr>
                 <w:p>
                   <w:pPr>
-                    <w:spacing w:after="40" w:before="0" w:line="300"/>
+                    <w:spacing w:after="30" w:before="0" w:line="276"/>
                     <w:jc w:val="left"/>
                   </w:pPr>
                   <w:r>
@@ -6637,7 +6659,7 @@
                 </w:tcPr>
                 <w:p>
                   <w:pPr>
-                    <w:spacing w:after="40" w:before="0" w:line="300"/>
+                    <w:spacing w:after="30" w:before="0" w:line="276"/>
                     <w:jc w:val="left"/>
                   </w:pPr>
                   <w:r>
@@ -6668,7 +6690,7 @@
                 </w:tcPr>
                 <w:p>
                   <w:pPr>
-                    <w:spacing w:after="40" w:before="0" w:line="300"/>
+                    <w:spacing w:after="30" w:before="0" w:line="276"/>
                     <w:jc w:val="left"/>
                   </w:pPr>
                   <w:r>
@@ -6692,7 +6714,7 @@
                 </w:tcPr>
                 <w:p>
                   <w:pPr>
-                    <w:spacing w:after="40" w:before="0" w:line="300"/>
+                    <w:spacing w:after="30" w:before="0" w:line="276"/>
                     <w:jc w:val="left"/>
                   </w:pPr>
                   <w:r>
@@ -6716,7 +6738,7 @@
                 </w:tcPr>
                 <w:p>
                   <w:pPr>
-                    <w:spacing w:after="40" w:before="0" w:line="300"/>
+                    <w:spacing w:after="30" w:before="0" w:line="276"/>
                     <w:jc w:val="left"/>
                   </w:pPr>
                   <w:r>
@@ -6741,7 +6763,7 @@
                 </w:tcPr>
                 <w:p>
                   <w:pPr>
-                    <w:spacing w:after="40" w:before="0" w:line="300"/>
+                    <w:spacing w:after="30" w:before="0" w:line="276"/>
                     <w:jc w:val="left"/>
                   </w:pPr>
                   <w:r>
@@ -6757,7 +6779,7 @@
           </w:tbl>
           <w:p>
             <w:pPr>
-              <w:spacing w:after="40" w:before="0" w:line="300"/>
+              <w:spacing w:after="30" w:before="0" w:line="276"/>
               <w:ind w:left="200" w:hanging="0"/>
               <w:jc w:val="left"/>
             </w:pPr>
@@ -6766,12 +6788,12 @@
                 <w:rFonts w:ascii="맑은 고딕" w:cs="맑은 고딕" w:eastAsia="맑은 고딕" w:hAnsi="맑은 고딕"/>
                 <w:color w:val="0000FF"/>
               </w:rPr>
-              <w:t xml:space="preserve">② 연결 해석의 문장은 ‘석도=독도’를 다른 자료와 연결해 읽은 것이므로, 칙령 한 장만으로 말할 수 있는 ① 직접 진술과 구분하도록 안내한다. 직접 진술도 그 자체로 역사적 사실이 되는 것은 아니며, 누가 어떤 목적으로 쓴 기록인지 함께 따져야 함을 덧붙인다.</w:t>
-            </w:r>
-          </w:p>
-          <w:p>
-            <w:pPr>
-              <w:spacing w:after="60" w:before="160" w:line="300"/>
+              <w:t xml:space="preserve">② 연결 해석은 틀린 문장이라는 뜻이 아니다. 칙령 문면의 ‘석도’를 다른 자료(돌섬·독섬 명칭, 1904·1906년 기록)와 연결해 ‘독도’로 읽은 문장이라는 뜻이며, 한국 정부와 학계는 이 연결을 근거로 석도를 독도로 본다. 칙령 한 장만으로 말할 수 있는 ① 직접 진술과 구분하도록 안내한다. 직접 진술도 그 자체로 역사적 사실이 되는 것은 아니며, 누가 어떤 목적으로 쓴 기록인지 함께 따져야 함을 덧붙인다.</w:t>
+            </w:r>
+          </w:p>
+          <w:p>
+            <w:pPr>
+              <w:spacing w:after="60" w:before="160" w:line="276"/>
               <w:ind w:left="300" w:hanging="0"/>
               <w:jc w:val="left"/>
             </w:pPr>
@@ -6786,7 +6808,7 @@
           </w:p>
           <w:p>
             <w:pPr>
-              <w:spacing w:after="60" w:before="120" w:line="300"/>
+              <w:spacing w:after="60" w:before="120" w:line="276"/>
               <w:jc w:val="left"/>
             </w:pPr>
             <w:r>
@@ -6832,7 +6854,7 @@
                 </w:tcPr>
                 <w:p>
                   <w:pPr>
-                    <w:spacing w:after="40" w:before="0" w:line="300"/>
+                    <w:spacing w:after="30" w:before="0" w:line="276"/>
                     <w:jc w:val="left"/>
                   </w:pPr>
                   <w:r>
@@ -6869,7 +6891,7 @@
                 </w:tcPr>
                 <w:p>
                   <w:pPr>
-                    <w:spacing w:after="40" w:before="0" w:line="300"/>
+                    <w:spacing w:after="30" w:before="0" w:line="276"/>
                     <w:jc w:val="left"/>
                   </w:pPr>
                   <w:r>
@@ -6906,7 +6928,7 @@
                 </w:tcPr>
                 <w:p>
                   <w:pPr>
-                    <w:spacing w:after="40" w:before="0" w:line="300"/>
+                    <w:spacing w:after="30" w:before="0" w:line="276"/>
                     <w:jc w:val="left"/>
                   </w:pPr>
                   <w:r>
@@ -6928,7 +6950,7 @@
           </w:tbl>
           <w:p>
             <w:pPr>
-              <w:spacing w:after="120" w:before="0" w:line="300"/>
+              <w:spacing w:after="120" w:before="0" w:line="276"/>
               <w:jc w:val="left"/>
             </w:pPr>
           </w:p>
@@ -6937,7 +6959,7 @@
     </w:tbl>
     <w:p>
       <w:pPr>
-        <w:spacing w:after="80" w:before="0" w:line="300"/>
+        <w:spacing w:after="80" w:before="0" w:line="276"/>
         <w:jc w:val="left"/>
       </w:pPr>
     </w:p>
@@ -7005,7 +7027,7 @@
                 </w:tcPr>
                 <w:p>
                   <w:pPr>
-                    <w:spacing w:after="40" w:before="0" w:line="300"/>
+                    <w:spacing w:after="30" w:before="0" w:line="276"/>
                     <w:jc w:val="center"/>
                   </w:pPr>
                   <w:r>
@@ -7037,7 +7059,7 @@
                 </w:tcPr>
                 <w:p>
                   <w:pPr>
-                    <w:spacing w:after="40" w:before="0" w:line="300"/>
+                    <w:spacing w:after="30" w:before="0" w:line="276"/>
                     <w:jc w:val="center"/>
                   </w:pPr>
                   <w:r>
@@ -7056,7 +7078,7 @@
           </w:tbl>
           <w:p>
             <w:pPr>
-              <w:spacing w:after="60" w:before="160" w:line="300"/>
+              <w:spacing w:after="60" w:before="160" w:line="276"/>
               <w:ind w:left="300" w:hanging="0"/>
               <w:jc w:val="left"/>
             </w:pPr>
@@ -7071,7 +7093,7 @@
           </w:p>
           <w:p>
             <w:pPr>
-              <w:spacing w:after="60" w:before="120" w:line="300"/>
+              <w:spacing w:after="60" w:before="120" w:line="276"/>
               <w:jc w:val="left"/>
             </w:pPr>
             <w:r>
@@ -7120,7 +7142,7 @@
                 </w:tcPr>
                 <w:p>
                   <w:pPr>
-                    <w:spacing w:after="40" w:before="0" w:line="300"/>
+                    <w:spacing w:after="30" w:before="0" w:line="276"/>
                     <w:jc w:val="center"/>
                   </w:pPr>
                   <w:r>
@@ -7147,7 +7169,7 @@
                 </w:tcPr>
                 <w:p>
                   <w:pPr>
-                    <w:spacing w:after="40" w:before="0" w:line="300"/>
+                    <w:spacing w:after="30" w:before="0" w:line="276"/>
                     <w:jc w:val="center"/>
                   </w:pPr>
                   <w:r>
@@ -7174,7 +7196,7 @@
                 </w:tcPr>
                 <w:p>
                   <w:pPr>
-                    <w:spacing w:after="40" w:before="0" w:line="300"/>
+                    <w:spacing w:after="30" w:before="0" w:line="276"/>
                     <w:jc w:val="center"/>
                   </w:pPr>
                   <w:r>
@@ -7201,7 +7223,7 @@
                 </w:tcPr>
                 <w:p>
                   <w:pPr>
-                    <w:spacing w:after="40" w:before="0" w:line="300"/>
+                    <w:spacing w:after="30" w:before="0" w:line="276"/>
                     <w:jc w:val="center"/>
                   </w:pPr>
                   <w:r>
@@ -7233,7 +7255,7 @@
                 </w:tcPr>
                 <w:p>
                   <w:pPr>
-                    <w:spacing w:after="40" w:before="0" w:line="300"/>
+                    <w:spacing w:after="30" w:before="0" w:line="276"/>
                     <w:jc w:val="left"/>
                   </w:pPr>
                   <w:r>
@@ -7257,7 +7279,7 @@
                 </w:tcPr>
                 <w:p>
                   <w:pPr>
-                    <w:spacing w:after="40" w:before="0" w:line="300"/>
+                    <w:spacing w:after="30" w:before="0" w:line="276"/>
                     <w:jc w:val="left"/>
                   </w:pPr>
                   <w:r>
@@ -7281,7 +7303,7 @@
                 </w:tcPr>
                 <w:p>
                   <w:pPr>
-                    <w:spacing w:after="40" w:before="0" w:line="300"/>
+                    <w:spacing w:after="30" w:before="0" w:line="276"/>
                     <w:jc w:val="left"/>
                   </w:pPr>
                   <w:r>
@@ -7306,7 +7328,7 @@
                 </w:tcPr>
                 <w:p>
                   <w:pPr>
-                    <w:spacing w:after="40" w:before="0" w:line="300"/>
+                    <w:spacing w:after="30" w:before="0" w:line="276"/>
                     <w:jc w:val="left"/>
                   </w:pPr>
                   <w:r>
@@ -7337,7 +7359,7 @@
                 </w:tcPr>
                 <w:p>
                   <w:pPr>
-                    <w:spacing w:after="40" w:before="0" w:line="300"/>
+                    <w:spacing w:after="30" w:before="0" w:line="276"/>
                     <w:jc w:val="left"/>
                   </w:pPr>
                   <w:r>
@@ -7361,7 +7383,7 @@
                 </w:tcPr>
                 <w:p>
                   <w:pPr>
-                    <w:spacing w:after="40" w:before="0" w:line="300"/>
+                    <w:spacing w:after="30" w:before="0" w:line="276"/>
                     <w:jc w:val="left"/>
                   </w:pPr>
                   <w:r>
@@ -7386,7 +7408,7 @@
                 </w:tcPr>
                 <w:p>
                   <w:pPr>
-                    <w:spacing w:after="40" w:before="0" w:line="300"/>
+                    <w:spacing w:after="30" w:before="0" w:line="276"/>
                     <w:jc w:val="left"/>
                   </w:pPr>
                   <w:r>
@@ -7411,7 +7433,7 @@
                 </w:tcPr>
                 <w:p>
                   <w:pPr>
-                    <w:spacing w:after="40" w:before="0" w:line="300"/>
+                    <w:spacing w:after="30" w:before="0" w:line="276"/>
                     <w:jc w:val="left"/>
                   </w:pPr>
                   <w:r>
@@ -7442,7 +7464,7 @@
                 </w:tcPr>
                 <w:p>
                   <w:pPr>
-                    <w:spacing w:after="40" w:before="0" w:line="300"/>
+                    <w:spacing w:after="30" w:before="0" w:line="276"/>
                     <w:jc w:val="left"/>
                   </w:pPr>
                   <w:r>
@@ -7466,7 +7488,7 @@
                 </w:tcPr>
                 <w:p>
                   <w:pPr>
-                    <w:spacing w:after="40" w:before="0" w:line="300"/>
+                    <w:spacing w:after="30" w:before="0" w:line="276"/>
                     <w:jc w:val="left"/>
                   </w:pPr>
                   <w:r>
@@ -7491,7 +7513,7 @@
                 </w:tcPr>
                 <w:p>
                   <w:pPr>
-                    <w:spacing w:after="40" w:before="0" w:line="300"/>
+                    <w:spacing w:after="30" w:before="0" w:line="276"/>
                     <w:jc w:val="left"/>
                   </w:pPr>
                   <w:r>
@@ -7516,7 +7538,7 @@
                 </w:tcPr>
                 <w:p>
                   <w:pPr>
-                    <w:spacing w:after="40" w:before="0" w:line="300"/>
+                    <w:spacing w:after="30" w:before="0" w:line="276"/>
                     <w:jc w:val="left"/>
                   </w:pPr>
                   <w:r>
@@ -7547,7 +7569,7 @@
                 </w:tcPr>
                 <w:p>
                   <w:pPr>
-                    <w:spacing w:after="40" w:before="0" w:line="300"/>
+                    <w:spacing w:after="30" w:before="0" w:line="276"/>
                     <w:jc w:val="left"/>
                   </w:pPr>
                   <w:r>
@@ -7571,7 +7593,7 @@
                 </w:tcPr>
                 <w:p>
                   <w:pPr>
-                    <w:spacing w:after="40" w:before="0" w:line="300"/>
+                    <w:spacing w:after="30" w:before="0" w:line="276"/>
                     <w:jc w:val="left"/>
                   </w:pPr>
                   <w:r>
@@ -7596,7 +7618,7 @@
                 </w:tcPr>
                 <w:p>
                   <w:pPr>
-                    <w:spacing w:after="40" w:before="0" w:line="300"/>
+                    <w:spacing w:after="30" w:before="0" w:line="276"/>
                     <w:jc w:val="left"/>
                   </w:pPr>
                   <w:r>
@@ -7621,7 +7643,7 @@
                 </w:tcPr>
                 <w:p>
                   <w:pPr>
-                    <w:spacing w:after="40" w:before="0" w:line="300"/>
+                    <w:spacing w:after="30" w:before="0" w:line="276"/>
                     <w:jc w:val="left"/>
                   </w:pPr>
                   <w:r>
@@ -7637,7 +7659,7 @@
           </w:tbl>
           <w:p>
             <w:pPr>
-              <w:spacing w:after="60" w:before="160" w:line="300"/>
+              <w:spacing w:after="60" w:before="160" w:line="276"/>
               <w:ind w:left="300" w:hanging="0"/>
               <w:jc w:val="left"/>
             </w:pPr>
@@ -7652,7 +7674,7 @@
           </w:p>
           <w:p>
             <w:pPr>
-              <w:spacing w:after="60" w:before="120" w:line="300"/>
+              <w:spacing w:after="60" w:before="120" w:line="276"/>
               <w:jc w:val="left"/>
             </w:pPr>
             <w:r>
@@ -7666,7 +7688,7 @@
           </w:p>
           <w:p>
             <w:pPr>
-              <w:spacing w:after="40" w:before="0" w:line="300"/>
+              <w:spacing w:after="30" w:before="0" w:line="276"/>
               <w:ind w:left="200" w:hanging="0"/>
               <w:jc w:val="left"/>
             </w:pPr>
@@ -7712,7 +7734,7 @@
                 </w:tcPr>
                 <w:p>
                   <w:pPr>
-                    <w:spacing w:after="40" w:before="0" w:line="300"/>
+                    <w:spacing w:after="30" w:before="0" w:line="276"/>
                     <w:jc w:val="left"/>
                   </w:pPr>
                   <w:r>
@@ -7743,7 +7765,7 @@
                 </w:tcPr>
                 <w:p>
                   <w:pPr>
-                    <w:spacing w:after="40" w:before="0" w:line="300"/>
+                    <w:spacing w:after="30" w:before="0" w:line="276"/>
                     <w:jc w:val="left"/>
                   </w:pPr>
                 </w:p>
@@ -7767,7 +7789,7 @@
                 </w:tcPr>
                 <w:p>
                   <w:pPr>
-                    <w:spacing w:after="40" w:before="0" w:line="300"/>
+                    <w:spacing w:after="30" w:before="0" w:line="276"/>
                     <w:jc w:val="left"/>
                   </w:pPr>
                 </w:p>
@@ -7791,7 +7813,7 @@
                 </w:tcPr>
                 <w:p>
                   <w:pPr>
-                    <w:spacing w:after="40" w:before="0" w:line="300"/>
+                    <w:spacing w:after="30" w:before="0" w:line="276"/>
                     <w:jc w:val="left"/>
                   </w:pPr>
                 </w:p>
@@ -7800,7 +7822,7 @@
           </w:tbl>
           <w:p>
             <w:pPr>
-              <w:spacing w:after="60" w:before="120" w:line="300"/>
+              <w:spacing w:after="60" w:before="120" w:line="276"/>
               <w:jc w:val="left"/>
             </w:pPr>
             <w:r>
@@ -7846,7 +7868,7 @@
                 </w:tcPr>
                 <w:p>
                   <w:pPr>
-                    <w:spacing w:after="40" w:before="0" w:line="300"/>
+                    <w:spacing w:after="30" w:before="0" w:line="276"/>
                     <w:jc w:val="left"/>
                   </w:pPr>
                   <w:r>
@@ -7876,7 +7898,7 @@
                 </w:tcPr>
                 <w:p>
                   <w:pPr>
-                    <w:spacing w:after="40" w:before="0" w:line="300"/>
+                    <w:spacing w:after="30" w:before="0" w:line="276"/>
                     <w:jc w:val="left"/>
                   </w:pPr>
                   <w:r>
@@ -7906,7 +7928,7 @@
                 </w:tcPr>
                 <w:p>
                   <w:pPr>
-                    <w:spacing w:after="40" w:before="0" w:line="300"/>
+                    <w:spacing w:after="30" w:before="0" w:line="276"/>
                     <w:jc w:val="left"/>
                   </w:pPr>
                   <w:r>
@@ -7936,7 +7958,7 @@
                 </w:tcPr>
                 <w:p>
                   <w:pPr>
-                    <w:spacing w:after="40" w:before="0" w:line="300"/>
+                    <w:spacing w:after="30" w:before="0" w:line="276"/>
                     <w:jc w:val="left"/>
                   </w:pPr>
                   <w:r>
@@ -7951,7 +7973,7 @@
           </w:tbl>
           <w:p>
             <w:pPr>
-              <w:spacing w:after="40" w:before="0" w:line="300"/>
+              <w:spacing w:after="30" w:before="0" w:line="276"/>
               <w:ind w:left="200" w:hanging="0"/>
               <w:jc w:val="left"/>
             </w:pPr>
@@ -7965,7 +7987,7 @@
           </w:p>
           <w:p>
             <w:pPr>
-              <w:spacing w:after="120" w:before="0" w:line="300"/>
+              <w:spacing w:after="120" w:before="0" w:line="276"/>
               <w:jc w:val="left"/>
             </w:pPr>
           </w:p>

--- a/docs/lesson/dokdo1905_lesson_plan.docx
+++ b/docs/lesson/dokdo1905_lesson_plan.docx
@@ -137,9 +137,9 @@
       </w:tblPr>
       <w:tblGrid>
         <w:gridCol w:w="1300"/>
-        <w:gridCol w:w="3519"/>
-        <w:gridCol w:w="1300"/>
-        <w:gridCol w:w="3519"/>
+        <w:gridCol w:w="4738"/>
+        <w:gridCol w:w="1100"/>
+        <w:gridCol w:w="2500"/>
       </w:tblGrid>
       <w:tr>
         <w:trPr>
@@ -172,7 +172,7 @@
         </w:tc>
         <w:tc>
           <w:tcPr>
-            <w:tcW w:type="dxa" w:w="3519"/>
+            <w:tcW w:type="dxa" w:w="4738"/>
             <w:tcMar>
               <w:top w:type="dxa" w:w="60"/>
               <w:left w:type="dxa" w:w="100"/>
@@ -196,7 +196,7 @@
         </w:tc>
         <w:tc>
           <w:tcPr>
-            <w:tcW w:type="dxa" w:w="1300"/>
+            <w:tcW w:type="dxa" w:w="1100"/>
             <w:shd w:fill="DCE4F5" w:color="auto" w:val="clear"/>
             <w:tcMar>
               <w:top w:type="dxa" w:w="60"/>
@@ -221,7 +221,7 @@
         </w:tc>
         <w:tc>
           <w:tcPr>
-            <w:tcW w:type="dxa" w:w="3519"/>
+            <w:tcW w:type="dxa" w:w="2500"/>
             <w:tcMar>
               <w:top w:type="dxa" w:w="60"/>
               <w:left w:type="dxa" w:w="100"/>
@@ -275,7 +275,7 @@
         </w:tc>
         <w:tc>
           <w:tcPr>
-            <w:tcW w:type="dxa" w:w="3519"/>
+            <w:tcW w:type="dxa" w:w="4738"/>
             <w:tcMar>
               <w:top w:type="dxa" w:w="60"/>
               <w:left w:type="dxa" w:w="100"/>
@@ -299,7 +299,7 @@
         </w:tc>
         <w:tc>
           <w:tcPr>
-            <w:tcW w:type="dxa" w:w="1300"/>
+            <w:tcW w:type="dxa" w:w="1100"/>
             <w:shd w:fill="DCE4F5" w:color="auto" w:val="clear"/>
             <w:tcMar>
               <w:top w:type="dxa" w:w="60"/>
@@ -324,7 +324,7 @@
         </w:tc>
         <w:tc>
           <w:tcPr>
-            <w:tcW w:type="dxa" w:w="3519"/>
+            <w:tcW w:type="dxa" w:w="2500"/>
             <w:tcMar>
               <w:top w:type="dxa" w:w="60"/>
               <w:left w:type="dxa" w:w="100"/>
@@ -378,7 +378,7 @@
         </w:tc>
         <w:tc>
           <w:tcPr>
-            <w:tcW w:type="dxa" w:w="3519"/>
+            <w:tcW w:type="dxa" w:w="4738"/>
             <w:tcMar>
               <w:top w:type="dxa" w:w="60"/>
               <w:left w:type="dxa" w:w="100"/>
@@ -396,13 +396,13 @@
               <w:rPr>
                 <w:rFonts w:ascii="맑은 고딕" w:cs="맑은 고딕" w:eastAsia="맑은 고딕" w:hAnsi="맑은 고딕"/>
               </w:rPr>
-              <w:t xml:space="preserve">기록으로 다시 읽는 1905년 일본의 독도 편입</w:t>
+              <w:t xml:space="preserve">‘주인 없는 섬’이라는 일본의 주장, 사실이었는가? — 기록으로 검증하는 1905년 일제의 독도 침탈</w:t>
             </w:r>
           </w:p>
         </w:tc>
         <w:tc>
           <w:tcPr>
-            <w:tcW w:type="dxa" w:w="1300"/>
+            <w:tcW w:type="dxa" w:w="1100"/>
             <w:shd w:fill="DCE4F5" w:color="auto" w:val="clear"/>
             <w:tcMar>
               <w:top w:type="dxa" w:w="60"/>
@@ -427,7 +427,7 @@
         </w:tc>
         <w:tc>
           <w:tcPr>
-            <w:tcW w:type="dxa" w:w="3519"/>
+            <w:tcW w:type="dxa" w:w="2500"/>
             <w:tcMar>
               <w:top w:type="dxa" w:w="60"/>
               <w:left w:type="dxa" w:w="100"/>
@@ -524,7 +524,7 @@
               <w:rPr>
                 <w:rFonts w:ascii="맑은 고딕" w:cs="맑은 고딕" w:eastAsia="맑은 고딕" w:hAnsi="맑은 고딕"/>
               </w:rPr>
-              <w:t xml:space="preserve">3. 새 자료를 읽고 이전 판단을 다시 검토하여, 근거가 감당하는 범위 안에서 1905년 일본의 독도 편입을 설명할 수 있다.</w:t>
+              <w:t xml:space="preserve">3. 새 자료를 읽고 이전 판단을 다시 검토하여, 근거가 감당하는 범위 안에서 ‘주인 없는 섬’이라는 1905년 일본의 주장을 검증할 수 있다.</w:t>
             </w:r>
           </w:p>
         </w:tc>
@@ -1115,7 +1115,7 @@
               <w:rPr>
                 <w:rFonts w:ascii="맑은 고딕" w:cs="맑은 고딕" w:eastAsia="맑은 고딕" w:hAnsi="맑은 고딕"/>
               </w:rPr>
-              <w:t xml:space="preserve">1905년 일본은 독도를 ‘다른 나라가 점유한 형적이 없는 섬(무주지)’으로 보고 편입하였다. 이 전제가 맞는지는 1905년 결정문 한 장으로는 알 수 없고, 그 이전(1877 태정관 지령, 1900 칙령 제41호, 1904 군함 기록)과 이후(1906 울도군수 보고·지령 제3호)의 기록을 함께 읽어야 검토할 수 있다. 이때 각 사료는 작성 시기·작성 주체·문서 성격이 달라 직접 말해 주는 범위가 서로 다르므로, 무엇이 기록에 적혀 있고 무엇이 여러 기록을 연결한 해석인지 구분해야 한다.</w:t>
+              <w:t xml:space="preserve">1905년 일본은 독도를 ‘주인 없는 섬(무주지)’, 곧 다른 나라가 점유한 형적이 없는 섬으로 보고 편입하였다. 이 전제가 맞는지는 1905년 결정문 한 장으로는 알 수 없고, 그 이전(1877 태정관 지령, 1900 칙령 제41호, 1904 군함 기록)과 이후(1906 울도군수 보고·지령 제3호)의 기록을 함께 읽어야 검토할 수 있다. 이때 각 사료는 작성 시기·작성 주체·문서 성격이 달라 직접 말해 주는 범위가 서로 다르므로, 무엇이 기록에 적혀 있고 무엇이 여러 기록을 연결한 해석인지 구분해야 한다.</w:t>
             </w:r>
           </w:p>
         </w:tc>
@@ -1170,7 +1170,7 @@
               <w:rPr>
                 <w:rFonts w:ascii="맑은 고딕" w:cs="맑은 고딕" w:eastAsia="맑은 고딕" w:hAnsi="맑은 고딕"/>
               </w:rPr>
-              <w:t xml:space="preserve">· 1905년 일본 내각 결정문의 “다른 나라가 점유한 형적이 없다”는 판단을 이전·이후 기록과 비교하면 무엇이 일치하고 무엇이 충돌하는가?</w:t>
+              <w:t xml:space="preserve">· ‘주인 없는 섬’이라는 1905년 일본 내각 결정문의 판단은 1877·1900·1904·1906년의 기록과 맞는가? 어떤 기록이 이 판단과 충돌하는가?</w:t>
             </w:r>
           </w:p>
           <w:p>
@@ -1237,7 +1237,7 @@
               <w:rPr>
                 <w:rFonts w:ascii="맑은 고딕" w:cs="맑은 고딕" w:eastAsia="맑은 고딕" w:hAnsi="맑은 고딕"/>
               </w:rPr>
-              <w:t xml:space="preserve">· 이 수업은 독도 영유권을 열린 쟁점으로 다루지 않으며, [12독도-07-01]이 말하는 일제의 독도 침탈 과정을 사료로 확인하는 수업이다. 학생의 판단에 맡기는 것은 개별 사료가 직접 말해 주는 범위(예: ‘石島’의 지시 대상, 전시 문장의 강도)이며, 이를 통해 1905년 일본의 편입이 ‘무주지’라는 전제 위에서 이루어졌음을 대한제국의 기록과 비교해 확인하게 한다.</w:t>
+              <w:t xml:space="preserve">· 이 수업은 독도 영유권을 열린 쟁점으로 다루지 않으며, [12독도-07-01]이 말하는 일제의 독도 침탈 과정을 사료로 확인하는 수업이다. 학생의 판단에 맡기는 것은 개별 사료가 직접 말해 주는 범위(예: ‘石島’의 지시 대상, 전시 문장의 강도)이며, 이를 통해 1905년 일본의 편입이 ‘주인 없는 섬(무주지)’이라는 주장 위에서 이루어졌음을 대한제국의 기록과 비교해 확인하게 한다.</w:t>
             </w:r>
           </w:p>
           <w:p>
@@ -1533,7 +1533,7 @@
                     <w:rPr>
                       <w:rFonts w:ascii="맑은 고딕" w:cs="맑은 고딕" w:eastAsia="맑은 고딕" w:hAnsi="맑은 고딕"/>
                     </w:rPr>
-                    <w:t xml:space="preserve">1905년 일본 내각 결정문을 검토 대상으로 삼아 두 개 이상의 사료를 시간 순서와 자료의 성격(당대 문서·청취 기록·지방 보고·현재 정부 해설)에 맞게 제시하고, 각 사료가 직접 말하는 범위와 한계를 구분하여 그 판단을 이전·이후의 기록과 비교해 논리적으로 검토할 수 있다.</w:t>
+                    <w:t xml:space="preserve">1905년 일본 내각 결정문을 검토 대상으로 삼아 두 개 이상의 사료를 시간 순서와 자료의 성격(당대 문서·청취 기록·지방 보고·현재 정부 해설)에 맞게 제시하고, 각 사료가 직접 말하는 범위와 한계를 구분하여 ‘주인 없는 섬’이라는 판단을 이전·이후의 기록과 비교해 논리적으로 검토할 수 있다.</w:t>
                   </w:r>
                 </w:p>
               </w:tc>
@@ -1930,6 +1930,18 @@
               <w:rPr>
                 <w:rFonts w:ascii="맑은 고딕" w:cs="맑은 고딕" w:eastAsia="맑은 고딕" w:hAnsi="맑은 고딕"/>
               </w:rPr>
+              <w:t xml:space="preserve">○ “1905년 일본은 독도를 ‘주인 없는 섬’이라 하며 자기 영토에 넣었다. 이 주장은 사실이었을까?” — 오늘 검증할 질문으로 제시하기</w:t>
+            </w:r>
+          </w:p>
+          <w:p>
+            <w:pPr>
+              <w:spacing w:after="30" w:before="0" w:line="276"/>
+              <w:jc w:val="left"/>
+            </w:pPr>
+            <w:r>
+              <w:rPr>
+                <w:rFonts w:ascii="맑은 고딕" w:cs="맑은 고딕" w:eastAsia="맑은 고딕" w:hAnsi="맑은 고딕"/>
+              </w:rPr>
               <w:t xml:space="preserve">○ 게임에 접속하여 타이틀에서 ‘새로 시작’ 누르기</w:t>
             </w:r>
           </w:p>
@@ -1985,7 +1997,7 @@
                     <w:rPr>
                       <w:rFonts w:ascii="맑은 고딕" w:cs="맑은 고딕" w:eastAsia="맑은 고딕" w:hAnsi="맑은 고딕"/>
                     </w:rPr>
-                    <w:t xml:space="preserve">1905년 전후의 기록을 직접 읽고, 사료가 말하는 범위 안에서 1905년 일본의 독도 편입을 설명한다.</w:t>
+                    <w:t xml:space="preserve">‘주인 없는 섬’이라는 1905년 일본의 주장을 1877~1906년의 기록으로 검증하고, 사료가 말하는 범위 안에서 설명한다.</w:t>
                   </w:r>
                 </w:p>
               </w:tc>
@@ -2529,6 +2541,18 @@
                 <w:rFonts w:ascii="맑은 고딕" w:cs="맑은 고딕" w:eastAsia="맑은 고딕" w:hAnsi="맑은 고딕"/>
               </w:rPr>
               <w:t xml:space="preserve">○ 두세 학생의 설명 글을 읽고, 어떤 자료를 어떤 순서로 썼는지 확인하기</w:t>
+            </w:r>
+          </w:p>
+          <w:p>
+            <w:pPr>
+              <w:spacing w:after="30" w:before="0" w:line="276"/>
+              <w:jc w:val="left"/>
+            </w:pPr>
+            <w:r>
+              <w:rPr>
+                <w:rFonts w:ascii="맑은 고딕" w:cs="맑은 고딕" w:eastAsia="맑은 고딕" w:hAnsi="맑은 고딕"/>
+              </w:rPr>
+              <w:t xml:space="preserve">○ 수업 주제 질문에 답하기: “‘주인 없는 섬’이라는 일본의 주장은 기록과 맞았는가?”</w:t>
             </w:r>
           </w:p>
           <w:p>
@@ -2715,7 +2739,7 @@
                 <w:b/>
                 <w:bCs/>
               </w:rPr>
-              <w:t xml:space="preserve">기록으로 다시 읽는 1905년 일본의 독도 편입</w:t>
+              <w:t xml:space="preserve">‘주인 없는 섬’이라는 일본의 주장, 사실이었는가? — 기록으로 검증하는 1905년 일제의 독도 침탈</w:t>
             </w:r>
           </w:p>
         </w:tc>
@@ -5257,7 +5281,7 @@
                 <w:b/>
                 <w:bCs/>
               </w:rPr>
-              <w:t xml:space="preserve">기록으로 다시 읽는 1905년 일본의 독도 편입</w:t>
+              <w:t xml:space="preserve">‘주인 없는 섬’이라는 일본의 주장, 사실이었는가? — 기록으로 검증하는 1905년 일제의 독도 침탈</w:t>
             </w:r>
           </w:p>
         </w:tc>

--- a/docs/lesson/dokdo1905_lesson_plan.docx
+++ b/docs/lesson/dokdo1905_lesson_plan.docx
@@ -1115,7 +1115,7 @@
               <w:rPr>
                 <w:rFonts w:ascii="맑은 고딕" w:cs="맑은 고딕" w:eastAsia="맑은 고딕" w:hAnsi="맑은 고딕"/>
               </w:rPr>
-              <w:t xml:space="preserve">1905년 일본은 독도를 ‘주인 없는 섬(무주지)’, 곧 다른 나라가 점유한 형적이 없는 섬으로 보고 편입하였다. 이 전제가 맞는지는 1905년 결정문 한 장으로는 알 수 없고, 그 이전(1877 태정관 지령, 1900 칙령 제41호, 1904 군함 기록)과 이후(1906 울도군수 보고·지령 제3호)의 기록을 함께 읽어야 검토할 수 있다. 이때 각 사료는 작성 시기·작성 주체·문서 성격이 달라 직접 말해 주는 범위가 서로 다르므로, 무엇이 기록에 적혀 있고 무엇이 여러 기록을 연결한 해석인지 구분해야 한다.</w:t>
+              <w:t xml:space="preserve">1905년 일본은 러일전쟁 중에 독도를 ‘주인 없는 섬(무주지)’이라 하여 ‘시마네현 고시 제40호’로 강제 편입하였다. 그러나 대한제국은 1900년 칙령 제41호로 독도(석도)를 울도군 관할로 정하였고, 1906년 울도군수 심흥택의 보고와 참정대신 지령 제3호는 대한제국이 독도를 자국 영토로 인식하고 대응하였음을 보여 준다. 일본의 영유권 주장은 이러한 당대 기록을 근거로 비판적으로 검토할 수 있다.</w:t>
             </w:r>
           </w:p>
         </w:tc>

--- a/docs/lesson/dokdo1905_lesson_plan.docx
+++ b/docs/lesson/dokdo1905_lesson_plan.docx
@@ -1182,7 +1182,7 @@
               <w:rPr>
                 <w:rFonts w:ascii="맑은 고딕" w:cs="맑은 고딕" w:eastAsia="맑은 고딕" w:hAnsi="맑은 고딕"/>
               </w:rPr>
-              <w:t xml:space="preserve">· 1900년 칙령 제41호의 “石島(석도)”는 우리가 조사하는 이 섬을 가리키는가? 그렇게 판단하는 근거는 무엇인가?</w:t>
+              <w:t xml:space="preserve">· 1900년 칙령 제41호의 “석도(石島)”는 우리가 조사하는 이 섬을 가리키는가? 그렇게 판단하는 근거는 무엇인가?</w:t>
             </w:r>
           </w:p>
         </w:tc>
@@ -1237,7 +1237,7 @@
               <w:rPr>
                 <w:rFonts w:ascii="맑은 고딕" w:cs="맑은 고딕" w:eastAsia="맑은 고딕" w:hAnsi="맑은 고딕"/>
               </w:rPr>
-              <w:t xml:space="preserve">· 이 수업은 독도 영유권을 열린 쟁점으로 다루지 않으며, [12독도-07-01]이 말하는 일제의 독도 침탈 과정을 사료로 확인하는 수업이다. 학생의 판단에 맡기는 것은 개별 사료가 직접 말해 주는 범위(예: ‘石島’의 지시 대상, 전시 문장의 강도)이며, 이를 통해 1905년 일본의 편입이 ‘주인 없는 섬(무주지)’이라는 주장 위에서 이루어졌음을 대한제국의 기록과 비교해 확인하게 한다.</w:t>
+              <w:t xml:space="preserve">· 이 수업은 독도 영유권을 열린 쟁점으로 다루지 않으며, [12독도-07-01]이 말하는 일제의 독도 침탈 과정을 사료로 확인하는 수업이다. 학생의 판단에 맡기는 것은 개별 사료가 직접 말해 주는 범위(예: ‘석도(石島)’가 가리키는 섬, 전시 문장의 강도)이며, 이를 통해 1905년 일본의 편입이 ‘주인 없는 섬(무주지)’이라는 주장 위에서 이루어졌음을 대한제국의 기록과 비교해 확인하게 한다.</w:t>
             </w:r>
           </w:p>
           <w:p>
@@ -2167,7 +2167,7 @@
               <w:rPr>
                 <w:rFonts w:ascii="맑은 고딕" w:cs="맑은 고딕" w:eastAsia="맑은 고딕" w:hAnsi="맑은 고딕"/>
               </w:rPr>
-              <w:t xml:space="preserve">- 1877 태정관 지령에서 “竹島外一嶋” 찾기, 기죽도약도에서 磯竹島·松島 짚기</w:t>
+              <w:t xml:space="preserve">- 1877 태정관 지령에서 “죽도 외 일도(竹島外一嶋)” 찾기, 기죽도약도에서 기죽도(磯竹島)·송도(松島) 짚기</w:t>
             </w:r>
           </w:p>
           <w:p>
@@ -2192,7 +2192,7 @@
               <w:rPr>
                 <w:rFonts w:ascii="맑은 고딕" w:cs="맑은 고딕" w:eastAsia="맑은 고딕" w:hAnsi="맑은 고딕"/>
               </w:rPr>
-              <w:t xml:space="preserve">- 칙령 제41호 제2조에서 섬 이름 세 개 찾기 → “石島는 이 섬인가?” 첫 판단과 가장 큰 이유 고르기</w:t>
+              <w:t xml:space="preserve">- 칙령 제41호 제2조에서 섬 이름 세 개 찾기 → “석도는 이 섬인가?” 첫 판단과 가장 큰 이유 고르기</w:t>
             </w:r>
           </w:p>
           <w:p>
@@ -2205,7 +2205,7 @@
               <w:rPr>
                 <w:rFonts w:ascii="맑은 고딕" w:cs="맑은 고딕" w:eastAsia="맑은 고딕" w:hAnsi="맑은 고딕"/>
               </w:rPr>
-              <w:t xml:space="preserve">- 군함 니타카 기록에서 “獨島” 찾기 → 판단 갱신하기</w:t>
+              <w:t xml:space="preserve">- 군함 니타카 기록에서 “독도(獨島)” 찾기 → 판단 갱신하기</w:t>
             </w:r>
           </w:p>
           <w:p>
@@ -2576,7 +2576,7 @@
               <w:rPr>
                 <w:rFonts w:ascii="맑은 고딕" w:cs="맑은 고딕" w:eastAsia="맑은 고딕" w:hAnsi="맑은 고딕"/>
               </w:rPr>
-              <w:t xml:space="preserve">- 한국 정부와 학계는 ‘돌섬’을 뜻으로 옮기면 石島, 소리로 옮기면 獨島가 된다는 명칭 연구와 1904·1906년 기록을 근거로 칙령 제41호의 석도를 독도로 본다는 점을 소개하고, 학생의 판단 궤적과 비교하기</w:t>
+              <w:t xml:space="preserve">- 한국 정부와 학계는 ‘돌섬’을 뜻으로 옮기면 석도(石島), 소리로 옮기면 독도(獨島)가 된다는 명칭 연구와 1904·1906년 기록을 근거로 칙령 제41호의 석도를 독도로 본다는 점을 소개하고, 학생의 판단 궤적과 비교하기</w:t>
             </w:r>
           </w:p>
           <w:p>
@@ -2920,7 +2920,7 @@
                 <w:b/>
                 <w:bCs/>
               </w:rPr>
-              <w:t xml:space="preserve">① “1900년 칙령 제41호의 石島는 우리가 조사하는 이 섬인가?” 나의 판단과 가장 큰 이유를 적어 보세요.</w:t>
+              <w:t xml:space="preserve">① “1900년 칙령 제41호의 석도(石島)는 우리가 조사하는 이 섬인가?” 나의 판단과 가장 큰 이유를 적어 보세요.</w:t>
             </w:r>
           </w:p>
           <w:tbl>
@@ -5462,7 +5462,7 @@
                 <w:b/>
                 <w:bCs/>
               </w:rPr>
-              <w:t xml:space="preserve">① “1900년 칙령 제41호의 石島는 우리가 조사하는 이 섬인가?” 나의 판단과 가장 큰 이유를 적어 보세요.</w:t>
+              <w:t xml:space="preserve">① “1900년 칙령 제41호의 석도(石島)는 우리가 조사하는 이 섬인가?” 나의 판단과 가장 큰 이유를 적어 보세요.</w:t>
             </w:r>
           </w:p>
           <w:p>
@@ -5867,7 +5867,7 @@
                       <w:rFonts w:ascii="맑은 고딕" w:cs="맑은 고딕" w:eastAsia="맑은 고딕" w:hAnsi="맑은 고딕"/>
                       <w:color w:val="0000FF"/>
                     </w:rPr>
-                    <w:t xml:space="preserve">한국인이 이 섬을 “獨島”라고 썼다는 기록이라서</w:t>
+                    <w:t xml:space="preserve">한국인이 이 섬을 “독도(獨島)”라고 썼다는 기록이라서</w:t>
                   </w:r>
                 </w:p>
               </w:tc>
@@ -5996,7 +5996,7 @@
                       <w:rFonts w:ascii="맑은 고딕" w:cs="맑은 고딕" w:eastAsia="맑은 고딕" w:hAnsi="맑은 고딕"/>
                       <w:color w:val="0000FF"/>
                     </w:rPr>
-                    <w:t xml:space="preserve">1906년 자료라 1900년 石島와 같은 섬인지는 따로 따져야 해서</w:t>
+                    <w:t xml:space="preserve">1906년 자료라 1900년 석도와 같은 섬인지는 따로 따져야 해서</w:t>
                   </w:r>
                 </w:p>
               </w:tc>
@@ -6083,7 +6083,7 @@
                       <w:rFonts w:ascii="맑은 고딕" w:cs="맑은 고딕" w:eastAsia="맑은 고딕" w:hAnsi="맑은 고딕"/>
                       <w:color w:val="0000FF"/>
                     </w:rPr>
-                    <w:t xml:space="preserve">예시) 1904년 군함 기록에서 ‘더 그렇다’로 움직였다. 한국인이 이 섬을 “獨島”라고 썼다는 기록이 돌섬(石島)과 독섬(獨島)을 잇는 단서가 되었기 때문이다. 다만 일본 군함이 울릉도에서 들은 이야기를 적은 것이라 대한제국의 공식 문서는 아니라는 점도 함께 적도록 안내한다.</w:t>
+                    <w:t xml:space="preserve">예시) 1904년 군함 기록에서 ‘더 그렇다’로 움직였다. 한국인이 이 섬을 “독도(獨島)”라고 썼다는 기록이 돌섬(석도)과 독섬(독도)을 잇는 단서가 되었기 때문이다. 다만 일본 군함이 울릉도에서 들은 이야기를 적은 것이라 대한제국의 공식 문서는 아니라는 점도 함께 적도록 안내한다.</w:t>
                   </w:r>
                 </w:p>
               </w:tc>
@@ -6169,7 +6169,7 @@
                       <w:rFonts w:ascii="맑은 고딕" w:cs="맑은 고딕" w:eastAsia="맑은 고딕" w:hAnsi="맑은 고딕"/>
                       <w:color w:val="0000FF"/>
                     </w:rPr>
-                    <w:t xml:space="preserve">예시) 1906년에서 나는 ‘그대로’, 짝은 ‘더 그렇다’였다. 짝은 “본군 소속 독도”라는 표현을, 나는 1906년 자료만으로 1900년 石島를 확정할 수 없다는 점을 근거로 들었다. 같은 자료라도 무엇을 근거로 삼느냐에 따라 판단이 달라질 수 있음을 확인하게 한다.</w:t>
+                    <w:t xml:space="preserve">예시) 1906년에서 나는 ‘그대로’, 짝은 ‘더 그렇다’였다. 짝은 “본군 소속 독도”라는 표현을, 나는 1906년 자료만으로 1900년 석도를 확정할 수 없다는 점을 근거로 들었다. 같은 자료라도 무엇을 근거로 삼느냐에 따라 판단이 달라질 수 있음을 확인하게 한다.</w:t>
                   </w:r>
                 </w:p>
               </w:tc>
@@ -7766,7 +7766,7 @@
                       <w:rFonts w:ascii="맑은 고딕" w:cs="맑은 고딕" w:eastAsia="맑은 고딕" w:hAnsi="맑은 고딕"/>
                       <w:color w:val="0000FF"/>
                     </w:rPr>
-                    <w:t xml:space="preserve">예시) 1905년 일본 내각 결정은 이 섬에 “다른 나라가 점유했다고 인정할 형적이 없다”고 적었다. 그런데 그보다 앞선 1900년, 대한제국은 칙령 제41호로 울도군이 “석도”를 관할한다고 정했다. 석도가 어느 섬인지는 이 칙령만으로 확정되지 않지만, 1904년 일본 군함 기록에는 한국인이 이 섬을 “獨島”라고 썼다고 적혀 있다. 1906년 울도군수는 “본군 소속 독도”라고 보고했고, 중앙정부는 일본 영지라는 말이 근거 없다며 다시 조사하라고 지시했다. 이 기록들과 비교하면 1905년 일본 내각 결정문의 판단은 그대로 받아들이기 어렵다고 생각한다.</w:t>
+                    <w:t xml:space="preserve">예시) 1905년 일본 내각 결정은 이 섬에 “다른 나라가 점유했다고 인정할 형적이 없다”고 적었다. 그런데 그보다 앞선 1900년, 대한제국은 칙령 제41호로 울도군이 “석도”를 관할한다고 정했다. 석도가 어느 섬인지는 이 칙령만으로 확정되지 않지만, 1904년 일본 군함 기록에는 한국인이 이 섬을 “독도(獨島)”라고 썼다고 적혀 있다. 1906년 울도군수는 “본군 소속 독도”라고 보고했고, 중앙정부는 일본 영지라는 말이 근거 없다며 다시 조사하라고 지시했다. 이 기록들과 비교하면 1905년 일본 내각 결정문의 판단은 그대로 받아들이기 어렵다고 생각한다.</w:t>
                   </w:r>
                 </w:p>
               </w:tc>

--- a/docs/lesson/dokdo1905_lesson_plan.docx
+++ b/docs/lesson/dokdo1905_lesson_plan.docx
@@ -445,7 +445,7 @@
               <w:rPr>
                 <w:rFonts w:ascii="맑은 고딕" w:cs="맑은 고딕" w:eastAsia="맑은 고딕" w:hAnsi="맑은 고딕"/>
               </w:rPr>
-              <w:t xml:space="preserve">1차시/1차시</w:t>
+              <w:t xml:space="preserve">1~2차시 / 2차시(100분)</w:t>
             </w:r>
           </w:p>
         </w:tc>
@@ -701,7 +701,7 @@
               <w:rPr>
                 <w:rFonts w:ascii="맑은 고딕" w:cs="맑은 고딕" w:eastAsia="맑은 고딕" w:hAnsi="맑은 고딕"/>
               </w:rPr>
-              <w:t xml:space="preserve">[12독도-07-01] 대한제국 시기의 일제의 독도 침탈 과정을 파악하고, 이에 대한 지방 및 중앙 정부의 대응을 조사·탐구한다.</w:t>
+              <w:t xml:space="preserve">[12독도-07-01] 대한제국 시기의 일제의 독도 침탈 과정을 파악하고, 이에 대한 지방 및 중앙 정부의 대응을 조사·탐구한다. (2025 초·중·고등학교 독도교육 내용체계, 영남대학교 독도연구소)</w:t>
             </w:r>
           </w:p>
         </w:tc>
@@ -859,7 +859,7 @@
               <w:rPr>
                 <w:rFonts w:ascii="맑은 고딕" w:cs="맑은 고딕" w:eastAsia="맑은 고딕" w:hAnsi="맑은 고딕"/>
               </w:rPr>
-              <w:t xml:space="preserve">■ 기타 : 짝 활동(판단 궤적 비교) + 에듀테크(디지털 사료 탐구 게임) 활용 수업</w:t>
+              <w:t xml:space="preserve">■ 기타 : 짝 활동 + 에듀테크 활용(1차시 디지털 사료 탐구 게임 → 2차시 활동지 탐구·설명문 쓰기)</w:t>
             </w:r>
           </w:p>
         </w:tc>
@@ -1249,7 +1249,19 @@
               <w:rPr>
                 <w:rFonts w:ascii="맑은 고딕" w:cs="맑은 고딕" w:eastAsia="맑은 고딕" w:hAnsi="맑은 고딕"/>
               </w:rPr>
-              <w:t xml:space="preserve">· 결론을 먼저 알려 주지 않는 사료 탐구 수업이다. 학생은 게임에서 사료를 찾고, 판단하고, 전시 패널에 배치하며 스스로 결론의 강도를 정한다. 교사는 조작이 막힐 때만 돕는다.</w:t>
+              <w:t xml:space="preserve">· 2차시로 운영한다. 1차시에는 게임으로 사료를 직접 읽고 판단을 세우며, 2차시에는 게임 없이 활동지로 그 판단을 검증하고 설명문으로 완성한다.</w:t>
+            </w:r>
+          </w:p>
+          <w:p>
+            <w:pPr>
+              <w:spacing w:after="30" w:before="0" w:line="276"/>
+              <w:jc w:val="left"/>
+            </w:pPr>
+            <w:r>
+              <w:rPr>
+                <w:rFonts w:ascii="맑은 고딕" w:cs="맑은 고딕" w:eastAsia="맑은 고딕" w:hAnsi="맑은 고딕"/>
+              </w:rPr>
+              <w:t xml:space="preserve">· 교사는 역사적 결론을 먼저 제시하지 않는다. 다만 학생이 사료의 작성 주체·시기·핵심 용어를 이해하도록 돕고, 근거에 따른 판단과 수정이 이루어지도록 지원한다.</w:t>
             </w:r>
           </w:p>
           <w:p>
@@ -1297,7 +1309,7 @@
               <w:rPr>
                 <w:rFonts w:ascii="맑은 고딕" w:cs="맑은 고딕" w:eastAsia="맑은 고딕" w:hAnsi="맑은 고딕"/>
               </w:rPr>
-              <w:t xml:space="preserve">· 정리 활동은 “생각이 다른 이웃 나라 친구에게 자료로 설명하기”로 마무리하여, 상대를 비난하는 대신 근거로 말하는 태도를 기른다.</w:t>
+              <w:t xml:space="preserve">· 최종 설명문은 “생각이 다른 이웃 나라 친구에게 자료로 설명하기”로 써서, 상대를 비난하는 대신 근거로 말하는 태도를 기른다.</w:t>
             </w:r>
           </w:p>
         </w:tc>
@@ -1471,7 +1483,7 @@
                     <w:rPr>
                       <w:rFonts w:ascii="맑은 고딕" w:cs="맑은 고딕" w:eastAsia="맑은 고딕" w:hAnsi="맑은 고딕"/>
                     </w:rPr>
-                    <w:t xml:space="preserve">이웃 나라 친구에게 자료로 설명하는 글 쓰기</w:t>
+                    <w:t xml:space="preserve">‘주인 없는 섬’ 주장을 검증하는 설명문 쓰기</w:t>
                   </w:r>
                 </w:p>
                 <w:p>
@@ -1485,7 +1497,7 @@
                       <w:b/>
                       <w:bCs/>
                     </w:rPr>
-                    <w:t xml:space="preserve">[활동3]</w:t>
+                    <w:t xml:space="preserve">[2차시 활동4]</w:t>
                   </w:r>
                 </w:p>
               </w:tc>
@@ -1533,7 +1545,7 @@
                     <w:rPr>
                       <w:rFonts w:ascii="맑은 고딕" w:cs="맑은 고딕" w:eastAsia="맑은 고딕" w:hAnsi="맑은 고딕"/>
                     </w:rPr>
-                    <w:t xml:space="preserve">1905년 일본 내각 결정문을 검토 대상으로 삼아 두 개 이상의 사료를 시간 순서와 자료의 성격(당대 문서·청취 기록·지방 보고·현재 정부 해설)에 맞게 제시하고, 각 사료가 직접 말하는 범위와 한계를 구분하여 ‘주인 없는 섬’이라는 판단을 이전·이후의 기록과 비교해 논리적으로 검토할 수 있다.</w:t>
+                    <w:t xml:space="preserve">1905년 일본 내각 결정문을 검토 대상으로 삼아 두 개 이상의 사료를 시간 순서와 자료의 성격(당대 문서·청취 기록·지방 보고·현재 정부 해설)에 맞게 제시하고, 각 사료가 직접 말하는 범위와 한계, 러일전쟁 전후의 시대 배경을 함께 밝혀 ‘주인 없는 섬’이라는 판단을 논리적으로 검토할 수 있다.</w:t>
                   </w:r>
                 </w:p>
               </w:tc>
@@ -1592,7 +1604,7 @@
                     <w:rPr>
                       <w:rFonts w:ascii="맑은 고딕" w:cs="맑은 고딕" w:eastAsia="맑은 고딕" w:hAnsi="맑은 고딕"/>
                     </w:rPr>
-                    <w:t xml:space="preserve">1905년 일본 내각 결정문을 두 개 이상의 사료와 비교해 검토할 수 있으나, 사료의 성격 구분이나 한계 제시가 일부 부족하다.</w:t>
+                    <w:t xml:space="preserve">1905년 일본 내각 결정문을 두 개 이상의 사료와 비교해 검토할 수 있으나, 자료의 한계나 시대 배경 제시가 일부 부족하다.</w:t>
                   </w:r>
                 </w:p>
               </w:tc>
@@ -1666,7 +1678,7 @@
               <w:rPr>
                 <w:rFonts w:ascii="맑은 고딕" w:cs="맑은 고딕" w:eastAsia="맑은 고딕" w:hAnsi="맑은 고딕"/>
               </w:rPr>
-              <w:t xml:space="preserve">※ 석도 판단의 방향 자체는 평가하지 않는다. 학생이 각 자료가 직접 말하는 내용과 자료의 한계를 구분하고, 새 자료를 읽은 뒤 자신의 판단을 어떤 근거로 유지하거나 수정했는지를 평가한다. 활동1의 판단 궤적과 활동2의 층 구분은 형성평가 자료로 활용하고, 활동3의 설명 글에서 종합적으로 확인한다.</w:t>
+              <w:t xml:space="preserve">※ 석도 판단의 방향 자체는 평가하지 않는다. 학생이 각 자료가 직접 말하는 내용과 자료의 한계를 구분하고, 새 자료를 읽은 뒤 자신의 판단을 어떤 근거로 유지하거나 수정했는지를 평가한다. 1차시 활동1(판단 궤적)과 2차시 활동2·3은 형성평가 자료로 활용하고, 활동4 설명문에서 종합적으로 확인한다. 평가 자료는 제출한 활동지와 결과 PDF로 수집한다(게임 서버에는 학생의 글과 이름이 저장되지 않음).</w:t>
             </w:r>
           </w:p>
         </w:tc>
@@ -1686,6 +1698,21 @@
           <w:szCs w:val="24"/>
         </w:rPr>
         <w:t xml:space="preserve">2. 교수-학습 과정안</w:t>
+      </w:r>
+    </w:p>
+    <w:p>
+      <w:pPr>
+        <w:spacing w:after="80" w:before="160"/>
+      </w:pPr>
+      <w:r>
+        <w:rPr>
+          <w:rFonts w:ascii="맑은 고딕" w:cs="맑은 고딕" w:eastAsia="맑은 고딕" w:hAnsi="맑은 고딕"/>
+          <w:b/>
+          <w:bCs/>
+          <w:sz w:val="22"/>
+          <w:szCs w:val="22"/>
+        </w:rPr>
+        <w:t xml:space="preserve">【1차시】 사료 탐색과 판단 형성 — 게임 (50분)</w:t>
       </w:r>
     </w:p>
     <w:tbl>
@@ -1930,19 +1957,7 @@
               <w:rPr>
                 <w:rFonts w:ascii="맑은 고딕" w:cs="맑은 고딕" w:eastAsia="맑은 고딕" w:hAnsi="맑은 고딕"/>
               </w:rPr>
-              <w:t xml:space="preserve">○ “1905년 일본은 독도를 ‘주인 없는 섬’이라 하며 자기 영토에 넣었다. 이 주장은 사실이었을까?” — 오늘 검증할 질문으로 제시하기</w:t>
-            </w:r>
-          </w:p>
-          <w:p>
-            <w:pPr>
-              <w:spacing w:after="30" w:before="0" w:line="276"/>
-              <w:jc w:val="left"/>
-            </w:pPr>
-            <w:r>
-              <w:rPr>
-                <w:rFonts w:ascii="맑은 고딕" w:cs="맑은 고딕" w:eastAsia="맑은 고딕" w:hAnsi="맑은 고딕"/>
-              </w:rPr>
-              <w:t xml:space="preserve">○ 게임에 접속하여 타이틀에서 ‘새로 시작’ 누르기</w:t>
+              <w:t xml:space="preserve">○ “1905년 일본은 독도를 ‘주인 없는 섬’이라 하며 자기 영토에 넣었다. 이 주장은 사실이었을까?” — 두 차시 동안 검증할 질문으로 제시하기</w:t>
             </w:r>
           </w:p>
           <w:p>
@@ -1997,7 +2012,7 @@
                     <w:rPr>
                       <w:rFonts w:ascii="맑은 고딕" w:cs="맑은 고딕" w:eastAsia="맑은 고딕" w:hAnsi="맑은 고딕"/>
                     </w:rPr>
-                    <w:t xml:space="preserve">‘주인 없는 섬’이라는 1905년 일본의 주장을 1877~1906년의 기록으로 검증하고, 사료가 말하는 범위 안에서 설명한다.</w:t>
+                    <w:t xml:space="preserve">1877~1906년의 기록을 직접 읽고, ‘석도는 이 섬인가’에 대한 나의 판단을 세우고 새 자료에 따라 고쳐 본다.</w:t>
                   </w:r>
                 </w:p>
               </w:tc>
@@ -2090,7 +2105,7 @@
               <w:rPr>
                 <w:rFonts w:ascii="맑은 고딕" w:cs="맑은 고딕" w:eastAsia="맑은 고딕" w:hAnsi="맑은 고딕"/>
               </w:rPr>
-              <w:t xml:space="preserve">(36´)</w:t>
+              <w:t xml:space="preserve">(38´)</w:t>
             </w:r>
           </w:p>
         </w:tc>
@@ -2113,10 +2128,41 @@
             <w:r>
               <w:rPr>
                 <w:rFonts w:ascii="맑은 고딕" w:cs="맑은 고딕" w:eastAsia="맑은 고딕" w:hAnsi="맑은 고딕"/>
+              </w:rPr>
+              <w:t xml:space="preserve">○ 게임 접속과 안내 (3분)</w:t>
+            </w:r>
+          </w:p>
+          <w:p>
+            <w:pPr>
+              <w:spacing w:after="30" w:before="0" w:line="276"/>
+              <w:ind w:left="200" w:hanging="0"/>
+              <w:jc w:val="left"/>
+            </w:pPr>
+            <w:r>
+              <w:rPr>
+                <w:rFonts w:ascii="맑은 고딕" w:cs="맑은 고딕" w:eastAsia="맑은 고딕" w:hAnsi="맑은 고딕"/>
+              </w:rPr>
+              <w:t xml:space="preserve">- 타이틀에서 ‘새로 시작’ 누르기. 사료를 읽을 때 작성 시기와 작성 주체를 먼저 확인하도록 안내하기</w:t>
+            </w:r>
+          </w:p>
+          <w:p>
+            <w:pPr>
+              <w:spacing w:after="30" w:before="80" w:line="276"/>
+              <w:jc w:val="left"/>
+            </w:pPr>
+          </w:p>
+          <w:p>
+            <w:pPr>
+              <w:spacing w:after="30" w:before="0" w:line="276"/>
+              <w:jc w:val="left"/>
+            </w:pPr>
+            <w:r>
+              <w:rPr>
+                <w:rFonts w:ascii="맑은 고딕" w:cs="맑은 고딕" w:eastAsia="맑은 고딕" w:hAnsi="맑은 고딕"/>
                 <w:b/>
                 <w:bCs/>
               </w:rPr>
-              <w:t xml:space="preserve">[활동1] 「독도연구소: 1905 파일」로 전시 기록 검수하기</w:t>
+              <w:t xml:space="preserve">[활동1] 「독도연구소: 1905 파일」로 전시 기록 검수하기 (35분)</w:t>
             </w:r>
           </w:p>
           <w:p>
@@ -2244,106 +2290,6 @@
                 <w:rFonts w:ascii="맑은 고딕" w:cs="맑은 고딕" w:eastAsia="맑은 고딕" w:hAnsi="맑은 고딕"/>
               </w:rPr>
               <w:t xml:space="preserve">- 사료 카드 3장 배치, 카드별 문장의 강도 고르기, 검토 의견에 대응하기, 맺음 문장 고르기</w:t>
-            </w:r>
-          </w:p>
-          <w:p>
-            <w:pPr>
-              <w:spacing w:after="30" w:before="120" w:line="276"/>
-              <w:jc w:val="left"/>
-            </w:pPr>
-          </w:p>
-          <w:p>
-            <w:pPr>
-              <w:spacing w:after="30" w:before="0" w:line="276"/>
-              <w:jc w:val="left"/>
-            </w:pPr>
-            <w:r>
-              <w:rPr>
-                <w:rFonts w:ascii="맑은 고딕" w:cs="맑은 고딕" w:eastAsia="맑은 고딕" w:hAnsi="맑은 고딕"/>
-                <w:b/>
-                <w:bCs/>
-              </w:rPr>
-              <w:t xml:space="preserve">[활동2] 판단 궤적 비교와 사료의 층 구분하기</w:t>
-            </w:r>
-          </w:p>
-          <w:p>
-            <w:pPr>
-              <w:spacing w:after="30" w:before="0" w:line="276"/>
-              <w:jc w:val="left"/>
-            </w:pPr>
-            <w:r>
-              <w:rPr>
-                <w:rFonts w:ascii="맑은 고딕" w:cs="맑은 고딕" w:eastAsia="맑은 고딕" w:hAnsi="맑은 고딕"/>
-              </w:rPr>
-              <w:t xml:space="preserve">○ 결과 화면의 판단 궤적을 활동지에 옮기고 짝과 비교하기</w:t>
-            </w:r>
-          </w:p>
-          <w:p>
-            <w:pPr>
-              <w:spacing w:after="30" w:before="0" w:line="276"/>
-              <w:jc w:val="left"/>
-            </w:pPr>
-            <w:r>
-              <w:rPr>
-                <w:rFonts w:ascii="맑은 고딕" w:cs="맑은 고딕" w:eastAsia="맑은 고딕" w:hAnsi="맑은 고딕"/>
-              </w:rPr>
-              <w:t xml:space="preserve">○ 내 전시 패널에서 직접 진술·연결 해석·현재의 평가 문장 찾기</w:t>
-            </w:r>
-          </w:p>
-          <w:p>
-            <w:pPr>
-              <w:spacing w:after="30" w:before="0" w:line="276"/>
-              <w:jc w:val="left"/>
-            </w:pPr>
-            <w:r>
-              <w:rPr>
-                <w:rFonts w:ascii="맑은 고딕" w:cs="맑은 고딕" w:eastAsia="맑은 고딕" w:hAnsi="맑은 고딕"/>
-              </w:rPr>
-              <w:t xml:space="preserve">○ 시간 띠와 기행 지도로 1905년 편입의 동아시아 맥락 찾기</w:t>
-            </w:r>
-          </w:p>
-          <w:p>
-            <w:pPr>
-              <w:spacing w:after="30" w:before="120" w:line="276"/>
-              <w:jc w:val="left"/>
-            </w:pPr>
-          </w:p>
-          <w:p>
-            <w:pPr>
-              <w:spacing w:after="30" w:before="0" w:line="276"/>
-              <w:jc w:val="left"/>
-            </w:pPr>
-            <w:r>
-              <w:rPr>
-                <w:rFonts w:ascii="맑은 고딕" w:cs="맑은 고딕" w:eastAsia="맑은 고딕" w:hAnsi="맑은 고딕"/>
-                <w:b/>
-                <w:bCs/>
-              </w:rPr>
-              <w:t xml:space="preserve">[활동3] 이웃 나라 친구에게 자료로 설명하기</w:t>
-            </w:r>
-          </w:p>
-          <w:p>
-            <w:pPr>
-              <w:spacing w:after="30" w:before="0" w:line="276"/>
-              <w:jc w:val="left"/>
-            </w:pPr>
-            <w:r>
-              <w:rPr>
-                <w:rFonts w:ascii="맑은 고딕" w:cs="맑은 고딕" w:eastAsia="맑은 고딕" w:hAnsi="맑은 고딕"/>
-              </w:rPr>
-              <w:t xml:space="preserve">○ 1905년 일본 내각 결정문을 검토 대상으로 두고, 비교할 자료 2개 이상을 골라 순서 정하기</w:t>
-            </w:r>
-          </w:p>
-          <w:p>
-            <w:pPr>
-              <w:spacing w:after="30" w:before="0" w:line="276"/>
-              <w:jc w:val="left"/>
-            </w:pPr>
-            <w:r>
-              <w:rPr>
-                <w:rFonts w:ascii="맑은 고딕" w:cs="맑은 고딕" w:eastAsia="맑은 고딕" w:hAnsi="맑은 고딕"/>
-              </w:rPr>
-              <w:t xml:space="preserve">○ 자료가 말하는 것과 말하기 어려운 것을 구분해 3~5문장으로 설명하기</w:t>
             </w:r>
           </w:p>
         </w:tc>
@@ -2367,31 +2313,31 @@
               <w:rPr>
                 <w:rFonts w:ascii="맑은 고딕" w:cs="맑은 고딕" w:eastAsia="맑은 고딕" w:hAnsi="맑은 고딕"/>
               </w:rPr>
-              <w:t xml:space="preserve">▸1인 1기기 게임 (약 25분)</w:t>
-            </w:r>
-          </w:p>
-          <w:p>
-            <w:pPr>
-              <w:spacing w:after="30" w:before="0" w:line="276"/>
-              <w:jc w:val="left"/>
-            </w:pPr>
-            <w:r>
-              <w:rPr>
-                <w:rFonts w:ascii="맑은 고딕" w:cs="맑은 고딕" w:eastAsia="맑은 고딕" w:hAnsi="맑은 고딕"/>
-              </w:rPr>
-              <w:t xml:space="preserve">☞ 조작이 막힌 학생만 돕는다.</w:t>
-            </w:r>
-          </w:p>
-          <w:p>
-            <w:pPr>
-              <w:spacing w:after="30" w:before="0" w:line="276"/>
-              <w:jc w:val="left"/>
-            </w:pPr>
-            <w:r>
-              <w:rPr>
-                <w:rFonts w:ascii="맑은 고딕" w:cs="맑은 고딕" w:eastAsia="맑은 고딕" w:hAnsi="맑은 고딕"/>
-              </w:rPr>
-              <w:t xml:space="preserve">☞ 석도 판단의 방향 자체는 평가하지 않음을 다시 알린다. “석도는 독도”라는 결론을 이 단계에서 말하지 않는다.</w:t>
+              <w:t xml:space="preserve">▸1인 1기기 게임</w:t>
+            </w:r>
+          </w:p>
+          <w:p>
+            <w:pPr>
+              <w:spacing w:after="30" w:before="0" w:line="276"/>
+              <w:jc w:val="left"/>
+            </w:pPr>
+            <w:r>
+              <w:rPr>
+                <w:rFonts w:ascii="맑은 고딕" w:cs="맑은 고딕" w:eastAsia="맑은 고딕" w:hAnsi="맑은 고딕"/>
+              </w:rPr>
+              <w:t xml:space="preserve">☞ 교사는 역사적 결론을 먼저 제시하지 않는다. 다만 학생이 사료의 작성 주체·시기·핵심 용어(석도·죽도·송도·무주지 등)를 이해하도록 돕고, 근거에 따른 판단과 수정이 이루어지도록 지원한다.</w:t>
+            </w:r>
+          </w:p>
+          <w:p>
+            <w:pPr>
+              <w:spacing w:after="30" w:before="0" w:line="276"/>
+              <w:jc w:val="left"/>
+            </w:pPr>
+            <w:r>
+              <w:rPr>
+                <w:rFonts w:ascii="맑은 고딕" w:cs="맑은 고딕" w:eastAsia="맑은 고딕" w:hAnsi="맑은 고딕"/>
+              </w:rPr>
+              <w:t xml:space="preserve">☞ 석도 판단의 방향 자체는 평가하지 않음을 다시 알린다.</w:t>
             </w:r>
           </w:p>
           <w:p>
@@ -2411,59 +2357,11 @@
               <w:spacing w:after="30" w:before="0" w:line="276"/>
               <w:jc w:val="left"/>
             </w:pPr>
-          </w:p>
-          <w:p>
-            <w:pPr>
-              <w:spacing w:after="30" w:before="0" w:line="276"/>
-              <w:jc w:val="left"/>
-            </w:pPr>
-            <w:r>
-              <w:rPr>
-                <w:rFonts w:ascii="맑은 고딕" w:cs="맑은 고딕" w:eastAsia="맑은 고딕" w:hAnsi="맑은 고딕"/>
-              </w:rPr>
-              <w:t xml:space="preserve">▸활동지 활동2 (약 5분)</w:t>
-            </w:r>
-          </w:p>
-          <w:p>
-            <w:pPr>
-              <w:spacing w:after="30" w:before="0" w:line="276"/>
-              <w:jc w:val="left"/>
-            </w:pPr>
-            <w:r>
-              <w:rPr>
-                <w:rFonts w:ascii="맑은 고딕" w:cs="맑은 고딕" w:eastAsia="맑은 고딕" w:hAnsi="맑은 고딕"/>
-              </w:rPr>
-              <w:t xml:space="preserve">☞ 궤적이 다른 짝 2~3쌍을 발표시킨다. 궤적의 방향은 평가하지 않는다.</w:t>
-            </w:r>
-          </w:p>
-          <w:p>
-            <w:pPr>
-              <w:spacing w:after="30" w:before="0" w:line="276"/>
-              <w:jc w:val="left"/>
-            </w:pPr>
-          </w:p>
-          <w:p>
-            <w:pPr>
-              <w:spacing w:after="30" w:before="0" w:line="276"/>
-              <w:jc w:val="left"/>
-            </w:pPr>
-            <w:r>
-              <w:rPr>
-                <w:rFonts w:ascii="맑은 고딕" w:cs="맑은 고딕" w:eastAsia="맑은 고딕" w:hAnsi="맑은 고딕"/>
-              </w:rPr>
-              <w:t xml:space="preserve">▸활동지 활동3 (약 6분)</w:t>
-            </w:r>
-          </w:p>
-          <w:p>
-            <w:pPr>
-              <w:spacing w:after="30" w:before="0" w:line="276"/>
-              <w:jc w:val="left"/>
-            </w:pPr>
-            <w:r>
-              <w:rPr>
-                <w:rFonts w:ascii="맑은 고딕" w:cs="맑은 고딕" w:eastAsia="맑은 고딕" w:hAnsi="맑은 고딕"/>
-              </w:rPr>
-              <w:t xml:space="preserve">☞ 상대 국가·국민을 비난하는 표현은 자료로 말하는 문장으로 고쳐 쓰도록 돕는다.</w:t>
+            <w:r>
+              <w:rPr>
+                <w:rFonts w:ascii="맑은 고딕" w:cs="맑은 고딕" w:eastAsia="맑은 고딕" w:hAnsi="맑은 고딕"/>
+              </w:rPr>
+              <w:t xml:space="preserve">☞ 일찍 끝낸 학생은 선택 열람 자료로 심화한다.</w:t>
             </w:r>
           </w:p>
         </w:tc>
@@ -2504,7 +2402,7 @@
               <w:rPr>
                 <w:rFonts w:ascii="맑은 고딕" w:cs="맑은 고딕" w:eastAsia="맑은 고딕" w:hAnsi="맑은 고딕"/>
               </w:rPr>
-              <w:t xml:space="preserve">(9´)</w:t>
+              <w:t xml:space="preserve">(7´)</w:t>
             </w:r>
           </w:p>
         </w:tc>
@@ -2540,79 +2438,43 @@
               <w:rPr>
                 <w:rFonts w:ascii="맑은 고딕" w:cs="맑은 고딕" w:eastAsia="맑은 고딕" w:hAnsi="맑은 고딕"/>
               </w:rPr>
-              <w:t xml:space="preserve">○ 두세 학생의 설명 글을 읽고, 어떤 자료를 어떤 순서로 썼는지 확인하기</w:t>
-            </w:r>
-          </w:p>
-          <w:p>
-            <w:pPr>
-              <w:spacing w:after="30" w:before="0" w:line="276"/>
-              <w:jc w:val="left"/>
-            </w:pPr>
-            <w:r>
-              <w:rPr>
-                <w:rFonts w:ascii="맑은 고딕" w:cs="맑은 고딕" w:eastAsia="맑은 고딕" w:hAnsi="맑은 고딕"/>
-              </w:rPr>
-              <w:t xml:space="preserve">○ 수업 주제 질문에 답하기: “‘주인 없는 섬’이라는 일본의 주장은 기록과 맞았는가?”</w:t>
-            </w:r>
-          </w:p>
-          <w:p>
-            <w:pPr>
-              <w:spacing w:after="30" w:before="0" w:line="276"/>
-              <w:jc w:val="left"/>
-            </w:pPr>
-            <w:r>
-              <w:rPr>
-                <w:rFonts w:ascii="맑은 고딕" w:cs="맑은 고딕" w:eastAsia="맑은 고딕" w:hAnsi="맑은 고딕"/>
-              </w:rPr>
-              <w:t xml:space="preserve">○ 석도와 독도의 관계 정리하기</w:t>
-            </w:r>
-          </w:p>
-          <w:p>
-            <w:pPr>
-              <w:spacing w:after="30" w:before="0" w:line="276"/>
-              <w:jc w:val="left"/>
-            </w:pPr>
-            <w:r>
-              <w:rPr>
-                <w:rFonts w:ascii="맑은 고딕" w:cs="맑은 고딕" w:eastAsia="맑은 고딕" w:hAnsi="맑은 고딕"/>
-              </w:rPr>
-              <w:t xml:space="preserve">- 한국 정부와 학계는 ‘돌섬’을 뜻으로 옮기면 석도(石島), 소리로 옮기면 독도(獨島)가 된다는 명칭 연구와 1904·1906년 기록을 근거로 칙령 제41호의 석도를 독도로 본다는 점을 소개하고, 학생의 판단 궤적과 비교하기</w:t>
-            </w:r>
-          </w:p>
-          <w:p>
-            <w:pPr>
-              <w:spacing w:after="30" w:before="0" w:line="276"/>
-              <w:jc w:val="left"/>
-            </w:pPr>
-            <w:r>
-              <w:rPr>
-                <w:rFonts w:ascii="맑은 고딕" w:cs="맑은 고딕" w:eastAsia="맑은 고딕" w:hAnsi="맑은 고딕"/>
-              </w:rPr>
-              <w:t xml:space="preserve">○ 1906년 대한제국의 대응 정리하기</w:t>
-            </w:r>
-          </w:p>
-          <w:p>
-            <w:pPr>
-              <w:spacing w:after="30" w:before="0" w:line="276"/>
-              <w:jc w:val="left"/>
-            </w:pPr>
-            <w:r>
-              <w:rPr>
-                <w:rFonts w:ascii="맑은 고딕" w:cs="맑은 고딕" w:eastAsia="맑은 고딕" w:hAnsi="맑은 고딕"/>
-              </w:rPr>
-              <w:t xml:space="preserve">- 을사늑약 이후 대외 외교권이 크게 제약된 상황에서 지방 보고가 중앙으로 올라가고, 중앙정부는 사실관계 재조사를 지시하였다.</w:t>
-            </w:r>
-          </w:p>
-          <w:p>
-            <w:pPr>
-              <w:spacing w:after="30" w:before="0" w:line="276"/>
-              <w:jc w:val="left"/>
-            </w:pPr>
-            <w:r>
-              <w:rPr>
-                <w:rFonts w:ascii="맑은 고딕" w:cs="맑은 고딕" w:eastAsia="맑은 고딕" w:hAnsi="맑은 고딕"/>
-              </w:rPr>
-              <w:t xml:space="preserve">○ “내 판단이 움직인 순간”을 한 문장으로 성찰하기</w:t>
+              <w:t xml:space="preserve">○ 판단 궤적을 활동지 [활동1]에 옮겨 적고, 결과 화면을 PDF로 저장하기</w:t>
+            </w:r>
+          </w:p>
+          <w:p>
+            <w:pPr>
+              <w:spacing w:after="30" w:before="0" w:line="276"/>
+              <w:jc w:val="left"/>
+            </w:pPr>
+            <w:r>
+              <w:rPr>
+                <w:rFonts w:ascii="맑은 고딕" w:cs="맑은 고딕" w:eastAsia="맑은 고딕" w:hAnsi="맑은 고딕"/>
+              </w:rPr>
+              <w:t xml:space="preserve">- 게임을 끝내지 못한 학생은 지금까지의 판단까지만 적는다.</w:t>
+            </w:r>
+          </w:p>
+          <w:p>
+            <w:pPr>
+              <w:spacing w:after="30" w:before="0" w:line="276"/>
+              <w:jc w:val="left"/>
+            </w:pPr>
+            <w:r>
+              <w:rPr>
+                <w:rFonts w:ascii="맑은 고딕" w:cs="맑은 고딕" w:eastAsia="맑은 고딕" w:hAnsi="맑은 고딕"/>
+              </w:rPr>
+              <w:t xml:space="preserve">○ 두세 학생이 “내 판단을 가장 크게 움직인 자료”를 한 문장으로 발표하기</w:t>
+            </w:r>
+          </w:p>
+          <w:p>
+            <w:pPr>
+              <w:spacing w:after="30" w:before="0" w:line="276"/>
+              <w:jc w:val="left"/>
+            </w:pPr>
+            <w:r>
+              <w:rPr>
+                <w:rFonts w:ascii="맑은 고딕" w:cs="맑은 고딕" w:eastAsia="맑은 고딕" w:hAnsi="맑은 고딕"/>
+              </w:rPr>
+              <w:t xml:space="preserve">○ 차시 예고: 다음 시간에는 게임 없이 이 판단을 검증하고 설명문을 쓴다</w:t>
             </w:r>
           </w:p>
         </w:tc>
@@ -2636,19 +2498,800 @@
               <w:rPr>
                 <w:rFonts w:ascii="맑은 고딕" w:cs="맑은 고딕" w:eastAsia="맑은 고딕" w:hAnsi="맑은 고딕"/>
               </w:rPr>
-              <w:t xml:space="preserve">▸게임 결과 화면, 시간 띠</w:t>
-            </w:r>
-          </w:p>
-          <w:p>
-            <w:pPr>
-              <w:spacing w:after="30" w:before="0" w:line="276"/>
-              <w:jc w:val="left"/>
-            </w:pPr>
-            <w:r>
-              <w:rPr>
-                <w:rFonts w:ascii="맑은 고딕" w:cs="맑은 고딕" w:eastAsia="맑은 고딕" w:hAnsi="맑은 고딕"/>
-              </w:rPr>
-              <w:t xml:space="preserve">☞ 결과 화면의 ‘PDF로 저장’으로 개인 기록을 남기게 한다.</w:t>
+              <w:t xml:space="preserve">▸활동지 [활동1], 결과 PDF</w:t>
+            </w:r>
+          </w:p>
+          <w:p>
+            <w:pPr>
+              <w:spacing w:after="30" w:before="0" w:line="276"/>
+              <w:jc w:val="left"/>
+            </w:pPr>
+            <w:r>
+              <w:rPr>
+                <w:rFonts w:ascii="맑은 고딕" w:cs="맑은 고딕" w:eastAsia="맑은 고딕" w:hAnsi="맑은 고딕"/>
+              </w:rPr>
+              <w:t xml:space="preserve">☞ 브라우저를 닫으면 게임 진행 기록이 지워지므로, 활동1 기록과 PDF 저장을 반드시 이 시간 안에 마치게 한다.</w:t>
+            </w:r>
+          </w:p>
+        </w:tc>
+      </w:tr>
+    </w:tbl>
+    <w:p>
+      <w:pPr>
+        <w:pageBreakBefore/>
+        <w:spacing w:after="80" w:before="0"/>
+      </w:pPr>
+      <w:r>
+        <w:rPr>
+          <w:rFonts w:ascii="맑은 고딕" w:cs="맑은 고딕" w:eastAsia="맑은 고딕" w:hAnsi="맑은 고딕"/>
+          <w:b/>
+          <w:bCs/>
+          <w:sz w:val="22"/>
+          <w:szCs w:val="22"/>
+        </w:rPr>
+        <w:t xml:space="preserve">【2차시】 근거 검증과 역사적 설명 — 활동지 (50분)</w:t>
+      </w:r>
+    </w:p>
+    <w:tbl>
+      <w:tblPr>
+        <w:tblW w:type="dxa" w:w="9638"/>
+        <w:tblBorders>
+          <w:top w:val="single" w:color="000000" w:sz="4"/>
+          <w:left w:val="single" w:color="000000" w:sz="4"/>
+          <w:bottom w:val="single" w:color="000000" w:sz="4"/>
+          <w:right w:val="single" w:color="000000" w:sz="4"/>
+          <w:insideH w:val="dashed" w:color="000000" w:sz="4"/>
+          <w:insideV w:val="single" w:color="000000" w:sz="4"/>
+        </w:tblBorders>
+      </w:tblPr>
+      <w:tblGrid>
+        <w:gridCol w:w="1000"/>
+        <w:gridCol w:w="6338"/>
+        <w:gridCol w:w="2300"/>
+      </w:tblGrid>
+      <w:tr>
+        <w:trPr>
+          <w:cantSplit/>
+          <w:tblHeader/>
+        </w:trPr>
+        <w:tc>
+          <w:tcPr>
+            <w:tcW w:type="dxa" w:w="1000"/>
+            <w:shd w:fill="DCE4F5" w:color="auto" w:val="clear"/>
+            <w:tcMar>
+              <w:top w:type="dxa" w:w="60"/>
+              <w:left w:type="dxa" w:w="100"/>
+              <w:bottom w:type="dxa" w:w="60"/>
+              <w:right w:type="dxa" w:w="100"/>
+            </w:tcMar>
+            <w:vAlign w:val="center"/>
+          </w:tcPr>
+          <w:p>
+            <w:pPr>
+              <w:spacing w:after="30" w:before="0" w:line="276"/>
+              <w:jc w:val="center"/>
+            </w:pPr>
+            <w:r>
+              <w:rPr>
+                <w:rFonts w:ascii="맑은 고딕" w:cs="맑은 고딕" w:eastAsia="맑은 고딕" w:hAnsi="맑은 고딕"/>
+                <w:b/>
+                <w:bCs/>
+              </w:rPr>
+              <w:t xml:space="preserve">단계</w:t>
+            </w:r>
+          </w:p>
+          <w:p>
+            <w:pPr>
+              <w:spacing w:after="30" w:before="0" w:line="276"/>
+              <w:jc w:val="center"/>
+            </w:pPr>
+            <w:r>
+              <w:rPr>
+                <w:rFonts w:ascii="맑은 고딕" w:cs="맑은 고딕" w:eastAsia="맑은 고딕" w:hAnsi="맑은 고딕"/>
+                <w:b/>
+                <w:bCs/>
+              </w:rPr>
+              <w:t xml:space="preserve">(시간)</w:t>
+            </w:r>
+          </w:p>
+        </w:tc>
+        <w:tc>
+          <w:tcPr>
+            <w:tcW w:type="dxa" w:w="6338"/>
+            <w:shd w:fill="DCE4F5" w:color="auto" w:val="clear"/>
+            <w:tcMar>
+              <w:top w:type="dxa" w:w="60"/>
+              <w:left w:type="dxa" w:w="100"/>
+              <w:bottom w:type="dxa" w:w="60"/>
+              <w:right w:type="dxa" w:w="100"/>
+            </w:tcMar>
+            <w:vAlign w:val="center"/>
+          </w:tcPr>
+          <w:p>
+            <w:pPr>
+              <w:spacing w:after="30" w:before="0" w:line="276"/>
+              <w:jc w:val="center"/>
+            </w:pPr>
+            <w:r>
+              <w:rPr>
+                <w:rFonts w:ascii="맑은 고딕" w:cs="맑은 고딕" w:eastAsia="맑은 고딕" w:hAnsi="맑은 고딕"/>
+                <w:b/>
+                <w:bCs/>
+              </w:rPr>
+              <w:t xml:space="preserve">탐구 중심 교수 • 학습 활동</w:t>
+            </w:r>
+          </w:p>
+        </w:tc>
+        <w:tc>
+          <w:tcPr>
+            <w:tcW w:type="dxa" w:w="2300"/>
+            <w:shd w:fill="DCE4F5" w:color="auto" w:val="clear"/>
+            <w:tcMar>
+              <w:top w:type="dxa" w:w="60"/>
+              <w:left w:type="dxa" w:w="100"/>
+              <w:bottom w:type="dxa" w:w="60"/>
+              <w:right w:type="dxa" w:w="100"/>
+            </w:tcMar>
+            <w:vAlign w:val="center"/>
+          </w:tcPr>
+          <w:p>
+            <w:pPr>
+              <w:spacing w:after="30" w:before="0" w:line="276"/>
+              <w:jc w:val="center"/>
+            </w:pPr>
+            <w:r>
+              <w:rPr>
+                <w:rFonts w:ascii="맑은 고딕" w:cs="맑은 고딕" w:eastAsia="맑은 고딕" w:hAnsi="맑은 고딕"/>
+                <w:b/>
+                <w:bCs/>
+              </w:rPr>
+              <w:t xml:space="preserve">자료(▸)</w:t>
+            </w:r>
+          </w:p>
+          <w:p>
+            <w:pPr>
+              <w:spacing w:after="30" w:before="0" w:line="276"/>
+              <w:jc w:val="center"/>
+            </w:pPr>
+            <w:r>
+              <w:rPr>
+                <w:rFonts w:ascii="맑은 고딕" w:cs="맑은 고딕" w:eastAsia="맑은 고딕" w:hAnsi="맑은 고딕"/>
+                <w:b/>
+                <w:bCs/>
+              </w:rPr>
+              <w:t xml:space="preserve">유의점(☞)</w:t>
+            </w:r>
+          </w:p>
+        </w:tc>
+      </w:tr>
+      <w:tr>
+        <w:trPr>
+          <w:cantSplit/>
+        </w:trPr>
+        <w:tc>
+          <w:tcPr>
+            <w:tcW w:type="dxa" w:w="1000"/>
+            <w:tcMar>
+              <w:top w:type="dxa" w:w="60"/>
+              <w:left w:type="dxa" w:w="100"/>
+              <w:bottom w:type="dxa" w:w="60"/>
+              <w:right w:type="dxa" w:w="100"/>
+            </w:tcMar>
+            <w:vAlign w:val="center"/>
+          </w:tcPr>
+          <w:p>
+            <w:pPr>
+              <w:spacing w:after="30" w:before="0" w:line="276"/>
+              <w:jc w:val="center"/>
+            </w:pPr>
+            <w:r>
+              <w:rPr>
+                <w:rFonts w:ascii="맑은 고딕" w:cs="맑은 고딕" w:eastAsia="맑은 고딕" w:hAnsi="맑은 고딕"/>
+              </w:rPr>
+              <w:t xml:space="preserve">도입</w:t>
+            </w:r>
+          </w:p>
+          <w:p>
+            <w:pPr>
+              <w:spacing w:after="30" w:before="0" w:line="276"/>
+              <w:jc w:val="center"/>
+            </w:pPr>
+            <w:r>
+              <w:rPr>
+                <w:rFonts w:ascii="맑은 고딕" w:cs="맑은 고딕" w:eastAsia="맑은 고딕" w:hAnsi="맑은 고딕"/>
+              </w:rPr>
+              <w:t xml:space="preserve">(5´)</w:t>
+            </w:r>
+          </w:p>
+        </w:tc>
+        <w:tc>
+          <w:tcPr>
+            <w:tcW w:type="dxa" w:w="6338"/>
+            <w:tcMar>
+              <w:top w:type="dxa" w:w="200"/>
+              <w:left w:type="dxa" w:w="100"/>
+              <w:bottom w:type="dxa" w:w="200"/>
+              <w:right w:type="dxa" w:w="100"/>
+            </w:tcMar>
+            <w:vAlign w:val="top"/>
+          </w:tcPr>
+          <w:p>
+            <w:pPr>
+              <w:spacing w:after="30" w:before="0" w:line="276"/>
+              <w:jc w:val="left"/>
+            </w:pPr>
+            <w:r>
+              <w:rPr>
+                <w:rFonts w:ascii="맑은 고딕" w:cs="맑은 고딕" w:eastAsia="맑은 고딕" w:hAnsi="맑은 고딕"/>
+              </w:rPr>
+              <w:t xml:space="preserve">□ 지난 시간 돌아보기</w:t>
+            </w:r>
+          </w:p>
+          <w:p>
+            <w:pPr>
+              <w:spacing w:after="30" w:before="0" w:line="276"/>
+              <w:jc w:val="left"/>
+            </w:pPr>
+            <w:r>
+              <w:rPr>
+                <w:rFonts w:ascii="맑은 고딕" w:cs="맑은 고딕" w:eastAsia="맑은 고딕" w:hAnsi="맑은 고딕"/>
+              </w:rPr>
+              <w:t xml:space="preserve">○ 수업 주제 질문과 활동지 [활동1]의 내 판단 궤적 다시 보기</w:t>
+            </w:r>
+          </w:p>
+          <w:p>
+            <w:pPr>
+              <w:spacing w:after="30" w:before="0" w:line="276"/>
+              <w:jc w:val="left"/>
+            </w:pPr>
+            <w:r>
+              <w:rPr>
+                <w:rFonts w:ascii="맑은 고딕" w:cs="맑은 고딕" w:eastAsia="맑은 고딕" w:hAnsi="맑은 고딕"/>
+              </w:rPr>
+              <w:t xml:space="preserve">□ 학습 문제 확인하기</w:t>
+            </w:r>
+          </w:p>
+          <w:tbl>
+            <w:tblPr>
+              <w:tblW w:type="dxa" w:w="5600"/>
+              <w:jc w:val="center"/>
+              <w:tblBorders>
+                <w:top w:val="single" w:color="000000" w:sz="4"/>
+                <w:left w:val="single" w:color="000000" w:sz="4"/>
+                <w:bottom w:val="single" w:color="000000" w:sz="4"/>
+                <w:right w:val="single" w:color="000000" w:sz="4"/>
+                <w:insideH w:val="single" w:color="000000" w:sz="4"/>
+                <w:insideV w:val="single" w:color="000000" w:sz="4"/>
+              </w:tblBorders>
+            </w:tblPr>
+            <w:tblGrid>
+              <w:gridCol w:w="5600"/>
+            </w:tblGrid>
+            <w:tr>
+              <w:trPr>
+                <w:cantSplit/>
+              </w:trPr>
+              <w:tc>
+                <w:tcPr>
+                  <w:tcW w:type="dxa" w:w="5600"/>
+                  <w:tcMar>
+                    <w:top w:type="dxa" w:w="60"/>
+                    <w:left w:type="dxa" w:w="100"/>
+                    <w:bottom w:type="dxa" w:w="60"/>
+                    <w:right w:type="dxa" w:w="100"/>
+                  </w:tcMar>
+                  <w:vAlign w:val="center"/>
+                </w:tcPr>
+                <w:p>
+                  <w:pPr>
+                    <w:spacing w:after="30" w:before="0" w:line="276"/>
+                    <w:jc w:val="left"/>
+                  </w:pPr>
+                  <w:r>
+                    <w:rPr>
+                      <w:rFonts w:ascii="맑은 고딕" w:cs="맑은 고딕" w:eastAsia="맑은 고딕" w:hAnsi="맑은 고딕"/>
+                    </w:rPr>
+                    <w:t xml:space="preserve">사료의 직접 진술과 해석을 구분하고 동아시아 정세와 연결하여, ‘주인 없는 섬’이라는 1905년 일본의 주장을 근거로 검증하는 글을 쓴다.</w:t>
+                  </w:r>
+                </w:p>
+              </w:tc>
+            </w:tr>
+          </w:tbl>
+          <w:p/>
+        </w:tc>
+        <w:tc>
+          <w:tcPr>
+            <w:tcW w:type="dxa" w:w="2300"/>
+            <w:tcMar>
+              <w:top w:type="dxa" w:w="200"/>
+              <w:left w:type="dxa" w:w="100"/>
+              <w:bottom w:type="dxa" w:w="60"/>
+              <w:right w:type="dxa" w:w="100"/>
+            </w:tcMar>
+            <w:vAlign w:val="top"/>
+          </w:tcPr>
+          <w:p>
+            <w:pPr>
+              <w:spacing w:after="30" w:before="0" w:line="276"/>
+              <w:jc w:val="left"/>
+            </w:pPr>
+            <w:r>
+              <w:rPr>
+                <w:rFonts w:ascii="맑은 고딕" w:cs="맑은 고딕" w:eastAsia="맑은 고딕" w:hAnsi="맑은 고딕"/>
+              </w:rPr>
+              <w:t xml:space="preserve">▸활동지 [활동1], 결과 PDF</w:t>
+            </w:r>
+          </w:p>
+          <w:p>
+            <w:pPr>
+              <w:spacing w:after="30" w:before="0" w:line="276"/>
+              <w:jc w:val="left"/>
+            </w:pPr>
+            <w:r>
+              <w:rPr>
+                <w:rFonts w:ascii="맑은 고딕" w:cs="맑은 고딕" w:eastAsia="맑은 고딕" w:hAnsi="맑은 고딕"/>
+              </w:rPr>
+              <w:t xml:space="preserve">☞ 게임을 끝내지 못한 학생을 위해 1906 보고·지령을 교사 화면으로 짧게 보여 준다.</w:t>
+            </w:r>
+          </w:p>
+        </w:tc>
+      </w:tr>
+      <w:tr>
+        <w:trPr>
+          <w:cantSplit w:val="off"/>
+        </w:trPr>
+        <w:tc>
+          <w:tcPr>
+            <w:tcW w:type="dxa" w:w="1000"/>
+            <w:tcMar>
+              <w:top w:type="dxa" w:w="60"/>
+              <w:left w:type="dxa" w:w="100"/>
+              <w:bottom w:type="dxa" w:w="60"/>
+              <w:right w:type="dxa" w:w="100"/>
+            </w:tcMar>
+            <w:vAlign w:val="center"/>
+          </w:tcPr>
+          <w:p>
+            <w:pPr>
+              <w:spacing w:after="30" w:before="0" w:line="276"/>
+              <w:jc w:val="center"/>
+            </w:pPr>
+            <w:r>
+              <w:rPr>
+                <w:rFonts w:ascii="맑은 고딕" w:cs="맑은 고딕" w:eastAsia="맑은 고딕" w:hAnsi="맑은 고딕"/>
+              </w:rPr>
+              <w:t xml:space="preserve">전개</w:t>
+            </w:r>
+          </w:p>
+          <w:p>
+            <w:pPr>
+              <w:spacing w:after="30" w:before="0" w:line="276"/>
+              <w:jc w:val="center"/>
+            </w:pPr>
+            <w:r>
+              <w:rPr>
+                <w:rFonts w:ascii="맑은 고딕" w:cs="맑은 고딕" w:eastAsia="맑은 고딕" w:hAnsi="맑은 고딕"/>
+              </w:rPr>
+              <w:t xml:space="preserve">(38´)</w:t>
+            </w:r>
+          </w:p>
+        </w:tc>
+        <w:tc>
+          <w:tcPr>
+            <w:tcW w:type="dxa" w:w="6338"/>
+            <w:tcMar>
+              <w:top w:type="dxa" w:w="200"/>
+              <w:left w:type="dxa" w:w="100"/>
+              <w:bottom w:type="dxa" w:w="200"/>
+              <w:right w:type="dxa" w:w="100"/>
+            </w:tcMar>
+            <w:vAlign w:val="top"/>
+          </w:tcPr>
+          <w:p>
+            <w:pPr>
+              <w:spacing w:after="30" w:before="0" w:line="276"/>
+              <w:jc w:val="left"/>
+            </w:pPr>
+            <w:r>
+              <w:rPr>
+                <w:rFonts w:ascii="맑은 고딕" w:cs="맑은 고딕" w:eastAsia="맑은 고딕" w:hAnsi="맑은 고딕"/>
+                <w:b/>
+                <w:bCs/>
+              </w:rPr>
+              <w:t xml:space="preserve">[활동2] 판단 비교와 사료의 층 구분하기 (10분)</w:t>
+            </w:r>
+          </w:p>
+          <w:p>
+            <w:pPr>
+              <w:spacing w:after="30" w:before="0" w:line="276"/>
+              <w:jc w:val="left"/>
+            </w:pPr>
+            <w:r>
+              <w:rPr>
+                <w:rFonts w:ascii="맑은 고딕" w:cs="맑은 고딕" w:eastAsia="맑은 고딕" w:hAnsi="맑은 고딕"/>
+              </w:rPr>
+              <w:t xml:space="preserve">○ 짝과 판단이 가장 크게 달랐던 단계 하나를 골라 서로의 근거 비교하기</w:t>
+            </w:r>
+          </w:p>
+          <w:p>
+            <w:pPr>
+              <w:spacing w:after="30" w:before="0" w:line="276"/>
+              <w:jc w:val="left"/>
+            </w:pPr>
+            <w:r>
+              <w:rPr>
+                <w:rFonts w:ascii="맑은 고딕" w:cs="맑은 고딕" w:eastAsia="맑은 고딕" w:hAnsi="맑은 고딕"/>
+              </w:rPr>
+              <w:t xml:space="preserve">○ 내 전시 패널에서 직접 진술·연결 해석·현재의 평가 문장을 하나씩 찾기</w:t>
+            </w:r>
+          </w:p>
+          <w:p>
+            <w:pPr>
+              <w:spacing w:after="30" w:before="100" w:line="276"/>
+              <w:jc w:val="left"/>
+            </w:pPr>
+          </w:p>
+          <w:p>
+            <w:pPr>
+              <w:spacing w:after="30" w:before="0" w:line="276"/>
+              <w:jc w:val="left"/>
+            </w:pPr>
+            <w:r>
+              <w:rPr>
+                <w:rFonts w:ascii="맑은 고딕" w:cs="맑은 고딕" w:eastAsia="맑은 고딕" w:hAnsi="맑은 고딕"/>
+                <w:b/>
+                <w:bCs/>
+              </w:rPr>
+              <w:t xml:space="preserve">[활동3] 1905년의 동아시아 맥락 탐구하기 (10분)</w:t>
+            </w:r>
+          </w:p>
+          <w:p>
+            <w:pPr>
+              <w:spacing w:after="30" w:before="0" w:line="276"/>
+              <w:jc w:val="left"/>
+            </w:pPr>
+            <w:r>
+              <w:rPr>
+                <w:rFonts w:ascii="맑은 고딕" w:cs="맑은 고딕" w:eastAsia="맑은 고딕" w:hAnsi="맑은 고딕"/>
+              </w:rPr>
+              <w:t xml:space="preserve">○ 연표로 러일전쟁(1904.2)부터 을사늑약(1905.11)까지의 사건 순서 정리하기</w:t>
+            </w:r>
+          </w:p>
+          <w:p>
+            <w:pPr>
+              <w:spacing w:after="30" w:before="0" w:line="276"/>
+              <w:jc w:val="left"/>
+            </w:pPr>
+            <w:r>
+              <w:rPr>
+                <w:rFonts w:ascii="맑은 고딕" w:cs="맑은 고딕" w:eastAsia="맑은 고딕" w:hAnsi="맑은 고딕"/>
+              </w:rPr>
+              <w:t xml:space="preserve">○ 지도에서 뤼순·쓰시마 해협·울릉도·독도·마쓰에의 위치를 확인하고, 1905년 편입과 러일전쟁의 시간·공간적 관계 설명하기</w:t>
+            </w:r>
+          </w:p>
+          <w:p>
+            <w:pPr>
+              <w:spacing w:after="30" w:before="100" w:line="276"/>
+              <w:jc w:val="left"/>
+            </w:pPr>
+          </w:p>
+          <w:p>
+            <w:pPr>
+              <w:spacing w:after="30" w:before="0" w:line="276"/>
+              <w:jc w:val="left"/>
+            </w:pPr>
+            <w:r>
+              <w:rPr>
+                <w:rFonts w:ascii="맑은 고딕" w:cs="맑은 고딕" w:eastAsia="맑은 고딕" w:hAnsi="맑은 고딕"/>
+                <w:b/>
+                <w:bCs/>
+              </w:rPr>
+              <w:t xml:space="preserve">[활동4] ‘주인 없는 섬’ 주장 검증하기 — 이웃 나라 친구에게 자료로 설명하는 글 (18분)</w:t>
+            </w:r>
+          </w:p>
+          <w:p>
+            <w:pPr>
+              <w:spacing w:after="30" w:before="0" w:line="276"/>
+              <w:jc w:val="left"/>
+            </w:pPr>
+            <w:r>
+              <w:rPr>
+                <w:rFonts w:ascii="맑은 고딕" w:cs="맑은 고딕" w:eastAsia="맑은 고딕" w:hAnsi="맑은 고딕"/>
+              </w:rPr>
+              <w:t xml:space="preserve">○ 1905년 일본 내각 결정문을 검토 대상으로 두고 비교 자료 2개 이상을 골라 표로 정리하기</w:t>
+            </w:r>
+          </w:p>
+          <w:p>
+            <w:pPr>
+              <w:spacing w:after="30" w:before="0" w:line="276"/>
+              <w:jc w:val="left"/>
+            </w:pPr>
+            <w:r>
+              <w:rPr>
+                <w:rFonts w:ascii="맑은 고딕" w:cs="맑은 고딕" w:eastAsia="맑은 고딕" w:hAnsi="맑은 고딕"/>
+              </w:rPr>
+              <w:t xml:space="preserve">○ 비교 사료 2개 이상, 자료의 한계 1가지, 시대 배경 1가지를 넣어 5~7문장으로 쓰기</w:t>
+            </w:r>
+          </w:p>
+          <w:p>
+            <w:pPr>
+              <w:spacing w:after="30" w:before="0" w:line="276"/>
+              <w:jc w:val="left"/>
+            </w:pPr>
+            <w:r>
+              <w:rPr>
+                <w:rFonts w:ascii="맑은 고딕" w:cs="맑은 고딕" w:eastAsia="맑은 고딕" w:hAnsi="맑은 고딕"/>
+              </w:rPr>
+              <w:t xml:space="preserve">○ 짝과 바꿔 읽고 점검표로 확인한 뒤 고쳐 쓰기</w:t>
+            </w:r>
+          </w:p>
+        </w:tc>
+        <w:tc>
+          <w:tcPr>
+            <w:tcW w:type="dxa" w:w="2300"/>
+            <w:tcMar>
+              <w:top w:type="dxa" w:w="200"/>
+              <w:left w:type="dxa" w:w="100"/>
+              <w:bottom w:type="dxa" w:w="60"/>
+              <w:right w:type="dxa" w:w="100"/>
+            </w:tcMar>
+            <w:vAlign w:val="top"/>
+          </w:tcPr>
+          <w:p>
+            <w:pPr>
+              <w:spacing w:after="30" w:before="0" w:line="276"/>
+              <w:jc w:val="left"/>
+            </w:pPr>
+            <w:r>
+              <w:rPr>
+                <w:rFonts w:ascii="맑은 고딕" w:cs="맑은 고딕" w:eastAsia="맑은 고딕" w:hAnsi="맑은 고딕"/>
+              </w:rPr>
+              <w:t xml:space="preserve">▸활동지 [활동2]</w:t>
+            </w:r>
+          </w:p>
+          <w:p>
+            <w:pPr>
+              <w:spacing w:after="30" w:before="0" w:line="276"/>
+              <w:jc w:val="left"/>
+            </w:pPr>
+            <w:r>
+              <w:rPr>
+                <w:rFonts w:ascii="맑은 고딕" w:cs="맑은 고딕" w:eastAsia="맑은 고딕" w:hAnsi="맑은 고딕"/>
+              </w:rPr>
+              <w:t xml:space="preserve">☞ 궤적의 방향은 평가하지 않는다.</w:t>
+            </w:r>
+          </w:p>
+          <w:p>
+            <w:pPr>
+              <w:spacing w:after="30" w:before="0" w:line="276"/>
+              <w:jc w:val="left"/>
+            </w:pPr>
+          </w:p>
+          <w:p>
+            <w:pPr>
+              <w:spacing w:after="30" w:before="0" w:line="276"/>
+              <w:jc w:val="left"/>
+            </w:pPr>
+            <w:r>
+              <w:rPr>
+                <w:rFonts w:ascii="맑은 고딕" w:cs="맑은 고딕" w:eastAsia="맑은 고딕" w:hAnsi="맑은 고딕"/>
+              </w:rPr>
+              <w:t xml:space="preserve">▸활동지 [활동3], 게임 시간 띠·기행 지도, 역사부도</w:t>
+            </w:r>
+          </w:p>
+          <w:p>
+            <w:pPr>
+              <w:spacing w:after="30" w:before="0" w:line="276"/>
+              <w:jc w:val="left"/>
+            </w:pPr>
+            <w:r>
+              <w:rPr>
+                <w:rFonts w:ascii="맑은 고딕" w:cs="맑은 고딕" w:eastAsia="맑은 고딕" w:hAnsi="맑은 고딕"/>
+              </w:rPr>
+              <w:t xml:space="preserve">☞ 군사적 맥락을 편입의 단일 원인으로 단정하지 않는다.</w:t>
+            </w:r>
+          </w:p>
+          <w:p>
+            <w:pPr>
+              <w:spacing w:after="30" w:before="0" w:line="276"/>
+              <w:jc w:val="left"/>
+            </w:pPr>
+          </w:p>
+          <w:p>
+            <w:pPr>
+              <w:spacing w:after="30" w:before="0" w:line="276"/>
+              <w:jc w:val="left"/>
+            </w:pPr>
+            <w:r>
+              <w:rPr>
+                <w:rFonts w:ascii="맑은 고딕" w:cs="맑은 고딕" w:eastAsia="맑은 고딕" w:hAnsi="맑은 고딕"/>
+              </w:rPr>
+              <w:t xml:space="preserve">▸활동지 [활동4] (과정 중심 평가)</w:t>
+            </w:r>
+          </w:p>
+          <w:p>
+            <w:pPr>
+              <w:spacing w:after="30" w:before="0" w:line="276"/>
+              <w:jc w:val="left"/>
+            </w:pPr>
+            <w:r>
+              <w:rPr>
+                <w:rFonts w:ascii="맑은 고딕" w:cs="맑은 고딕" w:eastAsia="맑은 고딕" w:hAnsi="맑은 고딕"/>
+              </w:rPr>
+              <w:t xml:space="preserve">☞ 상대 국가·국민을 비난하는 표현은 자료로 말하는 문장으로 고쳐 쓰도록 돕는다.</w:t>
+            </w:r>
+          </w:p>
+        </w:tc>
+      </w:tr>
+      <w:tr>
+        <w:trPr>
+          <w:cantSplit w:val="off"/>
+        </w:trPr>
+        <w:tc>
+          <w:tcPr>
+            <w:tcW w:type="dxa" w:w="1000"/>
+            <w:tcMar>
+              <w:top w:type="dxa" w:w="60"/>
+              <w:left w:type="dxa" w:w="100"/>
+              <w:bottom w:type="dxa" w:w="60"/>
+              <w:right w:type="dxa" w:w="100"/>
+            </w:tcMar>
+            <w:vAlign w:val="center"/>
+          </w:tcPr>
+          <w:p>
+            <w:pPr>
+              <w:spacing w:after="30" w:before="0" w:line="276"/>
+              <w:jc w:val="center"/>
+            </w:pPr>
+            <w:r>
+              <w:rPr>
+                <w:rFonts w:ascii="맑은 고딕" w:cs="맑은 고딕" w:eastAsia="맑은 고딕" w:hAnsi="맑은 고딕"/>
+              </w:rPr>
+              <w:t xml:space="preserve">정리</w:t>
+            </w:r>
+          </w:p>
+          <w:p>
+            <w:pPr>
+              <w:spacing w:after="30" w:before="0" w:line="276"/>
+              <w:jc w:val="center"/>
+            </w:pPr>
+            <w:r>
+              <w:rPr>
+                <w:rFonts w:ascii="맑은 고딕" w:cs="맑은 고딕" w:eastAsia="맑은 고딕" w:hAnsi="맑은 고딕"/>
+              </w:rPr>
+              <w:t xml:space="preserve">(7´)</w:t>
+            </w:r>
+          </w:p>
+        </w:tc>
+        <w:tc>
+          <w:tcPr>
+            <w:tcW w:type="dxa" w:w="6338"/>
+            <w:tcMar>
+              <w:top w:type="dxa" w:w="200"/>
+              <w:left w:type="dxa" w:w="100"/>
+              <w:bottom w:type="dxa" w:w="200"/>
+              <w:right w:type="dxa" w:w="100"/>
+            </w:tcMar>
+            <w:vAlign w:val="top"/>
+          </w:tcPr>
+          <w:p>
+            <w:pPr>
+              <w:spacing w:after="30" w:before="0" w:line="276"/>
+              <w:jc w:val="left"/>
+            </w:pPr>
+            <w:r>
+              <w:rPr>
+                <w:rFonts w:ascii="맑은 고딕" w:cs="맑은 고딕" w:eastAsia="맑은 고딕" w:hAnsi="맑은 고딕"/>
+              </w:rPr>
+              <w:t xml:space="preserve">□ 학습 정리하기</w:t>
+            </w:r>
+          </w:p>
+          <w:p>
+            <w:pPr>
+              <w:spacing w:after="30" w:before="0" w:line="276"/>
+              <w:jc w:val="left"/>
+            </w:pPr>
+            <w:r>
+              <w:rPr>
+                <w:rFonts w:ascii="맑은 고딕" w:cs="맑은 고딕" w:eastAsia="맑은 고딕" w:hAnsi="맑은 고딕"/>
+              </w:rPr>
+              <w:t xml:space="preserve">○ 수업 주제 질문에 답하기: “‘주인 없는 섬’이라는 일본의 주장은 기록과 맞았는가?”</w:t>
+            </w:r>
+          </w:p>
+          <w:p>
+            <w:pPr>
+              <w:spacing w:after="30" w:before="0" w:line="276"/>
+              <w:jc w:val="left"/>
+            </w:pPr>
+            <w:r>
+              <w:rPr>
+                <w:rFonts w:ascii="맑은 고딕" w:cs="맑은 고딕" w:eastAsia="맑은 고딕" w:hAnsi="맑은 고딕"/>
+              </w:rPr>
+              <w:t xml:space="preserve">○ 석도와 독도의 관계 정리하기</w:t>
+            </w:r>
+          </w:p>
+          <w:p>
+            <w:pPr>
+              <w:spacing w:after="30" w:before="0" w:line="276"/>
+              <w:jc w:val="left"/>
+            </w:pPr>
+            <w:r>
+              <w:rPr>
+                <w:rFonts w:ascii="맑은 고딕" w:cs="맑은 고딕" w:eastAsia="맑은 고딕" w:hAnsi="맑은 고딕"/>
+              </w:rPr>
+              <w:t xml:space="preserve">- 독도 통합홍보 표준 지침(2021)은 석도를 ‘칙령 제41호에 기록된 독도의 명칭’으로 규정한다. 그 근거(돌섬→석도(石島), 독섬→독도(獨島) 명칭 연구, 1904·1906년 기록)를 학생의 판단 궤적과 비교하기</w:t>
+            </w:r>
+          </w:p>
+          <w:p>
+            <w:pPr>
+              <w:spacing w:after="30" w:before="0" w:line="276"/>
+              <w:jc w:val="left"/>
+            </w:pPr>
+            <w:r>
+              <w:rPr>
+                <w:rFonts w:ascii="맑은 고딕" w:cs="맑은 고딕" w:eastAsia="맑은 고딕" w:hAnsi="맑은 고딕"/>
+              </w:rPr>
+              <w:t xml:space="preserve">○ 1906년 대한제국의 대응 정리하기</w:t>
+            </w:r>
+          </w:p>
+          <w:p>
+            <w:pPr>
+              <w:spacing w:after="30" w:before="0" w:line="276"/>
+              <w:jc w:val="left"/>
+            </w:pPr>
+            <w:r>
+              <w:rPr>
+                <w:rFonts w:ascii="맑은 고딕" w:cs="맑은 고딕" w:eastAsia="맑은 고딕" w:hAnsi="맑은 고딕"/>
+              </w:rPr>
+              <w:t xml:space="preserve">- 을사늑약 이후 대외 외교권이 크게 제약된 상황에서 지방 보고가 중앙으로 올라가고, 중앙정부는 사실관계 재조사를 지시하였다.</w:t>
+            </w:r>
+          </w:p>
+          <w:p>
+            <w:pPr>
+              <w:spacing w:after="30" w:before="0" w:line="276"/>
+              <w:jc w:val="left"/>
+            </w:pPr>
+            <w:r>
+              <w:rPr>
+                <w:rFonts w:ascii="맑은 고딕" w:cs="맑은 고딕" w:eastAsia="맑은 고딕" w:hAnsi="맑은 고딕"/>
+              </w:rPr>
+              <w:t xml:space="preserve">○ 활동지와 결과 PDF 제출하기</w:t>
+            </w:r>
+          </w:p>
+        </w:tc>
+        <w:tc>
+          <w:tcPr>
+            <w:tcW w:type="dxa" w:w="2300"/>
+            <w:tcMar>
+              <w:top w:type="dxa" w:w="200"/>
+              <w:left w:type="dxa" w:w="100"/>
+              <w:bottom w:type="dxa" w:w="60"/>
+              <w:right w:type="dxa" w:w="100"/>
+            </w:tcMar>
+            <w:vAlign w:val="top"/>
+          </w:tcPr>
+          <w:p>
+            <w:pPr>
+              <w:spacing w:after="30" w:before="0" w:line="276"/>
+              <w:jc w:val="left"/>
+            </w:pPr>
+            <w:r>
+              <w:rPr>
+                <w:rFonts w:ascii="맑은 고딕" w:cs="맑은 고딕" w:eastAsia="맑은 고딕" w:hAnsi="맑은 고딕"/>
+              </w:rPr>
+              <w:t xml:space="preserve">▸제출: 활동지와 결과 PDF(구글 클래스룸 등)</w:t>
+            </w:r>
+          </w:p>
+          <w:p>
+            <w:pPr>
+              <w:spacing w:after="30" w:before="0" w:line="276"/>
+              <w:jc w:val="left"/>
+            </w:pPr>
+            <w:r>
+              <w:rPr>
+                <w:rFonts w:ascii="맑은 고딕" w:cs="맑은 고딕" w:eastAsia="맑은 고딕" w:hAnsi="맑은 고딕"/>
+              </w:rPr>
+              <w:t xml:space="preserve">☞ 게임 서버에는 학생의 글과 이름이 저장되지 않으므로 평가는 제출물로 한다.</w:t>
             </w:r>
           </w:p>
         </w:tc>
@@ -2888,7 +3531,7 @@
                       <w:sz w:val="22"/>
                       <w:szCs w:val="22"/>
                     </w:rPr>
-                    <w:t xml:space="preserve">나의 석도 판단 궤적</w:t>
+                    <w:t xml:space="preserve">[1차시 정리] 나의 석도 판단 궤적</w:t>
                   </w:r>
                 </w:p>
               </w:tc>
@@ -2938,10 +3581,9 @@
             </w:tblPr>
             <w:tblGrid>
               <w:gridCol w:w="1000"/>
-              <w:gridCol w:w="1900"/>
-              <w:gridCol w:w="1800"/>
-              <w:gridCol w:w="2900"/>
-              <w:gridCol w:w="1000"/>
+              <w:gridCol w:w="2300"/>
+              <w:gridCol w:w="2000"/>
+              <w:gridCol w:w="3300"/>
             </w:tblGrid>
             <w:tr>
               <w:trPr>
@@ -2976,7 +3618,7 @@
               </w:tc>
               <w:tc>
                 <w:tcPr>
-                  <w:tcW w:type="dxa" w:w="1900"/>
+                  <w:tcW w:type="dxa" w:w="2300"/>
                   <w:shd w:fill="DCE4F5" w:color="auto" w:val="clear"/>
                   <w:tcMar>
                     <w:top w:type="dxa" w:w="60"/>
@@ -3003,7 +3645,7 @@
               </w:tc>
               <w:tc>
                 <w:tcPr>
-                  <w:tcW w:type="dxa" w:w="1800"/>
+                  <w:tcW w:type="dxa" w:w="2000"/>
                   <w:shd w:fill="DCE4F5" w:color="auto" w:val="clear"/>
                   <w:tcMar>
                     <w:top w:type="dxa" w:w="60"/>
@@ -3030,7 +3672,7 @@
               </w:tc>
               <w:tc>
                 <w:tcPr>
-                  <w:tcW w:type="dxa" w:w="2900"/>
+                  <w:tcW w:type="dxa" w:w="3300"/>
                   <w:shd w:fill="DCE4F5" w:color="auto" w:val="clear"/>
                   <w:tcMar>
                     <w:top w:type="dxa" w:w="60"/>
@@ -3052,33 +3694,6 @@
                       <w:bCs/>
                     </w:rPr>
                     <w:t xml:space="preserve">가장 큰 이유</w:t>
-                  </w:r>
-                </w:p>
-              </w:tc>
-              <w:tc>
-                <w:tcPr>
-                  <w:tcW w:type="dxa" w:w="1000"/>
-                  <w:shd w:fill="DCE4F5" w:color="auto" w:val="clear"/>
-                  <w:tcMar>
-                    <w:top w:type="dxa" w:w="60"/>
-                    <w:left w:type="dxa" w:w="100"/>
-                    <w:bottom w:type="dxa" w:w="60"/>
-                    <w:right w:type="dxa" w:w="100"/>
-                  </w:tcMar>
-                  <w:vAlign w:val="center"/>
-                </w:tcPr>
-                <w:p>
-                  <w:pPr>
-                    <w:spacing w:after="30" w:before="0" w:line="276"/>
-                    <w:jc w:val="center"/>
-                  </w:pPr>
-                  <w:r>
-                    <w:rPr>
-                      <w:rFonts w:ascii="맑은 고딕" w:cs="맑은 고딕" w:eastAsia="맑은 고딕" w:hAnsi="맑은 고딕"/>
-                      <w:b/>
-                      <w:bCs/>
-                    </w:rPr>
-                    <w:t xml:space="preserve">짝의 판단</w:t>
                   </w:r>
                 </w:p>
               </w:tc>
@@ -3114,7 +3729,7 @@
               </w:tc>
               <w:tc>
                 <w:tcPr>
-                  <w:tcW w:type="dxa" w:w="1900"/>
+                  <w:tcW w:type="dxa" w:w="2300"/>
                   <w:tcMar>
                     <w:top w:type="dxa" w:w="60"/>
                     <w:left w:type="dxa" w:w="100"/>
@@ -3138,43 +3753,25 @@
               </w:tc>
               <w:tc>
                 <w:tcPr>
-                  <w:tcW w:type="dxa" w:w="1800"/>
-                  <w:tcMar>
-                    <w:top w:type="dxa" w:w="60"/>
-                    <w:left w:type="dxa" w:w="100"/>
-                    <w:bottom w:type="dxa" w:w="60"/>
-                    <w:right w:type="dxa" w:w="100"/>
-                  </w:tcMar>
-                  <w:vAlign w:val="center"/>
-                </w:tcPr>
-                <w:p>
-                  <w:pPr>
-                    <w:spacing w:after="30" w:before="0" w:line="276"/>
-                    <w:jc w:val="left"/>
-                  </w:pPr>
-                </w:p>
-              </w:tc>
-              <w:tc>
-                <w:tcPr>
-                  <w:tcW w:type="dxa" w:w="2900"/>
-                  <w:tcMar>
-                    <w:top w:type="dxa" w:w="60"/>
-                    <w:left w:type="dxa" w:w="100"/>
-                    <w:bottom w:type="dxa" w:w="60"/>
-                    <w:right w:type="dxa" w:w="100"/>
-                  </w:tcMar>
-                  <w:vAlign w:val="center"/>
-                </w:tcPr>
-                <w:p>
-                  <w:pPr>
-                    <w:spacing w:after="30" w:before="0" w:line="276"/>
-                    <w:jc w:val="left"/>
-                  </w:pPr>
-                </w:p>
-              </w:tc>
-              <w:tc>
-                <w:tcPr>
-                  <w:tcW w:type="dxa" w:w="1000"/>
+                  <w:tcW w:type="dxa" w:w="2000"/>
+                  <w:tcMar>
+                    <w:top w:type="dxa" w:w="60"/>
+                    <w:left w:type="dxa" w:w="100"/>
+                    <w:bottom w:type="dxa" w:w="60"/>
+                    <w:right w:type="dxa" w:w="100"/>
+                  </w:tcMar>
+                  <w:vAlign w:val="center"/>
+                </w:tcPr>
+                <w:p>
+                  <w:pPr>
+                    <w:spacing w:after="30" w:before="0" w:line="276"/>
+                    <w:jc w:val="left"/>
+                  </w:pPr>
+                </w:p>
+              </w:tc>
+              <w:tc>
+                <w:tcPr>
+                  <w:tcW w:type="dxa" w:w="3300"/>
                   <w:tcMar>
                     <w:top w:type="dxa" w:w="60"/>
                     <w:left w:type="dxa" w:w="100"/>
@@ -3222,7 +3819,7 @@
               </w:tc>
               <w:tc>
                 <w:tcPr>
-                  <w:tcW w:type="dxa" w:w="1900"/>
+                  <w:tcW w:type="dxa" w:w="2300"/>
                   <w:tcMar>
                     <w:top w:type="dxa" w:w="60"/>
                     <w:left w:type="dxa" w:w="100"/>
@@ -3246,43 +3843,25 @@
               </w:tc>
               <w:tc>
                 <w:tcPr>
-                  <w:tcW w:type="dxa" w:w="1800"/>
-                  <w:tcMar>
-                    <w:top w:type="dxa" w:w="60"/>
-                    <w:left w:type="dxa" w:w="100"/>
-                    <w:bottom w:type="dxa" w:w="60"/>
-                    <w:right w:type="dxa" w:w="100"/>
-                  </w:tcMar>
-                  <w:vAlign w:val="center"/>
-                </w:tcPr>
-                <w:p>
-                  <w:pPr>
-                    <w:spacing w:after="30" w:before="0" w:line="276"/>
-                    <w:jc w:val="left"/>
-                  </w:pPr>
-                </w:p>
-              </w:tc>
-              <w:tc>
-                <w:tcPr>
-                  <w:tcW w:type="dxa" w:w="2900"/>
-                  <w:tcMar>
-                    <w:top w:type="dxa" w:w="60"/>
-                    <w:left w:type="dxa" w:w="100"/>
-                    <w:bottom w:type="dxa" w:w="60"/>
-                    <w:right w:type="dxa" w:w="100"/>
-                  </w:tcMar>
-                  <w:vAlign w:val="center"/>
-                </w:tcPr>
-                <w:p>
-                  <w:pPr>
-                    <w:spacing w:after="30" w:before="0" w:line="276"/>
-                    <w:jc w:val="left"/>
-                  </w:pPr>
-                </w:p>
-              </w:tc>
-              <w:tc>
-                <w:tcPr>
-                  <w:tcW w:type="dxa" w:w="1000"/>
+                  <w:tcW w:type="dxa" w:w="2000"/>
+                  <w:tcMar>
+                    <w:top w:type="dxa" w:w="60"/>
+                    <w:left w:type="dxa" w:w="100"/>
+                    <w:bottom w:type="dxa" w:w="60"/>
+                    <w:right w:type="dxa" w:w="100"/>
+                  </w:tcMar>
+                  <w:vAlign w:val="center"/>
+                </w:tcPr>
+                <w:p>
+                  <w:pPr>
+                    <w:spacing w:after="30" w:before="0" w:line="276"/>
+                    <w:jc w:val="left"/>
+                  </w:pPr>
+                </w:p>
+              </w:tc>
+              <w:tc>
+                <w:tcPr>
+                  <w:tcW w:type="dxa" w:w="3300"/>
                   <w:tcMar>
                     <w:top w:type="dxa" w:w="60"/>
                     <w:left w:type="dxa" w:w="100"/>
@@ -3330,7 +3909,7 @@
               </w:tc>
               <w:tc>
                 <w:tcPr>
-                  <w:tcW w:type="dxa" w:w="1900"/>
+                  <w:tcW w:type="dxa" w:w="2300"/>
                   <w:tcMar>
                     <w:top w:type="dxa" w:w="60"/>
                     <w:left w:type="dxa" w:w="100"/>
@@ -3354,43 +3933,25 @@
               </w:tc>
               <w:tc>
                 <w:tcPr>
-                  <w:tcW w:type="dxa" w:w="1800"/>
-                  <w:tcMar>
-                    <w:top w:type="dxa" w:w="60"/>
-                    <w:left w:type="dxa" w:w="100"/>
-                    <w:bottom w:type="dxa" w:w="60"/>
-                    <w:right w:type="dxa" w:w="100"/>
-                  </w:tcMar>
-                  <w:vAlign w:val="center"/>
-                </w:tcPr>
-                <w:p>
-                  <w:pPr>
-                    <w:spacing w:after="30" w:before="0" w:line="276"/>
-                    <w:jc w:val="left"/>
-                  </w:pPr>
-                </w:p>
-              </w:tc>
-              <w:tc>
-                <w:tcPr>
-                  <w:tcW w:type="dxa" w:w="2900"/>
-                  <w:tcMar>
-                    <w:top w:type="dxa" w:w="60"/>
-                    <w:left w:type="dxa" w:w="100"/>
-                    <w:bottom w:type="dxa" w:w="60"/>
-                    <w:right w:type="dxa" w:w="100"/>
-                  </w:tcMar>
-                  <w:vAlign w:val="center"/>
-                </w:tcPr>
-                <w:p>
-                  <w:pPr>
-                    <w:spacing w:after="30" w:before="0" w:line="276"/>
-                    <w:jc w:val="left"/>
-                  </w:pPr>
-                </w:p>
-              </w:tc>
-              <w:tc>
-                <w:tcPr>
-                  <w:tcW w:type="dxa" w:w="1000"/>
+                  <w:tcW w:type="dxa" w:w="2000"/>
+                  <w:tcMar>
+                    <w:top w:type="dxa" w:w="60"/>
+                    <w:left w:type="dxa" w:w="100"/>
+                    <w:bottom w:type="dxa" w:w="60"/>
+                    <w:right w:type="dxa" w:w="100"/>
+                  </w:tcMar>
+                  <w:vAlign w:val="center"/>
+                </w:tcPr>
+                <w:p>
+                  <w:pPr>
+                    <w:spacing w:after="30" w:before="0" w:line="276"/>
+                    <w:jc w:val="left"/>
+                  </w:pPr>
+                </w:p>
+              </w:tc>
+              <w:tc>
+                <w:tcPr>
+                  <w:tcW w:type="dxa" w:w="3300"/>
                   <w:tcMar>
                     <w:top w:type="dxa" w:w="60"/>
                     <w:left w:type="dxa" w:w="100"/>
@@ -3419,7 +3980,7 @@
                 <w:b/>
                 <w:bCs/>
               </w:rPr>
-              <w:t xml:space="preserve">② 내 판단이 가장 크게 움직인(또는 움직이지 않은) 자료는 무엇이고, 왜 그랬나요?</w:t>
+              <w:t xml:space="preserve">② 내 판단을 가장 크게 움직인(또는 움직이지 않게 한) 자료는 무엇이고, 왜 그랬나요?</w:t>
             </w:r>
           </w:p>
           <w:tbl>
@@ -3489,7 +4050,135 @@
           </w:tbl>
           <w:p>
             <w:pPr>
-              <w:spacing w:after="60" w:before="120" w:line="276"/>
+              <w:spacing w:after="120" w:before="0" w:line="276"/>
+              <w:jc w:val="left"/>
+            </w:pPr>
+          </w:p>
+        </w:tc>
+      </w:tr>
+    </w:tbl>
+    <w:p>
+      <w:pPr>
+        <w:pageBreakBefore/>
+      </w:pPr>
+    </w:p>
+    <w:tbl>
+      <w:tblPr>
+        <w:tblW w:type="dxa" w:w="9638"/>
+        <w:tblBorders>
+          <w:top w:val="single" w:color="000000" w:sz="4"/>
+          <w:left w:val="single" w:color="000000" w:sz="4"/>
+          <w:bottom w:val="single" w:color="000000" w:sz="4"/>
+          <w:right w:val="single" w:color="000000" w:sz="4"/>
+          <w:insideH w:val="single" w:color="000000" w:sz="4"/>
+          <w:insideV w:val="single" w:color="000000" w:sz="4"/>
+        </w:tblBorders>
+      </w:tblPr>
+      <w:tblGrid>
+        <w:gridCol w:w="9638"/>
+      </w:tblGrid>
+      <w:tr>
+        <w:trPr>
+          <w:cantSplit w:val="off"/>
+        </w:trPr>
+        <w:tc>
+          <w:tcPr>
+            <w:tcW w:type="dxa" w:w="9638"/>
+            <w:tcMar>
+              <w:top w:type="dxa" w:w="160"/>
+              <w:left w:type="dxa" w:w="100"/>
+              <w:bottom w:type="dxa" w:w="60"/>
+              <w:right w:type="dxa" w:w="100"/>
+            </w:tcMar>
+            <w:vAlign w:val="top"/>
+          </w:tcPr>
+          <w:tbl>
+            <w:tblPr>
+              <w:tblW w:type="dxa" w:w="9000"/>
+              <w:tblBorders>
+                <w:top w:val="none" w:color="FFFFFF" w:sz="0"/>
+                <w:left w:val="none" w:color="FFFFFF" w:sz="0"/>
+                <w:bottom w:val="none" w:color="FFFFFF" w:sz="0"/>
+                <w:right w:val="none" w:color="FFFFFF" w:sz="0"/>
+                <w:insideH w:val="none" w:color="FFFFFF" w:sz="0"/>
+                <w:insideV w:val="none" w:color="FFFFFF" w:sz="0"/>
+              </w:tblBorders>
+            </w:tblPr>
+            <w:tblGrid>
+              <w:gridCol w:w="1300"/>
+              <w:gridCol w:w="7700"/>
+            </w:tblGrid>
+            <w:tr>
+              <w:trPr>
+                <w:cantSplit/>
+              </w:trPr>
+              <w:tc>
+                <w:tcPr>
+                  <w:tcW w:type="dxa" w:w="1300"/>
+                  <w:shd w:fill="DCE4F5" w:color="auto" w:val="clear"/>
+                  <w:tcMar>
+                    <w:top w:type="dxa" w:w="60"/>
+                    <w:left w:type="dxa" w:w="100"/>
+                    <w:bottom w:type="dxa" w:w="60"/>
+                    <w:right w:type="dxa" w:w="100"/>
+                  </w:tcMar>
+                  <w:vAlign w:val="center"/>
+                </w:tcPr>
+                <w:p>
+                  <w:pPr>
+                    <w:spacing w:after="30" w:before="0" w:line="276"/>
+                    <w:jc w:val="center"/>
+                  </w:pPr>
+                  <w:r>
+                    <w:rPr>
+                      <w:rFonts w:ascii="맑은 고딕" w:cs="맑은 고딕" w:eastAsia="맑은 고딕" w:hAnsi="맑은 고딕"/>
+                      <w:b/>
+                      <w:bCs/>
+                    </w:rPr>
+                    <w:t xml:space="preserve">활동 2</w:t>
+                  </w:r>
+                </w:p>
+              </w:tc>
+              <w:tc>
+                <w:tcPr>
+                  <w:tcW w:type="dxa" w:w="7700"/>
+                  <w:tcBorders>
+                    <w:top w:val="none" w:color="FFFFFF" w:sz="0"/>
+                    <w:left w:val="none" w:color="FFFFFF" w:sz="0"/>
+                    <w:bottom w:val="none" w:color="FFFFFF" w:sz="0"/>
+                    <w:right w:val="none" w:color="FFFFFF" w:sz="0"/>
+                  </w:tcBorders>
+                  <w:tcMar>
+                    <w:top w:type="dxa" w:w="60"/>
+                    <w:left w:type="dxa" w:w="100"/>
+                    <w:bottom w:type="dxa" w:w="60"/>
+                    <w:right w:type="dxa" w:w="100"/>
+                  </w:tcMar>
+                  <w:vAlign w:val="center"/>
+                </w:tcPr>
+                <w:p>
+                  <w:pPr>
+                    <w:spacing w:after="30" w:before="0" w:line="276"/>
+                    <w:jc w:val="center"/>
+                  </w:pPr>
+                  <w:r>
+                    <w:rPr>
+                      <w:rFonts w:ascii="맑은 고딕" w:cs="맑은 고딕" w:eastAsia="맑은 고딕" w:hAnsi="맑은 고딕"/>
+                      <w:b/>
+                      <w:bCs/>
+                      <w:sz w:val="22"/>
+                      <w:szCs w:val="22"/>
+                    </w:rPr>
+                    <w:t xml:space="preserve">[2차시] 판단 비교와 사료의 세 층</w:t>
+                  </w:r>
+                </w:p>
+              </w:tc>
+            </w:tr>
+          </w:tbl>
+          <w:p>
+            <w:pPr>
+              <w:spacing w:after="60" w:before="160" w:line="276"/>
+              <w:ind w:left="300" w:hanging="0"/>
               <w:jc w:val="left"/>
             </w:pPr>
             <w:r>
@@ -3498,7 +4187,21 @@
                 <w:b/>
                 <w:bCs/>
               </w:rPr>
-              <w:t xml:space="preserve">③ 짝과 판단이 달랐던 단계는 어디인가요? 같은 자료를 읽고도 왜 다르게 판단했을까요?</w:t>
+              <w:t xml:space="preserve">짝과 판단 비교하기</w:t>
+            </w:r>
+          </w:p>
+          <w:p>
+            <w:pPr>
+              <w:spacing w:after="60" w:before="120" w:line="276"/>
+              <w:jc w:val="left"/>
+            </w:pPr>
+            <w:r>
+              <w:rPr>
+                <w:rFonts w:ascii="맑은 고딕" w:cs="맑은 고딕" w:eastAsia="맑은 고딕" w:hAnsi="맑은 고딕"/>
+                <w:b/>
+                <w:bCs/>
+              </w:rPr>
+              <w:t xml:space="preserve">① 짝과 판단이 가장 크게 달랐던 단계 하나를 골라, 서로의 근거를 적어 보세요.</w:t>
             </w:r>
           </w:p>
           <w:tbl>
@@ -3538,6 +4241,12 @@
                     <w:spacing w:after="30" w:before="0" w:line="276"/>
                     <w:jc w:val="left"/>
                   </w:pPr>
+                  <w:r>
+                    <w:rPr>
+                      <w:rFonts w:ascii="맑은 고딕" w:cs="맑은 고딕" w:eastAsia="맑은 고딕" w:hAnsi="맑은 고딕"/>
+                    </w:rPr>
+                    <w:t xml:space="preserve">· 단계 : </w:t>
+                  </w:r>
                 </w:p>
               </w:tc>
             </w:tr>
@@ -3553,6 +4262,504 @@
                     <w:top w:type="dxa" w:w="40"/>
                     <w:left w:type="dxa" w:w="100"/>
                     <w:bottom w:type="dxa" w:w="40"/>
+                    <w:right w:type="dxa" w:w="100"/>
+                  </w:tcMar>
+                  <w:vAlign w:val="center"/>
+                </w:tcPr>
+                <w:p>
+                  <w:pPr>
+                    <w:spacing w:after="30" w:before="0" w:line="276"/>
+                    <w:jc w:val="left"/>
+                  </w:pPr>
+                  <w:r>
+                    <w:rPr>
+                      <w:rFonts w:ascii="맑은 고딕" w:cs="맑은 고딕" w:eastAsia="맑은 고딕" w:hAnsi="맑은 고딕"/>
+                    </w:rPr>
+                    <w:t xml:space="preserve">· 나의 판단과 근거 : </w:t>
+                  </w:r>
+                </w:p>
+              </w:tc>
+            </w:tr>
+            <w:tr>
+              <w:trPr>
+                <w:cantSplit/>
+                <w:trHeight w:val="420" w:hRule="atLeast"/>
+              </w:trPr>
+              <w:tc>
+                <w:tcPr>
+                  <w:tcW w:type="dxa" w:w="8600"/>
+                  <w:tcMar>
+                    <w:top w:type="dxa" w:w="40"/>
+                    <w:left w:type="dxa" w:w="100"/>
+                    <w:bottom w:type="dxa" w:w="40"/>
+                    <w:right w:type="dxa" w:w="100"/>
+                  </w:tcMar>
+                  <w:vAlign w:val="center"/>
+                </w:tcPr>
+                <w:p>
+                  <w:pPr>
+                    <w:spacing w:after="30" w:before="0" w:line="276"/>
+                    <w:jc w:val="left"/>
+                  </w:pPr>
+                  <w:r>
+                    <w:rPr>
+                      <w:rFonts w:ascii="맑은 고딕" w:cs="맑은 고딕" w:eastAsia="맑은 고딕" w:hAnsi="맑은 고딕"/>
+                    </w:rPr>
+                    <w:t xml:space="preserve">· 짝의 판단과 근거 : </w:t>
+                  </w:r>
+                </w:p>
+              </w:tc>
+            </w:tr>
+            <w:tr>
+              <w:trPr>
+                <w:cantSplit/>
+                <w:trHeight w:val="420" w:hRule="atLeast"/>
+              </w:trPr>
+              <w:tc>
+                <w:tcPr>
+                  <w:tcW w:type="dxa" w:w="8600"/>
+                  <w:tcMar>
+                    <w:top w:type="dxa" w:w="40"/>
+                    <w:left w:type="dxa" w:w="100"/>
+                    <w:bottom w:type="dxa" w:w="40"/>
+                    <w:right w:type="dxa" w:w="100"/>
+                  </w:tcMar>
+                  <w:vAlign w:val="center"/>
+                </w:tcPr>
+                <w:p>
+                  <w:pPr>
+                    <w:spacing w:after="30" w:before="0" w:line="276"/>
+                    <w:jc w:val="left"/>
+                  </w:pPr>
+                  <w:r>
+                    <w:rPr>
+                      <w:rFonts w:ascii="맑은 고딕" w:cs="맑은 고딕" w:eastAsia="맑은 고딕" w:hAnsi="맑은 고딕"/>
+                    </w:rPr>
+                    <w:t xml:space="preserve">· 같은 자료를 다르게 읽은 까닭 : </w:t>
+                  </w:r>
+                </w:p>
+              </w:tc>
+            </w:tr>
+          </w:tbl>
+          <w:p>
+            <w:pPr>
+              <w:spacing w:after="60" w:before="160" w:line="276"/>
+              <w:ind w:left="300" w:hanging="0"/>
+              <w:jc w:val="left"/>
+            </w:pPr>
+            <w:r>
+              <w:rPr>
+                <w:rFonts w:ascii="맑은 고딕" w:cs="맑은 고딕" w:eastAsia="맑은 고딕" w:hAnsi="맑은 고딕"/>
+                <w:b/>
+                <w:bCs/>
+              </w:rPr>
+              <w:t xml:space="preserve">내 전시 패널에서 직접 진술·연결 해석·현재의 평가 찾기</w:t>
+            </w:r>
+          </w:p>
+          <w:p>
+            <w:pPr>
+              <w:spacing w:after="60" w:before="120" w:line="276"/>
+              <w:jc w:val="left"/>
+            </w:pPr>
+            <w:r>
+              <w:rPr>
+                <w:rFonts w:ascii="맑은 고딕" w:cs="맑은 고딕" w:eastAsia="맑은 고딕" w:hAnsi="맑은 고딕"/>
+                <w:b/>
+                <w:bCs/>
+              </w:rPr>
+              <w:t xml:space="preserve">② 내 전시 패널에서 문장을 하나씩 골라 옮겨 적고, 근거 사료를 적어 보세요.</w:t>
+            </w:r>
+          </w:p>
+          <w:tbl>
+            <w:tblPr>
+              <w:tblW w:type="dxa" w:w="8600"/>
+              <w:jc w:val="right"/>
+              <w:tblBorders>
+                <w:top w:val="single" w:color="000000" w:sz="4"/>
+                <w:left w:val="single" w:color="000000" w:sz="4"/>
+                <w:bottom w:val="single" w:color="000000" w:sz="4"/>
+                <w:right w:val="single" w:color="000000" w:sz="4"/>
+                <w:insideH w:val="single" w:color="000000" w:sz="4"/>
+                <w:insideV w:val="single" w:color="000000" w:sz="4"/>
+              </w:tblBorders>
+            </w:tblPr>
+            <w:tblGrid>
+              <w:gridCol w:w="1300"/>
+              <w:gridCol w:w="2300"/>
+              <w:gridCol w:w="3500"/>
+              <w:gridCol w:w="1500"/>
+            </w:tblGrid>
+            <w:tr>
+              <w:trPr>
+                <w:cantSplit/>
+              </w:trPr>
+              <w:tc>
+                <w:tcPr>
+                  <w:tcW w:type="dxa" w:w="1300"/>
+                  <w:shd w:fill="DCE4F5" w:color="auto" w:val="clear"/>
+                  <w:tcMar>
+                    <w:top w:type="dxa" w:w="60"/>
+                    <w:left w:type="dxa" w:w="100"/>
+                    <w:bottom w:type="dxa" w:w="60"/>
+                    <w:right w:type="dxa" w:w="100"/>
+                  </w:tcMar>
+                  <w:vAlign w:val="center"/>
+                </w:tcPr>
+                <w:p>
+                  <w:pPr>
+                    <w:spacing w:after="30" w:before="0" w:line="276"/>
+                    <w:jc w:val="center"/>
+                  </w:pPr>
+                  <w:r>
+                    <w:rPr>
+                      <w:rFonts w:ascii="맑은 고딕" w:cs="맑은 고딕" w:eastAsia="맑은 고딕" w:hAnsi="맑은 고딕"/>
+                      <w:b/>
+                      <w:bCs/>
+                    </w:rPr>
+                    <w:t xml:space="preserve">층</w:t>
+                  </w:r>
+                </w:p>
+              </w:tc>
+              <w:tc>
+                <w:tcPr>
+                  <w:tcW w:type="dxa" w:w="2300"/>
+                  <w:shd w:fill="DCE4F5" w:color="auto" w:val="clear"/>
+                  <w:tcMar>
+                    <w:top w:type="dxa" w:w="60"/>
+                    <w:left w:type="dxa" w:w="100"/>
+                    <w:bottom w:type="dxa" w:w="60"/>
+                    <w:right w:type="dxa" w:w="100"/>
+                  </w:tcMar>
+                  <w:vAlign w:val="center"/>
+                </w:tcPr>
+                <w:p>
+                  <w:pPr>
+                    <w:spacing w:after="30" w:before="0" w:line="276"/>
+                    <w:jc w:val="center"/>
+                  </w:pPr>
+                  <w:r>
+                    <w:rPr>
+                      <w:rFonts w:ascii="맑은 고딕" w:cs="맑은 고딕" w:eastAsia="맑은 고딕" w:hAnsi="맑은 고딕"/>
+                      <w:b/>
+                      <w:bCs/>
+                    </w:rPr>
+                    <w:t xml:space="preserve">뜻</w:t>
+                  </w:r>
+                </w:p>
+              </w:tc>
+              <w:tc>
+                <w:tcPr>
+                  <w:tcW w:type="dxa" w:w="3500"/>
+                  <w:shd w:fill="DCE4F5" w:color="auto" w:val="clear"/>
+                  <w:tcMar>
+                    <w:top w:type="dxa" w:w="60"/>
+                    <w:left w:type="dxa" w:w="100"/>
+                    <w:bottom w:type="dxa" w:w="60"/>
+                    <w:right w:type="dxa" w:w="100"/>
+                  </w:tcMar>
+                  <w:vAlign w:val="center"/>
+                </w:tcPr>
+                <w:p>
+                  <w:pPr>
+                    <w:spacing w:after="30" w:before="0" w:line="276"/>
+                    <w:jc w:val="center"/>
+                  </w:pPr>
+                  <w:r>
+                    <w:rPr>
+                      <w:rFonts w:ascii="맑은 고딕" w:cs="맑은 고딕" w:eastAsia="맑은 고딕" w:hAnsi="맑은 고딕"/>
+                      <w:b/>
+                      <w:bCs/>
+                    </w:rPr>
+                    <w:t xml:space="preserve">내 패널에서 찾은 문장</w:t>
+                  </w:r>
+                </w:p>
+              </w:tc>
+              <w:tc>
+                <w:tcPr>
+                  <w:tcW w:type="dxa" w:w="1500"/>
+                  <w:shd w:fill="DCE4F5" w:color="auto" w:val="clear"/>
+                  <w:tcMar>
+                    <w:top w:type="dxa" w:w="60"/>
+                    <w:left w:type="dxa" w:w="100"/>
+                    <w:bottom w:type="dxa" w:w="60"/>
+                    <w:right w:type="dxa" w:w="100"/>
+                  </w:tcMar>
+                  <w:vAlign w:val="center"/>
+                </w:tcPr>
+                <w:p>
+                  <w:pPr>
+                    <w:spacing w:after="30" w:before="0" w:line="276"/>
+                    <w:jc w:val="center"/>
+                  </w:pPr>
+                  <w:r>
+                    <w:rPr>
+                      <w:rFonts w:ascii="맑은 고딕" w:cs="맑은 고딕" w:eastAsia="맑은 고딕" w:hAnsi="맑은 고딕"/>
+                      <w:b/>
+                      <w:bCs/>
+                    </w:rPr>
+                    <w:t xml:space="preserve">근거 사료</w:t>
+                  </w:r>
+                </w:p>
+              </w:tc>
+            </w:tr>
+            <w:tr>
+              <w:trPr>
+                <w:cantSplit/>
+                <w:trHeight w:val="520" w:hRule="atLeast"/>
+              </w:trPr>
+              <w:tc>
+                <w:tcPr>
+                  <w:tcW w:type="dxa" w:w="1300"/>
+                  <w:tcMar>
+                    <w:top w:type="dxa" w:w="60"/>
+                    <w:left w:type="dxa" w:w="100"/>
+                    <w:bottom w:type="dxa" w:w="60"/>
+                    <w:right w:type="dxa" w:w="100"/>
+                  </w:tcMar>
+                  <w:vAlign w:val="center"/>
+                </w:tcPr>
+                <w:p>
+                  <w:pPr>
+                    <w:spacing w:after="30" w:before="0" w:line="276"/>
+                    <w:jc w:val="left"/>
+                  </w:pPr>
+                  <w:r>
+                    <w:rPr>
+                      <w:rFonts w:ascii="맑은 고딕" w:cs="맑은 고딕" w:eastAsia="맑은 고딕" w:hAnsi="맑은 고딕"/>
+                    </w:rPr>
+                    <w:t xml:space="preserve">① 직접 진술</w:t>
+                  </w:r>
+                </w:p>
+              </w:tc>
+              <w:tc>
+                <w:tcPr>
+                  <w:tcW w:type="dxa" w:w="2300"/>
+                  <w:tcMar>
+                    <w:top w:type="dxa" w:w="60"/>
+                    <w:left w:type="dxa" w:w="100"/>
+                    <w:bottom w:type="dxa" w:w="60"/>
+                    <w:right w:type="dxa" w:w="100"/>
+                  </w:tcMar>
+                  <w:vAlign w:val="center"/>
+                </w:tcPr>
+                <w:p>
+                  <w:pPr>
+                    <w:spacing w:after="30" w:before="0" w:line="276"/>
+                    <w:jc w:val="left"/>
+                  </w:pPr>
+                  <w:r>
+                    <w:rPr>
+                      <w:rFonts w:ascii="맑은 고딕" w:cs="맑은 고딕" w:eastAsia="맑은 고딕" w:hAnsi="맑은 고딕"/>
+                    </w:rPr>
+                    <w:t xml:space="preserve">사료가 직접 말하는 것</w:t>
+                  </w:r>
+                </w:p>
+              </w:tc>
+              <w:tc>
+                <w:tcPr>
+                  <w:tcW w:type="dxa" w:w="3500"/>
+                  <w:tcMar>
+                    <w:top w:type="dxa" w:w="60"/>
+                    <w:left w:type="dxa" w:w="100"/>
+                    <w:bottom w:type="dxa" w:w="60"/>
+                    <w:right w:type="dxa" w:w="100"/>
+                  </w:tcMar>
+                  <w:vAlign w:val="center"/>
+                </w:tcPr>
+                <w:p>
+                  <w:pPr>
+                    <w:spacing w:after="30" w:before="0" w:line="276"/>
+                    <w:jc w:val="left"/>
+                  </w:pPr>
+                </w:p>
+              </w:tc>
+              <w:tc>
+                <w:tcPr>
+                  <w:tcW w:type="dxa" w:w="1500"/>
+                  <w:tcMar>
+                    <w:top w:type="dxa" w:w="60"/>
+                    <w:left w:type="dxa" w:w="100"/>
+                    <w:bottom w:type="dxa" w:w="60"/>
+                    <w:right w:type="dxa" w:w="100"/>
+                  </w:tcMar>
+                  <w:vAlign w:val="center"/>
+                </w:tcPr>
+                <w:p>
+                  <w:pPr>
+                    <w:spacing w:after="30" w:before="0" w:line="276"/>
+                    <w:jc w:val="left"/>
+                  </w:pPr>
+                </w:p>
+              </w:tc>
+            </w:tr>
+            <w:tr>
+              <w:trPr>
+                <w:cantSplit/>
+                <w:trHeight w:val="520" w:hRule="atLeast"/>
+              </w:trPr>
+              <w:tc>
+                <w:tcPr>
+                  <w:tcW w:type="dxa" w:w="1300"/>
+                  <w:tcMar>
+                    <w:top w:type="dxa" w:w="60"/>
+                    <w:left w:type="dxa" w:w="100"/>
+                    <w:bottom w:type="dxa" w:w="60"/>
+                    <w:right w:type="dxa" w:w="100"/>
+                  </w:tcMar>
+                  <w:vAlign w:val="center"/>
+                </w:tcPr>
+                <w:p>
+                  <w:pPr>
+                    <w:spacing w:after="30" w:before="0" w:line="276"/>
+                    <w:jc w:val="left"/>
+                  </w:pPr>
+                  <w:r>
+                    <w:rPr>
+                      <w:rFonts w:ascii="맑은 고딕" w:cs="맑은 고딕" w:eastAsia="맑은 고딕" w:hAnsi="맑은 고딕"/>
+                    </w:rPr>
+                    <w:t xml:space="preserve">② 연결 해석</w:t>
+                  </w:r>
+                </w:p>
+              </w:tc>
+              <w:tc>
+                <w:tcPr>
+                  <w:tcW w:type="dxa" w:w="2300"/>
+                  <w:tcMar>
+                    <w:top w:type="dxa" w:w="60"/>
+                    <w:left w:type="dxa" w:w="100"/>
+                    <w:bottom w:type="dxa" w:w="60"/>
+                    <w:right w:type="dxa" w:w="100"/>
+                  </w:tcMar>
+                  <w:vAlign w:val="center"/>
+                </w:tcPr>
+                <w:p>
+                  <w:pPr>
+                    <w:spacing w:after="30" w:before="0" w:line="276"/>
+                    <w:jc w:val="left"/>
+                  </w:pPr>
+                  <w:r>
+                    <w:rPr>
+                      <w:rFonts w:ascii="맑은 고딕" w:cs="맑은 고딕" w:eastAsia="맑은 고딕" w:hAnsi="맑은 고딕"/>
+                    </w:rPr>
+                    <w:t xml:space="preserve">여러 자료를 연결해 해석한 것</w:t>
+                  </w:r>
+                </w:p>
+              </w:tc>
+              <w:tc>
+                <w:tcPr>
+                  <w:tcW w:type="dxa" w:w="3500"/>
+                  <w:tcMar>
+                    <w:top w:type="dxa" w:w="60"/>
+                    <w:left w:type="dxa" w:w="100"/>
+                    <w:bottom w:type="dxa" w:w="60"/>
+                    <w:right w:type="dxa" w:w="100"/>
+                  </w:tcMar>
+                  <w:vAlign w:val="center"/>
+                </w:tcPr>
+                <w:p>
+                  <w:pPr>
+                    <w:spacing w:after="30" w:before="0" w:line="276"/>
+                    <w:jc w:val="left"/>
+                  </w:pPr>
+                </w:p>
+              </w:tc>
+              <w:tc>
+                <w:tcPr>
+                  <w:tcW w:type="dxa" w:w="1500"/>
+                  <w:tcMar>
+                    <w:top w:type="dxa" w:w="60"/>
+                    <w:left w:type="dxa" w:w="100"/>
+                    <w:bottom w:type="dxa" w:w="60"/>
+                    <w:right w:type="dxa" w:w="100"/>
+                  </w:tcMar>
+                  <w:vAlign w:val="center"/>
+                </w:tcPr>
+                <w:p>
+                  <w:pPr>
+                    <w:spacing w:after="30" w:before="0" w:line="276"/>
+                    <w:jc w:val="left"/>
+                  </w:pPr>
+                </w:p>
+              </w:tc>
+            </w:tr>
+            <w:tr>
+              <w:trPr>
+                <w:cantSplit/>
+                <w:trHeight w:val="520" w:hRule="atLeast"/>
+              </w:trPr>
+              <w:tc>
+                <w:tcPr>
+                  <w:tcW w:type="dxa" w:w="1300"/>
+                  <w:tcMar>
+                    <w:top w:type="dxa" w:w="60"/>
+                    <w:left w:type="dxa" w:w="100"/>
+                    <w:bottom w:type="dxa" w:w="60"/>
+                    <w:right w:type="dxa" w:w="100"/>
+                  </w:tcMar>
+                  <w:vAlign w:val="center"/>
+                </w:tcPr>
+                <w:p>
+                  <w:pPr>
+                    <w:spacing w:after="30" w:before="0" w:line="276"/>
+                    <w:jc w:val="left"/>
+                  </w:pPr>
+                  <w:r>
+                    <w:rPr>
+                      <w:rFonts w:ascii="맑은 고딕" w:cs="맑은 고딕" w:eastAsia="맑은 고딕" w:hAnsi="맑은 고딕"/>
+                    </w:rPr>
+                    <w:t xml:space="preserve">③ 현재의 평가</w:t>
+                  </w:r>
+                </w:p>
+              </w:tc>
+              <w:tc>
+                <w:tcPr>
+                  <w:tcW w:type="dxa" w:w="2300"/>
+                  <w:tcMar>
+                    <w:top w:type="dxa" w:w="60"/>
+                    <w:left w:type="dxa" w:w="100"/>
+                    <w:bottom w:type="dxa" w:w="60"/>
+                    <w:right w:type="dxa" w:w="100"/>
+                  </w:tcMar>
+                  <w:vAlign w:val="center"/>
+                </w:tcPr>
+                <w:p>
+                  <w:pPr>
+                    <w:spacing w:after="30" w:before="0" w:line="276"/>
+                    <w:jc w:val="left"/>
+                  </w:pPr>
+                  <w:r>
+                    <w:rPr>
+                      <w:rFonts w:ascii="맑은 고딕" w:cs="맑은 고딕" w:eastAsia="맑은 고딕" w:hAnsi="맑은 고딕"/>
+                    </w:rPr>
+                    <w:t xml:space="preserve">오늘날 우리가 평가하는 것</w:t>
+                  </w:r>
+                </w:p>
+              </w:tc>
+              <w:tc>
+                <w:tcPr>
+                  <w:tcW w:type="dxa" w:w="3500"/>
+                  <w:tcMar>
+                    <w:top w:type="dxa" w:w="60"/>
+                    <w:left w:type="dxa" w:w="100"/>
+                    <w:bottom w:type="dxa" w:w="60"/>
+                    <w:right w:type="dxa" w:w="100"/>
+                  </w:tcMar>
+                  <w:vAlign w:val="center"/>
+                </w:tcPr>
+                <w:p>
+                  <w:pPr>
+                    <w:spacing w:after="30" w:before="0" w:line="276"/>
+                    <w:jc w:val="left"/>
+                  </w:pPr>
+                </w:p>
+              </w:tc>
+              <w:tc>
+                <w:tcPr>
+                  <w:tcW w:type="dxa" w:w="1500"/>
+                  <w:tcMar>
+                    <w:top w:type="dxa" w:w="60"/>
+                    <w:left w:type="dxa" w:w="100"/>
+                    <w:bottom w:type="dxa" w:w="60"/>
                     <w:right w:type="dxa" w:w="100"/>
                   </w:tcMar>
                   <w:vAlign w:val="center"/>
@@ -3654,7 +4861,7 @@
                       <w:b/>
                       <w:bCs/>
                     </w:rPr>
-                    <w:t xml:space="preserve">활동 2</w:t>
+                    <w:t xml:space="preserve">활동 3</w:t>
                   </w:r>
                 </w:p>
               </w:tc>
@@ -3688,7 +4895,7 @@
                       <w:sz w:val="22"/>
                       <w:szCs w:val="22"/>
                     </w:rPr>
-                    <w:t xml:space="preserve">사료의 세 층과 동아시아 맥락</w:t>
+                    <w:t xml:space="preserve">[2차시] 1905년의 동아시아 맥락</w:t>
                   </w:r>
                 </w:p>
               </w:tc>
@@ -3706,7 +4913,7 @@
                 <w:b/>
                 <w:bCs/>
               </w:rPr>
-              <w:t xml:space="preserve">내 전시 패널에서 직접 진술·연결 해석·현재의 평가 찾기</w:t>
+              <w:t xml:space="preserve">연표로 사건 순서 정리하기</w:t>
             </w:r>
           </w:p>
           <w:p>
@@ -3720,7 +4927,7 @@
                 <w:b/>
                 <w:bCs/>
               </w:rPr>
-              <w:t xml:space="preserve">① 내 전시 패널에서 문장을 하나씩 골라 옮겨 적고, 근거 사료를 적어 보세요.</w:t>
+              <w:t xml:space="preserve">① 시간 띠와 연표를 보고 각 시기에 일어난 일을 적어 보세요.</w:t>
             </w:r>
           </w:p>
           <w:tbl>
@@ -3738,9 +4945,8 @@
             </w:tblPr>
             <w:tblGrid>
               <w:gridCol w:w="1300"/>
-              <w:gridCol w:w="2300"/>
-              <w:gridCol w:w="3500"/>
-              <w:gridCol w:w="1500"/>
+              <w:gridCol w:w="4000"/>
+              <w:gridCol w:w="3300"/>
             </w:tblGrid>
             <w:tr>
               <w:trPr>
@@ -3769,13 +4975,13 @@
                       <w:b/>
                       <w:bCs/>
                     </w:rPr>
-                    <w:t xml:space="preserve">층</w:t>
-                  </w:r>
-                </w:p>
-              </w:tc>
-              <w:tc>
-                <w:tcPr>
-                  <w:tcW w:type="dxa" w:w="2300"/>
+                    <w:t xml:space="preserve">시기</w:t>
+                  </w:r>
+                </w:p>
+              </w:tc>
+              <w:tc>
+                <w:tcPr>
+                  <w:tcW w:type="dxa" w:w="4000"/>
                   <w:shd w:fill="DCE4F5" w:color="auto" w:val="clear"/>
                   <w:tcMar>
                     <w:top w:type="dxa" w:w="60"/>
@@ -3796,13 +5002,13 @@
                       <w:b/>
                       <w:bCs/>
                     </w:rPr>
-                    <w:t xml:space="preserve">뜻</w:t>
-                  </w:r>
-                </w:p>
-              </w:tc>
-              <w:tc>
-                <w:tcPr>
-                  <w:tcW w:type="dxa" w:w="3500"/>
+                    <w:t xml:space="preserve">일어난 일</w:t>
+                  </w:r>
+                </w:p>
+              </w:tc>
+              <w:tc>
+                <w:tcPr>
+                  <w:tcW w:type="dxa" w:w="3300"/>
                   <w:shd w:fill="DCE4F5" w:color="auto" w:val="clear"/>
                   <w:tcMar>
                     <w:top w:type="dxa" w:w="60"/>
@@ -3823,34 +5029,7 @@
                       <w:b/>
                       <w:bCs/>
                     </w:rPr>
-                    <w:t xml:space="preserve">내 패널에서 찾은 문장</w:t>
-                  </w:r>
-                </w:p>
-              </w:tc>
-              <w:tc>
-                <w:tcPr>
-                  <w:tcW w:type="dxa" w:w="1500"/>
-                  <w:shd w:fill="DCE4F5" w:color="auto" w:val="clear"/>
-                  <w:tcMar>
-                    <w:top w:type="dxa" w:w="60"/>
-                    <w:left w:type="dxa" w:w="100"/>
-                    <w:bottom w:type="dxa" w:w="60"/>
-                    <w:right w:type="dxa" w:w="100"/>
-                  </w:tcMar>
-                  <w:vAlign w:val="center"/>
-                </w:tcPr>
-                <w:p>
-                  <w:pPr>
-                    <w:spacing w:after="30" w:before="0" w:line="276"/>
-                    <w:jc w:val="center"/>
-                  </w:pPr>
-                  <w:r>
-                    <w:rPr>
-                      <w:rFonts w:ascii="맑은 고딕" w:cs="맑은 고딕" w:eastAsia="맑은 고딕" w:hAnsi="맑은 고딕"/>
-                      <w:b/>
-                      <w:bCs/>
-                    </w:rPr>
-                    <w:t xml:space="preserve">근거 사료</w:t>
+                    <w:t xml:space="preserve">독도 기록과의 관계</w:t>
                   </w:r>
                 </w:p>
               </w:tc>
@@ -3880,55 +5059,31 @@
                     <w:rPr>
                       <w:rFonts w:ascii="맑은 고딕" w:cs="맑은 고딕" w:eastAsia="맑은 고딕" w:hAnsi="맑은 고딕"/>
                     </w:rPr>
-                    <w:t xml:space="preserve">① 직접 진술</w:t>
-                  </w:r>
-                </w:p>
-              </w:tc>
-              <w:tc>
-                <w:tcPr>
-                  <w:tcW w:type="dxa" w:w="2300"/>
-                  <w:tcMar>
-                    <w:top w:type="dxa" w:w="60"/>
-                    <w:left w:type="dxa" w:w="100"/>
-                    <w:bottom w:type="dxa" w:w="60"/>
-                    <w:right w:type="dxa" w:w="100"/>
-                  </w:tcMar>
-                  <w:vAlign w:val="center"/>
-                </w:tcPr>
-                <w:p>
-                  <w:pPr>
-                    <w:spacing w:after="30" w:before="0" w:line="276"/>
-                    <w:jc w:val="left"/>
-                  </w:pPr>
-                  <w:r>
-                    <w:rPr>
-                      <w:rFonts w:ascii="맑은 고딕" w:cs="맑은 고딕" w:eastAsia="맑은 고딕" w:hAnsi="맑은 고딕"/>
-                    </w:rPr>
-                    <w:t xml:space="preserve">사료가 직접 말하는 것</w:t>
-                  </w:r>
-                </w:p>
-              </w:tc>
-              <w:tc>
-                <w:tcPr>
-                  <w:tcW w:type="dxa" w:w="3500"/>
-                  <w:tcMar>
-                    <w:top w:type="dxa" w:w="60"/>
-                    <w:left w:type="dxa" w:w="100"/>
-                    <w:bottom w:type="dxa" w:w="60"/>
-                    <w:right w:type="dxa" w:w="100"/>
-                  </w:tcMar>
-                  <w:vAlign w:val="center"/>
-                </w:tcPr>
-                <w:p>
-                  <w:pPr>
-                    <w:spacing w:after="30" w:before="0" w:line="276"/>
-                    <w:jc w:val="left"/>
-                  </w:pPr>
-                </w:p>
-              </w:tc>
-              <w:tc>
-                <w:tcPr>
-                  <w:tcW w:type="dxa" w:w="1500"/>
+                    <w:t xml:space="preserve">1904. 2</w:t>
+                  </w:r>
+                </w:p>
+              </w:tc>
+              <w:tc>
+                <w:tcPr>
+                  <w:tcW w:type="dxa" w:w="4000"/>
+                  <w:tcMar>
+                    <w:top w:type="dxa" w:w="60"/>
+                    <w:left w:type="dxa" w:w="100"/>
+                    <w:bottom w:type="dxa" w:w="60"/>
+                    <w:right w:type="dxa" w:w="100"/>
+                  </w:tcMar>
+                  <w:vAlign w:val="center"/>
+                </w:tcPr>
+                <w:p>
+                  <w:pPr>
+                    <w:spacing w:after="30" w:before="0" w:line="276"/>
+                    <w:jc w:val="left"/>
+                  </w:pPr>
+                </w:p>
+              </w:tc>
+              <w:tc>
+                <w:tcPr>
+                  <w:tcW w:type="dxa" w:w="3300"/>
                   <w:tcMar>
                     <w:top w:type="dxa" w:w="60"/>
                     <w:left w:type="dxa" w:w="100"/>
@@ -3970,55 +5125,31 @@
                     <w:rPr>
                       <w:rFonts w:ascii="맑은 고딕" w:cs="맑은 고딕" w:eastAsia="맑은 고딕" w:hAnsi="맑은 고딕"/>
                     </w:rPr>
-                    <w:t xml:space="preserve">② 연결 해석</w:t>
-                  </w:r>
-                </w:p>
-              </w:tc>
-              <w:tc>
-                <w:tcPr>
-                  <w:tcW w:type="dxa" w:w="2300"/>
-                  <w:tcMar>
-                    <w:top w:type="dxa" w:w="60"/>
-                    <w:left w:type="dxa" w:w="100"/>
-                    <w:bottom w:type="dxa" w:w="60"/>
-                    <w:right w:type="dxa" w:w="100"/>
-                  </w:tcMar>
-                  <w:vAlign w:val="center"/>
-                </w:tcPr>
-                <w:p>
-                  <w:pPr>
-                    <w:spacing w:after="30" w:before="0" w:line="276"/>
-                    <w:jc w:val="left"/>
-                  </w:pPr>
-                  <w:r>
-                    <w:rPr>
-                      <w:rFonts w:ascii="맑은 고딕" w:cs="맑은 고딕" w:eastAsia="맑은 고딕" w:hAnsi="맑은 고딕"/>
-                    </w:rPr>
-                    <w:t xml:space="preserve">여러 자료를 연결해 해석한 것</w:t>
-                  </w:r>
-                </w:p>
-              </w:tc>
-              <w:tc>
-                <w:tcPr>
-                  <w:tcW w:type="dxa" w:w="3500"/>
-                  <w:tcMar>
-                    <w:top w:type="dxa" w:w="60"/>
-                    <w:left w:type="dxa" w:w="100"/>
-                    <w:bottom w:type="dxa" w:w="60"/>
-                    <w:right w:type="dxa" w:w="100"/>
-                  </w:tcMar>
-                  <w:vAlign w:val="center"/>
-                </w:tcPr>
-                <w:p>
-                  <w:pPr>
-                    <w:spacing w:after="30" w:before="0" w:line="276"/>
-                    <w:jc w:val="left"/>
-                  </w:pPr>
-                </w:p>
-              </w:tc>
-              <w:tc>
-                <w:tcPr>
-                  <w:tcW w:type="dxa" w:w="1500"/>
+                    <w:t xml:space="preserve">1904. 9</w:t>
+                  </w:r>
+                </w:p>
+              </w:tc>
+              <w:tc>
+                <w:tcPr>
+                  <w:tcW w:type="dxa" w:w="4000"/>
+                  <w:tcMar>
+                    <w:top w:type="dxa" w:w="60"/>
+                    <w:left w:type="dxa" w:w="100"/>
+                    <w:bottom w:type="dxa" w:w="60"/>
+                    <w:right w:type="dxa" w:w="100"/>
+                  </w:tcMar>
+                  <w:vAlign w:val="center"/>
+                </w:tcPr>
+                <w:p>
+                  <w:pPr>
+                    <w:spacing w:after="30" w:before="0" w:line="276"/>
+                    <w:jc w:val="left"/>
+                  </w:pPr>
+                </w:p>
+              </w:tc>
+              <w:tc>
+                <w:tcPr>
+                  <w:tcW w:type="dxa" w:w="3300"/>
                   <w:tcMar>
                     <w:top w:type="dxa" w:w="60"/>
                     <w:left w:type="dxa" w:w="100"/>
@@ -4060,55 +5191,295 @@
                     <w:rPr>
                       <w:rFonts w:ascii="맑은 고딕" w:cs="맑은 고딕" w:eastAsia="맑은 고딕" w:hAnsi="맑은 고딕"/>
                     </w:rPr>
-                    <w:t xml:space="preserve">③ 현재의 평가</w:t>
-                  </w:r>
-                </w:p>
-              </w:tc>
-              <w:tc>
-                <w:tcPr>
-                  <w:tcW w:type="dxa" w:w="2300"/>
-                  <w:tcMar>
-                    <w:top w:type="dxa" w:w="60"/>
-                    <w:left w:type="dxa" w:w="100"/>
-                    <w:bottom w:type="dxa" w:w="60"/>
-                    <w:right w:type="dxa" w:w="100"/>
-                  </w:tcMar>
-                  <w:vAlign w:val="center"/>
-                </w:tcPr>
-                <w:p>
-                  <w:pPr>
-                    <w:spacing w:after="30" w:before="0" w:line="276"/>
-                    <w:jc w:val="left"/>
-                  </w:pPr>
-                  <w:r>
-                    <w:rPr>
-                      <w:rFonts w:ascii="맑은 고딕" w:cs="맑은 고딕" w:eastAsia="맑은 고딕" w:hAnsi="맑은 고딕"/>
-                    </w:rPr>
-                    <w:t xml:space="preserve">오늘날 우리가 평가하는 것</w:t>
-                  </w:r>
-                </w:p>
-              </w:tc>
-              <w:tc>
-                <w:tcPr>
-                  <w:tcW w:type="dxa" w:w="3500"/>
-                  <w:tcMar>
-                    <w:top w:type="dxa" w:w="60"/>
-                    <w:left w:type="dxa" w:w="100"/>
-                    <w:bottom w:type="dxa" w:w="60"/>
-                    <w:right w:type="dxa" w:w="100"/>
-                  </w:tcMar>
-                  <w:vAlign w:val="center"/>
-                </w:tcPr>
-                <w:p>
-                  <w:pPr>
-                    <w:spacing w:after="30" w:before="0" w:line="276"/>
-                    <w:jc w:val="left"/>
-                  </w:pPr>
-                </w:p>
-              </w:tc>
-              <w:tc>
-                <w:tcPr>
-                  <w:tcW w:type="dxa" w:w="1500"/>
+                    <w:t xml:space="preserve">1904. 11</w:t>
+                  </w:r>
+                </w:p>
+              </w:tc>
+              <w:tc>
+                <w:tcPr>
+                  <w:tcW w:type="dxa" w:w="4000"/>
+                  <w:tcMar>
+                    <w:top w:type="dxa" w:w="60"/>
+                    <w:left w:type="dxa" w:w="100"/>
+                    <w:bottom w:type="dxa" w:w="60"/>
+                    <w:right w:type="dxa" w:w="100"/>
+                  </w:tcMar>
+                  <w:vAlign w:val="center"/>
+                </w:tcPr>
+                <w:p>
+                  <w:pPr>
+                    <w:spacing w:after="30" w:before="0" w:line="276"/>
+                    <w:jc w:val="left"/>
+                  </w:pPr>
+                </w:p>
+              </w:tc>
+              <w:tc>
+                <w:tcPr>
+                  <w:tcW w:type="dxa" w:w="3300"/>
+                  <w:tcMar>
+                    <w:top w:type="dxa" w:w="60"/>
+                    <w:left w:type="dxa" w:w="100"/>
+                    <w:bottom w:type="dxa" w:w="60"/>
+                    <w:right w:type="dxa" w:w="100"/>
+                  </w:tcMar>
+                  <w:vAlign w:val="center"/>
+                </w:tcPr>
+                <w:p>
+                  <w:pPr>
+                    <w:spacing w:after="30" w:before="0" w:line="276"/>
+                    <w:jc w:val="left"/>
+                  </w:pPr>
+                </w:p>
+              </w:tc>
+            </w:tr>
+            <w:tr>
+              <w:trPr>
+                <w:cantSplit/>
+                <w:trHeight w:val="520" w:hRule="atLeast"/>
+              </w:trPr>
+              <w:tc>
+                <w:tcPr>
+                  <w:tcW w:type="dxa" w:w="1300"/>
+                  <w:tcMar>
+                    <w:top w:type="dxa" w:w="60"/>
+                    <w:left w:type="dxa" w:w="100"/>
+                    <w:bottom w:type="dxa" w:w="60"/>
+                    <w:right w:type="dxa" w:w="100"/>
+                  </w:tcMar>
+                  <w:vAlign w:val="center"/>
+                </w:tcPr>
+                <w:p>
+                  <w:pPr>
+                    <w:spacing w:after="30" w:before="0" w:line="276"/>
+                    <w:jc w:val="left"/>
+                  </w:pPr>
+                  <w:r>
+                    <w:rPr>
+                      <w:rFonts w:ascii="맑은 고딕" w:cs="맑은 고딕" w:eastAsia="맑은 고딕" w:hAnsi="맑은 고딕"/>
+                    </w:rPr>
+                    <w:t xml:space="preserve">1905. 1</w:t>
+                  </w:r>
+                </w:p>
+              </w:tc>
+              <w:tc>
+                <w:tcPr>
+                  <w:tcW w:type="dxa" w:w="4000"/>
+                  <w:tcMar>
+                    <w:top w:type="dxa" w:w="60"/>
+                    <w:left w:type="dxa" w:w="100"/>
+                    <w:bottom w:type="dxa" w:w="60"/>
+                    <w:right w:type="dxa" w:w="100"/>
+                  </w:tcMar>
+                  <w:vAlign w:val="center"/>
+                </w:tcPr>
+                <w:p>
+                  <w:pPr>
+                    <w:spacing w:after="30" w:before="0" w:line="276"/>
+                    <w:jc w:val="left"/>
+                  </w:pPr>
+                </w:p>
+              </w:tc>
+              <w:tc>
+                <w:tcPr>
+                  <w:tcW w:type="dxa" w:w="3300"/>
+                  <w:tcMar>
+                    <w:top w:type="dxa" w:w="60"/>
+                    <w:left w:type="dxa" w:w="100"/>
+                    <w:bottom w:type="dxa" w:w="60"/>
+                    <w:right w:type="dxa" w:w="100"/>
+                  </w:tcMar>
+                  <w:vAlign w:val="center"/>
+                </w:tcPr>
+                <w:p>
+                  <w:pPr>
+                    <w:spacing w:after="30" w:before="0" w:line="276"/>
+                    <w:jc w:val="left"/>
+                  </w:pPr>
+                </w:p>
+              </w:tc>
+            </w:tr>
+            <w:tr>
+              <w:trPr>
+                <w:cantSplit/>
+                <w:trHeight w:val="520" w:hRule="atLeast"/>
+              </w:trPr>
+              <w:tc>
+                <w:tcPr>
+                  <w:tcW w:type="dxa" w:w="1300"/>
+                  <w:tcMar>
+                    <w:top w:type="dxa" w:w="60"/>
+                    <w:left w:type="dxa" w:w="100"/>
+                    <w:bottom w:type="dxa" w:w="60"/>
+                    <w:right w:type="dxa" w:w="100"/>
+                  </w:tcMar>
+                  <w:vAlign w:val="center"/>
+                </w:tcPr>
+                <w:p>
+                  <w:pPr>
+                    <w:spacing w:after="30" w:before="0" w:line="276"/>
+                    <w:jc w:val="left"/>
+                  </w:pPr>
+                  <w:r>
+                    <w:rPr>
+                      <w:rFonts w:ascii="맑은 고딕" w:cs="맑은 고딕" w:eastAsia="맑은 고딕" w:hAnsi="맑은 고딕"/>
+                    </w:rPr>
+                    <w:t xml:space="preserve">1905. 2</w:t>
+                  </w:r>
+                </w:p>
+              </w:tc>
+              <w:tc>
+                <w:tcPr>
+                  <w:tcW w:type="dxa" w:w="4000"/>
+                  <w:tcMar>
+                    <w:top w:type="dxa" w:w="60"/>
+                    <w:left w:type="dxa" w:w="100"/>
+                    <w:bottom w:type="dxa" w:w="60"/>
+                    <w:right w:type="dxa" w:w="100"/>
+                  </w:tcMar>
+                  <w:vAlign w:val="center"/>
+                </w:tcPr>
+                <w:p>
+                  <w:pPr>
+                    <w:spacing w:after="30" w:before="0" w:line="276"/>
+                    <w:jc w:val="left"/>
+                  </w:pPr>
+                </w:p>
+              </w:tc>
+              <w:tc>
+                <w:tcPr>
+                  <w:tcW w:type="dxa" w:w="3300"/>
+                  <w:tcMar>
+                    <w:top w:type="dxa" w:w="60"/>
+                    <w:left w:type="dxa" w:w="100"/>
+                    <w:bottom w:type="dxa" w:w="60"/>
+                    <w:right w:type="dxa" w:w="100"/>
+                  </w:tcMar>
+                  <w:vAlign w:val="center"/>
+                </w:tcPr>
+                <w:p>
+                  <w:pPr>
+                    <w:spacing w:after="30" w:before="0" w:line="276"/>
+                    <w:jc w:val="left"/>
+                  </w:pPr>
+                </w:p>
+              </w:tc>
+            </w:tr>
+            <w:tr>
+              <w:trPr>
+                <w:cantSplit/>
+                <w:trHeight w:val="520" w:hRule="atLeast"/>
+              </w:trPr>
+              <w:tc>
+                <w:tcPr>
+                  <w:tcW w:type="dxa" w:w="1300"/>
+                  <w:tcMar>
+                    <w:top w:type="dxa" w:w="60"/>
+                    <w:left w:type="dxa" w:w="100"/>
+                    <w:bottom w:type="dxa" w:w="60"/>
+                    <w:right w:type="dxa" w:w="100"/>
+                  </w:tcMar>
+                  <w:vAlign w:val="center"/>
+                </w:tcPr>
+                <w:p>
+                  <w:pPr>
+                    <w:spacing w:after="30" w:before="0" w:line="276"/>
+                    <w:jc w:val="left"/>
+                  </w:pPr>
+                  <w:r>
+                    <w:rPr>
+                      <w:rFonts w:ascii="맑은 고딕" w:cs="맑은 고딕" w:eastAsia="맑은 고딕" w:hAnsi="맑은 고딕"/>
+                    </w:rPr>
+                    <w:t xml:space="preserve">1905. 5</w:t>
+                  </w:r>
+                </w:p>
+              </w:tc>
+              <w:tc>
+                <w:tcPr>
+                  <w:tcW w:type="dxa" w:w="4000"/>
+                  <w:tcMar>
+                    <w:top w:type="dxa" w:w="60"/>
+                    <w:left w:type="dxa" w:w="100"/>
+                    <w:bottom w:type="dxa" w:w="60"/>
+                    <w:right w:type="dxa" w:w="100"/>
+                  </w:tcMar>
+                  <w:vAlign w:val="center"/>
+                </w:tcPr>
+                <w:p>
+                  <w:pPr>
+                    <w:spacing w:after="30" w:before="0" w:line="276"/>
+                    <w:jc w:val="left"/>
+                  </w:pPr>
+                </w:p>
+              </w:tc>
+              <w:tc>
+                <w:tcPr>
+                  <w:tcW w:type="dxa" w:w="3300"/>
+                  <w:tcMar>
+                    <w:top w:type="dxa" w:w="60"/>
+                    <w:left w:type="dxa" w:w="100"/>
+                    <w:bottom w:type="dxa" w:w="60"/>
+                    <w:right w:type="dxa" w:w="100"/>
+                  </w:tcMar>
+                  <w:vAlign w:val="center"/>
+                </w:tcPr>
+                <w:p>
+                  <w:pPr>
+                    <w:spacing w:after="30" w:before="0" w:line="276"/>
+                    <w:jc w:val="left"/>
+                  </w:pPr>
+                </w:p>
+              </w:tc>
+            </w:tr>
+            <w:tr>
+              <w:trPr>
+                <w:cantSplit/>
+                <w:trHeight w:val="520" w:hRule="atLeast"/>
+              </w:trPr>
+              <w:tc>
+                <w:tcPr>
+                  <w:tcW w:type="dxa" w:w="1300"/>
+                  <w:tcMar>
+                    <w:top w:type="dxa" w:w="60"/>
+                    <w:left w:type="dxa" w:w="100"/>
+                    <w:bottom w:type="dxa" w:w="60"/>
+                    <w:right w:type="dxa" w:w="100"/>
+                  </w:tcMar>
+                  <w:vAlign w:val="center"/>
+                </w:tcPr>
+                <w:p>
+                  <w:pPr>
+                    <w:spacing w:after="30" w:before="0" w:line="276"/>
+                    <w:jc w:val="left"/>
+                  </w:pPr>
+                  <w:r>
+                    <w:rPr>
+                      <w:rFonts w:ascii="맑은 고딕" w:cs="맑은 고딕" w:eastAsia="맑은 고딕" w:hAnsi="맑은 고딕"/>
+                    </w:rPr>
+                    <w:t xml:space="preserve">1905. 11</w:t>
+                  </w:r>
+                </w:p>
+              </w:tc>
+              <w:tc>
+                <w:tcPr>
+                  <w:tcW w:type="dxa" w:w="4000"/>
+                  <w:tcMar>
+                    <w:top w:type="dxa" w:w="60"/>
+                    <w:left w:type="dxa" w:w="100"/>
+                    <w:bottom w:type="dxa" w:w="60"/>
+                    <w:right w:type="dxa" w:w="100"/>
+                  </w:tcMar>
+                  <w:vAlign w:val="center"/>
+                </w:tcPr>
+                <w:p>
+                  <w:pPr>
+                    <w:spacing w:after="30" w:before="0" w:line="276"/>
+                    <w:jc w:val="left"/>
+                  </w:pPr>
+                </w:p>
+              </w:tc>
+              <w:tc>
+                <w:tcPr>
+                  <w:tcW w:type="dxa" w:w="3300"/>
                   <w:tcMar>
                     <w:top w:type="dxa" w:w="60"/>
                     <w:left w:type="dxa" w:w="100"/>
@@ -4138,7 +5509,7 @@
                 <w:b/>
                 <w:bCs/>
               </w:rPr>
-              <w:t xml:space="preserve">1905년 편입의 동아시아 맥락 찾기</w:t>
+              <w:t xml:space="preserve">지도로 공간 관계 확인하기</w:t>
             </w:r>
           </w:p>
           <w:p>
@@ -4152,7 +5523,7 @@
                 <w:b/>
                 <w:bCs/>
               </w:rPr>
-              <w:t xml:space="preserve">② 1905년의 편입은 당시 동아시아의 어떤 변화 속에서 일어났나요? 시간 띠와 기행 지도에서 사건·장소 두 가지를 찾아 1905년의 기록과 연결해 보세요.</w:t>
+              <w:t xml:space="preserve">② 지도(게임의 기행 지도 또는 역사부도)에서 뤼순·쓰시마 해협·울릉도·독도·마쓰에를 찾고, 1905년 편입과 러일전쟁의 시간·공간적 관계를 2문장으로 설명해 보세요.</w:t>
             </w:r>
           </w:p>
           <w:tbl>
@@ -4192,12 +5563,6 @@
                     <w:spacing w:after="30" w:before="0" w:line="276"/>
                     <w:jc w:val="left"/>
                   </w:pPr>
-                  <w:r>
-                    <w:rPr>
-                      <w:rFonts w:ascii="맑은 고딕" w:cs="맑은 고딕" w:eastAsia="맑은 고딕" w:hAnsi="맑은 고딕"/>
-                    </w:rPr>
-                    <w:t xml:space="preserve">· 사건·장소 1 : </w:t>
-                  </w:r>
                 </w:p>
               </w:tc>
             </w:tr>
@@ -4222,12 +5587,6 @@
                     <w:spacing w:after="30" w:before="0" w:line="276"/>
                     <w:jc w:val="left"/>
                   </w:pPr>
-                  <w:r>
-                    <w:rPr>
-                      <w:rFonts w:ascii="맑은 고딕" w:cs="맑은 고딕" w:eastAsia="맑은 고딕" w:hAnsi="맑은 고딕"/>
-                    </w:rPr>
-                    <w:t xml:space="preserve">· 사건·장소 2 : </w:t>
-                  </w:r>
                 </w:p>
               </w:tc>
             </w:tr>
@@ -4252,12 +5611,6 @@
                     <w:spacing w:after="30" w:before="0" w:line="276"/>
                     <w:jc w:val="left"/>
                   </w:pPr>
-                  <w:r>
-                    <w:rPr>
-                      <w:rFonts w:ascii="맑은 고딕" w:cs="맑은 고딕" w:eastAsia="맑은 고딕" w:hAnsi="맑은 고딕"/>
-                    </w:rPr>
-                    <w:t xml:space="preserve">· 연결 : </w:t>
-                  </w:r>
                 </w:p>
               </w:tc>
             </w:tr>
@@ -4350,7 +5703,7 @@
                       <w:b/>
                       <w:bCs/>
                     </w:rPr>
-                    <w:t xml:space="preserve">활동 3</w:t>
+                    <w:t xml:space="preserve">활동 4</w:t>
                   </w:r>
                 </w:p>
               </w:tc>
@@ -4384,7 +5737,7 @@
                       <w:sz w:val="22"/>
                       <w:szCs w:val="22"/>
                     </w:rPr>
-                    <w:t xml:space="preserve">이웃 나라 친구에게 자료로 설명하기</w:t>
+                    <w:t xml:space="preserve">[2차시] ‘주인 없는 섬’ 주장 검증하기</w:t>
                   </w:r>
                 </w:p>
               </w:tc>
@@ -4920,7 +6273,7 @@
                 <w:b/>
                 <w:bCs/>
               </w:rPr>
-              <w:t xml:space="preserve">② 상대를 비난하지 않고, 자료로 말하는 문장 3~5개로 설명해 보세요.</w:t>
+              <w:t xml:space="preserve">② 상대를 비난하지 않고, 자료로 말하는 문장 5~7개로 설명해 보세요. (비교 사료 2개 이상 · 자료의 한계 1가지 · 시대 배경 1가지 포함)</w:t>
             </w:r>
           </w:p>
           <w:tbl>
@@ -5035,6 +6388,30 @@
                 </w:p>
               </w:tc>
             </w:tr>
+            <w:tr>
+              <w:trPr>
+                <w:cantSplit/>
+                <w:trHeight w:val="420" w:hRule="atLeast"/>
+              </w:trPr>
+              <w:tc>
+                <w:tcPr>
+                  <w:tcW w:type="dxa" w:w="8600"/>
+                  <w:tcMar>
+                    <w:top w:type="dxa" w:w="40"/>
+                    <w:left w:type="dxa" w:w="100"/>
+                    <w:bottom w:type="dxa" w:w="40"/>
+                    <w:right w:type="dxa" w:w="100"/>
+                  </w:tcMar>
+                  <w:vAlign w:val="center"/>
+                </w:tcPr>
+                <w:p>
+                  <w:pPr>
+                    <w:spacing w:after="30" w:before="0" w:line="276"/>
+                    <w:jc w:val="left"/>
+                  </w:pPr>
+                </w:p>
+              </w:tc>
+            </w:tr>
           </w:tbl>
           <w:p>
             <w:pPr>
@@ -5047,7 +6424,7 @@
                 <w:b/>
                 <w:bCs/>
               </w:rPr>
-              <w:t xml:space="preserve">③ 스스로 점검하기</w:t>
+              <w:t xml:space="preserve">③ 짝과 바꿔 읽고 점검하기</w:t>
             </w:r>
           </w:p>
           <w:tbl>
@@ -5091,7 +6468,7 @@
                     <w:rPr>
                       <w:rFonts w:ascii="맑은 고딕" w:cs="맑은 고딕" w:eastAsia="맑은 고딕" w:hAnsi="맑은 고딕"/>
                     </w:rPr>
-                    <w:t xml:space="preserve">□ 1905년 일본 내각 결정문을 검토 대상으로 삼아 비교 자료를 2개 이상, 시간 순서나 이유 있는 순서로 제시했다.</w:t>
+                    <w:t xml:space="preserve">□ 1905년 일본 내각 결정문을 검토 대상으로 삼아 비교 자료를 2개 이상 제시했다.</w:t>
                   </w:r>
                 </w:p>
               </w:tc>
@@ -5151,7 +6528,37 @@
                     <w:rPr>
                       <w:rFonts w:ascii="맑은 고딕" w:cs="맑은 고딕" w:eastAsia="맑은 고딕" w:hAnsi="맑은 고딕"/>
                     </w:rPr>
-                    <w:t xml:space="preserve">□ 자료가 말하는 범위를 넘는 단정을 하지 않았다.</w:t>
+                    <w:t xml:space="preserve">□ 자료만으로는 말하기 어려운 것(한계)을 1가지 이상 밝혔다.</w:t>
+                  </w:r>
+                </w:p>
+              </w:tc>
+            </w:tr>
+            <w:tr>
+              <w:trPr>
+                <w:cantSplit/>
+                <w:trHeight w:val="420" w:hRule="atLeast"/>
+              </w:trPr>
+              <w:tc>
+                <w:tcPr>
+                  <w:tcW w:type="dxa" w:w="8600"/>
+                  <w:tcMar>
+                    <w:top w:type="dxa" w:w="40"/>
+                    <w:left w:type="dxa" w:w="100"/>
+                    <w:bottom w:type="dxa" w:w="40"/>
+                    <w:right w:type="dxa" w:w="100"/>
+                  </w:tcMar>
+                  <w:vAlign w:val="center"/>
+                </w:tcPr>
+                <w:p>
+                  <w:pPr>
+                    <w:spacing w:after="30" w:before="0" w:line="276"/>
+                    <w:jc w:val="left"/>
+                  </w:pPr>
+                  <w:r>
+                    <w:rPr>
+                      <w:rFonts w:ascii="맑은 고딕" w:cs="맑은 고딕" w:eastAsia="맑은 고딕" w:hAnsi="맑은 고딕"/>
+                    </w:rPr>
+                    <w:t xml:space="preserve">□ 러일전쟁 전후의 시대 배경을 1가지 이상 연결했다.</w:t>
                   </w:r>
                 </w:p>
               </w:tc>
@@ -5255,7 +6662,7 @@
                 <w:b/>
                 <w:bCs/>
               </w:rPr>
-              <w:t xml:space="preserve">활동지</w:t>
+              <w:t xml:space="preserve">교사용 안내서</w:t>
             </w:r>
           </w:p>
         </w:tc>
@@ -5430,7 +6837,7 @@
                       <w:sz w:val="22"/>
                       <w:szCs w:val="22"/>
                     </w:rPr>
-                    <w:t xml:space="preserve">나의 석도 판단 궤적</w:t>
+                    <w:t xml:space="preserve">[1차시 정리] 나의 석도 판단 궤적</w:t>
                   </w:r>
                 </w:p>
               </w:tc>
@@ -5476,7 +6883,7 @@
                 <w:rFonts w:ascii="맑은 고딕" w:cs="맑은 고딕" w:eastAsia="맑은 고딕" w:hAnsi="맑은 고딕"/>
                 <w:color w:val="0000FF"/>
               </w:rPr>
-              <w:t xml:space="preserve">결과 화면의 ‘나의 판단 궤적’을 그대로 옮기게 한다. 판단의 방향 자체는 평가하지 않고, 각 판단의 이유를 자료로 댔는지를 본다. 아래는 한 가지 예시이다.</w:t>
+              <w:t xml:space="preserve">결과 화면의 ‘나의 판단 궤적’을 그대로 옮기게 한다. 다음 시간에는 게임을 다시 열지 않으므로 이 기록이 2차시 활동의 바탕이 된다. 판단의 방향 자체는 평가하지 않고, 각 판단의 이유를 자료로 댔는지를 본다. 아래는 한 가지 예시이다.</w:t>
             </w:r>
           </w:p>
           <w:tbl>
@@ -5494,10 +6901,9 @@
             </w:tblPr>
             <w:tblGrid>
               <w:gridCol w:w="1000"/>
-              <w:gridCol w:w="1900"/>
-              <w:gridCol w:w="1800"/>
-              <w:gridCol w:w="2900"/>
-              <w:gridCol w:w="1000"/>
+              <w:gridCol w:w="2300"/>
+              <w:gridCol w:w="2000"/>
+              <w:gridCol w:w="3300"/>
             </w:tblGrid>
             <w:tr>
               <w:trPr>
@@ -5532,7 +6938,7 @@
               </w:tc>
               <w:tc>
                 <w:tcPr>
-                  <w:tcW w:type="dxa" w:w="1900"/>
+                  <w:tcW w:type="dxa" w:w="2300"/>
                   <w:shd w:fill="DCE4F5" w:color="auto" w:val="clear"/>
                   <w:tcMar>
                     <w:top w:type="dxa" w:w="60"/>
@@ -5559,7 +6965,7 @@
               </w:tc>
               <w:tc>
                 <w:tcPr>
-                  <w:tcW w:type="dxa" w:w="1800"/>
+                  <w:tcW w:type="dxa" w:w="2000"/>
                   <w:shd w:fill="DCE4F5" w:color="auto" w:val="clear"/>
                   <w:tcMar>
                     <w:top w:type="dxa" w:w="60"/>
@@ -5586,7 +6992,7 @@
               </w:tc>
               <w:tc>
                 <w:tcPr>
-                  <w:tcW w:type="dxa" w:w="2900"/>
+                  <w:tcW w:type="dxa" w:w="3300"/>
                   <w:shd w:fill="DCE4F5" w:color="auto" w:val="clear"/>
                   <w:tcMar>
                     <w:top w:type="dxa" w:w="60"/>
@@ -5608,33 +7014,6 @@
                       <w:bCs/>
                     </w:rPr>
                     <w:t xml:space="preserve">가장 큰 이유</w:t>
-                  </w:r>
-                </w:p>
-              </w:tc>
-              <w:tc>
-                <w:tcPr>
-                  <w:tcW w:type="dxa" w:w="1000"/>
-                  <w:shd w:fill="DCE4F5" w:color="auto" w:val="clear"/>
-                  <w:tcMar>
-                    <w:top w:type="dxa" w:w="60"/>
-                    <w:left w:type="dxa" w:w="100"/>
-                    <w:bottom w:type="dxa" w:w="60"/>
-                    <w:right w:type="dxa" w:w="100"/>
-                  </w:tcMar>
-                  <w:vAlign w:val="center"/>
-                </w:tcPr>
-                <w:p>
-                  <w:pPr>
-                    <w:spacing w:after="30" w:before="0" w:line="276"/>
-                    <w:jc w:val="center"/>
-                  </w:pPr>
-                  <w:r>
-                    <w:rPr>
-                      <w:rFonts w:ascii="맑은 고딕" w:cs="맑은 고딕" w:eastAsia="맑은 고딕" w:hAnsi="맑은 고딕"/>
-                      <w:b/>
-                      <w:bCs/>
-                    </w:rPr>
-                    <w:t xml:space="preserve">짝의 판단</w:t>
                   </w:r>
                 </w:p>
               </w:tc>
@@ -5670,7 +7049,7 @@
               </w:tc>
               <w:tc>
                 <w:tcPr>
-                  <w:tcW w:type="dxa" w:w="1900"/>
+                  <w:tcW w:type="dxa" w:w="2300"/>
                   <w:tcMar>
                     <w:top w:type="dxa" w:w="60"/>
                     <w:left w:type="dxa" w:w="100"/>
@@ -5694,7 +7073,7 @@
               </w:tc>
               <w:tc>
                 <w:tcPr>
-                  <w:tcW w:type="dxa" w:w="1800"/>
+                  <w:tcW w:type="dxa" w:w="2000"/>
                   <w:tcMar>
                     <w:top w:type="dxa" w:w="60"/>
                     <w:left w:type="dxa" w:w="100"/>
@@ -5719,7 +7098,7 @@
               </w:tc>
               <w:tc>
                 <w:tcPr>
-                  <w:tcW w:type="dxa" w:w="2900"/>
+                  <w:tcW w:type="dxa" w:w="3300"/>
                   <w:tcMar>
                     <w:top w:type="dxa" w:w="60"/>
                     <w:left w:type="dxa" w:w="100"/>
@@ -5739,31 +7118,6 @@
                       <w:color w:val="0000FF"/>
                     </w:rPr>
                     <w:t xml:space="preserve">칙령에는 섬 이름만 있고 위치 설명이 없어서</w:t>
-                  </w:r>
-                </w:p>
-              </w:tc>
-              <w:tc>
-                <w:tcPr>
-                  <w:tcW w:type="dxa" w:w="1000"/>
-                  <w:tcMar>
-                    <w:top w:type="dxa" w:w="60"/>
-                    <w:left w:type="dxa" w:w="100"/>
-                    <w:bottom w:type="dxa" w:w="60"/>
-                    <w:right w:type="dxa" w:w="100"/>
-                  </w:tcMar>
-                  <w:vAlign w:val="center"/>
-                </w:tcPr>
-                <w:p>
-                  <w:pPr>
-                    <w:spacing w:after="30" w:before="0" w:line="276"/>
-                    <w:jc w:val="left"/>
-                  </w:pPr>
-                  <w:r>
-                    <w:rPr>
-                      <w:rFonts w:ascii="맑은 고딕" w:cs="맑은 고딕" w:eastAsia="맑은 고딕" w:hAnsi="맑은 고딕"/>
-                      <w:color w:val="0000FF"/>
-                    </w:rPr>
-                    <w:t xml:space="preserve">있다</w:t>
                   </w:r>
                 </w:p>
               </w:tc>
@@ -5799,7 +7153,7 @@
               </w:tc>
               <w:tc>
                 <w:tcPr>
-                  <w:tcW w:type="dxa" w:w="1900"/>
+                  <w:tcW w:type="dxa" w:w="2300"/>
                   <w:tcMar>
                     <w:top w:type="dxa" w:w="60"/>
                     <w:left w:type="dxa" w:w="100"/>
@@ -5823,7 +7177,7 @@
               </w:tc>
               <w:tc>
                 <w:tcPr>
-                  <w:tcW w:type="dxa" w:w="1800"/>
+                  <w:tcW w:type="dxa" w:w="2000"/>
                   <w:tcMar>
                     <w:top w:type="dxa" w:w="60"/>
                     <w:left w:type="dxa" w:w="100"/>
@@ -5848,7 +7202,7 @@
               </w:tc>
               <w:tc>
                 <w:tcPr>
-                  <w:tcW w:type="dxa" w:w="2900"/>
+                  <w:tcW w:type="dxa" w:w="3300"/>
                   <w:tcMar>
                     <w:top w:type="dxa" w:w="60"/>
                     <w:left w:type="dxa" w:w="100"/>
@@ -5868,31 +7222,6 @@
                       <w:color w:val="0000FF"/>
                     </w:rPr>
                     <w:t xml:space="preserve">한국인이 이 섬을 “독도(獨島)”라고 썼다는 기록이라서</w:t>
-                  </w:r>
-                </w:p>
-              </w:tc>
-              <w:tc>
-                <w:tcPr>
-                  <w:tcW w:type="dxa" w:w="1000"/>
-                  <w:tcMar>
-                    <w:top w:type="dxa" w:w="60"/>
-                    <w:left w:type="dxa" w:w="100"/>
-                    <w:bottom w:type="dxa" w:w="60"/>
-                    <w:right w:type="dxa" w:w="100"/>
-                  </w:tcMar>
-                  <w:vAlign w:val="center"/>
-                </w:tcPr>
-                <w:p>
-                  <w:pPr>
-                    <w:spacing w:after="30" w:before="0" w:line="276"/>
-                    <w:jc w:val="left"/>
-                  </w:pPr>
-                  <w:r>
-                    <w:rPr>
-                      <w:rFonts w:ascii="맑은 고딕" w:cs="맑은 고딕" w:eastAsia="맑은 고딕" w:hAnsi="맑은 고딕"/>
-                      <w:color w:val="0000FF"/>
-                    </w:rPr>
-                    <w:t xml:space="preserve">그대로</w:t>
                   </w:r>
                 </w:p>
               </w:tc>
@@ -5928,7 +7257,7 @@
               </w:tc>
               <w:tc>
                 <w:tcPr>
-                  <w:tcW w:type="dxa" w:w="1900"/>
+                  <w:tcW w:type="dxa" w:w="2300"/>
                   <w:tcMar>
                     <w:top w:type="dxa" w:w="60"/>
                     <w:left w:type="dxa" w:w="100"/>
@@ -5952,7 +7281,7 @@
               </w:tc>
               <w:tc>
                 <w:tcPr>
-                  <w:tcW w:type="dxa" w:w="1800"/>
+                  <w:tcW w:type="dxa" w:w="2000"/>
                   <w:tcMar>
                     <w:top w:type="dxa" w:w="60"/>
                     <w:left w:type="dxa" w:w="100"/>
@@ -5977,7 +7306,7 @@
               </w:tc>
               <w:tc>
                 <w:tcPr>
-                  <w:tcW w:type="dxa" w:w="2900"/>
+                  <w:tcW w:type="dxa" w:w="3300"/>
                   <w:tcMar>
                     <w:top w:type="dxa" w:w="60"/>
                     <w:left w:type="dxa" w:w="100"/>
@@ -5997,31 +7326,6 @@
                       <w:color w:val="0000FF"/>
                     </w:rPr>
                     <w:t xml:space="preserve">1906년 자료라 1900년 석도와 같은 섬인지는 따로 따져야 해서</w:t>
-                  </w:r>
-                </w:p>
-              </w:tc>
-              <w:tc>
-                <w:tcPr>
-                  <w:tcW w:type="dxa" w:w="1000"/>
-                  <w:tcMar>
-                    <w:top w:type="dxa" w:w="60"/>
-                    <w:left w:type="dxa" w:w="100"/>
-                    <w:bottom w:type="dxa" w:w="60"/>
-                    <w:right w:type="dxa" w:w="100"/>
-                  </w:tcMar>
-                  <w:vAlign w:val="center"/>
-                </w:tcPr>
-                <w:p>
-                  <w:pPr>
-                    <w:spacing w:after="30" w:before="0" w:line="276"/>
-                    <w:jc w:val="left"/>
-                  </w:pPr>
-                  <w:r>
-                    <w:rPr>
-                      <w:rFonts w:ascii="맑은 고딕" w:cs="맑은 고딕" w:eastAsia="맑은 고딕" w:hAnsi="맑은 고딕"/>
-                      <w:color w:val="0000FF"/>
-                    </w:rPr>
-                    <w:t xml:space="preserve">더 그렇다</w:t>
                   </w:r>
                 </w:p>
               </w:tc>
@@ -6038,7 +7342,7 @@
                 <w:b/>
                 <w:bCs/>
               </w:rPr>
-              <w:t xml:space="preserve">② 내 판단이 가장 크게 움직인(또는 움직이지 않은) 자료는 무엇이고, 왜 그랬나요?</w:t>
+              <w:t xml:space="preserve">② 내 판단을 가장 크게 움직인(또는 움직이지 않게 한) 자료는 무엇이고, 왜 그랬나요?</w:t>
             </w:r>
           </w:p>
           <w:tbl>
@@ -6115,7 +7419,135 @@
           </w:tbl>
           <w:p>
             <w:pPr>
-              <w:spacing w:after="60" w:before="120" w:line="276"/>
+              <w:spacing w:after="120" w:before="0" w:line="276"/>
+              <w:jc w:val="left"/>
+            </w:pPr>
+          </w:p>
+        </w:tc>
+      </w:tr>
+    </w:tbl>
+    <w:p>
+      <w:pPr>
+        <w:pageBreakBefore/>
+      </w:pPr>
+    </w:p>
+    <w:tbl>
+      <w:tblPr>
+        <w:tblW w:type="dxa" w:w="9638"/>
+        <w:tblBorders>
+          <w:top w:val="single" w:color="000000" w:sz="4"/>
+          <w:left w:val="single" w:color="000000" w:sz="4"/>
+          <w:bottom w:val="single" w:color="000000" w:sz="4"/>
+          <w:right w:val="single" w:color="000000" w:sz="4"/>
+          <w:insideH w:val="single" w:color="000000" w:sz="4"/>
+          <w:insideV w:val="single" w:color="000000" w:sz="4"/>
+        </w:tblBorders>
+      </w:tblPr>
+      <w:tblGrid>
+        <w:gridCol w:w="9638"/>
+      </w:tblGrid>
+      <w:tr>
+        <w:trPr>
+          <w:cantSplit w:val="off"/>
+        </w:trPr>
+        <w:tc>
+          <w:tcPr>
+            <w:tcW w:type="dxa" w:w="9638"/>
+            <w:tcMar>
+              <w:top w:type="dxa" w:w="160"/>
+              <w:left w:type="dxa" w:w="100"/>
+              <w:bottom w:type="dxa" w:w="60"/>
+              <w:right w:type="dxa" w:w="100"/>
+            </w:tcMar>
+            <w:vAlign w:val="top"/>
+          </w:tcPr>
+          <w:tbl>
+            <w:tblPr>
+              <w:tblW w:type="dxa" w:w="9000"/>
+              <w:tblBorders>
+                <w:top w:val="none" w:color="FFFFFF" w:sz="0"/>
+                <w:left w:val="none" w:color="FFFFFF" w:sz="0"/>
+                <w:bottom w:val="none" w:color="FFFFFF" w:sz="0"/>
+                <w:right w:val="none" w:color="FFFFFF" w:sz="0"/>
+                <w:insideH w:val="none" w:color="FFFFFF" w:sz="0"/>
+                <w:insideV w:val="none" w:color="FFFFFF" w:sz="0"/>
+              </w:tblBorders>
+            </w:tblPr>
+            <w:tblGrid>
+              <w:gridCol w:w="1300"/>
+              <w:gridCol w:w="7700"/>
+            </w:tblGrid>
+            <w:tr>
+              <w:trPr>
+                <w:cantSplit/>
+              </w:trPr>
+              <w:tc>
+                <w:tcPr>
+                  <w:tcW w:type="dxa" w:w="1300"/>
+                  <w:shd w:fill="DCE4F5" w:color="auto" w:val="clear"/>
+                  <w:tcMar>
+                    <w:top w:type="dxa" w:w="60"/>
+                    <w:left w:type="dxa" w:w="100"/>
+                    <w:bottom w:type="dxa" w:w="60"/>
+                    <w:right w:type="dxa" w:w="100"/>
+                  </w:tcMar>
+                  <w:vAlign w:val="center"/>
+                </w:tcPr>
+                <w:p>
+                  <w:pPr>
+                    <w:spacing w:after="30" w:before="0" w:line="276"/>
+                    <w:jc w:val="center"/>
+                  </w:pPr>
+                  <w:r>
+                    <w:rPr>
+                      <w:rFonts w:ascii="맑은 고딕" w:cs="맑은 고딕" w:eastAsia="맑은 고딕" w:hAnsi="맑은 고딕"/>
+                      <w:b/>
+                      <w:bCs/>
+                    </w:rPr>
+                    <w:t xml:space="preserve">활동 2</w:t>
+                  </w:r>
+                </w:p>
+              </w:tc>
+              <w:tc>
+                <w:tcPr>
+                  <w:tcW w:type="dxa" w:w="7700"/>
+                  <w:tcBorders>
+                    <w:top w:val="none" w:color="FFFFFF" w:sz="0"/>
+                    <w:left w:val="none" w:color="FFFFFF" w:sz="0"/>
+                    <w:bottom w:val="none" w:color="FFFFFF" w:sz="0"/>
+                    <w:right w:val="none" w:color="FFFFFF" w:sz="0"/>
+                  </w:tcBorders>
+                  <w:tcMar>
+                    <w:top w:type="dxa" w:w="60"/>
+                    <w:left w:type="dxa" w:w="100"/>
+                    <w:bottom w:type="dxa" w:w="60"/>
+                    <w:right w:type="dxa" w:w="100"/>
+                  </w:tcMar>
+                  <w:vAlign w:val="center"/>
+                </w:tcPr>
+                <w:p>
+                  <w:pPr>
+                    <w:spacing w:after="30" w:before="0" w:line="276"/>
+                    <w:jc w:val="center"/>
+                  </w:pPr>
+                  <w:r>
+                    <w:rPr>
+                      <w:rFonts w:ascii="맑은 고딕" w:cs="맑은 고딕" w:eastAsia="맑은 고딕" w:hAnsi="맑은 고딕"/>
+                      <w:b/>
+                      <w:bCs/>
+                      <w:sz w:val="22"/>
+                      <w:szCs w:val="22"/>
+                    </w:rPr>
+                    <w:t xml:space="preserve">[2차시] 판단 비교와 사료의 세 층</w:t>
+                  </w:r>
+                </w:p>
+              </w:tc>
+            </w:tr>
+          </w:tbl>
+          <w:p>
+            <w:pPr>
+              <w:spacing w:after="60" w:before="160" w:line="276"/>
+              <w:ind w:left="300" w:hanging="0"/>
               <w:jc w:val="left"/>
             </w:pPr>
             <w:r>
@@ -6124,7 +7556,21 @@
                 <w:b/>
                 <w:bCs/>
               </w:rPr>
-              <w:t xml:space="preserve">③ 짝과 판단이 달랐던 단계는 어디인가요? 같은 자료를 읽고도 왜 다르게 판단했을까요?</w:t>
+              <w:t xml:space="preserve">짝과 판단 비교하기</w:t>
+            </w:r>
+          </w:p>
+          <w:p>
+            <w:pPr>
+              <w:spacing w:after="60" w:before="120" w:line="276"/>
+              <w:jc w:val="left"/>
+            </w:pPr>
+            <w:r>
+              <w:rPr>
+                <w:rFonts w:ascii="맑은 고딕" w:cs="맑은 고딕" w:eastAsia="맑은 고딕" w:hAnsi="맑은 고딕"/>
+                <w:b/>
+                <w:bCs/>
+              </w:rPr>
+              <w:t xml:space="preserve">① 짝과 판단이 가장 크게 달랐던 단계 하나를 골라, 서로의 근거를 적어 보세요.</w:t>
             </w:r>
           </w:p>
           <w:tbl>
@@ -6167,9 +7613,15 @@
                   <w:r>
                     <w:rPr>
                       <w:rFonts w:ascii="맑은 고딕" w:cs="맑은 고딕" w:eastAsia="맑은 고딕" w:hAnsi="맑은 고딕"/>
+                    </w:rPr>
+                    <w:t xml:space="preserve">· 단계 : </w:t>
+                  </w:r>
+                  <w:r>
+                    <w:rPr>
+                      <w:rFonts w:ascii="맑은 고딕" w:cs="맑은 고딕" w:eastAsia="맑은 고딕" w:hAnsi="맑은 고딕"/>
                       <w:color w:val="0000FF"/>
                     </w:rPr>
-                    <w:t xml:space="preserve">예시) 1906년에서 나는 ‘그대로’, 짝은 ‘더 그렇다’였다. 짝은 “본군 소속 독도”라는 표현을, 나는 1906년 자료만으로 1900년 석도를 확정할 수 없다는 점을 근거로 들었다. 같은 자료라도 무엇을 근거로 삼느냐에 따라 판단이 달라질 수 있음을 확인하게 한다.</w:t>
+                    <w:t xml:space="preserve">1906년(울도군수 보고·지령 제3호)</w:t>
                   </w:r>
                 </w:p>
               </w:tc>
@@ -6195,10 +7647,585 @@
                     <w:spacing w:after="30" w:before="0" w:line="276"/>
                     <w:jc w:val="left"/>
                   </w:pPr>
+                  <w:r>
+                    <w:rPr>
+                      <w:rFonts w:ascii="맑은 고딕" w:cs="맑은 고딕" w:eastAsia="맑은 고딕" w:hAnsi="맑은 고딕"/>
+                    </w:rPr>
+                    <w:t xml:space="preserve">· 나의 판단과 근거 : </w:t>
+                  </w:r>
+                  <w:r>
+                    <w:rPr>
+                      <w:rFonts w:ascii="맑은 고딕" w:cs="맑은 고딕" w:eastAsia="맑은 고딕" w:hAnsi="맑은 고딕"/>
+                      <w:color w:val="0000FF"/>
+                    </w:rPr>
+                    <w:t xml:space="preserve">그대로다 — 1906년 자료만으로 1900년 석도를 확정할 수 없어서</w:t>
+                  </w:r>
+                </w:p>
+              </w:tc>
+            </w:tr>
+            <w:tr>
+              <w:trPr>
+                <w:cantSplit/>
+                <w:trHeight w:val="420" w:hRule="atLeast"/>
+              </w:trPr>
+              <w:tc>
+                <w:tcPr>
+                  <w:tcW w:type="dxa" w:w="8600"/>
+                  <w:tcMar>
+                    <w:top w:type="dxa" w:w="40"/>
+                    <w:left w:type="dxa" w:w="100"/>
+                    <w:bottom w:type="dxa" w:w="40"/>
+                    <w:right w:type="dxa" w:w="100"/>
+                  </w:tcMar>
+                  <w:vAlign w:val="center"/>
+                </w:tcPr>
+                <w:p>
+                  <w:pPr>
+                    <w:spacing w:after="30" w:before="0" w:line="276"/>
+                    <w:jc w:val="left"/>
+                  </w:pPr>
+                  <w:r>
+                    <w:rPr>
+                      <w:rFonts w:ascii="맑은 고딕" w:cs="맑은 고딕" w:eastAsia="맑은 고딕" w:hAnsi="맑은 고딕"/>
+                    </w:rPr>
+                    <w:t xml:space="preserve">· 짝의 판단과 근거 : </w:t>
+                  </w:r>
+                  <w:r>
+                    <w:rPr>
+                      <w:rFonts w:ascii="맑은 고딕" w:cs="맑은 고딕" w:eastAsia="맑은 고딕" w:hAnsi="맑은 고딕"/>
+                      <w:color w:val="0000FF"/>
+                    </w:rPr>
+                    <w:t xml:space="preserve">더 그렇다 — 울도군수가 “본군 소속 독도”라고 보고해서</w:t>
+                  </w:r>
+                </w:p>
+              </w:tc>
+            </w:tr>
+            <w:tr>
+              <w:trPr>
+                <w:cantSplit/>
+                <w:trHeight w:val="420" w:hRule="atLeast"/>
+              </w:trPr>
+              <w:tc>
+                <w:tcPr>
+                  <w:tcW w:type="dxa" w:w="8600"/>
+                  <w:tcMar>
+                    <w:top w:type="dxa" w:w="40"/>
+                    <w:left w:type="dxa" w:w="100"/>
+                    <w:bottom w:type="dxa" w:w="40"/>
+                    <w:right w:type="dxa" w:w="100"/>
+                  </w:tcMar>
+                  <w:vAlign w:val="center"/>
+                </w:tcPr>
+                <w:p>
+                  <w:pPr>
+                    <w:spacing w:after="30" w:before="0" w:line="276"/>
+                    <w:jc w:val="left"/>
+                  </w:pPr>
+                  <w:r>
+                    <w:rPr>
+                      <w:rFonts w:ascii="맑은 고딕" w:cs="맑은 고딕" w:eastAsia="맑은 고딕" w:hAnsi="맑은 고딕"/>
+                    </w:rPr>
+                    <w:t xml:space="preserve">· 같은 자료를 다르게 읽은 까닭 : </w:t>
+                  </w:r>
+                  <w:r>
+                    <w:rPr>
+                      <w:rFonts w:ascii="맑은 고딕" w:cs="맑은 고딕" w:eastAsia="맑은 고딕" w:hAnsi="맑은 고딕"/>
+                      <w:color w:val="0000FF"/>
+                    </w:rPr>
+                    <w:t xml:space="preserve">자료의 표현을 근거로 삼았는지, 자료가 만들어진 시점을 근거로 삼았는지가 달랐다. 무엇을 근거로 삼느냐에 따라 판단이 달라질 수 있음을 확인하게 한다.</w:t>
+                  </w:r>
                 </w:p>
               </w:tc>
             </w:tr>
           </w:tbl>
+          <w:p>
+            <w:pPr>
+              <w:spacing w:after="60" w:before="160" w:line="276"/>
+              <w:ind w:left="300" w:hanging="0"/>
+              <w:jc w:val="left"/>
+            </w:pPr>
+            <w:r>
+              <w:rPr>
+                <w:rFonts w:ascii="맑은 고딕" w:cs="맑은 고딕" w:eastAsia="맑은 고딕" w:hAnsi="맑은 고딕"/>
+                <w:b/>
+                <w:bCs/>
+              </w:rPr>
+              <w:t xml:space="preserve">내 전시 패널에서 직접 진술·연결 해석·현재의 평가 찾기</w:t>
+            </w:r>
+          </w:p>
+          <w:p>
+            <w:pPr>
+              <w:spacing w:after="60" w:before="120" w:line="276"/>
+              <w:jc w:val="left"/>
+            </w:pPr>
+            <w:r>
+              <w:rPr>
+                <w:rFonts w:ascii="맑은 고딕" w:cs="맑은 고딕" w:eastAsia="맑은 고딕" w:hAnsi="맑은 고딕"/>
+                <w:b/>
+                <w:bCs/>
+              </w:rPr>
+              <w:t xml:space="preserve">② 내 전시 패널에서 문장을 하나씩 골라 옮겨 적고, 근거 사료를 적어 보세요.</w:t>
+            </w:r>
+          </w:p>
+          <w:tbl>
+            <w:tblPr>
+              <w:tblW w:type="dxa" w:w="8600"/>
+              <w:jc w:val="right"/>
+              <w:tblBorders>
+                <w:top w:val="single" w:color="000000" w:sz="4"/>
+                <w:left w:val="single" w:color="000000" w:sz="4"/>
+                <w:bottom w:val="single" w:color="000000" w:sz="4"/>
+                <w:right w:val="single" w:color="000000" w:sz="4"/>
+                <w:insideH w:val="single" w:color="000000" w:sz="4"/>
+                <w:insideV w:val="single" w:color="000000" w:sz="4"/>
+              </w:tblBorders>
+            </w:tblPr>
+            <w:tblGrid>
+              <w:gridCol w:w="1300"/>
+              <w:gridCol w:w="2300"/>
+              <w:gridCol w:w="3500"/>
+              <w:gridCol w:w="1500"/>
+            </w:tblGrid>
+            <w:tr>
+              <w:trPr>
+                <w:cantSplit/>
+              </w:trPr>
+              <w:tc>
+                <w:tcPr>
+                  <w:tcW w:type="dxa" w:w="1300"/>
+                  <w:shd w:fill="DCE4F5" w:color="auto" w:val="clear"/>
+                  <w:tcMar>
+                    <w:top w:type="dxa" w:w="60"/>
+                    <w:left w:type="dxa" w:w="100"/>
+                    <w:bottom w:type="dxa" w:w="60"/>
+                    <w:right w:type="dxa" w:w="100"/>
+                  </w:tcMar>
+                  <w:vAlign w:val="center"/>
+                </w:tcPr>
+                <w:p>
+                  <w:pPr>
+                    <w:spacing w:after="30" w:before="0" w:line="276"/>
+                    <w:jc w:val="center"/>
+                  </w:pPr>
+                  <w:r>
+                    <w:rPr>
+                      <w:rFonts w:ascii="맑은 고딕" w:cs="맑은 고딕" w:eastAsia="맑은 고딕" w:hAnsi="맑은 고딕"/>
+                      <w:b/>
+                      <w:bCs/>
+                    </w:rPr>
+                    <w:t xml:space="preserve">층</w:t>
+                  </w:r>
+                </w:p>
+              </w:tc>
+              <w:tc>
+                <w:tcPr>
+                  <w:tcW w:type="dxa" w:w="2300"/>
+                  <w:shd w:fill="DCE4F5" w:color="auto" w:val="clear"/>
+                  <w:tcMar>
+                    <w:top w:type="dxa" w:w="60"/>
+                    <w:left w:type="dxa" w:w="100"/>
+                    <w:bottom w:type="dxa" w:w="60"/>
+                    <w:right w:type="dxa" w:w="100"/>
+                  </w:tcMar>
+                  <w:vAlign w:val="center"/>
+                </w:tcPr>
+                <w:p>
+                  <w:pPr>
+                    <w:spacing w:after="30" w:before="0" w:line="276"/>
+                    <w:jc w:val="center"/>
+                  </w:pPr>
+                  <w:r>
+                    <w:rPr>
+                      <w:rFonts w:ascii="맑은 고딕" w:cs="맑은 고딕" w:eastAsia="맑은 고딕" w:hAnsi="맑은 고딕"/>
+                      <w:b/>
+                      <w:bCs/>
+                    </w:rPr>
+                    <w:t xml:space="preserve">뜻</w:t>
+                  </w:r>
+                </w:p>
+              </w:tc>
+              <w:tc>
+                <w:tcPr>
+                  <w:tcW w:type="dxa" w:w="3500"/>
+                  <w:shd w:fill="DCE4F5" w:color="auto" w:val="clear"/>
+                  <w:tcMar>
+                    <w:top w:type="dxa" w:w="60"/>
+                    <w:left w:type="dxa" w:w="100"/>
+                    <w:bottom w:type="dxa" w:w="60"/>
+                    <w:right w:type="dxa" w:w="100"/>
+                  </w:tcMar>
+                  <w:vAlign w:val="center"/>
+                </w:tcPr>
+                <w:p>
+                  <w:pPr>
+                    <w:spacing w:after="30" w:before="0" w:line="276"/>
+                    <w:jc w:val="center"/>
+                  </w:pPr>
+                  <w:r>
+                    <w:rPr>
+                      <w:rFonts w:ascii="맑은 고딕" w:cs="맑은 고딕" w:eastAsia="맑은 고딕" w:hAnsi="맑은 고딕"/>
+                      <w:b/>
+                      <w:bCs/>
+                    </w:rPr>
+                    <w:t xml:space="preserve">내 패널에서 찾은 문장</w:t>
+                  </w:r>
+                </w:p>
+              </w:tc>
+              <w:tc>
+                <w:tcPr>
+                  <w:tcW w:type="dxa" w:w="1500"/>
+                  <w:shd w:fill="DCE4F5" w:color="auto" w:val="clear"/>
+                  <w:tcMar>
+                    <w:top w:type="dxa" w:w="60"/>
+                    <w:left w:type="dxa" w:w="100"/>
+                    <w:bottom w:type="dxa" w:w="60"/>
+                    <w:right w:type="dxa" w:w="100"/>
+                  </w:tcMar>
+                  <w:vAlign w:val="center"/>
+                </w:tcPr>
+                <w:p>
+                  <w:pPr>
+                    <w:spacing w:after="30" w:before="0" w:line="276"/>
+                    <w:jc w:val="center"/>
+                  </w:pPr>
+                  <w:r>
+                    <w:rPr>
+                      <w:rFonts w:ascii="맑은 고딕" w:cs="맑은 고딕" w:eastAsia="맑은 고딕" w:hAnsi="맑은 고딕"/>
+                      <w:b/>
+                      <w:bCs/>
+                    </w:rPr>
+                    <w:t xml:space="preserve">근거 사료</w:t>
+                  </w:r>
+                </w:p>
+              </w:tc>
+            </w:tr>
+            <w:tr>
+              <w:trPr>
+                <w:cantSplit/>
+                <w:trHeight w:val="520" w:hRule="atLeast"/>
+              </w:trPr>
+              <w:tc>
+                <w:tcPr>
+                  <w:tcW w:type="dxa" w:w="1300"/>
+                  <w:tcMar>
+                    <w:top w:type="dxa" w:w="60"/>
+                    <w:left w:type="dxa" w:w="100"/>
+                    <w:bottom w:type="dxa" w:w="60"/>
+                    <w:right w:type="dxa" w:w="100"/>
+                  </w:tcMar>
+                  <w:vAlign w:val="center"/>
+                </w:tcPr>
+                <w:p>
+                  <w:pPr>
+                    <w:spacing w:after="30" w:before="0" w:line="276"/>
+                    <w:jc w:val="left"/>
+                  </w:pPr>
+                  <w:r>
+                    <w:rPr>
+                      <w:rFonts w:ascii="맑은 고딕" w:cs="맑은 고딕" w:eastAsia="맑은 고딕" w:hAnsi="맑은 고딕"/>
+                    </w:rPr>
+                    <w:t xml:space="preserve">① 직접 진술</w:t>
+                  </w:r>
+                </w:p>
+              </w:tc>
+              <w:tc>
+                <w:tcPr>
+                  <w:tcW w:type="dxa" w:w="2300"/>
+                  <w:tcMar>
+                    <w:top w:type="dxa" w:w="60"/>
+                    <w:left w:type="dxa" w:w="100"/>
+                    <w:bottom w:type="dxa" w:w="60"/>
+                    <w:right w:type="dxa" w:w="100"/>
+                  </w:tcMar>
+                  <w:vAlign w:val="center"/>
+                </w:tcPr>
+                <w:p>
+                  <w:pPr>
+                    <w:spacing w:after="30" w:before="0" w:line="276"/>
+                    <w:jc w:val="left"/>
+                  </w:pPr>
+                  <w:r>
+                    <w:rPr>
+                      <w:rFonts w:ascii="맑은 고딕" w:cs="맑은 고딕" w:eastAsia="맑은 고딕" w:hAnsi="맑은 고딕"/>
+                    </w:rPr>
+                    <w:t xml:space="preserve">사료가 직접 말하는 것</w:t>
+                  </w:r>
+                </w:p>
+              </w:tc>
+              <w:tc>
+                <w:tcPr>
+                  <w:tcW w:type="dxa" w:w="3500"/>
+                  <w:tcMar>
+                    <w:top w:type="dxa" w:w="60"/>
+                    <w:left w:type="dxa" w:w="100"/>
+                    <w:bottom w:type="dxa" w:w="60"/>
+                    <w:right w:type="dxa" w:w="100"/>
+                  </w:tcMar>
+                  <w:vAlign w:val="center"/>
+                </w:tcPr>
+                <w:p>
+                  <w:pPr>
+                    <w:spacing w:after="30" w:before="0" w:line="276"/>
+                    <w:jc w:val="left"/>
+                  </w:pPr>
+                  <w:r>
+                    <w:rPr>
+                      <w:rFonts w:ascii="맑은 고딕" w:cs="맑은 고딕" w:eastAsia="맑은 고딕" w:hAnsi="맑은 고딕"/>
+                      <w:color w:val="0000FF"/>
+                    </w:rPr>
+                    <w:t xml:space="preserve">1900년 대한제국은 울도군의 관할 구역에 “울릉전도, 죽도, 석도”를 적었다.</w:t>
+                  </w:r>
+                </w:p>
+              </w:tc>
+              <w:tc>
+                <w:tcPr>
+                  <w:tcW w:type="dxa" w:w="1500"/>
+                  <w:tcMar>
+                    <w:top w:type="dxa" w:w="60"/>
+                    <w:left w:type="dxa" w:w="100"/>
+                    <w:bottom w:type="dxa" w:w="60"/>
+                    <w:right w:type="dxa" w:w="100"/>
+                  </w:tcMar>
+                  <w:vAlign w:val="center"/>
+                </w:tcPr>
+                <w:p>
+                  <w:pPr>
+                    <w:spacing w:after="30" w:before="0" w:line="276"/>
+                    <w:jc w:val="left"/>
+                  </w:pPr>
+                  <w:r>
+                    <w:rPr>
+                      <w:rFonts w:ascii="맑은 고딕" w:cs="맑은 고딕" w:eastAsia="맑은 고딕" w:hAnsi="맑은 고딕"/>
+                      <w:color w:val="0000FF"/>
+                    </w:rPr>
+                    <w:t xml:space="preserve">칙령 제41호</w:t>
+                  </w:r>
+                </w:p>
+              </w:tc>
+            </w:tr>
+            <w:tr>
+              <w:trPr>
+                <w:cantSplit/>
+                <w:trHeight w:val="520" w:hRule="atLeast"/>
+              </w:trPr>
+              <w:tc>
+                <w:tcPr>
+                  <w:tcW w:type="dxa" w:w="1300"/>
+                  <w:tcMar>
+                    <w:top w:type="dxa" w:w="60"/>
+                    <w:left w:type="dxa" w:w="100"/>
+                    <w:bottom w:type="dxa" w:w="60"/>
+                    <w:right w:type="dxa" w:w="100"/>
+                  </w:tcMar>
+                  <w:vAlign w:val="center"/>
+                </w:tcPr>
+                <w:p>
+                  <w:pPr>
+                    <w:spacing w:after="30" w:before="0" w:line="276"/>
+                    <w:jc w:val="left"/>
+                  </w:pPr>
+                  <w:r>
+                    <w:rPr>
+                      <w:rFonts w:ascii="맑은 고딕" w:cs="맑은 고딕" w:eastAsia="맑은 고딕" w:hAnsi="맑은 고딕"/>
+                    </w:rPr>
+                    <w:t xml:space="preserve">② 연결 해석</w:t>
+                  </w:r>
+                </w:p>
+              </w:tc>
+              <w:tc>
+                <w:tcPr>
+                  <w:tcW w:type="dxa" w:w="2300"/>
+                  <w:tcMar>
+                    <w:top w:type="dxa" w:w="60"/>
+                    <w:left w:type="dxa" w:w="100"/>
+                    <w:bottom w:type="dxa" w:w="60"/>
+                    <w:right w:type="dxa" w:w="100"/>
+                  </w:tcMar>
+                  <w:vAlign w:val="center"/>
+                </w:tcPr>
+                <w:p>
+                  <w:pPr>
+                    <w:spacing w:after="30" w:before="0" w:line="276"/>
+                    <w:jc w:val="left"/>
+                  </w:pPr>
+                  <w:r>
+                    <w:rPr>
+                      <w:rFonts w:ascii="맑은 고딕" w:cs="맑은 고딕" w:eastAsia="맑은 고딕" w:hAnsi="맑은 고딕"/>
+                    </w:rPr>
+                    <w:t xml:space="preserve">여러 자료를 연결해 해석한 것</w:t>
+                  </w:r>
+                </w:p>
+              </w:tc>
+              <w:tc>
+                <w:tcPr>
+                  <w:tcW w:type="dxa" w:w="3500"/>
+                  <w:tcMar>
+                    <w:top w:type="dxa" w:w="60"/>
+                    <w:left w:type="dxa" w:w="100"/>
+                    <w:bottom w:type="dxa" w:w="60"/>
+                    <w:right w:type="dxa" w:w="100"/>
+                  </w:tcMar>
+                  <w:vAlign w:val="center"/>
+                </w:tcPr>
+                <w:p>
+                  <w:pPr>
+                    <w:spacing w:after="30" w:before="0" w:line="276"/>
+                    <w:jc w:val="left"/>
+                  </w:pPr>
+                  <w:r>
+                    <w:rPr>
+                      <w:rFonts w:ascii="맑은 고딕" w:cs="맑은 고딕" w:eastAsia="맑은 고딕" w:hAnsi="맑은 고딕"/>
+                      <w:color w:val="0000FF"/>
+                    </w:rPr>
+                    <w:t xml:space="preserve">1900년 대한제국은 독도를 울도군 관할로 정했다.</w:t>
+                  </w:r>
+                </w:p>
+              </w:tc>
+              <w:tc>
+                <w:tcPr>
+                  <w:tcW w:type="dxa" w:w="1500"/>
+                  <w:tcMar>
+                    <w:top w:type="dxa" w:w="60"/>
+                    <w:left w:type="dxa" w:w="100"/>
+                    <w:bottom w:type="dxa" w:w="60"/>
+                    <w:right w:type="dxa" w:w="100"/>
+                  </w:tcMar>
+                  <w:vAlign w:val="center"/>
+                </w:tcPr>
+                <w:p>
+                  <w:pPr>
+                    <w:spacing w:after="30" w:before="0" w:line="276"/>
+                    <w:jc w:val="left"/>
+                  </w:pPr>
+                  <w:r>
+                    <w:rPr>
+                      <w:rFonts w:ascii="맑은 고딕" w:cs="맑은 고딕" w:eastAsia="맑은 고딕" w:hAnsi="맑은 고딕"/>
+                      <w:color w:val="0000FF"/>
+                    </w:rPr>
+                    <w:t xml:space="preserve">칙령 제41호 + 1904·1906 기록</w:t>
+                  </w:r>
+                </w:p>
+              </w:tc>
+            </w:tr>
+            <w:tr>
+              <w:trPr>
+                <w:cantSplit/>
+                <w:trHeight w:val="520" w:hRule="atLeast"/>
+              </w:trPr>
+              <w:tc>
+                <w:tcPr>
+                  <w:tcW w:type="dxa" w:w="1300"/>
+                  <w:tcMar>
+                    <w:top w:type="dxa" w:w="60"/>
+                    <w:left w:type="dxa" w:w="100"/>
+                    <w:bottom w:type="dxa" w:w="60"/>
+                    <w:right w:type="dxa" w:w="100"/>
+                  </w:tcMar>
+                  <w:vAlign w:val="center"/>
+                </w:tcPr>
+                <w:p>
+                  <w:pPr>
+                    <w:spacing w:after="30" w:before="0" w:line="276"/>
+                    <w:jc w:val="left"/>
+                  </w:pPr>
+                  <w:r>
+                    <w:rPr>
+                      <w:rFonts w:ascii="맑은 고딕" w:cs="맑은 고딕" w:eastAsia="맑은 고딕" w:hAnsi="맑은 고딕"/>
+                    </w:rPr>
+                    <w:t xml:space="preserve">③ 현재의 평가</w:t>
+                  </w:r>
+                </w:p>
+              </w:tc>
+              <w:tc>
+                <w:tcPr>
+                  <w:tcW w:type="dxa" w:w="2300"/>
+                  <w:tcMar>
+                    <w:top w:type="dxa" w:w="60"/>
+                    <w:left w:type="dxa" w:w="100"/>
+                    <w:bottom w:type="dxa" w:w="60"/>
+                    <w:right w:type="dxa" w:w="100"/>
+                  </w:tcMar>
+                  <w:vAlign w:val="center"/>
+                </w:tcPr>
+                <w:p>
+                  <w:pPr>
+                    <w:spacing w:after="30" w:before="0" w:line="276"/>
+                    <w:jc w:val="left"/>
+                  </w:pPr>
+                  <w:r>
+                    <w:rPr>
+                      <w:rFonts w:ascii="맑은 고딕" w:cs="맑은 고딕" w:eastAsia="맑은 고딕" w:hAnsi="맑은 고딕"/>
+                    </w:rPr>
+                    <w:t xml:space="preserve">오늘날 우리가 평가하는 것</w:t>
+                  </w:r>
+                </w:p>
+              </w:tc>
+              <w:tc>
+                <w:tcPr>
+                  <w:tcW w:type="dxa" w:w="3500"/>
+                  <w:tcMar>
+                    <w:top w:type="dxa" w:w="60"/>
+                    <w:left w:type="dxa" w:w="100"/>
+                    <w:bottom w:type="dxa" w:w="60"/>
+                    <w:right w:type="dxa" w:w="100"/>
+                  </w:tcMar>
+                  <w:vAlign w:val="center"/>
+                </w:tcPr>
+                <w:p>
+                  <w:pPr>
+                    <w:spacing w:after="30" w:before="0" w:line="276"/>
+                    <w:jc w:val="left"/>
+                  </w:pPr>
+                  <w:r>
+                    <w:rPr>
+                      <w:rFonts w:ascii="맑은 고딕" w:cs="맑은 고딕" w:eastAsia="맑은 고딕" w:hAnsi="맑은 고딕"/>
+                      <w:color w:val="0000FF"/>
+                    </w:rPr>
+                    <w:t xml:space="preserve">1877·1900·1904·1906년의 기록을 함께 읽으면, 1905년 결정문의 “다른 나라가 점유한 형적이 없다”는 판단은 그대로 받아들이기 어렵다.</w:t>
+                  </w:r>
+                </w:p>
+              </w:tc>
+              <w:tc>
+                <w:tcPr>
+                  <w:tcW w:type="dxa" w:w="1500"/>
+                  <w:tcMar>
+                    <w:top w:type="dxa" w:w="60"/>
+                    <w:left w:type="dxa" w:w="100"/>
+                    <w:bottom w:type="dxa" w:w="60"/>
+                    <w:right w:type="dxa" w:w="100"/>
+                  </w:tcMar>
+                  <w:vAlign w:val="center"/>
+                </w:tcPr>
+                <w:p>
+                  <w:pPr>
+                    <w:spacing w:after="30" w:before="0" w:line="276"/>
+                    <w:jc w:val="left"/>
+                  </w:pPr>
+                  <w:r>
+                    <w:rPr>
+                      <w:rFonts w:ascii="맑은 고딕" w:cs="맑은 고딕" w:eastAsia="맑은 고딕" w:hAnsi="맑은 고딕"/>
+                      <w:color w:val="0000FF"/>
+                    </w:rPr>
+                    <w:t xml:space="preserve">맺음 문장(여러 기록 종합)</w:t>
+                  </w:r>
+                </w:p>
+              </w:tc>
+            </w:tr>
+          </w:tbl>
+          <w:p>
+            <w:pPr>
+              <w:spacing w:after="30" w:before="0" w:line="276"/>
+              <w:ind w:left="200" w:hanging="0"/>
+              <w:jc w:val="left"/>
+            </w:pPr>
+            <w:r>
+              <w:rPr>
+                <w:rFonts w:ascii="맑은 고딕" w:cs="맑은 고딕" w:eastAsia="맑은 고딕" w:hAnsi="맑은 고딕"/>
+                <w:color w:val="0000FF"/>
+              </w:rPr>
+              <w:t xml:space="preserve">② 연결 해석은 틀린 문장이라는 뜻이 아니다. 칙령 문면의 ‘석도’를 다른 자료(돌섬·독섬 명칭, 1904·1906년 기록)와 연결해 ‘독도’로 읽은 문장이라는 뜻이다. 독도 통합홍보 표준 지침(2021)은 석도를 ‘1900년 대한제국 칙령 제41호에 기록된 독도의 명칭’으로 규정하며, 이 활동은 그 결론에 이르는 근거를 학생이 사료로 직접 확인하게 하는 것이다. 직접 진술도 그 자체로 역사적 사실이 되는 것은 아니며, 누가 어떤 목적으로 쓴 기록인지 함께 따져야 함을 덧붙인다.</w:t>
+            </w:r>
+          </w:p>
           <w:p>
             <w:pPr>
               <w:spacing w:after="120" w:before="0" w:line="276"/>
@@ -6287,7 +8314,7 @@
                       <w:b/>
                       <w:bCs/>
                     </w:rPr>
-                    <w:t xml:space="preserve">활동 2</w:t>
+                    <w:t xml:space="preserve">활동 3</w:t>
                   </w:r>
                 </w:p>
               </w:tc>
@@ -6321,7 +8348,7 @@
                       <w:sz w:val="22"/>
                       <w:szCs w:val="22"/>
                     </w:rPr>
-                    <w:t xml:space="preserve">사료의 세 층과 동아시아 맥락</w:t>
+                    <w:t xml:space="preserve">[2차시] 1905년의 동아시아 맥락</w:t>
                   </w:r>
                 </w:p>
               </w:tc>
@@ -6339,7 +8366,7 @@
                 <w:b/>
                 <w:bCs/>
               </w:rPr>
-              <w:t xml:space="preserve">내 전시 패널에서 직접 진술·연결 해석·현재의 평가 찾기</w:t>
+              <w:t xml:space="preserve">연표로 사건 순서 정리하기</w:t>
             </w:r>
           </w:p>
           <w:p>
@@ -6353,7 +8380,7 @@
                 <w:b/>
                 <w:bCs/>
               </w:rPr>
-              <w:t xml:space="preserve">① 내 전시 패널에서 문장을 하나씩 골라 옮겨 적고, 근거 사료를 적어 보세요.</w:t>
+              <w:t xml:space="preserve">① 시간 띠와 연표를 보고 각 시기에 일어난 일을 적어 보세요.</w:t>
             </w:r>
           </w:p>
           <w:tbl>
@@ -6371,9 +8398,8 @@
             </w:tblPr>
             <w:tblGrid>
               <w:gridCol w:w="1300"/>
-              <w:gridCol w:w="2300"/>
-              <w:gridCol w:w="3500"/>
-              <w:gridCol w:w="1500"/>
+              <w:gridCol w:w="4000"/>
+              <w:gridCol w:w="3300"/>
             </w:tblGrid>
             <w:tr>
               <w:trPr>
@@ -6402,13 +8428,13 @@
                       <w:b/>
                       <w:bCs/>
                     </w:rPr>
-                    <w:t xml:space="preserve">층</w:t>
-                  </w:r>
-                </w:p>
-              </w:tc>
-              <w:tc>
-                <w:tcPr>
-                  <w:tcW w:type="dxa" w:w="2300"/>
+                    <w:t xml:space="preserve">시기</w:t>
+                  </w:r>
+                </w:p>
+              </w:tc>
+              <w:tc>
+                <w:tcPr>
+                  <w:tcW w:type="dxa" w:w="4000"/>
                   <w:shd w:fill="DCE4F5" w:color="auto" w:val="clear"/>
                   <w:tcMar>
                     <w:top w:type="dxa" w:w="60"/>
@@ -6429,13 +8455,13 @@
                       <w:b/>
                       <w:bCs/>
                     </w:rPr>
-                    <w:t xml:space="preserve">뜻</w:t>
-                  </w:r>
-                </w:p>
-              </w:tc>
-              <w:tc>
-                <w:tcPr>
-                  <w:tcW w:type="dxa" w:w="3500"/>
+                    <w:t xml:space="preserve">일어난 일</w:t>
+                  </w:r>
+                </w:p>
+              </w:tc>
+              <w:tc>
+                <w:tcPr>
+                  <w:tcW w:type="dxa" w:w="3300"/>
                   <w:shd w:fill="DCE4F5" w:color="auto" w:val="clear"/>
                   <w:tcMar>
                     <w:top w:type="dxa" w:w="60"/>
@@ -6456,34 +8482,7 @@
                       <w:b/>
                       <w:bCs/>
                     </w:rPr>
-                    <w:t xml:space="preserve">내 패널에서 찾은 문장</w:t>
-                  </w:r>
-                </w:p>
-              </w:tc>
-              <w:tc>
-                <w:tcPr>
-                  <w:tcW w:type="dxa" w:w="1500"/>
-                  <w:shd w:fill="DCE4F5" w:color="auto" w:val="clear"/>
-                  <w:tcMar>
-                    <w:top w:type="dxa" w:w="60"/>
-                    <w:left w:type="dxa" w:w="100"/>
-                    <w:bottom w:type="dxa" w:w="60"/>
-                    <w:right w:type="dxa" w:w="100"/>
-                  </w:tcMar>
-                  <w:vAlign w:val="center"/>
-                </w:tcPr>
-                <w:p>
-                  <w:pPr>
-                    <w:spacing w:after="30" w:before="0" w:line="276"/>
-                    <w:jc w:val="center"/>
-                  </w:pPr>
-                  <w:r>
-                    <w:rPr>
-                      <w:rFonts w:ascii="맑은 고딕" w:cs="맑은 고딕" w:eastAsia="맑은 고딕" w:hAnsi="맑은 고딕"/>
-                      <w:b/>
-                      <w:bCs/>
-                    </w:rPr>
-                    <w:t xml:space="preserve">근거 사료</w:t>
+                    <w:t xml:space="preserve">독도 기록과의 관계</w:t>
                   </w:r>
                 </w:p>
               </w:tc>
@@ -6513,37 +8512,13 @@
                     <w:rPr>
                       <w:rFonts w:ascii="맑은 고딕" w:cs="맑은 고딕" w:eastAsia="맑은 고딕" w:hAnsi="맑은 고딕"/>
                     </w:rPr>
-                    <w:t xml:space="preserve">① 직접 진술</w:t>
-                  </w:r>
-                </w:p>
-              </w:tc>
-              <w:tc>
-                <w:tcPr>
-                  <w:tcW w:type="dxa" w:w="2300"/>
-                  <w:tcMar>
-                    <w:top w:type="dxa" w:w="60"/>
-                    <w:left w:type="dxa" w:w="100"/>
-                    <w:bottom w:type="dxa" w:w="60"/>
-                    <w:right w:type="dxa" w:w="100"/>
-                  </w:tcMar>
-                  <w:vAlign w:val="center"/>
-                </w:tcPr>
-                <w:p>
-                  <w:pPr>
-                    <w:spacing w:after="30" w:before="0" w:line="276"/>
-                    <w:jc w:val="left"/>
-                  </w:pPr>
-                  <w:r>
-                    <w:rPr>
-                      <w:rFonts w:ascii="맑은 고딕" w:cs="맑은 고딕" w:eastAsia="맑은 고딕" w:hAnsi="맑은 고딕"/>
-                    </w:rPr>
-                    <w:t xml:space="preserve">사료가 직접 말하는 것</w:t>
-                  </w:r>
-                </w:p>
-              </w:tc>
-              <w:tc>
-                <w:tcPr>
-                  <w:tcW w:type="dxa" w:w="3500"/>
+                    <w:t xml:space="preserve">1904. 2</w:t>
+                  </w:r>
+                </w:p>
+              </w:tc>
+              <w:tc>
+                <w:tcPr>
+                  <w:tcW w:type="dxa" w:w="4000"/>
                   <w:tcMar>
                     <w:top w:type="dxa" w:w="60"/>
                     <w:left w:type="dxa" w:w="100"/>
@@ -6562,13 +8537,13 @@
                       <w:rFonts w:ascii="맑은 고딕" w:cs="맑은 고딕" w:eastAsia="맑은 고딕" w:hAnsi="맑은 고딕"/>
                       <w:color w:val="0000FF"/>
                     </w:rPr>
-                    <w:t xml:space="preserve">1900년 대한제국은 울도군의 관할 구역에 “울릉전도, 죽도, 석도”를 적었다.</w:t>
-                  </w:r>
-                </w:p>
-              </w:tc>
-              <w:tc>
-                <w:tcPr>
-                  <w:tcW w:type="dxa" w:w="1500"/>
+                    <w:t xml:space="preserve">러일전쟁 시작, 한일의정서</w:t>
+                  </w:r>
+                </w:p>
+              </w:tc>
+              <w:tc>
+                <w:tcPr>
+                  <w:tcW w:type="dxa" w:w="3300"/>
                   <w:tcMar>
                     <w:top w:type="dxa" w:w="60"/>
                     <w:left w:type="dxa" w:w="100"/>
@@ -6587,7 +8562,7 @@
                       <w:rFonts w:ascii="맑은 고딕" w:cs="맑은 고딕" w:eastAsia="맑은 고딕" w:hAnsi="맑은 고딕"/>
                       <w:color w:val="0000FF"/>
                     </w:rPr>
-                    <w:t xml:space="preserve">칙령 제41호</w:t>
+                    <w:t xml:space="preserve">한일의정서로 일본이 한반도의 군사적 요지를 사용할 수 있게 됨</w:t>
                   </w:r>
                 </w:p>
               </w:tc>
@@ -6617,37 +8592,13 @@
                     <w:rPr>
                       <w:rFonts w:ascii="맑은 고딕" w:cs="맑은 고딕" w:eastAsia="맑은 고딕" w:hAnsi="맑은 고딕"/>
                     </w:rPr>
-                    <w:t xml:space="preserve">② 연결 해석</w:t>
-                  </w:r>
-                </w:p>
-              </w:tc>
-              <w:tc>
-                <w:tcPr>
-                  <w:tcW w:type="dxa" w:w="2300"/>
-                  <w:tcMar>
-                    <w:top w:type="dxa" w:w="60"/>
-                    <w:left w:type="dxa" w:w="100"/>
-                    <w:bottom w:type="dxa" w:w="60"/>
-                    <w:right w:type="dxa" w:w="100"/>
-                  </w:tcMar>
-                  <w:vAlign w:val="center"/>
-                </w:tcPr>
-                <w:p>
-                  <w:pPr>
-                    <w:spacing w:after="30" w:before="0" w:line="276"/>
-                    <w:jc w:val="left"/>
-                  </w:pPr>
-                  <w:r>
-                    <w:rPr>
-                      <w:rFonts w:ascii="맑은 고딕" w:cs="맑은 고딕" w:eastAsia="맑은 고딕" w:hAnsi="맑은 고딕"/>
-                    </w:rPr>
-                    <w:t xml:space="preserve">여러 자료를 연결해 해석한 것</w:t>
-                  </w:r>
-                </w:p>
-              </w:tc>
-              <w:tc>
-                <w:tcPr>
-                  <w:tcW w:type="dxa" w:w="3500"/>
+                    <w:t xml:space="preserve">1904. 9</w:t>
+                  </w:r>
+                </w:p>
+              </w:tc>
+              <w:tc>
+                <w:tcPr>
+                  <w:tcW w:type="dxa" w:w="4000"/>
                   <w:tcMar>
                     <w:top w:type="dxa" w:w="60"/>
                     <w:left w:type="dxa" w:w="100"/>
@@ -6666,13 +8617,13 @@
                       <w:rFonts w:ascii="맑은 고딕" w:cs="맑은 고딕" w:eastAsia="맑은 고딕" w:hAnsi="맑은 고딕"/>
                       <w:color w:val="0000FF"/>
                     </w:rPr>
-                    <w:t xml:space="preserve">1900년 대한제국은 독도를 울도군 관할로 정했다.</w:t>
-                  </w:r>
-                </w:p>
-              </w:tc>
-              <w:tc>
-                <w:tcPr>
-                  <w:tcW w:type="dxa" w:w="1500"/>
+                    <w:t xml:space="preserve">나카이의 편입·대하 청원</w:t>
+                  </w:r>
+                </w:p>
+              </w:tc>
+              <w:tc>
+                <w:tcPr>
+                  <w:tcW w:type="dxa" w:w="3300"/>
                   <w:tcMar>
                     <w:top w:type="dxa" w:w="60"/>
                     <w:left w:type="dxa" w:w="100"/>
@@ -6691,7 +8642,7 @@
                       <w:rFonts w:ascii="맑은 고딕" w:cs="맑은 고딕" w:eastAsia="맑은 고딕" w:hAnsi="맑은 고딕"/>
                       <w:color w:val="0000FF"/>
                     </w:rPr>
-                    <w:t xml:space="preserve">칙령 제41호 + 1904·1906 기록</w:t>
+                    <w:t xml:space="preserve">편입 절차의 시작</w:t>
                   </w:r>
                 </w:p>
               </w:tc>
@@ -6721,37 +8672,13 @@
                     <w:rPr>
                       <w:rFonts w:ascii="맑은 고딕" w:cs="맑은 고딕" w:eastAsia="맑은 고딕" w:hAnsi="맑은 고딕"/>
                     </w:rPr>
-                    <w:t xml:space="preserve">③ 현재의 평가</w:t>
-                  </w:r>
-                </w:p>
-              </w:tc>
-              <w:tc>
-                <w:tcPr>
-                  <w:tcW w:type="dxa" w:w="2300"/>
-                  <w:tcMar>
-                    <w:top w:type="dxa" w:w="60"/>
-                    <w:left w:type="dxa" w:w="100"/>
-                    <w:bottom w:type="dxa" w:w="60"/>
-                    <w:right w:type="dxa" w:w="100"/>
-                  </w:tcMar>
-                  <w:vAlign w:val="center"/>
-                </w:tcPr>
-                <w:p>
-                  <w:pPr>
-                    <w:spacing w:after="30" w:before="0" w:line="276"/>
-                    <w:jc w:val="left"/>
-                  </w:pPr>
-                  <w:r>
-                    <w:rPr>
-                      <w:rFonts w:ascii="맑은 고딕" w:cs="맑은 고딕" w:eastAsia="맑은 고딕" w:hAnsi="맑은 고딕"/>
-                    </w:rPr>
-                    <w:t xml:space="preserve">오늘날 우리가 평가하는 것</w:t>
-                  </w:r>
-                </w:p>
-              </w:tc>
-              <w:tc>
-                <w:tcPr>
-                  <w:tcW w:type="dxa" w:w="3500"/>
+                    <w:t xml:space="preserve">1904. 11</w:t>
+                  </w:r>
+                </w:p>
+              </w:tc>
+              <w:tc>
+                <w:tcPr>
+                  <w:tcW w:type="dxa" w:w="4000"/>
                   <w:tcMar>
                     <w:top w:type="dxa" w:w="60"/>
                     <w:left w:type="dxa" w:w="100"/>
@@ -6770,13 +8697,13 @@
                       <w:rFonts w:ascii="맑은 고딕" w:cs="맑은 고딕" w:eastAsia="맑은 고딕" w:hAnsi="맑은 고딕"/>
                       <w:color w:val="0000FF"/>
                     </w:rPr>
-                    <w:t xml:space="preserve">1877·1900·1904·1906년의 기록을 함께 읽으면, 1905년 결정문의 “다른 나라가 점유한 형적이 없다”는 판단은 그대로 받아들이기 어렵다.</w:t>
-                  </w:r>
-                </w:p>
-              </w:tc>
-              <w:tc>
-                <w:tcPr>
-                  <w:tcW w:type="dxa" w:w="1500"/>
+                    <w:t xml:space="preserve">군함 쓰시마, 망루·전신 시설 설치 가능성 조사</w:t>
+                  </w:r>
+                </w:p>
+              </w:tc>
+              <w:tc>
+                <w:tcPr>
+                  <w:tcW w:type="dxa" w:w="3300"/>
                   <w:tcMar>
                     <w:top w:type="dxa" w:w="60"/>
                     <w:left w:type="dxa" w:w="100"/>
@@ -6795,7 +8722,327 @@
                       <w:rFonts w:ascii="맑은 고딕" w:cs="맑은 고딕" w:eastAsia="맑은 고딕" w:hAnsi="맑은 고딕"/>
                       <w:color w:val="0000FF"/>
                     </w:rPr>
-                    <w:t xml:space="preserve">맺음 문장(여러 기록 종합)</w:t>
+                    <w:t xml:space="preserve">시대 배경(단일 원인으로 단정하지 않음)</w:t>
+                  </w:r>
+                </w:p>
+              </w:tc>
+            </w:tr>
+            <w:tr>
+              <w:trPr>
+                <w:cantSplit/>
+                <w:trHeight w:val="520" w:hRule="atLeast"/>
+              </w:trPr>
+              <w:tc>
+                <w:tcPr>
+                  <w:tcW w:type="dxa" w:w="1300"/>
+                  <w:tcMar>
+                    <w:top w:type="dxa" w:w="60"/>
+                    <w:left w:type="dxa" w:w="100"/>
+                    <w:bottom w:type="dxa" w:w="60"/>
+                    <w:right w:type="dxa" w:w="100"/>
+                  </w:tcMar>
+                  <w:vAlign w:val="center"/>
+                </w:tcPr>
+                <w:p>
+                  <w:pPr>
+                    <w:spacing w:after="30" w:before="0" w:line="276"/>
+                    <w:jc w:val="left"/>
+                  </w:pPr>
+                  <w:r>
+                    <w:rPr>
+                      <w:rFonts w:ascii="맑은 고딕" w:cs="맑은 고딕" w:eastAsia="맑은 고딕" w:hAnsi="맑은 고딕"/>
+                    </w:rPr>
+                    <w:t xml:space="preserve">1905. 1</w:t>
+                  </w:r>
+                </w:p>
+              </w:tc>
+              <w:tc>
+                <w:tcPr>
+                  <w:tcW w:type="dxa" w:w="4000"/>
+                  <w:tcMar>
+                    <w:top w:type="dxa" w:w="60"/>
+                    <w:left w:type="dxa" w:w="100"/>
+                    <w:bottom w:type="dxa" w:w="60"/>
+                    <w:right w:type="dxa" w:w="100"/>
+                  </w:tcMar>
+                  <w:vAlign w:val="center"/>
+                </w:tcPr>
+                <w:p>
+                  <w:pPr>
+                    <w:spacing w:after="30" w:before="0" w:line="276"/>
+                    <w:jc w:val="left"/>
+                  </w:pPr>
+                  <w:r>
+                    <w:rPr>
+                      <w:rFonts w:ascii="맑은 고딕" w:cs="맑은 고딕" w:eastAsia="맑은 고딕" w:hAnsi="맑은 고딕"/>
+                      <w:color w:val="0000FF"/>
+                    </w:rPr>
+                    <w:t xml:space="preserve">일본 내각 결정(‘다른 나라가 점유한 형적이 없다’)</w:t>
+                  </w:r>
+                </w:p>
+              </w:tc>
+              <w:tc>
+                <w:tcPr>
+                  <w:tcW w:type="dxa" w:w="3300"/>
+                  <w:tcMar>
+                    <w:top w:type="dxa" w:w="60"/>
+                    <w:left w:type="dxa" w:w="100"/>
+                    <w:bottom w:type="dxa" w:w="60"/>
+                    <w:right w:type="dxa" w:w="100"/>
+                  </w:tcMar>
+                  <w:vAlign w:val="center"/>
+                </w:tcPr>
+                <w:p>
+                  <w:pPr>
+                    <w:spacing w:after="30" w:before="0" w:line="276"/>
+                    <w:jc w:val="left"/>
+                  </w:pPr>
+                  <w:r>
+                    <w:rPr>
+                      <w:rFonts w:ascii="맑은 고딕" w:cs="맑은 고딕" w:eastAsia="맑은 고딕" w:hAnsi="맑은 고딕"/>
+                      <w:color w:val="0000FF"/>
+                    </w:rPr>
+                    <w:t xml:space="preserve">검토 대상 문서</w:t>
+                  </w:r>
+                </w:p>
+              </w:tc>
+            </w:tr>
+            <w:tr>
+              <w:trPr>
+                <w:cantSplit/>
+                <w:trHeight w:val="520" w:hRule="atLeast"/>
+              </w:trPr>
+              <w:tc>
+                <w:tcPr>
+                  <w:tcW w:type="dxa" w:w="1300"/>
+                  <w:tcMar>
+                    <w:top w:type="dxa" w:w="60"/>
+                    <w:left w:type="dxa" w:w="100"/>
+                    <w:bottom w:type="dxa" w:w="60"/>
+                    <w:right w:type="dxa" w:w="100"/>
+                  </w:tcMar>
+                  <w:vAlign w:val="center"/>
+                </w:tcPr>
+                <w:p>
+                  <w:pPr>
+                    <w:spacing w:after="30" w:before="0" w:line="276"/>
+                    <w:jc w:val="left"/>
+                  </w:pPr>
+                  <w:r>
+                    <w:rPr>
+                      <w:rFonts w:ascii="맑은 고딕" w:cs="맑은 고딕" w:eastAsia="맑은 고딕" w:hAnsi="맑은 고딕"/>
+                    </w:rPr>
+                    <w:t xml:space="preserve">1905. 2</w:t>
+                  </w:r>
+                </w:p>
+              </w:tc>
+              <w:tc>
+                <w:tcPr>
+                  <w:tcW w:type="dxa" w:w="4000"/>
+                  <w:tcMar>
+                    <w:top w:type="dxa" w:w="60"/>
+                    <w:left w:type="dxa" w:w="100"/>
+                    <w:bottom w:type="dxa" w:w="60"/>
+                    <w:right w:type="dxa" w:w="100"/>
+                  </w:tcMar>
+                  <w:vAlign w:val="center"/>
+                </w:tcPr>
+                <w:p>
+                  <w:pPr>
+                    <w:spacing w:after="30" w:before="0" w:line="276"/>
+                    <w:jc w:val="left"/>
+                  </w:pPr>
+                  <w:r>
+                    <w:rPr>
+                      <w:rFonts w:ascii="맑은 고딕" w:cs="맑은 고딕" w:eastAsia="맑은 고딕" w:hAnsi="맑은 고딕"/>
+                      <w:color w:val="0000FF"/>
+                    </w:rPr>
+                    <w:t xml:space="preserve">‘시마네현 고시 제40호’</w:t>
+                  </w:r>
+                </w:p>
+              </w:tc>
+              <w:tc>
+                <w:tcPr>
+                  <w:tcW w:type="dxa" w:w="3300"/>
+                  <w:tcMar>
+                    <w:top w:type="dxa" w:w="60"/>
+                    <w:left w:type="dxa" w:w="100"/>
+                    <w:bottom w:type="dxa" w:w="60"/>
+                    <w:right w:type="dxa" w:w="100"/>
+                  </w:tcMar>
+                  <w:vAlign w:val="center"/>
+                </w:tcPr>
+                <w:p>
+                  <w:pPr>
+                    <w:spacing w:after="30" w:before="0" w:line="276"/>
+                    <w:jc w:val="left"/>
+                  </w:pPr>
+                  <w:r>
+                    <w:rPr>
+                      <w:rFonts w:ascii="맑은 고딕" w:cs="맑은 고딕" w:eastAsia="맑은 고딕" w:hAnsi="맑은 고딕"/>
+                      <w:color w:val="0000FF"/>
+                    </w:rPr>
+                    <w:t xml:space="preserve">편입 고시</w:t>
+                  </w:r>
+                </w:p>
+              </w:tc>
+            </w:tr>
+            <w:tr>
+              <w:trPr>
+                <w:cantSplit/>
+                <w:trHeight w:val="520" w:hRule="atLeast"/>
+              </w:trPr>
+              <w:tc>
+                <w:tcPr>
+                  <w:tcW w:type="dxa" w:w="1300"/>
+                  <w:tcMar>
+                    <w:top w:type="dxa" w:w="60"/>
+                    <w:left w:type="dxa" w:w="100"/>
+                    <w:bottom w:type="dxa" w:w="60"/>
+                    <w:right w:type="dxa" w:w="100"/>
+                  </w:tcMar>
+                  <w:vAlign w:val="center"/>
+                </w:tcPr>
+                <w:p>
+                  <w:pPr>
+                    <w:spacing w:after="30" w:before="0" w:line="276"/>
+                    <w:jc w:val="left"/>
+                  </w:pPr>
+                  <w:r>
+                    <w:rPr>
+                      <w:rFonts w:ascii="맑은 고딕" w:cs="맑은 고딕" w:eastAsia="맑은 고딕" w:hAnsi="맑은 고딕"/>
+                    </w:rPr>
+                    <w:t xml:space="preserve">1905. 5</w:t>
+                  </w:r>
+                </w:p>
+              </w:tc>
+              <w:tc>
+                <w:tcPr>
+                  <w:tcW w:type="dxa" w:w="4000"/>
+                  <w:tcMar>
+                    <w:top w:type="dxa" w:w="60"/>
+                    <w:left w:type="dxa" w:w="100"/>
+                    <w:bottom w:type="dxa" w:w="60"/>
+                    <w:right w:type="dxa" w:w="100"/>
+                  </w:tcMar>
+                  <w:vAlign w:val="center"/>
+                </w:tcPr>
+                <w:p>
+                  <w:pPr>
+                    <w:spacing w:after="30" w:before="0" w:line="276"/>
+                    <w:jc w:val="left"/>
+                  </w:pPr>
+                  <w:r>
+                    <w:rPr>
+                      <w:rFonts w:ascii="맑은 고딕" w:cs="맑은 고딕" w:eastAsia="맑은 고딕" w:hAnsi="맑은 고딕"/>
+                      <w:color w:val="0000FF"/>
+                    </w:rPr>
+                    <w:t xml:space="preserve">쓰시마 해전</w:t>
+                  </w:r>
+                </w:p>
+              </w:tc>
+              <w:tc>
+                <w:tcPr>
+                  <w:tcW w:type="dxa" w:w="3300"/>
+                  <w:tcMar>
+                    <w:top w:type="dxa" w:w="60"/>
+                    <w:left w:type="dxa" w:w="100"/>
+                    <w:bottom w:type="dxa" w:w="60"/>
+                    <w:right w:type="dxa" w:w="100"/>
+                  </w:tcMar>
+                  <w:vAlign w:val="center"/>
+                </w:tcPr>
+                <w:p>
+                  <w:pPr>
+                    <w:spacing w:after="30" w:before="0" w:line="276"/>
+                    <w:jc w:val="left"/>
+                  </w:pPr>
+                  <w:r>
+                    <w:rPr>
+                      <w:rFonts w:ascii="맑은 고딕" w:cs="맑은 고딕" w:eastAsia="맑은 고딕" w:hAnsi="맑은 고딕"/>
+                      <w:color w:val="0000FF"/>
+                    </w:rPr>
+                    <w:t xml:space="preserve">러일전쟁의 승패를 가른 해전</w:t>
+                  </w:r>
+                </w:p>
+              </w:tc>
+            </w:tr>
+            <w:tr>
+              <w:trPr>
+                <w:cantSplit/>
+                <w:trHeight w:val="520" w:hRule="atLeast"/>
+              </w:trPr>
+              <w:tc>
+                <w:tcPr>
+                  <w:tcW w:type="dxa" w:w="1300"/>
+                  <w:tcMar>
+                    <w:top w:type="dxa" w:w="60"/>
+                    <w:left w:type="dxa" w:w="100"/>
+                    <w:bottom w:type="dxa" w:w="60"/>
+                    <w:right w:type="dxa" w:w="100"/>
+                  </w:tcMar>
+                  <w:vAlign w:val="center"/>
+                </w:tcPr>
+                <w:p>
+                  <w:pPr>
+                    <w:spacing w:after="30" w:before="0" w:line="276"/>
+                    <w:jc w:val="left"/>
+                  </w:pPr>
+                  <w:r>
+                    <w:rPr>
+                      <w:rFonts w:ascii="맑은 고딕" w:cs="맑은 고딕" w:eastAsia="맑은 고딕" w:hAnsi="맑은 고딕"/>
+                    </w:rPr>
+                    <w:t xml:space="preserve">1905. 11</w:t>
+                  </w:r>
+                </w:p>
+              </w:tc>
+              <w:tc>
+                <w:tcPr>
+                  <w:tcW w:type="dxa" w:w="4000"/>
+                  <w:tcMar>
+                    <w:top w:type="dxa" w:w="60"/>
+                    <w:left w:type="dxa" w:w="100"/>
+                    <w:bottom w:type="dxa" w:w="60"/>
+                    <w:right w:type="dxa" w:w="100"/>
+                  </w:tcMar>
+                  <w:vAlign w:val="center"/>
+                </w:tcPr>
+                <w:p>
+                  <w:pPr>
+                    <w:spacing w:after="30" w:before="0" w:line="276"/>
+                    <w:jc w:val="left"/>
+                  </w:pPr>
+                  <w:r>
+                    <w:rPr>
+                      <w:rFonts w:ascii="맑은 고딕" w:cs="맑은 고딕" w:eastAsia="맑은 고딕" w:hAnsi="맑은 고딕"/>
+                      <w:color w:val="0000FF"/>
+                    </w:rPr>
+                    <w:t xml:space="preserve">을사늑약</w:t>
+                  </w:r>
+                </w:p>
+              </w:tc>
+              <w:tc>
+                <w:tcPr>
+                  <w:tcW w:type="dxa" w:w="3300"/>
+                  <w:tcMar>
+                    <w:top w:type="dxa" w:w="60"/>
+                    <w:left w:type="dxa" w:w="100"/>
+                    <w:bottom w:type="dxa" w:w="60"/>
+                    <w:right w:type="dxa" w:w="100"/>
+                  </w:tcMar>
+                  <w:vAlign w:val="center"/>
+                </w:tcPr>
+                <w:p>
+                  <w:pPr>
+                    <w:spacing w:after="30" w:before="0" w:line="276"/>
+                    <w:jc w:val="left"/>
+                  </w:pPr>
+                  <w:r>
+                    <w:rPr>
+                      <w:rFonts w:ascii="맑은 고딕" w:cs="맑은 고딕" w:eastAsia="맑은 고딕" w:hAnsi="맑은 고딕"/>
+                      <w:color w:val="0000FF"/>
+                    </w:rPr>
+                    <w:t xml:space="preserve">1906년 대한제국 대응의 조건(외교권 제약)</w:t>
                   </w:r>
                 </w:p>
               </w:tc>
@@ -6803,20 +9050,6 @@
           </w:tbl>
           <w:p>
             <w:pPr>
-              <w:spacing w:after="30" w:before="0" w:line="276"/>
-              <w:ind w:left="200" w:hanging="0"/>
-              <w:jc w:val="left"/>
-            </w:pPr>
-            <w:r>
-              <w:rPr>
-                <w:rFonts w:ascii="맑은 고딕" w:cs="맑은 고딕" w:eastAsia="맑은 고딕" w:hAnsi="맑은 고딕"/>
-                <w:color w:val="0000FF"/>
-              </w:rPr>
-              <w:t xml:space="preserve">② 연결 해석은 틀린 문장이라는 뜻이 아니다. 칙령 문면의 ‘석도’를 다른 자료(돌섬·독섬 명칭, 1904·1906년 기록)와 연결해 ‘독도’로 읽은 문장이라는 뜻이며, 한국 정부와 학계는 이 연결을 근거로 석도를 독도로 본다. 칙령 한 장만으로 말할 수 있는 ① 직접 진술과 구분하도록 안내한다. 직접 진술도 그 자체로 역사적 사실이 되는 것은 아니며, 누가 어떤 목적으로 쓴 기록인지 함께 따져야 함을 덧붙인다.</w:t>
-            </w:r>
-          </w:p>
-          <w:p>
-            <w:pPr>
               <w:spacing w:after="60" w:before="160" w:line="276"/>
               <w:ind w:left="300" w:hanging="0"/>
               <w:jc w:val="left"/>
@@ -6827,7 +9060,7 @@
                 <w:b/>
                 <w:bCs/>
               </w:rPr>
-              <w:t xml:space="preserve">1905년 편입의 동아시아 맥락 찾기</w:t>
+              <w:t xml:space="preserve">지도로 공간 관계 확인하기</w:t>
             </w:r>
           </w:p>
           <w:p>
@@ -6841,7 +9074,7 @@
                 <w:b/>
                 <w:bCs/>
               </w:rPr>
-              <w:t xml:space="preserve">② 1905년의 편입은 당시 동아시아의 어떤 변화 속에서 일어났나요? 시간 띠와 기행 지도에서 사건·장소 두 가지를 찾아 1905년의 기록과 연결해 보세요.</w:t>
+              <w:t xml:space="preserve">② 지도(게임의 기행 지도 또는 역사부도)에서 뤼순·쓰시마 해협·울릉도·독도·마쓰에를 찾고, 1905년 편입과 러일전쟁의 시간·공간적 관계를 2문장으로 설명해 보세요.</w:t>
             </w:r>
           </w:p>
           <w:tbl>
@@ -6884,15 +9117,9 @@
                   <w:r>
                     <w:rPr>
                       <w:rFonts w:ascii="맑은 고딕" w:cs="맑은 고딕" w:eastAsia="맑은 고딕" w:hAnsi="맑은 고딕"/>
-                    </w:rPr>
-                    <w:t xml:space="preserve">· 사건·장소 1 : </w:t>
-                  </w:r>
-                  <w:r>
-                    <w:rPr>
-                      <w:rFonts w:ascii="맑은 고딕" w:cs="맑은 고딕" w:eastAsia="맑은 고딕" w:hAnsi="맑은 고딕"/>
                       <w:color w:val="0000FF"/>
                     </w:rPr>
-                    <w:t xml:space="preserve">러일전쟁 개전과 한일의정서(1904.2) — 뤼순</w:t>
+                    <w:t xml:space="preserve">예시) 러일전쟁 중 일본 해군이 동해의 섬들에 망루와 전신 시설을 세울 수 있는지 조사하던 무렵(1904.11), 일본 내각은 독도 편입을 결정했다(1905.1). 독도는 쓰시마 해협에서 동해로 이어지는 바닷길 가까이에 있었지만, 이것만으로 편입의 원인을 하나로 확정할 수는 없음을 함께 적게 한다.</w:t>
                   </w:r>
                 </w:p>
               </w:tc>
@@ -6918,19 +9145,6 @@
                     <w:spacing w:after="30" w:before="0" w:line="276"/>
                     <w:jc w:val="left"/>
                   </w:pPr>
-                  <w:r>
-                    <w:rPr>
-                      <w:rFonts w:ascii="맑은 고딕" w:cs="맑은 고딕" w:eastAsia="맑은 고딕" w:hAnsi="맑은 고딕"/>
-                    </w:rPr>
-                    <w:t xml:space="preserve">· 사건·장소 2 : </w:t>
-                  </w:r>
-                  <w:r>
-                    <w:rPr>
-                      <w:rFonts w:ascii="맑은 고딕" w:cs="맑은 고딕" w:eastAsia="맑은 고딕" w:hAnsi="맑은 고딕"/>
-                      <w:color w:val="0000FF"/>
-                    </w:rPr>
-                    <w:t xml:space="preserve">쓰시마 해전(1905.5) — 쓰시마 해협</w:t>
-                  </w:r>
                 </w:p>
               </w:tc>
             </w:tr>
@@ -6955,19 +9169,6 @@
                     <w:spacing w:after="30" w:before="0" w:line="276"/>
                     <w:jc w:val="left"/>
                   </w:pPr>
-                  <w:r>
-                    <w:rPr>
-                      <w:rFonts w:ascii="맑은 고딕" w:cs="맑은 고딕" w:eastAsia="맑은 고딕" w:hAnsi="맑은 고딕"/>
-                    </w:rPr>
-                    <w:t xml:space="preserve">· 연결 : </w:t>
-                  </w:r>
-                  <w:r>
-                    <w:rPr>
-                      <w:rFonts w:ascii="맑은 고딕" w:cs="맑은 고딕" w:eastAsia="맑은 고딕" w:hAnsi="맑은 고딕"/>
-                      <w:color w:val="0000FF"/>
-                    </w:rPr>
-                    <w:t xml:space="preserve">러일전쟁 중 일본 해군이 동해에서 망루·전신 시설을 조사하던 시기(1904.11)에 1905년 1월 내각 결정과 2월 시마네현 고시가 나왔다. 다만 이것만으로 편입의 원인을 하나로 확정할 수는 없음을 함께 적게 한다.</w:t>
-                  </w:r>
                 </w:p>
               </w:tc>
             </w:tr>
@@ -7060,7 +9261,7 @@
                       <w:b/>
                       <w:bCs/>
                     </w:rPr>
-                    <w:t xml:space="preserve">활동 3</w:t>
+                    <w:t xml:space="preserve">활동 4</w:t>
                   </w:r>
                 </w:p>
               </w:tc>
@@ -7094,7 +9295,7 @@
                       <w:sz w:val="22"/>
                       <w:szCs w:val="22"/>
                     </w:rPr>
-                    <w:t xml:space="preserve">이웃 나라 친구에게 자료로 설명하기</w:t>
+                    <w:t xml:space="preserve">[2차시] ‘주인 없는 섬’ 주장 검증하기</w:t>
                   </w:r>
                 </w:p>
               </w:tc>
@@ -7707,7 +9908,7 @@
                 <w:b/>
                 <w:bCs/>
               </w:rPr>
-              <w:t xml:space="preserve">② 상대를 비난하지 않고, 자료로 말하는 문장 3~5개로 설명해 보세요.</w:t>
+              <w:t xml:space="preserve">② 상대를 비난하지 않고, 자료로 말하는 문장 5~7개로 설명해 보세요. (비교 사료 2개 이상 · 자료의 한계 1가지 · 시대 배경 1가지 포함)</w:t>
             </w:r>
           </w:p>
           <w:p>
@@ -7721,7 +9922,7 @@
                 <w:rFonts w:ascii="맑은 고딕" w:cs="맑은 고딕" w:eastAsia="맑은 고딕" w:hAnsi="맑은 고딕"/>
                 <w:color w:val="0000FF"/>
               </w:rPr>
-              <w:t xml:space="preserve">아래는 자료를 배열해 설명하는 한 가지 예시이며, 같은 결론을 요구하지 않는다. 자료가 직접 말하는 범위와 한계를 구분해 검토했는지를 본다.</w:t>
+              <w:t xml:space="preserve">아래는 자료를 배열해 설명하는 한 가지 예시이며, 같은 결론을 요구하지 않는다. 자료가 직접 말하는 범위와 한계를 구분하고 시대 배경과 연결해 검토했는지를 본다.</w:t>
             </w:r>
           </w:p>
           <w:tbl>
@@ -7766,7 +9967,7 @@
                       <w:rFonts w:ascii="맑은 고딕" w:cs="맑은 고딕" w:eastAsia="맑은 고딕" w:hAnsi="맑은 고딕"/>
                       <w:color w:val="0000FF"/>
                     </w:rPr>
-                    <w:t xml:space="preserve">예시) 1905년 일본 내각 결정은 이 섬에 “다른 나라가 점유했다고 인정할 형적이 없다”고 적었다. 그런데 그보다 앞선 1900년, 대한제국은 칙령 제41호로 울도군이 “석도”를 관할한다고 정했다. 석도가 어느 섬인지는 이 칙령만으로 확정되지 않지만, 1904년 일본 군함 기록에는 한국인이 이 섬을 “독도(獨島)”라고 썼다고 적혀 있다. 1906년 울도군수는 “본군 소속 독도”라고 보고했고, 중앙정부는 일본 영지라는 말이 근거 없다며 다시 조사하라고 지시했다. 이 기록들과 비교하면 1905년 일본 내각 결정문의 판단은 그대로 받아들이기 어렵다고 생각한다.</w:t>
+                    <w:t xml:space="preserve">예시) 1905년 일본 내각 결정은 이 섬에 “다른 나라가 점유했다고 인정할 형적이 없다”고 적고 편입을 결정했다. 이 결정은 러일전쟁 중, 일본 해군이 동해의 섬들에 망루·전신 시설을 세울 수 있는지 조사하던 무렵에 나왔다. 그런데 그보다 앞선 1900년, 대한제국은 칙령 제41호로 울도군이 “석도”를 관할한다고 정했다. 칙령에는 석도의 위치가 적혀 있지 않아 이 문서만으로 어느 섬인지 확정할 수는 없지만, 1904년 일본 군함 기록에는 한국인이 이 섬을 “독도(獨島)”라고 썼다고 적혀 있다. 1906년 울도군수는 “본군 소속 독도”라고 보고했고, 중앙정부는 일본 영지라는 말이 근거 없다며 다시 조사하라고 지시했다. 이 기록들과 비교하면 이 섬에 다른 나라의 점유 흔적이 없다고 본 1905년 일본 내각 결정문의 판단은 그대로 받아들이기 어렵다.</w:t>
                   </w:r>
                 </w:p>
               </w:tc>
@@ -7843,6 +10044,30 @@
                 </w:p>
               </w:tc>
             </w:tr>
+            <w:tr>
+              <w:trPr>
+                <w:cantSplit/>
+                <w:trHeight w:val="420" w:hRule="atLeast"/>
+              </w:trPr>
+              <w:tc>
+                <w:tcPr>
+                  <w:tcW w:type="dxa" w:w="8600"/>
+                  <w:tcMar>
+                    <w:top w:type="dxa" w:w="40"/>
+                    <w:left w:type="dxa" w:w="100"/>
+                    <w:bottom w:type="dxa" w:w="40"/>
+                    <w:right w:type="dxa" w:w="100"/>
+                  </w:tcMar>
+                  <w:vAlign w:val="center"/>
+                </w:tcPr>
+                <w:p>
+                  <w:pPr>
+                    <w:spacing w:after="30" w:before="0" w:line="276"/>
+                    <w:jc w:val="left"/>
+                  </w:pPr>
+                </w:p>
+              </w:tc>
+            </w:tr>
           </w:tbl>
           <w:p>
             <w:pPr>
@@ -7855,7 +10080,7 @@
                 <w:b/>
                 <w:bCs/>
               </w:rPr>
-              <w:t xml:space="preserve">③ 스스로 점검하기</w:t>
+              <w:t xml:space="preserve">③ 짝과 바꿔 읽고 점검하기</w:t>
             </w:r>
           </w:p>
           <w:tbl>
@@ -7899,7 +10124,7 @@
                     <w:rPr>
                       <w:rFonts w:ascii="맑은 고딕" w:cs="맑은 고딕" w:eastAsia="맑은 고딕" w:hAnsi="맑은 고딕"/>
                     </w:rPr>
-                    <w:t xml:space="preserve">□ 1905년 일본 내각 결정문을 검토 대상으로 삼아 비교 자료를 2개 이상, 시간 순서나 이유 있는 순서로 제시했다.</w:t>
+                    <w:t xml:space="preserve">□ 1905년 일본 내각 결정문을 검토 대상으로 삼아 비교 자료를 2개 이상 제시했다.</w:t>
                   </w:r>
                 </w:p>
               </w:tc>
@@ -7959,7 +10184,7 @@
                     <w:rPr>
                       <w:rFonts w:ascii="맑은 고딕" w:cs="맑은 고딕" w:eastAsia="맑은 고딕" w:hAnsi="맑은 고딕"/>
                     </w:rPr>
-                    <w:t xml:space="preserve">□ 자료가 말하는 범위를 넘는 단정을 하지 않았다.</w:t>
+                    <w:t xml:space="preserve">□ 자료만으로는 말하기 어려운 것(한계)을 1가지 이상 밝혔다.</w:t>
                   </w:r>
                 </w:p>
               </w:tc>
@@ -7989,6 +10214,36 @@
                     <w:rPr>
                       <w:rFonts w:ascii="맑은 고딕" w:cs="맑은 고딕" w:eastAsia="맑은 고딕" w:hAnsi="맑은 고딕"/>
                     </w:rPr>
+                    <w:t xml:space="preserve">□ 러일전쟁 전후의 시대 배경을 1가지 이상 연결했다.</w:t>
+                  </w:r>
+                </w:p>
+              </w:tc>
+            </w:tr>
+            <w:tr>
+              <w:trPr>
+                <w:cantSplit/>
+                <w:trHeight w:val="420" w:hRule="atLeast"/>
+              </w:trPr>
+              <w:tc>
+                <w:tcPr>
+                  <w:tcW w:type="dxa" w:w="8600"/>
+                  <w:tcMar>
+                    <w:top w:type="dxa" w:w="40"/>
+                    <w:left w:type="dxa" w:w="100"/>
+                    <w:bottom w:type="dxa" w:w="40"/>
+                    <w:right w:type="dxa" w:w="100"/>
+                  </w:tcMar>
+                  <w:vAlign w:val="center"/>
+                </w:tcPr>
+                <w:p>
+                  <w:pPr>
+                    <w:spacing w:after="30" w:before="0" w:line="276"/>
+                    <w:jc w:val="left"/>
+                  </w:pPr>
+                  <w:r>
+                    <w:rPr>
+                      <w:rFonts w:ascii="맑은 고딕" w:cs="맑은 고딕" w:eastAsia="맑은 고딕" w:hAnsi="맑은 고딕"/>
+                    </w:rPr>
                     <w:t xml:space="preserve">□ 상대 나라·국민을 비난하는 표현이 없다.</w:t>
                   </w:r>
                 </w:p>
@@ -8006,7 +10261,7 @@
                 <w:rFonts w:ascii="맑은 고딕" w:cs="맑은 고딕" w:eastAsia="맑은 고딕" w:hAnsi="맑은 고딕"/>
                 <w:color w:val="0000FF"/>
               </w:rPr>
-              <w:t xml:space="preserve">점검 4항목은 과정 중심 평가의 상·중·하 채점기준과 연결하여 피드백한다. 1906년 지령은 사실관계 재조사 지시이며 대외 항의 문서가 아니므로, “대한제국이 공식 항의했다”처럼 쓴 경우 표현을 좁히도록 안내한다.</w:t>
+              <w:t xml:space="preserve">점검 5항목은 과정 중심 평가의 상·중·하 채점기준과 연결하여 피드백한다. 1906년 지령은 사실관계 재조사 지시이며 대외 항의 문서가 아니므로, “대한제국이 공식 항의했다”처럼 쓴 경우 표현을 좁히도록 안내한다.</w:t>
             </w:r>
           </w:p>
           <w:p>
